--- a/downloads/student/ai-3-week-25.docx
+++ b/downloads/student/ai-3-week-25.docx
@@ -1728,6 +1728,16 @@
     <w:p>
       <w:r>
         <w:t>Passing this small rubric does not establish readability, completeness or benefit across every pupil and question.</w:t>
+      </w:r>
+    </w:p>
+    <w:p>
+      <w:r>
+        <w:t>Read the labelled picture: Why is “one out of two checks passed” an insufficient release decision? Point to the relevant step in the picture, then write the changed result and the rule or evidence that supports it.</w:t>
+      </w:r>
+    </w:p>
+    <w:p>
+      <w:r>
+        <w:t>Change one thing: Remove the unsupported sentence while preserving the supported one. Predict the result before checking the explanation. What remains the same?</w:t>
       </w:r>
     </w:p>
     <w:p>
@@ -3773,6 +3783,187 @@
     <w:p>
       <w:r>
         <w:t>Attempt the independent case before hints. Record whether you worked alone, used a hint or followed a model. After feedback, fix the first unsupported step and explain why it changed. A later check uses a changed case, not a copied answer.</w:t>
+      </w:r>
+    </w:p>
+    <w:p>
+      <w:pPr>
+        <w:pStyle w:val="Heading1"/>
+      </w:pPr>
+      <w:r>
+        <w:t>15. Your lesson route</w:t>
+      </w:r>
+    </w:p>
+    <w:p>
+      <w:r>
+        <w:t>Start with this question: Use a quality rubric whose safety gate cannot be traded for attractive formatting.</w:t>
+      </w:r>
+    </w:p>
+    <w:tbl>
+      <w:tblPr>
+        <w:tblStyle w:val="LightShading-Accent1"/>
+        <w:tblW w:type="auto" w:w="0"/>
+        <w:tblLook w:firstColumn="1" w:firstRow="1" w:lastColumn="0" w:lastRow="0" w:noHBand="0" w:noVBand="1" w:val="04A0"/>
+      </w:tblPr>
+      <w:tblGrid>
+        <w:gridCol w:w="5112"/>
+        <w:gridCol w:w="5112"/>
+      </w:tblGrid>
+      <w:tr>
+        <w:trPr>
+          <w:tblHeader/>
+        </w:trPr>
+        <w:tc>
+          <w:tcPr>
+            <w:tcW w:type="dxa" w:w="5112"/>
+          </w:tcPr>
+          <w:p>
+            <w:r>
+              <w:t>By the end, I can</w:t>
+            </w:r>
+          </w:p>
+        </w:tc>
+        <w:tc>
+          <w:tcPr>
+            <w:tcW w:type="dxa" w:w="5112"/>
+          </w:tcPr>
+          <w:p>
+            <w:r>
+              <w:t>How I will show it</w:t>
+            </w:r>
+          </w:p>
+        </w:tc>
+      </w:tr>
+      <w:tr>
+        <w:tc>
+          <w:tcPr>
+            <w:tcW w:type="dxa" w:w="5112"/>
+          </w:tcPr>
+          <w:p>
+            <w:r>
+              <w:t>Explain the mechanism and terminology of system evaluation sets</w:t>
+            </w:r>
+          </w:p>
+        </w:tc>
+        <w:tc>
+          <w:tcPr>
+            <w:tcW w:type="dxa" w:w="5112"/>
+          </w:tcPr>
+          <w:p>
+            <w:r>
+              <w:t>Explain the deciding step, show a trace or test, and state one limit.</w:t>
+            </w:r>
+          </w:p>
+        </w:tc>
+      </w:tr>
+      <w:tr>
+        <w:tc>
+          <w:tcPr>
+            <w:tcW w:type="dxa" w:w="5112"/>
+          </w:tcPr>
+          <w:p>
+            <w:r>
+              <w:t>Apply the stated procedure to a new case with a traceable result</w:t>
+            </w:r>
+          </w:p>
+        </w:tc>
+        <w:tc>
+          <w:tcPr>
+            <w:tcW w:type="dxa" w:w="5112"/>
+          </w:tcPr>
+          <w:p>
+            <w:r>
+              <w:t>Explain the deciding step, show a trace or test, and state one limit.</w:t>
+            </w:r>
+          </w:p>
+        </w:tc>
+      </w:tr>
+      <w:tr>
+        <w:tc>
+          <w:tcPr>
+            <w:tcW w:type="dxa" w:w="5112"/>
+          </w:tcPr>
+          <w:p>
+            <w:r>
+              <w:t>Identify an assumption or limitation and design a revealing follow-up</w:t>
+            </w:r>
+          </w:p>
+        </w:tc>
+        <w:tc>
+          <w:tcPr>
+            <w:tcW w:type="dxa" w:w="5112"/>
+          </w:tcPr>
+          <w:p>
+            <w:r>
+              <w:t>Explain the deciding step, show a trace or test, and state one limit.</w:t>
+            </w:r>
+          </w:p>
+        </w:tc>
+      </w:tr>
+    </w:tbl>
+    <w:p>
+      <w:r>
+        <w:t>Remember → watch and explain → try with help → investigate → try independently → keep project evidence. Your teacher may spread this lesson across several classes.</w:t>
+      </w:r>
+    </w:p>
+    <w:p>
+      <w:r>
+        <w:t>Keep your first prediction. Compare it with what the evidence shows and explain any change.</w:t>
+      </w:r>
+    </w:p>
+    <w:p>
+      <w:pPr>
+        <w:pStyle w:val="Heading1"/>
+      </w:pPr>
+      <w:r>
+        <w:t>16. Finish and return</w:t>
+      </w:r>
+    </w:p>
+    <w:p>
+      <w:r>
+        <w:t>Close your notes. Explain this goal in your own words: Explain the mechanism and terminology of system evaluation sets</w:t>
+      </w:r>
+    </w:p>
+    <w:p>
+      <w:pPr>
+        <w:pStyle w:val="Heading3"/>
+      </w:pPr>
+      <w:r>
+        <w:t>My deciding step, evidence and one remaining question</w:t>
+      </w:r>
+    </w:p>
+    <w:p>
+      <w:r>
+        <w:t>________________________________________________________________</w:t>
+      </w:r>
+    </w:p>
+    <w:p>
+      <w:r>
+        <w:t>________________________________________________________________</w:t>
+      </w:r>
+    </w:p>
+    <w:p>
+      <w:r>
+        <w:t>________________________________________________________________</w:t>
+      </w:r>
+    </w:p>
+    <w:p>
+      <w:r>
+        <w:t>________________________________________________________________</w:t>
+      </w:r>
+    </w:p>
+    <w:p>
+      <w:r>
+        <w:t>________________________________________________________________</w:t>
+      </w:r>
+    </w:p>
+    <w:p>
+      <w:r>
+        <w:t>If you are unsure, return to the worked picture and explain one arrow. If you are ready, change an input or assumption and justify your prediction.</w:t>
+      </w:r>
+    </w:p>
+    <w:p>
+      <w:r>
+        <w:t>Save your workbook evidence. At the next review, try a different case before opening your old answer.</w:t>
       </w:r>
     </w:p>
     <w:sectPr>

--- a/downloads/student/ai-3-week-25.docx
+++ b/downloads/student/ai-3-week-25.docx
@@ -3964,6 +3964,202 @@
     <w:p>
       <w:r>
         <w:t>Save your workbook evidence. At the next review, try a different case before opening your old answer.</w:t>
+      </w:r>
+    </w:p>
+    <w:p>
+      <w:pPr>
+        <w:pStyle w:val="Heading1"/>
+      </w:pPr>
+      <w:r>
+        <w:t>17. Supported practice, repair and portfolio</w:t>
+      </w:r>
+    </w:p>
+    <w:p>
+      <w:r>
+        <w:t>Use this supported practice once, in the browser or on paper. Keep the reserved independent assessment for a separate first attempt before teacher feedback.</w:t>
+      </w:r>
+    </w:p>
+    <w:p>
+      <w:r>
+        <w:t>Use a quality rubric whose safety gate cannot be traded for attractive formatting.</w:t>
+      </w:r>
+    </w:p>
+    <w:p>
+      <w:pPr>
+        <w:pStyle w:val="Heading3"/>
+      </w:pPr>
+      <w:r>
+        <w:t>Practice 1: explain the deciding evidence</w:t>
+      </w:r>
+    </w:p>
+    <w:p>
+      <w:r>
+        <w:t>Which labelled step matches this detail? Reject the answer for unsupported content despite its correct length.</w:t>
+      </w:r>
+    </w:p>
+    <w:p>
+      <w:r>
+        <w:t>1. Check format</w:t>
+      </w:r>
+    </w:p>
+    <w:p>
+      <w:r>
+        <w:t>2. Apply gate</w:t>
+      </w:r>
+    </w:p>
+    <w:p>
+      <w:r>
+        <w:t>3. Check support</w:t>
+      </w:r>
+    </w:p>
+    <w:p>
+      <w:pPr>
+        <w:pStyle w:val="Heading3"/>
+      </w:pPr>
+      <w:r>
+        <w:t>My selected conclusion, deciding fact and explanation</w:t>
+      </w:r>
+    </w:p>
+    <w:p>
+      <w:r>
+        <w:t>________________________________________________________________</w:t>
+      </w:r>
+    </w:p>
+    <w:p>
+      <w:r>
+        <w:t>________________________________________________________________</w:t>
+      </w:r>
+    </w:p>
+    <w:p>
+      <w:r>
+        <w:t>________________________________________________________________</w:t>
+      </w:r>
+    </w:p>
+    <w:p>
+      <w:r>
+        <w:t>________________________________________________________________</w:t>
+      </w:r>
+    </w:p>
+    <w:p>
+      <w:r>
+        <w:t>________________________________________________________________</w:t>
+      </w:r>
+    </w:p>
+    <w:p>
+      <w:r>
+        <w:t>Hint if needed: Read the steps in the pictorial case. Match the supplied detail to the stage that performs or records it.</w:t>
+      </w:r>
+    </w:p>
+    <w:p>
+      <w:r>
+        <w:t>After your attempt, compare with the supported explanation: Apply gate Reject the answer for unsupported content despite its correct length. Compare each draft sentence directly with S1. The anchoring claim matches the supplied source; the daily growth claim adds a measurement the source never gives. Two sentences pass the format rule, but unsupported content fails the mandatory evidence gate. Removing that sentence repairs the support defect rather than merely polishing the wording.</w:t>
+      </w:r>
+    </w:p>
+    <w:p>
+      <w:pPr>
+        <w:pStyle w:val="Heading3"/>
+      </w:pPr>
+      <w:r>
+        <w:t>Practice 2: explain the deciding evidence</w:t>
+      </w:r>
+    </w:p>
+    <w:p>
+      <w:r>
+        <w:t>Changed-case practice: Remove the unsupported sentence while preserving the supported one. Which conclusion is supported by the supplied facts?</w:t>
+      </w:r>
+    </w:p>
+    <w:p>
+      <w:r>
+        <w:t>1. The revised one-sentence answer passes these two declared checks.</w:t>
+      </w:r>
+    </w:p>
+    <w:p>
+      <w:r>
+        <w:t>2. This one example guarantees correct results for every future input.</w:t>
+      </w:r>
+    </w:p>
+    <w:p>
+      <w:r>
+        <w:t>3. We can decide the result without examining the changed input or the procedure.</w:t>
+      </w:r>
+    </w:p>
+    <w:p>
+      <w:pPr>
+        <w:pStyle w:val="Heading3"/>
+      </w:pPr>
+      <w:r>
+        <w:t>My selected conclusion, deciding fact and explanation</w:t>
+      </w:r>
+    </w:p>
+    <w:p>
+      <w:r>
+        <w:t>________________________________________________________________</w:t>
+      </w:r>
+    </w:p>
+    <w:p>
+      <w:r>
+        <w:t>________________________________________________________________</w:t>
+      </w:r>
+    </w:p>
+    <w:p>
+      <w:r>
+        <w:t>________________________________________________________________</w:t>
+      </w:r>
+    </w:p>
+    <w:p>
+      <w:r>
+        <w:t>________________________________________________________________</w:t>
+      </w:r>
+    </w:p>
+    <w:p>
+      <w:r>
+        <w:t>________________________________________________________________</w:t>
+      </w:r>
+    </w:p>
+    <w:p>
+      <w:r>
+        <w:t>Hint if needed: Use the changed condition and the deciding step in the pictorial trace. The answer must say what follows from those facts.</w:t>
+      </w:r>
+    </w:p>
+    <w:p>
+      <w:r>
+        <w:t>After your attempt, compare with the supported explanation: The revised one-sentence answer passes these two declared checks. The remaining claim is supported and one sentence is within the maximum.</w:t>
+      </w:r>
+    </w:p>
+    <w:p>
+      <w:pPr>
+        <w:pStyle w:val="Heading3"/>
+      </w:pPr>
+      <w:r>
+        <w:t>Repair a missing building block</w:t>
+      </w:r>
+    </w:p>
+    <w:p>
+      <w:r>
+        <w:t>Review Prototype a Grounded Assistant (ai-3/24). Goal: Explain the mechanism and terminology of capstone grounded assistant. Short practice: Can PL2 alone support “check the soil daily”? Point to the relevant step in the picture, then write the changed result and the rule or evidence that supports it.. Return to this week and explain what you changed.</w:t>
+      </w:r>
+    </w:p>
+    <w:p>
+      <w:r>
+        <w:t>Review Requests Responses and JSON (ai-3/22). Goal: Parse JSON into Python records. Short practice: Would converting the text silently prove the source count is correct? Point to the relevant step in the picture, then write the changed result and the rule or evidence that supports it.. Return to this week and explain what you changed.</w:t>
+      </w:r>
+    </w:p>
+    <w:p>
+      <w:r>
+        <w:t>Review User Need and AI Contribution (ai-3/19). Goal: Explain the mechanism and terminology of capstone requirements and corpus. Short practice: What non-AI baseline would reveal whether this helper adds value? Point to the relevant step in the picture, then write the changed result and the rule or evidence that supports it.. Return to this week and explain what you changed.</w:t>
+      </w:r>
+    </w:p>
+    <w:p>
+      <w:pPr>
+        <w:pStyle w:val="Heading3"/>
+      </w:pPr>
+      <w:r>
+        <w:t>Keep your completed work</w:t>
+      </w:r>
+    </w:p>
+    <w:p>
+      <w:r>
+        <w:t>Use Download completed work in the hosted lesson to export your answers, reflections, practice feedback and code-run evidence. Open the HTML copy to read or print it. Drafts stay in this browser when storage is available; clear drafts on a shared device.</w:t>
       </w:r>
     </w:p>
     <w:sectPr>

--- a/downloads/student/ai-3-week-25.docx
+++ b/downloads/student/ai-3-week-25.docx
@@ -42,6 +42,11 @@
       </w:r>
     </w:p>
     <w:p>
+      <w:r>
+        <w:t>Start with the target: Explain the mechanism and terminology of system evaluation sets. Try the recall before opening notes.</w:t>
+      </w:r>
+    </w:p>
+    <w:p>
       <w:pPr>
         <w:pStyle w:val="Heading3"/>
       </w:pPr>
@@ -50,17 +55,47 @@
       </w:r>
     </w:p>
     <w:p>
-      <w:r>
-        <w:t>I can explain the mechanism and terminology of system evaluation sets.</w:t>
-      </w:r>
-    </w:p>
-    <w:p>
-      <w:r>
+      <w:pPr>
+        <w:spacing w:line="336" w:lineRule="auto" w:after="180"/>
+      </w:pPr>
+      <w:r>
+        <w:rPr>
+          <w:b w:val="0"/>
+        </w:rPr>
+        <w:t xml:space="preserve">I can explain the </w:t>
+      </w:r>
+      <w:r>
+        <w:rPr>
+          <w:b/>
+        </w:rPr>
+        <w:t>mechanism</w:t>
+      </w:r>
+      <w:r>
+        <w:rPr>
+          <w:b w:val="0"/>
+        </w:rPr>
+        <w:t xml:space="preserve"> and terminology of system evaluation sets.</w:t>
+      </w:r>
+    </w:p>
+    <w:p>
+      <w:pPr>
+        <w:spacing w:line="336" w:lineRule="auto" w:after="180"/>
+      </w:pPr>
+      <w:r>
+        <w:rPr>
+          <w:b w:val="0"/>
+        </w:rPr>
         <w:t>I can apply the stated procedure to a new case with a traceable result.</w:t>
       </w:r>
     </w:p>
     <w:p>
-      <w:r>
+      <w:pPr>
+        <w:spacing w:line="336" w:lineRule="auto" w:after="180"/>
+      </w:pPr>
+      <w:r>
+        <w:rPr>
+          <w:b w:val="0"/>
+        </w:rPr>
         <w:t>I can identify an assumption or limitation and design a revealing follow-up.</w:t>
       </w:r>
     </w:p>
@@ -73,37 +108,91 @@
       </w:r>
     </w:p>
     <w:p>
-      <w:r>
+      <w:pPr>
+        <w:spacing w:line="336" w:lineRule="auto" w:after="180"/>
+      </w:pPr>
+      <w:r>
+        <w:rPr>
+          <w:b w:val="0"/>
+        </w:rPr>
         <w:t>Close your notes first. A rough first answer helps us choose the right starting point; it is not a score for your ability.</w:t>
       </w:r>
     </w:p>
     <w:p>
-      <w:r>
+      <w:pPr>
+        <w:spacing w:line="336" w:lineRule="auto" w:after="180"/>
+      </w:pPr>
+      <w:r>
+        <w:rPr>
+          <w:b w:val="0"/>
+        </w:rPr>
         <w:t>Without opening the old lesson, explain one key idea from Prototype a Grounded Assistant. Give an example and a mistake that the idea helps you avoid.</w:t>
       </w:r>
     </w:p>
     <w:p>
-      <w:r>
+      <w:pPr>
+        <w:spacing w:line="336" w:lineRule="auto" w:after="180"/>
+      </w:pPr>
+      <w:r>
+        <w:rPr>
+          <w:b w:val="0"/>
+        </w:rPr>
         <w:t>Without opening the old lesson, explain one key idea from Requests Responses and JSON. Give an example and a mistake that the idea helps you avoid.</w:t>
       </w:r>
     </w:p>
     <w:p>
-      <w:r>
+      <w:pPr>
+        <w:spacing w:line="336" w:lineRule="auto" w:after="180"/>
+      </w:pPr>
+      <w:r>
+        <w:rPr>
+          <w:b w:val="0"/>
+        </w:rPr>
         <w:t>Without opening the old lesson, explain one key idea from User Need and AI Contribution. Give an example and a mistake that the idea helps you avoid.</w:t>
       </w:r>
     </w:p>
     <w:p>
-      <w:r>
-        <w:t>After trying, check the relevant lesson or ask your teacher. Change the part of your explanation that the evidence shows was wrong.</w:t>
-      </w:r>
-    </w:p>
-    <w:p>
-      <w:r>
+      <w:pPr>
+        <w:spacing w:line="336" w:lineRule="auto" w:after="180"/>
+      </w:pPr>
+      <w:r>
+        <w:rPr>
+          <w:b w:val="0"/>
+        </w:rPr>
+        <w:t xml:space="preserve">After trying, check the relevant lesson or ask your teacher. Change the part of your explanation that the </w:t>
+      </w:r>
+      <w:r>
+        <w:rPr>
+          <w:b/>
+        </w:rPr>
+        <w:t>evidence</w:t>
+      </w:r>
+      <w:r>
+        <w:rPr>
+          <w:b w:val="0"/>
+        </w:rPr>
+        <w:t xml:space="preserve"> shows was wrong.</w:t>
+      </w:r>
+    </w:p>
+    <w:p>
+      <w:pPr>
+        <w:spacing w:line="336" w:lineRule="auto" w:after="180"/>
+      </w:pPr>
+      <w:r>
+        <w:rPr>
+          <w:b w:val="0"/>
+        </w:rPr>
         <w:t>Week 25: Quality Rubrics</w:t>
       </w:r>
     </w:p>
     <w:p>
-      <w:r>
+      <w:pPr>
+        <w:spacing w:line="336" w:lineRule="auto" w:after="180"/>
+      </w:pPr>
+      <w:r>
+        <w:rPr>
+          <w:b w:val="0"/>
+        </w:rPr>
         <w:t>Usefulness, correctness, clarity, safety, and completeness must be judged separately.</w:t>
       </w:r>
     </w:p>
@@ -144,17 +233,59 @@
       </w:r>
     </w:p>
     <w:p>
-      <w:r>
+      <w:pPr>
+        <w:spacing w:line="336" w:lineRule="auto" w:after="180"/>
+      </w:pPr>
+      <w:r>
+        <w:rPr>
+          <w:b/>
+        </w:rPr>
         <w:t>CREATOR MISSION</w:t>
       </w:r>
     </w:p>
     <w:p>
-      <w:r>
-        <w:t>Score outputs and justify disagreements with evidence.</w:t>
-      </w:r>
-    </w:p>
-    <w:p>
-      <w:r>
+      <w:pPr>
+        <w:spacing w:line="336" w:lineRule="auto" w:after="180"/>
+      </w:pPr>
+      <w:r>
+        <w:rPr>
+          <w:b w:val="0"/>
+        </w:rPr>
+        <w:t xml:space="preserve">Score </w:t>
+      </w:r>
+      <w:r>
+        <w:rPr>
+          <w:b/>
+        </w:rPr>
+        <w:t>output</w:t>
+      </w:r>
+      <w:r>
+        <w:rPr>
+          <w:b w:val="0"/>
+        </w:rPr>
+        <w:t xml:space="preserve">s and justify disagreements with </w:t>
+      </w:r>
+      <w:r>
+        <w:rPr>
+          <w:b/>
+        </w:rPr>
+        <w:t>evidence</w:t>
+      </w:r>
+      <w:r>
+        <w:rPr>
+          <w:b w:val="0"/>
+        </w:rPr>
+        <w:t>.</w:t>
+      </w:r>
+    </w:p>
+    <w:p>
+      <w:pPr>
+        <w:spacing w:line="336" w:lineRule="auto" w:after="180"/>
+      </w:pPr>
+      <w:r>
+        <w:rPr>
+          <w:b w:val="0"/>
+        </w:rPr>
         <w:t>Creator name and date:</w:t>
       </w:r>
     </w:p>
@@ -200,8 +331,38 @@
       </w:r>
     </w:p>
     <w:p>
-      <w:r>
-        <w:t>Recall Latency cost and resource use. Explain why a recorded result needs its input conditions and evidence source before it can support a claim.</w:t>
+      <w:pPr>
+        <w:spacing w:line="336" w:lineRule="auto" w:after="180"/>
+      </w:pPr>
+      <w:r>
+        <w:rPr>
+          <w:b w:val="0"/>
+        </w:rPr>
+        <w:t xml:space="preserve">Recall Latency cost and resource use. Explain why a recorded result needs its </w:t>
+      </w:r>
+      <w:r>
+        <w:rPr>
+          <w:b/>
+        </w:rPr>
+        <w:t>input</w:t>
+      </w:r>
+      <w:r>
+        <w:rPr>
+          <w:b w:val="0"/>
+        </w:rPr>
+        <w:t xml:space="preserve"> conditions and </w:t>
+      </w:r>
+      <w:r>
+        <w:rPr>
+          <w:b/>
+        </w:rPr>
+        <w:t>evidence</w:t>
+      </w:r>
+      <w:r>
+        <w:rPr>
+          <w:b w:val="0"/>
+        </w:rPr>
+        <w:t xml:space="preserve"> source before it can support a claim.</w:t>
       </w:r>
     </w:p>
     <w:p>
@@ -213,7 +374,13 @@
       </w:r>
     </w:p>
     <w:p>
-      <w:r>
+      <w:pPr>
+        <w:spacing w:line="336" w:lineRule="auto" w:after="180"/>
+      </w:pPr>
+      <w:r>
+        <w:rPr>
+          <w:b w:val="0"/>
+        </w:rPr>
         <w:t>By the end, I can explain quality rubrics using a traced example and a stated limitation.</w:t>
       </w:r>
     </w:p>
@@ -227,17 +394,52 @@
     </w:p>
     <w:p>
       <w:r>
+        <w:t>Investigate the supplied Quality Rubrics case. Separate observations, given facts and assumptions before choosing an explanation.</w:t>
+      </w:r>
+    </w:p>
+    <w:p>
+      <w:pPr>
+        <w:spacing w:line="336" w:lineRule="auto" w:after="180"/>
+      </w:pPr>
+      <w:r>
+        <w:rPr>
+          <w:b/>
+        </w:rPr>
         <w:t>PICTURE STORY</w:t>
       </w:r>
     </w:p>
     <w:p>
-      <w:r>
+      <w:pPr>
+        <w:spacing w:line="336" w:lineRule="auto" w:after="180"/>
+      </w:pPr>
+      <w:r>
+        <w:rPr>
+          <w:b w:val="0"/>
+        </w:rPr>
         <w:t>Notice → Predict → Explain</w:t>
       </w:r>
     </w:p>
     <w:p>
-      <w:r>
-        <w:t>Begin with visible evidence. Do not explain more than the picture and information support.</w:t>
+      <w:pPr>
+        <w:spacing w:line="336" w:lineRule="auto" w:after="180"/>
+      </w:pPr>
+      <w:r>
+        <w:rPr>
+          <w:b w:val="0"/>
+        </w:rPr>
+        <w:t xml:space="preserve">Begin with visible </w:t>
+      </w:r>
+      <w:r>
+        <w:rPr>
+          <w:b/>
+        </w:rPr>
+        <w:t>evidence</w:t>
+      </w:r>
+      <w:r>
+        <w:rPr>
+          <w:b w:val="0"/>
+        </w:rPr>
+        <w:t>. Do not explain more than the picture and information support.</w:t>
       </w:r>
     </w:p>
     <w:p>
@@ -277,18 +479,70 @@
       </w:r>
     </w:p>
     <w:p>
-      <w:r>
+      <w:pPr>
+        <w:pStyle w:val="Heading3"/>
+      </w:pPr>
+      <w:r>
+        <w:t>Start with this puzzle</w:t>
+      </w:r>
+    </w:p>
+    <w:p>
+      <w:pPr>
+        <w:spacing w:line="336" w:lineRule="auto" w:after="180"/>
+        <w:shd w:fill="F1F6FC"/>
+      </w:pPr>
+      <w:r>
+        <w:rPr>
+          <w:b w:val="0"/>
+        </w:rPr>
         <w:t>MYSTERY</w:t>
       </w:r>
     </w:p>
     <w:p>
-      <w:r>
-        <w:t>The learners must use quality rubrics to solve a problem. What information do they have? What decision or calculation do they make? What would count as evidence that it worked?</w:t>
-      </w:r>
-    </w:p>
-    <w:p>
-      <w:r>
-        <w:t>Three observations (what you can point to):</w:t>
+      <w:pPr>
+        <w:spacing w:line="336" w:lineRule="auto" w:after="180"/>
+        <w:shd w:fill="F5F1FB"/>
+      </w:pPr>
+      <w:r>
+        <w:rPr>
+          <w:b w:val="0"/>
+        </w:rPr>
+        <w:t xml:space="preserve">The learners must use quality rubrics to solve a problem. What information do they have? What decision or calculation do they make? What would count as </w:t>
+      </w:r>
+      <w:r>
+        <w:rPr>
+          <w:b/>
+        </w:rPr>
+        <w:t>evidence</w:t>
+      </w:r>
+      <w:r>
+        <w:rPr>
+          <w:b w:val="0"/>
+        </w:rPr>
+        <w:t xml:space="preserve"> that it worked?</w:t>
+      </w:r>
+    </w:p>
+    <w:p>
+      <w:pPr>
+        <w:spacing w:line="336" w:lineRule="auto" w:after="180"/>
+      </w:pPr>
+      <w:r>
+        <w:rPr>
+          <w:b w:val="0"/>
+        </w:rPr>
+        <w:t xml:space="preserve">Three </w:t>
+      </w:r>
+      <w:r>
+        <w:rPr>
+          <w:b/>
+        </w:rPr>
+        <w:t>observation</w:t>
+      </w:r>
+      <w:r>
+        <w:rPr>
+          <w:b w:val="0"/>
+        </w:rPr>
+        <w:t>s (what you can point to):</w:t>
       </w:r>
     </w:p>
     <w:p>
@@ -325,8 +579,26 @@
       </w:r>
     </w:p>
     <w:p>
-      <w:r>
-        <w:t>My prediction and the clue supporting it:</w:t>
+      <w:pPr>
+        <w:spacing w:line="336" w:lineRule="auto" w:after="180"/>
+      </w:pPr>
+      <w:r>
+        <w:rPr>
+          <w:b w:val="0"/>
+        </w:rPr>
+        <w:t xml:space="preserve">My </w:t>
+      </w:r>
+      <w:r>
+        <w:rPr>
+          <w:b/>
+        </w:rPr>
+        <w:t>prediction</w:t>
+      </w:r>
+      <w:r>
+        <w:rPr>
+          <w:b w:val="0"/>
+        </w:rPr>
+        <w:t xml:space="preserve"> and the clue supporting it:</w:t>
       </w:r>
     </w:p>
     <w:p>
@@ -371,13 +643,36 @@
       </w:r>
     </w:p>
     <w:p>
-      <w:r>
+      <w:pPr>
+        <w:spacing w:line="336" w:lineRule="auto" w:after="180"/>
+      </w:pPr>
+      <w:r>
+        <w:rPr>
+          <w:b w:val="0"/>
+        </w:rPr>
         <w:t>A system evaluation set contains cases with expected behaviour and scoring rules. It should cover retrieval, support, fallback and permissions rather than only easy answerable questions.</w:t>
       </w:r>
     </w:p>
     <w:p>
-      <w:r>
-        <w:t>Begin by writing the question the procedure is intended to answer. Identify the information already supplied, the information it will produce and the information still missing. These are constructed classroom examples; they do not require live accounts, private records or an external service. Do not treat a plausible explanation as a measured outcome.</w:t>
+      <w:pPr>
+        <w:spacing w:line="336" w:lineRule="auto" w:after="180"/>
+      </w:pPr>
+      <w:r>
+        <w:rPr>
+          <w:b w:val="0"/>
+        </w:rPr>
+        <w:t>Begin by writing the question the procedure is intended to answer. Identify the information already supplied, the information it will produce and the information still missing.</w:t>
+      </w:r>
+    </w:p>
+    <w:p>
+      <w:pPr>
+        <w:spacing w:line="336" w:lineRule="auto" w:after="180"/>
+      </w:pPr>
+      <w:r>
+        <w:rPr>
+          <w:b w:val="0"/>
+        </w:rPr>
+        <w:t>These are constructed classroom examples; they do not require live accounts, private records or an external service. Do not treat a plausible explanation as a measured outcome.</w:t>
       </w:r>
     </w:p>
     <w:p>
@@ -390,16 +685,69 @@
     </w:p>
     <w:p>
       <w:r>
-        <w:t>VISUAL MECHANISM</w:t>
-      </w:r>
-    </w:p>
-    <w:p>
-      <w:r>
-        <w:t>Input → Process → Output</w:t>
-      </w:r>
-    </w:p>
-    <w:p>
-      <w:r>
+        <w:t>Follow the mechanism for Quality Rubrics. Connect each labelled input, deciding step and result.</w:t>
+      </w:r>
+    </w:p>
+    <w:p>
+      <w:pPr>
+        <w:spacing w:line="336" w:lineRule="auto" w:after="180"/>
+      </w:pPr>
+      <w:r>
+        <w:rPr>
+          <w:b/>
+        </w:rPr>
+        <w:t xml:space="preserve">VISUAL </w:t>
+      </w:r>
+      <w:r>
+        <w:rPr>
+          <w:b/>
+        </w:rPr>
+        <w:t>MECHANISM</w:t>
+      </w:r>
+    </w:p>
+    <w:p>
+      <w:pPr>
+        <w:spacing w:line="336" w:lineRule="auto" w:after="180"/>
+      </w:pPr>
+      <w:r>
+        <w:rPr>
+          <w:b/>
+        </w:rPr>
+        <w:t>Input</w:t>
+      </w:r>
+      <w:r>
+        <w:rPr>
+          <w:b w:val="0"/>
+        </w:rPr>
+        <w:t xml:space="preserve"> → </w:t>
+      </w:r>
+      <w:r>
+        <w:rPr>
+          <w:b/>
+        </w:rPr>
+        <w:t>Process</w:t>
+      </w:r>
+      <w:r>
+        <w:rPr>
+          <w:b w:val="0"/>
+        </w:rPr>
+        <w:t xml:space="preserve"> → </w:t>
+      </w:r>
+      <w:r>
+        <w:rPr>
+          <w:b/>
+        </w:rPr>
+        <w:t>Output</w:t>
+      </w:r>
+    </w:p>
+    <w:p>
+      <w:pPr>
+        <w:spacing w:line="336" w:lineRule="auto" w:after="180"/>
+      </w:pPr>
+      <w:r>
+        <w:rPr>
+          <w:b w:val="0"/>
+        </w:rPr>
         <w:t>Trace the information. At each stage, ask what changed and how you could test it.</w:t>
       </w:r>
     </w:p>
@@ -440,7 +788,13 @@
       </w:r>
     </w:p>
     <w:p>
-      <w:r>
+      <w:pPr>
+        <w:spacing w:line="336" w:lineRule="auto" w:after="180"/>
+      </w:pPr>
+      <w:r>
+        <w:rPr>
+          <w:b w:val="0"/>
+        </w:rPr>
         <w:t>↓</w:t>
       </w:r>
     </w:p>
@@ -481,7 +835,13 @@
       </w:r>
     </w:p>
     <w:p>
-      <w:r>
+      <w:pPr>
+        <w:spacing w:line="336" w:lineRule="auto" w:after="180"/>
+      </w:pPr>
+      <w:r>
+        <w:rPr>
+          <w:b w:val="0"/>
+        </w:rPr>
         <w:t>↓</w:t>
       </w:r>
     </w:p>
@@ -522,7 +882,13 @@
       </w:r>
     </w:p>
     <w:p>
-      <w:r>
+      <w:pPr>
+        <w:spacing w:line="336" w:lineRule="auto" w:after="180"/>
+      </w:pPr>
+      <w:r>
+        <w:rPr>
+          <w:b w:val="0"/>
+        </w:rPr>
         <w:t>Which stage could fail even when the other two are correct? Explain:</w:t>
       </w:r>
     </w:p>
@@ -568,8 +934,26 @@
       </w:r>
     </w:p>
     <w:p>
-      <w:r>
-        <w:t>Record case ID, evidence version, expected claims or fallback, permitted actions and scoring rubric. Separate development from final cases. Aggregate metrics only after checking required conditions individually.</w:t>
+      <w:pPr>
+        <w:spacing w:line="336" w:lineRule="auto" w:after="180"/>
+      </w:pPr>
+      <w:r>
+        <w:rPr>
+          <w:b w:val="0"/>
+        </w:rPr>
+        <w:t xml:space="preserve">Record case ID, </w:t>
+      </w:r>
+      <w:r>
+        <w:rPr>
+          <w:b/>
+        </w:rPr>
+        <w:t>evidence</w:t>
+      </w:r>
+      <w:r>
+        <w:rPr>
+          <w:b w:val="0"/>
+        </w:rPr>
+        <w:t xml:space="preserve"> version, expected claims or fallback, permitted actions and scoring rubric. Separate development from final cases. Aggregate metrics only after checking required conditions individually.</w:t>
       </w:r>
     </w:p>
     <w:p>
@@ -665,8 +1049,49 @@
       </w:r>
     </w:p>
     <w:p>
-      <w:r>
-        <w:t>Before applying the procedure, write its units, denominator or decision boundary where relevant. A partner should be able to repeat each step using the same inputs. If a required input is absent or violates the stated contract, record that condition explicitly instead of quietly replacing it with a convenient value.</w:t>
+      <w:pPr>
+        <w:spacing w:line="336" w:lineRule="auto" w:after="180"/>
+      </w:pPr>
+      <w:r>
+        <w:rPr>
+          <w:b w:val="0"/>
+        </w:rPr>
+        <w:t xml:space="preserve">Before applying the procedure, write its units, denominator or decision boundary where relevant. A partner should be able to repeat each step using the same </w:t>
+      </w:r>
+      <w:r>
+        <w:rPr>
+          <w:b/>
+        </w:rPr>
+        <w:t>input</w:t>
+      </w:r>
+      <w:r>
+        <w:rPr>
+          <w:b w:val="0"/>
+        </w:rPr>
+        <w:t>s.</w:t>
+      </w:r>
+    </w:p>
+    <w:p>
+      <w:pPr>
+        <w:spacing w:line="336" w:lineRule="auto" w:after="180"/>
+      </w:pPr>
+      <w:r>
+        <w:rPr>
+          <w:b w:val="0"/>
+        </w:rPr>
+        <w:t xml:space="preserve">If a required </w:t>
+      </w:r>
+      <w:r>
+        <w:rPr>
+          <w:b/>
+        </w:rPr>
+        <w:t>input</w:t>
+      </w:r>
+      <w:r>
+        <w:rPr>
+          <w:b w:val="0"/>
+        </w:rPr>
+        <w:t xml:space="preserve"> is absent or violates the stated contract, record that condition explicitly instead of quietly replacing it with a convenient value.</w:t>
       </w:r>
     </w:p>
     <w:p>
@@ -678,8 +1103,26 @@
       </w:r>
     </w:p>
     <w:p>
-      <w:r>
-        <w:t>Point to the input, the deciding step and the result in this week’s visual. Explain the same step in ordinary words. A picture helps when you can say what each part represents.</w:t>
+      <w:pPr>
+        <w:spacing w:line="336" w:lineRule="auto" w:after="180"/>
+      </w:pPr>
+      <w:r>
+        <w:rPr>
+          <w:b w:val="0"/>
+        </w:rPr>
+        <w:t xml:space="preserve">Point to the </w:t>
+      </w:r>
+      <w:r>
+        <w:rPr>
+          <w:b/>
+        </w:rPr>
+        <w:t>input</w:t>
+      </w:r>
+      <w:r>
+        <w:rPr>
+          <w:b w:val="0"/>
+        </w:rPr>
+        <w:t>, the deciding step and the result in this week’s visual. Explain the same step in ordinary words. A picture helps when you can say what each part represents.</w:t>
       </w:r>
     </w:p>
     <w:p>
@@ -692,16 +1135,54 @@
     </w:p>
     <w:p>
       <w:r>
+        <w:t>Compare the supplied cases for Quality Rubrics. Identify the detail that changes the conclusion.</w:t>
+      </w:r>
+    </w:p>
+    <w:p>
+      <w:pPr>
+        <w:pStyle w:val="Heading3"/>
+      </w:pPr>
+      <w:r>
+        <w:t>The case to investigate</w:t>
+      </w:r>
+    </w:p>
+    <w:p>
+      <w:pPr>
+        <w:spacing w:line="336" w:lineRule="auto" w:after="180"/>
+        <w:shd w:fill="F1F6FC"/>
+      </w:pPr>
+      <w:r>
+        <w:rPr>
+          <w:b w:val="0"/>
+        </w:rPr>
         <w:t>CASE GALLERY</w:t>
       </w:r>
     </w:p>
     <w:p>
-      <w:r>
-        <w:t>Four Tests, Four Kinds of Evidence</w:t>
-      </w:r>
-    </w:p>
-    <w:p>
-      <w:r>
+      <w:pPr>
+        <w:spacing w:line="336" w:lineRule="auto" w:after="180"/>
+      </w:pPr>
+      <w:r>
+        <w:rPr>
+          <w:b w:val="0"/>
+        </w:rPr>
+        <w:t xml:space="preserve">Four Tests, Four Kinds of </w:t>
+      </w:r>
+      <w:r>
+        <w:rPr>
+          <w:b/>
+        </w:rPr>
+        <w:t>Evidence</w:t>
+      </w:r>
+    </w:p>
+    <w:p>
+      <w:pPr>
+        <w:spacing w:line="336" w:lineRule="auto" w:after="180"/>
+      </w:pPr>
+      <w:r>
+        <w:rPr>
+          <w:b w:val="0"/>
+        </w:rPr>
         <w:t>A system is not understood until it survives more than one comfortable example.</w:t>
       </w:r>
     </w:p>
@@ -778,8 +1259,47 @@
       </w:r>
     </w:p>
     <w:p>
-      <w:r>
-        <w:t>NORMAL CASE: predict and name evidence.     BOUNDARY CASE: predict and name evidence.</w:t>
+      <w:pPr>
+        <w:pStyle w:val="Heading3"/>
+      </w:pPr>
+      <w:r>
+        <w:t>The normal case</w:t>
+      </w:r>
+    </w:p>
+    <w:p>
+      <w:pPr>
+        <w:spacing w:line="336" w:lineRule="auto" w:after="180"/>
+        <w:shd w:fill="F1F6FC"/>
+      </w:pPr>
+      <w:r>
+        <w:rPr>
+          <w:b w:val="0"/>
+        </w:rPr>
+        <w:t xml:space="preserve">NORMAL CASE: predict and name </w:t>
+      </w:r>
+      <w:r>
+        <w:rPr>
+          <w:b/>
+        </w:rPr>
+        <w:t>evidence</w:t>
+      </w:r>
+      <w:r>
+        <w:rPr>
+          <w:b w:val="0"/>
+        </w:rPr>
+        <w:t xml:space="preserve">.     BOUNDARY CASE: predict and name </w:t>
+      </w:r>
+      <w:r>
+        <w:rPr>
+          <w:b/>
+        </w:rPr>
+        <w:t>evidence</w:t>
+      </w:r>
+      <w:r>
+        <w:rPr>
+          <w:b w:val="0"/>
+        </w:rPr>
+        <w:t>.</w:t>
       </w:r>
     </w:p>
     <w:p>
@@ -855,12 +1375,58 @@
       </w:r>
     </w:p>
     <w:p>
-      <w:r>
-        <w:t>MISSING INFORMATION: predict and name evidence.     TRANSFER CASE: predict and name evidence.</w:t>
-      </w:r>
-    </w:p>
-    <w:p>
-      <w:r>
+      <w:pPr>
+        <w:pStyle w:val="Heading3"/>
+      </w:pPr>
+      <w:r>
+        <w:t>Check missing information</w:t>
+      </w:r>
+    </w:p>
+    <w:p>
+      <w:pPr>
+        <w:spacing w:line="336" w:lineRule="auto" w:after="180"/>
+        <w:shd w:fill="FFF5E6"/>
+      </w:pPr>
+      <w:r>
+        <w:rPr>
+          <w:b w:val="0"/>
+        </w:rPr>
+        <w:t xml:space="preserve">MISSING INFORMATION: predict and name </w:t>
+      </w:r>
+      <w:r>
+        <w:rPr>
+          <w:b/>
+        </w:rPr>
+        <w:t>evidence</w:t>
+      </w:r>
+      <w:r>
+        <w:rPr>
+          <w:b w:val="0"/>
+        </w:rPr>
+        <w:t xml:space="preserve">.     TRANSFER CASE: predict and name </w:t>
+      </w:r>
+      <w:r>
+        <w:rPr>
+          <w:b/>
+        </w:rPr>
+        <w:t>evidence</w:t>
+      </w:r>
+      <w:r>
+        <w:rPr>
+          <w:b w:val="0"/>
+        </w:rPr>
+        <w:t>.</w:t>
+      </w:r>
+    </w:p>
+    <w:p>
+      <w:pPr>
+        <w:spacing w:line="336" w:lineRule="auto" w:after="180"/>
+        <w:shd w:fill="F5F1FB"/>
+      </w:pPr>
+      <w:r>
+        <w:rPr>
+          <w:b w:val="0"/>
+        </w:rPr>
         <w:t>Which case is most likely to reveal a hidden assumption? Why?</w:t>
       </w:r>
     </w:p>
@@ -906,17 +1472,68 @@
       </w:r>
     </w:p>
     <w:p>
-      <w:r>
+      <w:pPr>
+        <w:pStyle w:val="Heading3"/>
+      </w:pPr>
+      <w:r>
+        <w:t>Change one thing</w:t>
+      </w:r>
+    </w:p>
+    <w:p>
+      <w:pPr>
+        <w:spacing w:line="336" w:lineRule="auto" w:after="180"/>
+        <w:shd w:fill="F5F1FB"/>
+      </w:pPr>
+      <w:r>
+        <w:rPr>
+          <w:b w:val="0"/>
+        </w:rPr>
         <w:t>Change: Remove the unsupported sentence while preserving the supported one.</w:t>
       </w:r>
     </w:p>
     <w:p>
-      <w:r>
-        <w:t>Prediction: The revised one-sentence answer passes these two declared checks.</w:t>
-      </w:r>
-    </w:p>
-    <w:p>
-      <w:r>
+      <w:pPr>
+        <w:pStyle w:val="Heading3"/>
+      </w:pPr>
+      <w:r>
+        <w:t>Predicted result</w:t>
+      </w:r>
+    </w:p>
+    <w:p>
+      <w:pPr>
+        <w:spacing w:line="336" w:lineRule="auto" w:after="180"/>
+        <w:shd w:fill="F1F6FC"/>
+      </w:pPr>
+      <w:r>
+        <w:rPr>
+          <w:b/>
+        </w:rPr>
+        <w:t>Prediction</w:t>
+      </w:r>
+      <w:r>
+        <w:rPr>
+          <w:b w:val="0"/>
+        </w:rPr>
+        <w:t>: The revised one-sentence answer passes these two declared checks.</w:t>
+      </w:r>
+    </w:p>
+    <w:p>
+      <w:pPr>
+        <w:pStyle w:val="Heading3"/>
+      </w:pPr>
+      <w:r>
+        <w:t>Why the result follows</w:t>
+      </w:r>
+    </w:p>
+    <w:p>
+      <w:pPr>
+        <w:spacing w:line="336" w:lineRule="auto" w:after="180"/>
+        <w:shd w:fill="F1F6FC"/>
+      </w:pPr>
+      <w:r>
+        <w:rPr>
+          <w:b w:val="0"/>
+        </w:rPr>
         <w:t>Reason: The remaining claim is supported and one sentence is within the maximum.</w:t>
       </w:r>
     </w:p>
@@ -930,16 +1547,39 @@
     </w:p>
     <w:p>
       <w:r>
+        <w:t>Use the vocabulary of Quality Rubrics to explain a concrete decision, rather than only memorising definitions.</w:t>
+      </w:r>
+    </w:p>
+    <w:p>
+      <w:pPr>
+        <w:spacing w:line="336" w:lineRule="auto" w:after="180"/>
+      </w:pPr>
+      <w:r>
+        <w:rPr>
+          <w:b/>
+        </w:rPr>
         <w:t>VOCABULARY LAB</w:t>
       </w:r>
     </w:p>
     <w:p>
-      <w:r>
+      <w:pPr>
+        <w:spacing w:line="336" w:lineRule="auto" w:after="180"/>
+      </w:pPr>
+      <w:r>
+        <w:rPr>
+          <w:b w:val="0"/>
+        </w:rPr>
         <w:t>Words You Can Use to Reason</w:t>
       </w:r>
     </w:p>
     <w:p>
-      <w:r>
+      <w:pPr>
+        <w:spacing w:line="336" w:lineRule="auto" w:after="180"/>
+      </w:pPr>
+      <w:r>
+        <w:rPr>
+          <w:b w:val="0"/>
+        </w:rPr>
         <w:t>A definition matters when you can recognize the idea, use it, and contrast it with a near-miss.</w:t>
       </w:r>
     </w:p>
@@ -1374,17 +2014,58 @@
     </w:p>
     <w:p>
       <w:r>
-        <w:t>WORKED EVIDENCE</w:t>
-      </w:r>
-    </w:p>
-    <w:p>
-      <w:r>
+        <w:t>Follow the worked trace for Quality Rubrics, predict a step, then compare with its explanation.</w:t>
+      </w:r>
+    </w:p>
+    <w:p>
+      <w:pPr>
+        <w:spacing w:line="336" w:lineRule="auto" w:after="180"/>
+      </w:pPr>
+      <w:r>
+        <w:rPr>
+          <w:b/>
+        </w:rPr>
+        <w:t xml:space="preserve">WORKED </w:t>
+      </w:r>
+      <w:r>
+        <w:rPr>
+          <w:b/>
+        </w:rPr>
+        <w:t>EVIDENCE</w:t>
+      </w:r>
+    </w:p>
+    <w:p>
+      <w:pPr>
+        <w:spacing w:line="336" w:lineRule="auto" w:after="180"/>
+      </w:pPr>
+      <w:r>
+        <w:rPr>
+          <w:b w:val="0"/>
+        </w:rPr>
         <w:t>Reason Step by Step</w:t>
       </w:r>
     </w:p>
     <w:p>
-      <w:r>
-        <w:t>Predict first. Then check each step. A correct answer without visible reasoning is incomplete evidence.</w:t>
+      <w:pPr>
+        <w:spacing w:line="336" w:lineRule="auto" w:after="180"/>
+      </w:pPr>
+      <w:r>
+        <w:rPr>
+          <w:b w:val="0"/>
+        </w:rPr>
+        <w:t xml:space="preserve">Predict first. Then check each step. A correct answer without visible reasoning is incomplete </w:t>
+      </w:r>
+      <w:r>
+        <w:rPr>
+          <w:b/>
+        </w:rPr>
+        <w:t>evidence</w:t>
+      </w:r>
+      <w:r>
+        <w:rPr>
+          <w:b w:val="0"/>
+        </w:rPr>
+        <w:t>.</w:t>
       </w:r>
     </w:p>
     <w:p>
@@ -1424,27 +2105,109 @@
       </w:r>
     </w:p>
     <w:p>
-      <w:r>
-        <w:t>1. Output is clear and useful but contains one unsupported claim.</w:t>
-      </w:r>
-    </w:p>
-    <w:p>
-      <w:r>
+      <w:pPr>
+        <w:spacing w:line="336" w:lineRule="auto" w:after="180"/>
+        <w:shd w:fill="F4F9FC"/>
+      </w:pPr>
+      <w:r>
+        <w:rPr>
+          <w:b w:val="0"/>
+        </w:rPr>
+        <w:t xml:space="preserve">1. </w:t>
+      </w:r>
+      <w:r>
+        <w:rPr>
+          <w:b/>
+        </w:rPr>
+        <w:t>Output</w:t>
+      </w:r>
+      <w:r>
+        <w:rPr>
+          <w:b w:val="0"/>
+        </w:rPr>
+        <w:t xml:space="preserve"> is clear and useful but contains one unsupported claim.</w:t>
+      </w:r>
+    </w:p>
+    <w:p>
+      <w:pPr>
+        <w:spacing w:line="336" w:lineRule="auto" w:after="180"/>
+        <w:shd w:fill="F4F9FC"/>
+      </w:pPr>
+      <w:r>
+        <w:rPr>
+          <w:b w:val="0"/>
+        </w:rPr>
         <w:t>2. Clarity=4 does not cancel correctness=1.</w:t>
       </w:r>
     </w:p>
     <w:p>
-      <w:r>
-        <w:t>3. Score each dimension using observable anchors.</w:t>
-      </w:r>
-    </w:p>
-    <w:p>
-      <w:r>
-        <w:t>4. Discuss scorer disagreements and refine ambiguous anchors.</w:t>
-      </w:r>
-    </w:p>
-    <w:p>
-      <w:r>
+      <w:pPr>
+        <w:spacing w:line="336" w:lineRule="auto" w:after="180"/>
+        <w:shd w:fill="F4F9FC"/>
+      </w:pPr>
+      <w:r>
+        <w:rPr>
+          <w:b w:val="0"/>
+        </w:rPr>
+        <w:t xml:space="preserve">3. Score each </w:t>
+      </w:r>
+      <w:r>
+        <w:rPr>
+          <w:b/>
+        </w:rPr>
+        <w:t>dimension</w:t>
+      </w:r>
+      <w:r>
+        <w:rPr>
+          <w:b w:val="0"/>
+        </w:rPr>
+        <w:t xml:space="preserve"> using observable </w:t>
+      </w:r>
+      <w:r>
+        <w:rPr>
+          <w:b/>
+        </w:rPr>
+        <w:t>anchor</w:t>
+      </w:r>
+      <w:r>
+        <w:rPr>
+          <w:b w:val="0"/>
+        </w:rPr>
+        <w:t>s.</w:t>
+      </w:r>
+    </w:p>
+    <w:p>
+      <w:pPr>
+        <w:spacing w:line="336" w:lineRule="auto" w:after="180"/>
+        <w:shd w:fill="F4F9FC"/>
+      </w:pPr>
+      <w:r>
+        <w:rPr>
+          <w:b w:val="0"/>
+        </w:rPr>
+        <w:t xml:space="preserve">4. Discuss scorer disagreements and refine ambiguous </w:t>
+      </w:r>
+      <w:r>
+        <w:rPr>
+          <w:b/>
+        </w:rPr>
+        <w:t>anchor</w:t>
+      </w:r>
+      <w:r>
+        <w:rPr>
+          <w:b w:val="0"/>
+        </w:rPr>
+        <w:t>s.</w:t>
+      </w:r>
+    </w:p>
+    <w:p>
+      <w:pPr>
+        <w:spacing w:line="336" w:lineRule="auto" w:after="180"/>
+      </w:pPr>
+      <w:r>
+        <w:rPr>
+          <w:b w:val="0"/>
+        </w:rPr>
         <w:t>Recalculate, retrace, or restate the reasoning in your own representation:</w:t>
       </w:r>
     </w:p>
@@ -1482,8 +2245,27 @@
       </w:r>
     </w:p>
     <w:p>
-      <w:r>
-        <w:t>CHECK  Did the evidence answer the exact question? Did the total, path, or source record stay consistent?</w:t>
+      <w:pPr>
+        <w:spacing w:line="336" w:lineRule="auto" w:after="180"/>
+        <w:shd w:fill="F5F1FB"/>
+      </w:pPr>
+      <w:r>
+        <w:rPr>
+          <w:b w:val="0"/>
+        </w:rPr>
+        <w:t xml:space="preserve">CHECK  Did the </w:t>
+      </w:r>
+      <w:r>
+        <w:rPr>
+          <w:b/>
+        </w:rPr>
+        <w:t>evidence</w:t>
+      </w:r>
+      <w:r>
+        <w:rPr>
+          <w:b w:val="0"/>
+        </w:rPr>
+        <w:t xml:space="preserve"> answer the exact question? Did the total, path, or source record stay consistent?</w:t>
       </w:r>
     </w:p>
     <w:p>
@@ -1495,18 +2277,49 @@
       </w:r>
     </w:p>
     <w:p>
-      <w:r>
-        <w:t>Ten cases include six answerable and four missing-evidence cases. System answers five answerable correctly and abstains appropriately on three missing cases.</w:t>
-      </w:r>
-    </w:p>
-    <w:p>
-      <w:r>
-        <w:t>Answer correctness 5/6; appropriate fallback 3/4; combined contract passes 8/10 if each case has one required outcome. Different denominators answer different questions.</w:t>
-      </w:r>
-    </w:p>
-    <w:p>
-      <w:r>
-        <w:t>Compare the intermediate evidence with the final statement. Explain why each number or decision follows from the stated inputs. The conclusion belongs to this scenario and procedure; changing the inputs, evaluation population or authority can change what it establishes. Retain the raw record so a later revision can be compared honestly.</w:t>
+      <w:pPr>
+        <w:spacing w:line="336" w:lineRule="auto" w:after="180"/>
+      </w:pPr>
+      <w:r>
+        <w:rPr>
+          <w:b w:val="0"/>
+        </w:rPr>
+        <w:t>Ten cases include six answerable and four missing-</w:t>
+      </w:r>
+      <w:r>
+        <w:rPr>
+          <w:b/>
+        </w:rPr>
+        <w:t>evidence</w:t>
+      </w:r>
+      <w:r>
+        <w:rPr>
+          <w:b w:val="0"/>
+        </w:rPr>
+        <w:t xml:space="preserve"> cases. System answers five answerable correctly and abstains appropriately on three missing cases.</w:t>
+      </w:r>
+    </w:p>
+    <w:p>
+      <w:pPr>
+        <w:spacing w:line="336" w:lineRule="auto" w:after="180"/>
+      </w:pPr>
+      <w:r>
+        <w:rPr>
+          <w:b w:val="0"/>
+        </w:rPr>
+        <w:t xml:space="preserve">Answer correctness 5/6; appropriate fallback 3/4; combined </w:t>
+      </w:r>
+      <w:r>
+        <w:rPr>
+          <w:b/>
+        </w:rPr>
+        <w:t>contract pass</w:t>
+      </w:r>
+      <w:r>
+        <w:rPr>
+          <w:b w:val="0"/>
+        </w:rPr>
+        <w:t>es 8/10 if each case has one required outcome. Different denominators answer different questions.</w:t>
       </w:r>
     </w:p>
     <w:p>
@@ -1514,11 +2327,85 @@
         <w:pStyle w:val="Heading3"/>
       </w:pPr>
       <w:r>
+        <w:t>Worked explanation · Quality Rubrics</w:t>
+      </w:r>
+    </w:p>
+    <w:p>
+      <w:pPr>
+        <w:spacing w:line="336" w:lineRule="auto" w:after="180"/>
+        <w:shd w:fill="F1F6FC"/>
+      </w:pPr>
+      <w:r>
+        <w:rPr>
+          <w:b w:val="0"/>
+        </w:rPr>
+        <w:t xml:space="preserve">Compare the intermediate </w:t>
+      </w:r>
+      <w:r>
+        <w:rPr>
+          <w:b/>
+        </w:rPr>
+        <w:t>evidence</w:t>
+      </w:r>
+      <w:r>
+        <w:rPr>
+          <w:b w:val="0"/>
+        </w:rPr>
+        <w:t xml:space="preserve"> with the final statement. Explain why each number or decision follows from the stated </w:t>
+      </w:r>
+      <w:r>
+        <w:rPr>
+          <w:b/>
+        </w:rPr>
+        <w:t>input</w:t>
+      </w:r>
+      <w:r>
+        <w:rPr>
+          <w:b w:val="0"/>
+        </w:rPr>
+        <w:t>s.</w:t>
+      </w:r>
+    </w:p>
+    <w:p>
+      <w:pPr>
+        <w:spacing w:line="336" w:lineRule="auto" w:after="180"/>
+        <w:shd w:fill="F1F6FC"/>
+      </w:pPr>
+      <w:r>
+        <w:rPr>
+          <w:b w:val="0"/>
+        </w:rPr>
+        <w:t xml:space="preserve">The conclusion belongs to this scenario and procedure; changing the </w:t>
+      </w:r>
+      <w:r>
+        <w:rPr>
+          <w:b/>
+        </w:rPr>
+        <w:t>input</w:t>
+      </w:r>
+      <w:r>
+        <w:rPr>
+          <w:b w:val="0"/>
+        </w:rPr>
+        <w:t>s, evaluation population or authority can change what it establishes. Retain the raw record so a later revision can be compared honestly.</w:t>
+      </w:r>
+    </w:p>
+    <w:p>
+      <w:pPr>
+        <w:pStyle w:val="Heading3"/>
+      </w:pPr>
+      <w:r>
         <w:t>Learn from the worked case</w:t>
       </w:r>
     </w:p>
     <w:p>
-      <w:r>
+      <w:pPr>
+        <w:spacing w:line="336" w:lineRule="auto" w:after="180"/>
+      </w:pPr>
+      <w:r>
+        <w:rPr>
+          <w:b w:val="0"/>
+        </w:rPr>
         <w:t>Cover the result before checking it. Say what is given, choose the procedure, and follow one step at a time. Then uncover the result and explain your first mismatch. Ask why a step is allowed, not only what number it produces.</w:t>
       </w:r>
     </w:p>
@@ -1531,7 +2418,13 @@
       </w:r>
     </w:p>
     <w:p>
-      <w:r>
+      <w:pPr>
+        <w:spacing w:line="336" w:lineRule="auto" w:after="180"/>
+      </w:pPr>
+      <w:r>
+        <w:rPr>
+          <w:b w:val="0"/>
+        </w:rPr>
         <w:t>Use a quality rubric whose safety gate cannot be traded for attractive formatting.</w:t>
       </w:r>
     </w:p>
@@ -1544,13 +2437,79 @@
       </w:r>
     </w:p>
     <w:p>
-      <w:r>
-        <w:t>Approved S1 says: “A root anchors a plant in soil.” Rubric: every claim supported by S1, at most two sentences. Draft: “A root anchors a plant in soil. Roots grow exactly 2 cm each day.”</w:t>
-      </w:r>
-    </w:p>
-    <w:p>
-      <w:r>
-        <w:t>All inputs and outcomes in this worked example are invented classroom data; no real model run is claimed.</w:t>
+      <w:pPr>
+        <w:pStyle w:val="Heading3"/>
+      </w:pPr>
+      <w:r>
+        <w:t>Supplied facts</w:t>
+      </w:r>
+    </w:p>
+    <w:p>
+      <w:pPr>
+        <w:spacing w:line="336" w:lineRule="auto" w:after="180"/>
+        <w:shd w:fill="F1F6FC"/>
+      </w:pPr>
+      <w:r>
+        <w:rPr>
+          <w:b w:val="0"/>
+        </w:rPr>
+        <w:t xml:space="preserve">Approved S1 says: “A root </w:t>
+      </w:r>
+      <w:r>
+        <w:rPr>
+          <w:b/>
+        </w:rPr>
+        <w:t>anchor</w:t>
+      </w:r>
+      <w:r>
+        <w:rPr>
+          <w:b w:val="0"/>
+        </w:rPr>
+        <w:t xml:space="preserve">s a plant in soil.” Rubric: every claim supported by S1, at most two sentences. Draft: “A root </w:t>
+      </w:r>
+      <w:r>
+        <w:rPr>
+          <w:b/>
+        </w:rPr>
+        <w:t>anchor</w:t>
+      </w:r>
+      <w:r>
+        <w:rPr>
+          <w:b w:val="0"/>
+        </w:rPr>
+        <w:t>s a plant in soil. Roots grow exactly 2 cm each day.”</w:t>
+      </w:r>
+    </w:p>
+    <w:p>
+      <w:pPr>
+        <w:pStyle w:val="Heading3"/>
+      </w:pPr>
+      <w:r>
+        <w:t>Supplied facts</w:t>
+      </w:r>
+    </w:p>
+    <w:p>
+      <w:pPr>
+        <w:spacing w:line="336" w:lineRule="auto" w:after="180"/>
+        <w:shd w:fill="F1F6FC"/>
+      </w:pPr>
+      <w:r>
+        <w:rPr>
+          <w:b w:val="0"/>
+        </w:rPr>
+        <w:t xml:space="preserve">All </w:t>
+      </w:r>
+      <w:r>
+        <w:rPr>
+          <w:b/>
+        </w:rPr>
+        <w:t>input</w:t>
+      </w:r>
+      <w:r>
+        <w:rPr>
+          <w:b w:val="0"/>
+        </w:rPr>
+        <w:t>s and outcomes in this worked example are invented classroom data; no real model run is claimed.</w:t>
       </w:r>
     </w:p>
     <w:p>
@@ -1713,30 +2672,138 @@
       </w:r>
     </w:p>
     <w:p>
-      <w:r>
-        <w:t>Compare each draft sentence directly with S1. The anchoring claim matches the supplied source; the daily growth claim adds a measurement the source never gives. Two sentences pass the format rule, but unsupported content fails the mandatory evidence gate. Removing that sentence repairs the support defect rather than merely polishing the wording.</w:t>
-      </w:r>
-    </w:p>
-    <w:p>
       <w:pPr>
         <w:pStyle w:val="Heading3"/>
       </w:pPr>
       <w:r>
+        <w:t>Why the result follows</w:t>
+      </w:r>
+    </w:p>
+    <w:p>
+      <w:pPr>
+        <w:spacing w:line="336" w:lineRule="auto" w:after="180"/>
+        <w:shd w:fill="F1F6FC"/>
+      </w:pPr>
+      <w:r>
+        <w:rPr>
+          <w:b w:val="0"/>
+        </w:rPr>
+        <w:t xml:space="preserve">Compare each draft sentence directly with S1. The </w:t>
+      </w:r>
+      <w:r>
+        <w:rPr>
+          <w:b/>
+        </w:rPr>
+        <w:t>anchor</w:t>
+      </w:r>
+      <w:r>
+        <w:rPr>
+          <w:b w:val="0"/>
+        </w:rPr>
+        <w:t>ing claim matches the supplied source; the daily growth claim adds a measurement the source never gives.</w:t>
+      </w:r>
+    </w:p>
+    <w:p>
+      <w:pPr>
+        <w:spacing w:line="336" w:lineRule="auto" w:after="180"/>
+        <w:shd w:fill="F1F6FC"/>
+      </w:pPr>
+      <w:r>
+        <w:rPr>
+          <w:b w:val="0"/>
+        </w:rPr>
+        <w:t xml:space="preserve">Two sentences pass the format rule, but unsupported content fails the mandatory </w:t>
+      </w:r>
+      <w:r>
+        <w:rPr>
+          <w:b/>
+        </w:rPr>
+        <w:t>evidence</w:t>
+      </w:r>
+      <w:r>
+        <w:rPr>
+          <w:b w:val="0"/>
+        </w:rPr>
+        <w:t xml:space="preserve"> gate. Removing that sentence repairs the support defect rather than merely polishing the wording.</w:t>
+      </w:r>
+    </w:p>
+    <w:p>
+      <w:pPr>
+        <w:pStyle w:val="Heading3"/>
+      </w:pPr>
+      <w:r>
         <w:t>What this example does not establish</w:t>
       </w:r>
     </w:p>
     <w:p>
-      <w:r>
+      <w:pPr>
+        <w:pStyle w:val="Heading3"/>
+      </w:pPr>
+      <w:r>
+        <w:t>Keep the stated limit</w:t>
+      </w:r>
+    </w:p>
+    <w:p>
+      <w:pPr>
+        <w:spacing w:line="336" w:lineRule="auto" w:after="180"/>
+        <w:shd w:fill="FFF5E6"/>
+      </w:pPr>
+      <w:r>
+        <w:rPr>
+          <w:b w:val="0"/>
+        </w:rPr>
         <w:t>Passing this small rubric does not establish readability, completeness or benefit across every pupil and question.</w:t>
       </w:r>
     </w:p>
     <w:p>
-      <w:r>
-        <w:t>Read the labelled picture: Why is “one out of two checks passed” an insufficient release decision? Point to the relevant step in the picture, then write the changed result and the rule or evidence that supports it.</w:t>
-      </w:r>
-    </w:p>
-    <w:p>
-      <w:r>
+      <w:pPr>
+        <w:pStyle w:val="Heading3"/>
+      </w:pPr>
+      <w:r>
+        <w:t>Keep the stated limit</w:t>
+      </w:r>
+    </w:p>
+    <w:p>
+      <w:pPr>
+        <w:spacing w:line="336" w:lineRule="auto" w:after="180"/>
+        <w:shd w:fill="FFF5E6"/>
+      </w:pPr>
+      <w:r>
+        <w:rPr>
+          <w:b w:val="0"/>
+        </w:rPr>
+        <w:t xml:space="preserve">Read the labelled picture: Why is “one out of two checks passed” an insufficient release decision? Point to the relevant step in the picture, then write the changed result and the rule or </w:t>
+      </w:r>
+      <w:r>
+        <w:rPr>
+          <w:b/>
+        </w:rPr>
+        <w:t>evidence</w:t>
+      </w:r>
+      <w:r>
+        <w:rPr>
+          <w:b w:val="0"/>
+        </w:rPr>
+        <w:t xml:space="preserve"> that supports it.</w:t>
+      </w:r>
+    </w:p>
+    <w:p>
+      <w:pPr>
+        <w:pStyle w:val="Heading3"/>
+      </w:pPr>
+      <w:r>
+        <w:t>Keep the stated limit</w:t>
+      </w:r>
+    </w:p>
+    <w:p>
+      <w:pPr>
+        <w:spacing w:line="336" w:lineRule="auto" w:after="180"/>
+        <w:shd w:fill="FFF5E6"/>
+      </w:pPr>
+      <w:r>
+        <w:rPr>
+          <w:b w:val="0"/>
+        </w:rPr>
         <w:t>Change one thing: Remove the unsupported sentence while preserving the supported one. Predict the result before checking the explanation. What remains the same?</w:t>
       </w:r>
     </w:p>
@@ -1750,17 +2817,61 @@
     </w:p>
     <w:p>
       <w:r>
+        <w:t>Find the unsupported step in the Quality Rubrics claim and explain a repair using the supplied evidence.</w:t>
+      </w:r>
+    </w:p>
+    <w:p>
+      <w:pPr>
+        <w:pStyle w:val="Heading3"/>
+      </w:pPr>
+      <w:r>
+        <w:t>Find the first error</w:t>
+      </w:r>
+    </w:p>
+    <w:p>
+      <w:pPr>
+        <w:spacing w:line="336" w:lineRule="auto" w:after="180"/>
+        <w:shd w:fill="FFF5E6"/>
+      </w:pPr>
+      <w:r>
+        <w:rPr>
+          <w:b w:val="0"/>
+        </w:rPr>
         <w:t>ERROR DETECTIVE</w:t>
       </w:r>
     </w:p>
     <w:p>
-      <w:r>
+      <w:pPr>
+        <w:spacing w:line="336" w:lineRule="auto" w:after="180"/>
+      </w:pPr>
+      <w:r>
+        <w:rPr>
+          <w:b w:val="0"/>
+        </w:rPr>
         <w:t>Compare → Diagnose → Repair</w:t>
       </w:r>
     </w:p>
     <w:p>
-      <w:r>
-        <w:t>Do not patch the answer. Find the earliest unsupported assumption, wrong step, or weak evidence.</w:t>
+      <w:pPr>
+        <w:spacing w:line="336" w:lineRule="auto" w:after="180"/>
+      </w:pPr>
+      <w:r>
+        <w:rPr>
+          <w:b w:val="0"/>
+        </w:rPr>
+        <w:t xml:space="preserve">Do not patch the answer. Find the earliest unsupported assumption, wrong step, or weak </w:t>
+      </w:r>
+      <w:r>
+        <w:rPr>
+          <w:b/>
+        </w:rPr>
+        <w:t>evidence</w:t>
+      </w:r>
+      <w:r>
+        <w:rPr>
+          <w:b w:val="0"/>
+        </w:rPr>
+        <w:t>.</w:t>
       </w:r>
     </w:p>
     <w:p>
@@ -2010,7 +3121,14 @@
       </w:tr>
     </w:tbl>
     <w:p>
-      <w:r>
+      <w:pPr>
+        <w:spacing w:line="336" w:lineRule="auto" w:after="180"/>
+        <w:shd w:fill="F5F1FB"/>
+      </w:pPr>
+      <w:r>
+        <w:rPr>
+          <w:b w:val="0"/>
+        </w:rPr>
         <w:t>Repair one cause. Why is this repair better than changing several things?</w:t>
       </w:r>
     </w:p>
@@ -2056,15 +3174,42 @@
       </w:r>
     </w:p>
     <w:p>
-      <w:r>
-        <w:t>Complete the supported workbook tasks before attempting W4 independently. Record any hints or help used. After feedback, use the teacher's fresh retry rather than copying the earlier answer. For a project, select a relevant new case, predict the outcome from the declared rule and preserve the result alongside any revision.</w:t>
-      </w:r>
-    </w:p>
-    <w:p>
       <w:pPr>
         <w:pStyle w:val="Heading3"/>
       </w:pPr>
       <w:r>
+        <w:t>Check the claim against the facts</w:t>
+      </w:r>
+    </w:p>
+    <w:p>
+      <w:pPr>
+        <w:spacing w:line="336" w:lineRule="auto" w:after="180"/>
+        <w:shd w:fill="FFF5E6"/>
+      </w:pPr>
+      <w:r>
+        <w:rPr>
+          <w:b w:val="0"/>
+        </w:rPr>
+        <w:t>Complete the supported workbook tasks before attempting W4 independently. Record any hints or help used. After feedback, use the teacher's fresh retry rather than copying the earlier answer.</w:t>
+      </w:r>
+    </w:p>
+    <w:p>
+      <w:pPr>
+        <w:spacing w:line="336" w:lineRule="auto" w:after="180"/>
+        <w:shd w:fill="FFF5E6"/>
+      </w:pPr>
+      <w:r>
+        <w:rPr>
+          <w:b w:val="0"/>
+        </w:rPr>
+        <w:t>For a project, select a relevant new case, predict the outcome from the declared rule and preserve the result alongside any revision.</w:t>
+      </w:r>
+    </w:p>
+    <w:p>
+      <w:pPr>
+        <w:pStyle w:val="Heading3"/>
+      </w:pPr>
+      <w:r>
         <w:t>Exit: propose one revealing change to the worked scenario. State the expected outcome and the evidence that would make you revise your explanation.</w:t>
       </w:r>
     </w:p>
@@ -2103,16 +3248,39 @@
     </w:p>
     <w:p>
       <w:r>
+        <w:t>Practise Quality Rubrics with support, then explain the deciding step in your own words.</w:t>
+      </w:r>
+    </w:p>
+    <w:p>
+      <w:pPr>
+        <w:spacing w:line="336" w:lineRule="auto" w:after="180"/>
+      </w:pPr>
+      <w:r>
+        <w:rPr>
+          <w:b/>
+        </w:rPr>
         <w:t>LOGIC STUDIO</w:t>
       </w:r>
     </w:p>
     <w:p>
-      <w:r>
+      <w:pPr>
+        <w:spacing w:line="336" w:lineRule="auto" w:after="180"/>
+      </w:pPr>
+      <w:r>
+        <w:rPr>
+          <w:b w:val="0"/>
+        </w:rPr>
         <w:t>Specify Before You Run</w:t>
       </w:r>
     </w:p>
     <w:p>
-      <w:r>
+      <w:pPr>
+        <w:spacing w:line="336" w:lineRule="auto" w:after="180"/>
+      </w:pPr>
+      <w:r>
+        <w:rPr>
+          <w:b w:val="0"/>
+        </w:rPr>
         <w:t>Prompts, schemas, retrieval, tool calls, and code are inspectable parts of one AI product.</w:t>
       </w:r>
     </w:p>
@@ -2153,8 +3321,26 @@
       </w:r>
     </w:p>
     <w:p>
-      <w:r>
-        <w:t>SET task, audience, constraints, output_schema</w:t>
+      <w:pPr>
+        <w:spacing w:line="336" w:lineRule="auto" w:after="180"/>
+      </w:pPr>
+      <w:r>
+        <w:rPr>
+          <w:b w:val="0"/>
+        </w:rPr>
+        <w:t xml:space="preserve">SET task, audience, constraints, </w:t>
+      </w:r>
+      <w:r>
+        <w:rPr>
+          <w:b/>
+        </w:rPr>
+        <w:t>output</w:t>
+      </w:r>
+      <w:r>
+        <w:rPr>
+          <w:b w:val="0"/>
+        </w:rPr>
+        <w:t>_schema</w:t>
         <w:br/>
         <w:t>LOAD approved_context or retrieval_result</w:t>
         <w:br/>
@@ -2162,14 +3348,57 @@
         <w:br/>
         <w:t>VALIDATE fields, claims, citations, and safety</w:t>
         <w:br/>
-        <w:t>IF evidence missing: ask, retrieve, or abstain</w:t>
+        <w:t xml:space="preserve">IF </w:t>
+      </w:r>
+      <w:r>
+        <w:rPr>
+          <w:b/>
+        </w:rPr>
+        <w:t>evidence</w:t>
+      </w:r>
+      <w:r>
+        <w:rPr>
+          <w:b w:val="0"/>
+        </w:rPr>
+        <w:t xml:space="preserve"> missing: ask, retrieve, or abstain</w:t>
         <w:br/>
-        <w:t>RETURN useful output + source trail + limitations</w:t>
-      </w:r>
-    </w:p>
-    <w:p>
-      <w:r>
-        <w:t>Trace one input. Which line changes the state or chooses a path?</w:t>
+        <w:t xml:space="preserve">RETURN useful </w:t>
+      </w:r>
+      <w:r>
+        <w:rPr>
+          <w:b/>
+        </w:rPr>
+        <w:t>output</w:t>
+      </w:r>
+      <w:r>
+        <w:rPr>
+          <w:b w:val="0"/>
+        </w:rPr>
+        <w:t xml:space="preserve"> + source trail + limitations</w:t>
+      </w:r>
+    </w:p>
+    <w:p>
+      <w:pPr>
+        <w:spacing w:line="336" w:lineRule="auto" w:after="180"/>
+        <w:shd w:fill="F5F1FB"/>
+      </w:pPr>
+      <w:r>
+        <w:rPr>
+          <w:b w:val="0"/>
+        </w:rPr>
+        <w:t xml:space="preserve">Trace one </w:t>
+      </w:r>
+      <w:r>
+        <w:rPr>
+          <w:b/>
+        </w:rPr>
+        <w:t>input</w:t>
+      </w:r>
+      <w:r>
+        <w:rPr>
+          <w:b w:val="0"/>
+        </w:rPr>
+        <w:t>. Which line changes the state or chooses a path?</w:t>
       </w:r>
     </w:p>
     <w:p>
@@ -2214,13 +3443,60 @@
       </w:r>
     </w:p>
     <w:p>
-      <w:r>
-        <w:t>Evaluation coverage limits the claim; prompts tuned on these cases need new reserved final cases.</w:t>
-      </w:r>
-    </w:p>
-    <w:p>
-      <w:r>
-        <w:t>A useful check asks what would make the reasoning fail. Distinguish a failure to execute the declared procedure from a weakness in the procedure itself. The first may require a correction; the second requires an explicitly revised method and new evidence. Preserve unsuccessful cases so an improved result cannot hide the original problem.</w:t>
+      <w:pPr>
+        <w:spacing w:line="336" w:lineRule="auto" w:after="180"/>
+      </w:pPr>
+      <w:r>
+        <w:rPr>
+          <w:b w:val="0"/>
+        </w:rPr>
+        <w:t xml:space="preserve">Evaluation </w:t>
+      </w:r>
+      <w:r>
+        <w:rPr>
+          <w:b/>
+        </w:rPr>
+        <w:t>coverage</w:t>
+      </w:r>
+      <w:r>
+        <w:rPr>
+          <w:b w:val="0"/>
+        </w:rPr>
+        <w:t xml:space="preserve"> limits the claim; prompts tuned on these cases need new reserved final cases.</w:t>
+      </w:r>
+    </w:p>
+    <w:p>
+      <w:pPr>
+        <w:spacing w:line="336" w:lineRule="auto" w:after="180"/>
+      </w:pPr>
+      <w:r>
+        <w:rPr>
+          <w:b w:val="0"/>
+        </w:rPr>
+        <w:t>A useful check asks what would make the reasoning fail. Distinguish a failure to execute the declared procedure from a weakness in the procedure itself.</w:t>
+      </w:r>
+    </w:p>
+    <w:p>
+      <w:pPr>
+        <w:spacing w:line="336" w:lineRule="auto" w:after="180"/>
+      </w:pPr>
+      <w:r>
+        <w:rPr>
+          <w:b w:val="0"/>
+        </w:rPr>
+        <w:t xml:space="preserve">The first may require a correction; the second requires an explicitly revised method and new </w:t>
+      </w:r>
+      <w:r>
+        <w:rPr>
+          <w:b/>
+        </w:rPr>
+        <w:t>evidence</w:t>
+      </w:r>
+      <w:r>
+        <w:rPr>
+          <w:b w:val="0"/>
+        </w:rPr>
+        <w:t>. Preserve unsuccessful cases so an improved result cannot hide the original problem.</w:t>
       </w:r>
     </w:p>
     <w:p>
@@ -2265,8 +3541,26 @@
       </w:r>
     </w:p>
     <w:p>
-      <w:r>
-        <w:t>Use workbook W2 for the connected example “System evaluation sets”. First fill the input and rule boxes. Try the middle steps before asking for a hint. After a hint, try the next step yourself.</w:t>
+      <w:pPr>
+        <w:spacing w:line="336" w:lineRule="auto" w:after="180"/>
+      </w:pPr>
+      <w:r>
+        <w:rPr>
+          <w:b w:val="0"/>
+        </w:rPr>
+        <w:t xml:space="preserve">Use workbook W2 for the connected example “System evaluation sets”. First fill the </w:t>
+      </w:r>
+      <w:r>
+        <w:rPr>
+          <w:b/>
+        </w:rPr>
+        <w:t>input</w:t>
+      </w:r>
+      <w:r>
+        <w:rPr>
+          <w:b w:val="0"/>
+        </w:rPr>
+        <w:t xml:space="preserve"> and rule boxes. Try the middle steps before asking for a hint. After a hint, try the next step yourself.</w:t>
       </w:r>
     </w:p>
     <w:tbl>
@@ -2349,7 +3643,13 @@
       </w:tr>
     </w:tbl>
     <w:p>
-      <w:r>
+      <w:pPr>
+        <w:spacing w:line="336" w:lineRule="auto" w:after="180"/>
+      </w:pPr>
+      <w:r>
+        <w:rPr>
+          <w:b w:val="0"/>
+        </w:rPr>
         <w:t>Explain your trace to a partner. Your partner points to one step to check. Swap roles on the next case. Each person writes their own explanation.</w:t>
       </w:r>
     </w:p>
@@ -2362,12 +3662,35 @@
       </w:r>
     </w:p>
     <w:p>
-      <w:r>
-        <w:t>Use the worked case for System evaluation sets. Proposed explanation: “The worked result establishes every future case”. Decide whether this explanation is supported. Point to the step or supplied fact that decides; explain your repair if needed.</w:t>
-      </w:r>
-    </w:p>
-    <w:p>
-      <w:r>
+      <w:pPr>
+        <w:spacing w:line="336" w:lineRule="auto" w:after="180"/>
+      </w:pPr>
+      <w:r>
+        <w:rPr>
+          <w:b w:val="0"/>
+        </w:rPr>
+        <w:t>Use the worked case for System evaluation sets. Proposed explanation: “The worked result establishes every future case”. Decide whether this explanation is supported.</w:t>
+      </w:r>
+    </w:p>
+    <w:p>
+      <w:pPr>
+        <w:spacing w:line="336" w:lineRule="auto" w:after="180"/>
+      </w:pPr>
+      <w:r>
+        <w:rPr>
+          <w:b w:val="0"/>
+        </w:rPr>
+        <w:t>Point to the step or supplied fact that decides; explain your repair if needed.</w:t>
+      </w:r>
+    </w:p>
+    <w:p>
+      <w:pPr>
+        <w:spacing w:line="336" w:lineRule="auto" w:after="180"/>
+      </w:pPr>
+      <w:r>
+        <w:rPr>
+          <w:b w:val="0"/>
+        </w:rPr>
         <w:t>Answer on your own before discussion. If you are unsure, say which step you need help with.</w:t>
       </w:r>
     </w:p>
@@ -2380,8 +3703,26 @@
       </w:r>
     </w:p>
     <w:p>
-      <w:r>
-        <w:t>Why is “one out of two checks passed” an insufficient release decision? Point to the relevant step in the picture, then write the changed result and the rule or evidence that supports it.</w:t>
+      <w:pPr>
+        <w:spacing w:line="336" w:lineRule="auto" w:after="180"/>
+      </w:pPr>
+      <w:r>
+        <w:rPr>
+          <w:b w:val="0"/>
+        </w:rPr>
+        <w:t xml:space="preserve">Why is “one out of two checks passed” an insufficient release decision? Point to the relevant step in the picture, then write the changed result and the rule or </w:t>
+      </w:r>
+      <w:r>
+        <w:rPr>
+          <w:b/>
+        </w:rPr>
+        <w:t>evidence</w:t>
+      </w:r>
+      <w:r>
+        <w:rPr>
+          <w:b w:val="0"/>
+        </w:rPr>
+        <w:t xml:space="preserve"> that supports it.</w:t>
       </w:r>
     </w:p>
     <w:p>
@@ -2413,7 +3754,13 @@
       </w:r>
     </w:p>
     <w:p>
-      <w:r>
+      <w:pPr>
+        <w:spacing w:line="336" w:lineRule="auto" w:after="180"/>
+      </w:pPr>
+      <w:r>
+        <w:rPr>
+          <w:b w:val="0"/>
+        </w:rPr>
         <w:t>This is supported practice. Keep the separately named independent case for an attempt before feedback.</w:t>
       </w:r>
     </w:p>
@@ -2427,16 +3774,45 @@
     </w:p>
     <w:p>
       <w:r>
-        <w:t>EVIDENCE LAB</w:t>
-      </w:r>
-    </w:p>
-    <w:p>
-      <w:r>
+        <w:t>Investigate Quality Rubrics. Record the prediction, actual observation or labelled paper trace, explanation and next test separately.</w:t>
+      </w:r>
+    </w:p>
+    <w:p>
+      <w:pPr>
+        <w:spacing w:line="336" w:lineRule="auto" w:after="180"/>
+      </w:pPr>
+      <w:r>
+        <w:rPr>
+          <w:b/>
+        </w:rPr>
+        <w:t>EVIDENCE</w:t>
+      </w:r>
+      <w:r>
+        <w:rPr>
+          <w:b/>
+        </w:rPr>
+        <w:t xml:space="preserve"> LAB</w:t>
+      </w:r>
+    </w:p>
+    <w:p>
+      <w:pPr>
+        <w:spacing w:line="336" w:lineRule="auto" w:after="180"/>
+      </w:pPr>
+      <w:r>
+        <w:rPr>
+          <w:b w:val="0"/>
+        </w:rPr>
         <w:t>Predict → Test → Record → Explain</w:t>
       </w:r>
     </w:p>
     <w:p>
-      <w:r>
+      <w:pPr>
+        <w:spacing w:line="336" w:lineRule="auto" w:after="180"/>
+      </w:pPr>
+      <w:r>
+        <w:rPr>
+          <w:b w:val="0"/>
+        </w:rPr>
         <w:t>Keep expected and actual results separate. Surprises are useful data when recorded honestly.</w:t>
       </w:r>
     </w:p>
@@ -2477,8 +3853,62 @@
       </w:r>
     </w:p>
     <w:p>
-      <w:r>
-        <w:t>Score three outputs independently, compare by dimension, cite evidence for each score, and improve one weak anchor.</w:t>
+      <w:pPr>
+        <w:spacing w:line="336" w:lineRule="auto" w:after="180"/>
+      </w:pPr>
+      <w:r>
+        <w:rPr>
+          <w:b w:val="0"/>
+        </w:rPr>
+        <w:t xml:space="preserve">Score three </w:t>
+      </w:r>
+      <w:r>
+        <w:rPr>
+          <w:b/>
+        </w:rPr>
+        <w:t>output</w:t>
+      </w:r>
+      <w:r>
+        <w:rPr>
+          <w:b w:val="0"/>
+        </w:rPr>
+        <w:t xml:space="preserve">s independently, compare by </w:t>
+      </w:r>
+      <w:r>
+        <w:rPr>
+          <w:b/>
+        </w:rPr>
+        <w:t>dimension</w:t>
+      </w:r>
+      <w:r>
+        <w:rPr>
+          <w:b w:val="0"/>
+        </w:rPr>
+        <w:t xml:space="preserve">, cite </w:t>
+      </w:r>
+      <w:r>
+        <w:rPr>
+          <w:b/>
+        </w:rPr>
+        <w:t>evidence</w:t>
+      </w:r>
+      <w:r>
+        <w:rPr>
+          <w:b w:val="0"/>
+        </w:rPr>
+        <w:t xml:space="preserve"> for each score, and improve one weak </w:t>
+      </w:r>
+      <w:r>
+        <w:rPr>
+          <w:b/>
+        </w:rPr>
+        <w:t>anchor</w:t>
+      </w:r>
+      <w:r>
+        <w:rPr>
+          <w:b w:val="0"/>
+        </w:rPr>
+        <w:t>.</w:t>
       </w:r>
     </w:p>
     <w:tbl>
@@ -2727,7 +4157,14 @@
       </w:tr>
     </w:tbl>
     <w:p>
-      <w:r>
+      <w:pPr>
+        <w:spacing w:line="336" w:lineRule="auto" w:after="180"/>
+        <w:shd w:fill="F5F1FB"/>
+      </w:pPr>
+      <w:r>
+        <w:rPr>
+          <w:b w:val="0"/>
+        </w:rPr>
         <w:t>What did the hardest test teach you that the normal test did not?</w:t>
       </w:r>
     </w:p>
@@ -2773,7 +4210,13 @@
       </w:r>
     </w:p>
     <w:p>
-      <w:r>
+      <w:pPr>
+        <w:spacing w:line="336" w:lineRule="auto" w:after="180"/>
+      </w:pPr>
+      <w:r>
+        <w:rPr>
+          <w:b w:val="0"/>
+        </w:rPr>
         <w:t>Before trying: what do I expect, and why? While trying: which step could first go wrong? Afterwards: what did I actually observe, and what should change? Keep “not run” if you only traced the procedure.</w:t>
       </w:r>
     </w:p>
@@ -2787,17 +4230,52 @@
     </w:p>
     <w:p>
       <w:r>
+        <w:t>Move from recall to tracing, diagnosis and transfer in Quality Rubrics. Explain why each step is justified.</w:t>
+      </w:r>
+    </w:p>
+    <w:p>
+      <w:pPr>
+        <w:spacing w:line="336" w:lineRule="auto" w:after="180"/>
+      </w:pPr>
+      <w:r>
+        <w:rPr>
+          <w:b/>
+        </w:rPr>
         <w:t>MASTERY</w:t>
       </w:r>
     </w:p>
     <w:p>
-      <w:r>
+      <w:pPr>
+        <w:spacing w:line="336" w:lineRule="auto" w:after="180"/>
+      </w:pPr>
+      <w:r>
+        <w:rPr>
+          <w:b w:val="0"/>
+        </w:rPr>
         <w:t>From Knowing the Word to Owning the Idea</w:t>
       </w:r>
     </w:p>
     <w:p>
-      <w:r>
-        <w:t>Move upward only when you can produce evidence without copying the worked example.</w:t>
+      <w:pPr>
+        <w:spacing w:line="336" w:lineRule="auto" w:after="180"/>
+      </w:pPr>
+      <w:r>
+        <w:rPr>
+          <w:b w:val="0"/>
+        </w:rPr>
+        <w:t xml:space="preserve">Move upward only when you can produce </w:t>
+      </w:r>
+      <w:r>
+        <w:rPr>
+          <w:b/>
+        </w:rPr>
+        <w:t>evidence</w:t>
+      </w:r>
+      <w:r>
+        <w:rPr>
+          <w:b w:val="0"/>
+        </w:rPr>
+        <w:t xml:space="preserve"> without copying the worked example.</w:t>
       </w:r>
     </w:p>
     <w:p>
@@ -2837,33 +4315,93 @@
       </w:r>
     </w:p>
     <w:p>
-      <w:r>
+      <w:pPr>
+        <w:spacing w:line="336" w:lineRule="auto" w:after="180"/>
+      </w:pPr>
+      <w:r>
+        <w:rPr>
+          <w:b w:val="0"/>
+        </w:rPr>
         <w:t>1 • NAME: Define the concept without repeating the textbook.</w:t>
       </w:r>
     </w:p>
     <w:p>
-      <w:r>
-        <w:t>2 • TRACE: Show the information, state, branch, calculation, or evidence path.</w:t>
-      </w:r>
-    </w:p>
-    <w:p>
-      <w:r>
+      <w:pPr>
+        <w:spacing w:line="336" w:lineRule="auto" w:after="180"/>
+      </w:pPr>
+      <w:r>
+        <w:rPr>
+          <w:b w:val="0"/>
+        </w:rPr>
+        <w:t xml:space="preserve">2 • TRACE: Show the information, state, branch, calculation, or </w:t>
+      </w:r>
+      <w:r>
+        <w:rPr>
+          <w:b/>
+        </w:rPr>
+        <w:t>evidence</w:t>
+      </w:r>
+      <w:r>
+        <w:rPr>
+          <w:b w:val="0"/>
+        </w:rPr>
+        <w:t xml:space="preserve"> path.</w:t>
+      </w:r>
+    </w:p>
+    <w:p>
+      <w:pPr>
+        <w:spacing w:line="336" w:lineRule="auto" w:after="180"/>
+      </w:pPr>
+      <w:r>
+        <w:rPr>
+          <w:b w:val="0"/>
+        </w:rPr>
         <w:t>3 • APPLY: Solve a different example independently.</w:t>
       </w:r>
     </w:p>
     <w:p>
-      <w:r>
+      <w:pPr>
+        <w:spacing w:line="336" w:lineRule="auto" w:after="180"/>
+      </w:pPr>
+      <w:r>
+        <w:rPr>
+          <w:b w:val="0"/>
+        </w:rPr>
         <w:t>4 • CHALLENGE: Find a boundary case, counterexample, or unfair outcome.</w:t>
       </w:r>
     </w:p>
     <w:p>
-      <w:r>
+      <w:pPr>
+        <w:spacing w:line="336" w:lineRule="auto" w:after="180"/>
+      </w:pPr>
+      <w:r>
+        <w:rPr>
+          <w:b w:val="0"/>
+        </w:rPr>
         <w:t>5 • EXPLAIN LIMITS: Say when the result should not be trusted or used alone.</w:t>
       </w:r>
     </w:p>
     <w:p>
-      <w:r>
-        <w:t>My strongest evidence of independent understanding:</w:t>
+      <w:pPr>
+        <w:spacing w:line="336" w:lineRule="auto" w:after="180"/>
+      </w:pPr>
+      <w:r>
+        <w:rPr>
+          <w:b w:val="0"/>
+        </w:rPr>
+        <w:t xml:space="preserve">My strongest </w:t>
+      </w:r>
+      <w:r>
+        <w:rPr>
+          <w:b/>
+        </w:rPr>
+        <w:t>evidence</w:t>
+      </w:r>
+      <w:r>
+        <w:rPr>
+          <w:b w:val="0"/>
+        </w:rPr>
+        <w:t xml:space="preserve"> of independent understanding:</w:t>
       </w:r>
     </w:p>
     <w:p>
@@ -2909,16 +4447,39 @@
     </w:p>
     <w:p>
       <w:r>
+        <w:t>Apply this week’s idea to Verified Study Buddy. Keep an annotated decision and the evidence supporting it.</w:t>
+      </w:r>
+    </w:p>
+    <w:p>
+      <w:pPr>
+        <w:spacing w:line="336" w:lineRule="auto" w:after="180"/>
+      </w:pPr>
+      <w:r>
+        <w:rPr>
+          <w:b/>
+        </w:rPr>
         <w:t>CUMULATIVE PROJECT</w:t>
       </w:r>
     </w:p>
     <w:p>
-      <w:r>
+      <w:pPr>
+        <w:spacing w:line="336" w:lineRule="auto" w:after="180"/>
+      </w:pPr>
+      <w:r>
+        <w:rPr>
+          <w:b w:val="0"/>
+        </w:rPr>
         <w:t>Verified Study Buddy</w:t>
       </w:r>
     </w:p>
     <w:p>
-      <w:r>
+      <w:pPr>
+        <w:spacing w:line="336" w:lineRule="auto" w:after="180"/>
+      </w:pPr>
+      <w:r>
+        <w:rPr>
+          <w:b w:val="0"/>
+        </w:rPr>
         <w:t>Every week adds one inspectable piece. The system must show how it reached a result.</w:t>
       </w:r>
     </w:p>
@@ -2959,17 +4520,63 @@
       </w:r>
     </w:p>
     <w:p>
-      <w:r>
-        <w:t>THIS WEEK’S CHECKPOINT  Use a five-dimension rubric and block release when correctness or safety is below threshold.</w:t>
-      </w:r>
-    </w:p>
-    <w:p>
-      <w:r>
-        <w:t>SYSTEM MAP  Learner need → prompt/schema → approved sources/retrieval → model/tool → structured answer → verification → human decision</w:t>
-      </w:r>
-    </w:p>
-    <w:p>
-      <w:r>
+      <w:pPr>
+        <w:spacing w:line="336" w:lineRule="auto" w:after="180"/>
+      </w:pPr>
+      <w:r>
+        <w:rPr>
+          <w:b w:val="0"/>
+        </w:rPr>
+        <w:t>THIS WEEK’S CHECKPOINT  Use a five-</w:t>
+      </w:r>
+      <w:r>
+        <w:rPr>
+          <w:b/>
+        </w:rPr>
+        <w:t>dimension</w:t>
+      </w:r>
+      <w:r>
+        <w:rPr>
+          <w:b w:val="0"/>
+        </w:rPr>
+        <w:t xml:space="preserve"> rubric and block release when correctness or safety is below threshold.</w:t>
+      </w:r>
+    </w:p>
+    <w:p>
+      <w:pPr>
+        <w:pStyle w:val="Heading3"/>
+      </w:pPr>
+      <w:r>
+        <w:t>Trace the system</w:t>
+      </w:r>
+    </w:p>
+    <w:p>
+      <w:pPr>
+        <w:spacing w:line="336" w:lineRule="auto" w:after="180"/>
+        <w:shd w:fill="EDF7F3"/>
+      </w:pPr>
+      <w:r>
+        <w:rPr>
+          <w:b w:val="0"/>
+        </w:rPr>
+        <w:t xml:space="preserve">SYSTEM MAP  Learner need → prompt/schema → approved sources/retrieval → model/tool → structured answer → verification → </w:t>
+      </w:r>
+      <w:r>
+        <w:rPr>
+          <w:b/>
+        </w:rPr>
+        <w:t>human decision</w:t>
+      </w:r>
+    </w:p>
+    <w:p>
+      <w:pPr>
+        <w:spacing w:line="336" w:lineRule="auto" w:after="180"/>
+        <w:shd w:fill="F5F1FB"/>
+      </w:pPr>
+      <w:r>
+        <w:rPr>
+          <w:b w:val="0"/>
+        </w:rPr>
         <w:t>What will you add, change, or verify in the project this week?</w:t>
       </w:r>
     </w:p>
@@ -3007,8 +4614,27 @@
       </w:r>
     </w:p>
     <w:p>
-      <w:r>
-        <w:t>What should remain under human control?</w:t>
+      <w:pPr>
+        <w:spacing w:line="336" w:lineRule="auto" w:after="180"/>
+        <w:shd w:fill="F5F1FB"/>
+      </w:pPr>
+      <w:r>
+        <w:rPr>
+          <w:b w:val="0"/>
+        </w:rPr>
+        <w:t xml:space="preserve">What should remain under </w:t>
+      </w:r>
+      <w:r>
+        <w:rPr>
+          <w:b/>
+        </w:rPr>
+        <w:t>human control</w:t>
+      </w:r>
+      <w:r>
+        <w:rPr>
+          <w:b w:val="0"/>
+        </w:rPr>
+        <w:t>?</w:t>
       </w:r>
     </w:p>
     <w:p>
@@ -3045,21 +4671,77 @@
       </w:r>
     </w:p>
     <w:p>
-      <w:r>
-        <w:t>RESPONSIBLE DESIGN  Collect only necessary information. Show uncertainty and limits. Never confuse fluent output with verified truth.</w:t>
-      </w:r>
-    </w:p>
-    <w:p>
       <w:pPr>
         <w:pStyle w:val="Heading3"/>
       </w:pPr>
       <w:r>
+        <w:t>Responsible design</w:t>
+      </w:r>
+    </w:p>
+    <w:p>
+      <w:pPr>
+        <w:spacing w:line="336" w:lineRule="auto" w:after="180"/>
+        <w:shd w:fill="FFF5E6"/>
+      </w:pPr>
+      <w:r>
+        <w:rPr>
+          <w:b w:val="0"/>
+        </w:rPr>
+        <w:t xml:space="preserve">RESPONSIBLE DESIGN  Collect only necessary information. Show uncertainty and limits. Never confuse fluent </w:t>
+      </w:r>
+      <w:r>
+        <w:rPr>
+          <w:b/>
+        </w:rPr>
+        <w:t>output</w:t>
+      </w:r>
+      <w:r>
+        <w:rPr>
+          <w:b w:val="0"/>
+        </w:rPr>
+        <w:t xml:space="preserve"> with verified truth.</w:t>
+      </w:r>
+    </w:p>
+    <w:p>
+      <w:pPr>
+        <w:pStyle w:val="Heading3"/>
+      </w:pPr>
+      <w:r>
         <w:t>Evidence for your project</w:t>
       </w:r>
     </w:p>
     <w:p>
-      <w:r>
-        <w:t>For your Verified Study Buddy, save the input, procedure, observed result and limitation of this check. Label this worked example as practice; use a different, previously unreviewed case when checking independent understanding.</w:t>
+      <w:pPr>
+        <w:spacing w:line="336" w:lineRule="auto" w:after="180"/>
+      </w:pPr>
+      <w:r>
+        <w:rPr>
+          <w:b w:val="0"/>
+        </w:rPr>
+        <w:t xml:space="preserve">For your Verified Study Buddy, save the </w:t>
+      </w:r>
+      <w:r>
+        <w:rPr>
+          <w:b/>
+        </w:rPr>
+        <w:t>input</w:t>
+      </w:r>
+      <w:r>
+        <w:rPr>
+          <w:b w:val="0"/>
+        </w:rPr>
+        <w:t>, procedure, observed result and limitation of this check.</w:t>
+      </w:r>
+    </w:p>
+    <w:p>
+      <w:pPr>
+        <w:spacing w:line="336" w:lineRule="auto" w:after="180"/>
+      </w:pPr>
+      <w:r>
+        <w:rPr>
+          <w:b w:val="0"/>
+        </w:rPr>
+        <w:t>Label this worked example as practice; use a different, previously unreviewed case when checking independent understanding.</w:t>
       </w:r>
     </w:p>
     <w:p>
@@ -3072,16 +4754,48 @@
     </w:p>
     <w:p>
       <w:r>
+        <w:t>Use a genuinely new case for independent evidence. Previously discussed examples remain practice; use the separately named independent case before feedback.</w:t>
+      </w:r>
+    </w:p>
+    <w:p>
+      <w:pPr>
+        <w:pStyle w:val="Heading3"/>
+      </w:pPr>
+      <w:r>
+        <w:t>Independent evidence</w:t>
+      </w:r>
+    </w:p>
+    <w:p>
+      <w:pPr>
+        <w:spacing w:line="336" w:lineRule="auto" w:after="180"/>
+        <w:shd w:fill="FFF5E6"/>
+      </w:pPr>
+      <w:r>
+        <w:rPr>
+          <w:b w:val="0"/>
+        </w:rPr>
         <w:t>INDEPENDENT MASTERY PROOF</w:t>
       </w:r>
     </w:p>
     <w:p>
-      <w:r>
+      <w:pPr>
+        <w:spacing w:line="336" w:lineRule="auto" w:after="180"/>
+      </w:pPr>
+      <w:r>
+        <w:rPr>
+          <w:b w:val="0"/>
+        </w:rPr>
         <w:t>Explain • Transfer • Test • Defend</w:t>
       </w:r>
     </w:p>
     <w:p>
-      <w:r>
+      <w:pPr>
+        <w:spacing w:line="336" w:lineRule="auto" w:after="180"/>
+      </w:pPr>
+      <w:r>
+        <w:rPr>
+          <w:b w:val="0"/>
+        </w:rPr>
         <w:t>Complete this page without copying the worked example. Your reasoning matters more than decoration.</w:t>
       </w:r>
     </w:p>
@@ -3122,12 +4836,58 @@
       </w:r>
     </w:p>
     <w:p>
-      <w:r>
-        <w:t>CHALLENGE  Score outputs and justify disagreements with evidence.</w:t>
-      </w:r>
-    </w:p>
-    <w:p>
-      <w:r>
+      <w:pPr>
+        <w:pStyle w:val="Heading3"/>
+      </w:pPr>
+      <w:r>
+        <w:t>Try a more demanding case</w:t>
+      </w:r>
+    </w:p>
+    <w:p>
+      <w:pPr>
+        <w:spacing w:line="336" w:lineRule="auto" w:after="180"/>
+        <w:shd w:fill="F5F1FB"/>
+      </w:pPr>
+      <w:r>
+        <w:rPr>
+          <w:b w:val="0"/>
+        </w:rPr>
+        <w:t xml:space="preserve">CHALLENGE  Score </w:t>
+      </w:r>
+      <w:r>
+        <w:rPr>
+          <w:b/>
+        </w:rPr>
+        <w:t>output</w:t>
+      </w:r>
+      <w:r>
+        <w:rPr>
+          <w:b w:val="0"/>
+        </w:rPr>
+        <w:t xml:space="preserve">s and justify disagreements with </w:t>
+      </w:r>
+      <w:r>
+        <w:rPr>
+          <w:b/>
+        </w:rPr>
+        <w:t>evidence</w:t>
+      </w:r>
+      <w:r>
+        <w:rPr>
+          <w:b w:val="0"/>
+        </w:rPr>
+        <w:t>.</w:t>
+      </w:r>
+    </w:p>
+    <w:p>
+      <w:pPr>
+        <w:spacing w:line="336" w:lineRule="auto" w:after="180"/>
+        <w:shd w:fill="F4F9FC"/>
+      </w:pPr>
+      <w:r>
+        <w:rPr>
+          <w:b w:val="0"/>
+        </w:rPr>
         <w:t>1. My fresh example, trace, calculation, or design:</w:t>
       </w:r>
     </w:p>
@@ -3165,8 +4925,27 @@
       </w:r>
     </w:p>
     <w:p>
-      <w:r>
-        <w:t>2. My evidence that it works (include a boundary or missing-data case):</w:t>
+      <w:pPr>
+        <w:spacing w:line="336" w:lineRule="auto" w:after="180"/>
+        <w:shd w:fill="F4F9FC"/>
+      </w:pPr>
+      <w:r>
+        <w:rPr>
+          <w:b w:val="0"/>
+        </w:rPr>
+        <w:t xml:space="preserve">2. My </w:t>
+      </w:r>
+      <w:r>
+        <w:rPr>
+          <w:b/>
+        </w:rPr>
+        <w:t>evidence</w:t>
+      </w:r>
+      <w:r>
+        <w:rPr>
+          <w:b w:val="0"/>
+        </w:rPr>
+        <w:t xml:space="preserve"> that it works (include a boundary or missing-data case):</w:t>
       </w:r>
     </w:p>
     <w:p>
@@ -3203,7 +4982,14 @@
       </w:r>
     </w:p>
     <w:p>
-      <w:r>
+      <w:pPr>
+        <w:spacing w:line="336" w:lineRule="auto" w:after="180"/>
+        <w:shd w:fill="F4F9FC"/>
+      </w:pPr>
+      <w:r>
+        <w:rPr>
+          <w:b w:val="0"/>
+        </w:rPr>
         <w:t>3. One limitation, fairness concern, or situation needing human review:</w:t>
       </w:r>
     </w:p>
@@ -3241,8 +5027,47 @@
       </w:r>
     </w:p>
     <w:p>
-      <w:r>
-        <w:t>SELF-CHECK  □ I explained the mechanism  □ I used evidence  □ I tested a fresh case  □ I named a limitation  □ I can answer ‘why?’</w:t>
+      <w:pPr>
+        <w:pStyle w:val="Heading3"/>
+      </w:pPr>
+      <w:r>
+        <w:t>Check your explanation</w:t>
+      </w:r>
+    </w:p>
+    <w:p>
+      <w:pPr>
+        <w:spacing w:line="336" w:lineRule="auto" w:after="180"/>
+        <w:shd w:fill="F5F1FB"/>
+      </w:pPr>
+      <w:r>
+        <w:rPr>
+          <w:b w:val="0"/>
+        </w:rPr>
+        <w:t xml:space="preserve">SELF-CHECK  □ I explained the </w:t>
+      </w:r>
+      <w:r>
+        <w:rPr>
+          <w:b/>
+        </w:rPr>
+        <w:t>mechanism</w:t>
+      </w:r>
+      <w:r>
+        <w:rPr>
+          <w:b w:val="0"/>
+        </w:rPr>
+        <w:t xml:space="preserve">  □ I used </w:t>
+      </w:r>
+      <w:r>
+        <w:rPr>
+          <w:b/>
+        </w:rPr>
+        <w:t>evidence</w:t>
+      </w:r>
+      <w:r>
+        <w:rPr>
+          <w:b w:val="0"/>
+        </w:rPr>
+        <w:t xml:space="preserve">  □ I tested a fresh case  □ I named a limitation  □ I can answer ‘why?’</w:t>
       </w:r>
     </w:p>
     <w:p>
@@ -3254,6 +5079,11 @@
       </w:r>
     </w:p>
     <w:p>
+      <w:r>
+        <w:t>Revisit the complete Quality Rubrics case for supported practice. Repeated examples do not become fresh assessments.</w:t>
+      </w:r>
+    </w:p>
+    <w:p>
       <w:pPr>
         <w:pStyle w:val="Heading3"/>
       </w:pPr>
@@ -3262,7 +5092,13 @@
       </w:r>
     </w:p>
     <w:p>
-      <w:r>
+      <w:pPr>
+        <w:spacing w:line="336" w:lineRule="auto" w:after="180"/>
+      </w:pPr>
+      <w:r>
+        <w:rPr>
+          <w:b w:val="0"/>
+        </w:rPr>
         <w:t>Use the supplied details to practise the weekly concept before attempting the independent question. This case extends the illustrated lesson.</w:t>
       </w:r>
     </w:p>
@@ -3275,7 +5111,13 @@
       </w:r>
     </w:p>
     <w:p>
-      <w:r>
+      <w:pPr>
+        <w:spacing w:line="336" w:lineRule="auto" w:after="180"/>
+      </w:pPr>
+      <w:r>
+        <w:rPr>
+          <w:b w:val="0"/>
+        </w:rPr>
         <w:t>Rubric gives 0–2 each for support, usefulness and safety. Response is useful and safe but unsupported.</w:t>
       </w:r>
     </w:p>
@@ -3288,7 +5130,14 @@
       </w:r>
     </w:p>
     <w:p>
-      <w:r>
+      <w:pPr>
+        <w:spacing w:line="336" w:lineRule="auto" w:after="180"/>
+        <w:shd w:fill="F5F1FB"/>
+      </w:pPr>
+      <w:r>
+        <w:rPr>
+          <w:b w:val="0"/>
+        </w:rPr>
         <w:t>Why can a total mislead?</w:t>
       </w:r>
     </w:p>
@@ -3301,7 +5150,13 @@
       </w:r>
     </w:p>
     <w:p>
-      <w:r>
+      <w:pPr>
+        <w:spacing w:line="336" w:lineRule="auto" w:after="180"/>
+      </w:pPr>
+      <w:r>
+        <w:rPr>
+          <w:b w:val="0"/>
+        </w:rPr>
         <w:t>It may get 4/6 while failing essential support. Declare mandatory criteria before testing so other points cannot compensate.</w:t>
       </w:r>
     </w:p>
@@ -3314,7 +5169,14 @@
       </w:r>
     </w:p>
     <w:p>
-      <w:r>
+      <w:pPr>
+        <w:spacing w:line="336" w:lineRule="auto" w:after="180"/>
+        <w:shd w:fill="F5F1FB"/>
+      </w:pPr>
+      <w:r>
+        <w:rPr>
+          <w:b w:val="0"/>
+        </w:rPr>
         <w:t>Which detail supports the answer, and why does it matter?</w:t>
       </w:r>
     </w:p>
@@ -3470,17 +5332,36 @@
       </w:tr>
     </w:tbl>
     <w:p>
-      <w:r>
+      <w:pPr>
+        <w:spacing w:line="336" w:lineRule="auto" w:after="180"/>
+      </w:pPr>
+      <w:r>
+        <w:rPr>
+          <w:b w:val="0"/>
+        </w:rPr>
         <w:t>Rubric gives 0–2 each for support, usefulness and safety. Response is useful and safe but unsupported.</w:t>
       </w:r>
     </w:p>
     <w:p>
-      <w:r>
+      <w:pPr>
+        <w:spacing w:line="336" w:lineRule="auto" w:after="180"/>
+        <w:shd w:fill="F5F1FB"/>
+      </w:pPr>
+      <w:r>
+        <w:rPr>
+          <w:b w:val="0"/>
+        </w:rPr>
         <w:t>Why can a total mislead?</w:t>
       </w:r>
     </w:p>
     <w:p>
-      <w:r>
+      <w:pPr>
+        <w:spacing w:line="336" w:lineRule="auto" w:after="180"/>
+      </w:pPr>
+      <w:r>
+        <w:rPr>
+          <w:b w:val="0"/>
+        </w:rPr>
         <w:t>It may get 4/6 while failing essential support. Declare mandatory criteria before testing so other points cannot compensate.</w:t>
       </w:r>
     </w:p>
@@ -3493,6 +5374,11 @@
       </w:r>
     </w:p>
     <w:p>
+      <w:r>
+        <w:t>Attempt the reserved new case before feedback. Record support; the earlier examples below remain additional practice.</w:t>
+      </w:r>
+    </w:p>
+    <w:p>
       <w:pPr>
         <w:pStyle w:val="Heading3"/>
       </w:pPr>
@@ -3501,7 +5387,13 @@
       </w:r>
     </w:p>
     <w:p>
-      <w:r>
+      <w:pPr>
+        <w:spacing w:line="336" w:lineRule="auto" w:after="180"/>
+      </w:pPr>
+      <w:r>
+        <w:rPr>
+          <w:b w:val="0"/>
+        </w:rPr>
         <w:t>Twelve cases: eight answerable, four unanswerable. Correct answers six; appropriate abstentions two. Compute separate and combined pass rates.</w:t>
       </w:r>
     </w:p>
@@ -3549,7 +5441,13 @@
       </w:r>
     </w:p>
     <w:p>
-      <w:r>
+      <w:pPr>
+        <w:spacing w:line="336" w:lineRule="auto" w:after="180"/>
+      </w:pPr>
+      <w:r>
+        <w:rPr>
+          <w:b w:val="0"/>
+        </w:rPr>
         <w:t>Attempt this case before feedback. Record any help. Earlier examples below are further practice; a case already practised with feedback cannot establish fresh transfer.</w:t>
       </w:r>
     </w:p>
@@ -3562,18 +5460,43 @@
       </w:r>
     </w:p>
     <w:p>
-      <w:r>
+      <w:pPr>
+        <w:spacing w:line="336" w:lineRule="auto" w:after="180"/>
+      </w:pPr>
+      <w:r>
+        <w:rPr>
+          <w:b w:val="0"/>
+        </w:rPr>
         <w:t>Close the worked explanation. Apply the idea to this different question without copying.</w:t>
       </w:r>
     </w:p>
     <w:p>
-      <w:r>
+      <w:pPr>
+        <w:spacing w:line="336" w:lineRule="auto" w:after="180"/>
+        <w:shd w:fill="F5F1FB"/>
+      </w:pPr>
+      <w:r>
+        <w:rPr>
+          <w:b w:val="0"/>
+        </w:rPr>
         <w:t>Two answers have equally polished language. One has three supported claims; the other has two supported claims and one invented claim. How should a quality rubric distinguish them?</w:t>
       </w:r>
     </w:p>
     <w:p>
-      <w:r>
-        <w:t>My answer, with a trace, calculation or supporting evidence</w:t>
+      <w:pPr>
+        <w:spacing w:line="336" w:lineRule="auto" w:after="180"/>
+      </w:pPr>
+      <w:r>
+        <w:rPr>
+          <w:b w:val="0"/>
+        </w:rPr>
+        <w:t xml:space="preserve">My answer, with a trace, calculation or supporting </w:t>
+      </w:r>
+      <w:r>
+        <w:rPr>
+          <w:b/>
+        </w:rPr>
+        <w:t>evidence</w:t>
       </w:r>
     </w:p>
     <w:p>
@@ -3618,13 +5541,37 @@
       </w:r>
     </w:p>
     <w:p>
-      <w:r>
+      <w:pPr>
+        <w:spacing w:line="336" w:lineRule="auto" w:after="180"/>
+      </w:pPr>
+      <w:r>
+        <w:rPr>
+          <w:b w:val="0"/>
+        </w:rPr>
         <w:t>Change one relevant detail. Predict the result before testing. Include a boundary or missing-information case when it helps reveal a limit.</w:t>
       </w:r>
     </w:p>
     <w:p>
-      <w:r>
-        <w:t>My changed input and expected result</w:t>
+      <w:pPr>
+        <w:spacing w:line="336" w:lineRule="auto" w:after="180"/>
+      </w:pPr>
+      <w:r>
+        <w:rPr>
+          <w:b w:val="0"/>
+        </w:rPr>
+        <w:t xml:space="preserve">My changed </w:t>
+      </w:r>
+      <w:r>
+        <w:rPr>
+          <w:b/>
+        </w:rPr>
+        <w:t>input</w:t>
+      </w:r>
+      <w:r>
+        <w:rPr>
+          <w:b w:val="0"/>
+        </w:rPr>
+        <w:t xml:space="preserve"> and expected result</w:t>
       </w:r>
     </w:p>
     <w:p>
@@ -3669,13 +5616,49 @@
       </w:r>
     </w:p>
     <w:p>
-      <w:r>
-        <w:t>Use a five-dimension rubric and block release when correctness or safety is below threshold.</w:t>
-      </w:r>
-    </w:p>
-    <w:p>
-      <w:r>
-        <w:t>The evidence I will keep</w:t>
+      <w:pPr>
+        <w:spacing w:line="336" w:lineRule="auto" w:after="180"/>
+      </w:pPr>
+      <w:r>
+        <w:rPr>
+          <w:b w:val="0"/>
+        </w:rPr>
+        <w:t>Use a five-</w:t>
+      </w:r>
+      <w:r>
+        <w:rPr>
+          <w:b/>
+        </w:rPr>
+        <w:t>dimension</w:t>
+      </w:r>
+      <w:r>
+        <w:rPr>
+          <w:b w:val="0"/>
+        </w:rPr>
+        <w:t xml:space="preserve"> rubric and block release when correctness or safety is below threshold.</w:t>
+      </w:r>
+    </w:p>
+    <w:p>
+      <w:pPr>
+        <w:spacing w:line="336" w:lineRule="auto" w:after="180"/>
+      </w:pPr>
+      <w:r>
+        <w:rPr>
+          <w:b w:val="0"/>
+        </w:rPr>
+        <w:t xml:space="preserve">The </w:t>
+      </w:r>
+      <w:r>
+        <w:rPr>
+          <w:b/>
+        </w:rPr>
+        <w:t>evidence</w:t>
+      </w:r>
+      <w:r>
+        <w:rPr>
+          <w:b w:val="0"/>
+        </w:rPr>
+        <w:t xml:space="preserve"> I will keep</w:t>
       </w:r>
     </w:p>
     <w:p>
@@ -3712,8 +5695,26 @@
       </w:r>
     </w:p>
     <w:p>
-      <w:r>
-        <w:t>Your teacher has the independent answer and scoring criteria. Complete the matching workbook week to keep your practice evidence together.</w:t>
+      <w:pPr>
+        <w:spacing w:line="336" w:lineRule="auto" w:after="180"/>
+      </w:pPr>
+      <w:r>
+        <w:rPr>
+          <w:b w:val="0"/>
+        </w:rPr>
+        <w:t xml:space="preserve">Your teacher has the independent answer and scoring criteria. Complete the matching workbook week to keep your practice </w:t>
+      </w:r>
+      <w:r>
+        <w:rPr>
+          <w:b/>
+        </w:rPr>
+        <w:t>evidence</w:t>
+      </w:r>
+      <w:r>
+        <w:rPr>
+          <w:b w:val="0"/>
+        </w:rPr>
+        <w:t xml:space="preserve"> together.</w:t>
       </w:r>
     </w:p>
     <w:p>
@@ -3725,7 +5726,13 @@
       </w:r>
     </w:p>
     <w:p>
-      <w:r>
+      <w:pPr>
+        <w:spacing w:line="336" w:lineRule="auto" w:after="180"/>
+      </w:pPr>
+      <w:r>
+        <w:rPr>
+          <w:b w:val="0"/>
+        </w:rPr>
         <w:t>An answer earns 2 for format, 2 for tone and 0 for source support. It gets 4/6. Is it acceptable for a source-only assistant? Revise the rubric's decision rule.</w:t>
       </w:r>
     </w:p>
@@ -3781,8 +5788,25 @@
       </w:r>
     </w:p>
     <w:p>
-      <w:r>
-        <w:t>Attempt the independent case before hints. Record whether you worked alone, used a hint or followed a model. After feedback, fix the first unsupported step and explain why it changed. A later check uses a changed case, not a copied answer.</w:t>
+      <w:pPr>
+        <w:spacing w:line="336" w:lineRule="auto" w:after="180"/>
+      </w:pPr>
+      <w:r>
+        <w:rPr>
+          <w:b w:val="0"/>
+        </w:rPr>
+        <w:t>Attempt the independent case before hints. Record whether you worked alone, used a hint or followed a model. After feedback, fix the first unsupported step and explain why it changed.</w:t>
+      </w:r>
+    </w:p>
+    <w:p>
+      <w:pPr>
+        <w:spacing w:line="336" w:lineRule="auto" w:after="180"/>
+      </w:pPr>
+      <w:r>
+        <w:rPr>
+          <w:b w:val="0"/>
+        </w:rPr>
+        <w:t>A later check uses a changed case, not a copied answer.</w:t>
       </w:r>
     </w:p>
     <w:p>
@@ -3795,6 +5819,17 @@
     </w:p>
     <w:p>
       <w:r>
+        <w:t>Use this map to navigate Quality Rubrics, connect the goals to tasks and keep one evidence record for each attempt.</w:t>
+      </w:r>
+    </w:p>
+    <w:p>
+      <w:pPr>
+        <w:spacing w:line="336" w:lineRule="auto" w:after="180"/>
+      </w:pPr>
+      <w:r>
+        <w:rPr>
+          <w:b w:val="0"/>
+        </w:rPr>
         <w:t>Start with this question: Use a quality rubric whose safety gate cannot be traded for attractive formatting.</w:t>
       </w:r>
     </w:p>
@@ -3901,13 +5936,61 @@
       </w:tr>
     </w:tbl>
     <w:p>
-      <w:r>
-        <w:t>Remember → watch and explain → try with help → investigate → try independently → keep project evidence. Your teacher may spread this lesson across several classes.</w:t>
-      </w:r>
-    </w:p>
-    <w:p>
-      <w:r>
-        <w:t>Keep your first prediction. Compare it with what the evidence shows and explain any change.</w:t>
+      <w:pPr>
+        <w:spacing w:line="336" w:lineRule="auto" w:after="180"/>
+      </w:pPr>
+      <w:r>
+        <w:rPr>
+          <w:b w:val="0"/>
+        </w:rPr>
+        <w:t xml:space="preserve">Remember → watch and explain → try with help → investigate → try independently → keep project </w:t>
+      </w:r>
+      <w:r>
+        <w:rPr>
+          <w:b/>
+        </w:rPr>
+        <w:t>evidence</w:t>
+      </w:r>
+      <w:r>
+        <w:rPr>
+          <w:b w:val="0"/>
+        </w:rPr>
+        <w:t>. Your teacher may spread this lesson across several classes.</w:t>
+      </w:r>
+    </w:p>
+    <w:p>
+      <w:pPr>
+        <w:spacing w:line="336" w:lineRule="auto" w:after="180"/>
+      </w:pPr>
+      <w:r>
+        <w:rPr>
+          <w:b w:val="0"/>
+        </w:rPr>
+        <w:t xml:space="preserve">Keep your first </w:t>
+      </w:r>
+      <w:r>
+        <w:rPr>
+          <w:b/>
+        </w:rPr>
+        <w:t>prediction</w:t>
+      </w:r>
+      <w:r>
+        <w:rPr>
+          <w:b w:val="0"/>
+        </w:rPr>
+        <w:t xml:space="preserve">. Compare it with what the </w:t>
+      </w:r>
+      <w:r>
+        <w:rPr>
+          <w:b/>
+        </w:rPr>
+        <w:t>evidence</w:t>
+      </w:r>
+      <w:r>
+        <w:rPr>
+          <w:b w:val="0"/>
+        </w:rPr>
+        <w:t xml:space="preserve"> shows and explain any change.</w:t>
       </w:r>
     </w:p>
     <w:p>
@@ -3920,7 +6003,30 @@
     </w:p>
     <w:p>
       <w:r>
-        <w:t>Close your notes. Explain this goal in your own words: Explain the mechanism and terminology of system evaluation sets</w:t>
+        <w:t>Explain Quality Rubrics without notes, identify a remaining question and plan a later check with a changed case.</w:t>
+      </w:r>
+    </w:p>
+    <w:p>
+      <w:pPr>
+        <w:spacing w:line="336" w:lineRule="auto" w:after="180"/>
+      </w:pPr>
+      <w:r>
+        <w:rPr>
+          <w:b w:val="0"/>
+        </w:rPr>
+        <w:t xml:space="preserve">Close your notes. Explain this goal in your own words: Explain the </w:t>
+      </w:r>
+      <w:r>
+        <w:rPr>
+          <w:b/>
+        </w:rPr>
+        <w:t>mechanism</w:t>
+      </w:r>
+      <w:r>
+        <w:rPr>
+          <w:b w:val="0"/>
+        </w:rPr>
+        <w:t xml:space="preserve"> and terminology of system evaluation sets</w:t>
       </w:r>
     </w:p>
     <w:p>
@@ -3957,13 +6063,61 @@
       </w:r>
     </w:p>
     <w:p>
-      <w:r>
-        <w:t>If you are unsure, return to the worked picture and explain one arrow. If you are ready, change an input or assumption and justify your prediction.</w:t>
-      </w:r>
-    </w:p>
-    <w:p>
-      <w:r>
-        <w:t>Save your workbook evidence. At the next review, try a different case before opening your old answer.</w:t>
+      <w:pPr>
+        <w:spacing w:line="336" w:lineRule="auto" w:after="180"/>
+      </w:pPr>
+      <w:r>
+        <w:rPr>
+          <w:b w:val="0"/>
+        </w:rPr>
+        <w:t xml:space="preserve">If you are unsure, return to the worked picture and explain one arrow. If you are ready, change an </w:t>
+      </w:r>
+      <w:r>
+        <w:rPr>
+          <w:b/>
+        </w:rPr>
+        <w:t>input</w:t>
+      </w:r>
+      <w:r>
+        <w:rPr>
+          <w:b w:val="0"/>
+        </w:rPr>
+        <w:t xml:space="preserve"> or assumption and justify your </w:t>
+      </w:r>
+      <w:r>
+        <w:rPr>
+          <w:b/>
+        </w:rPr>
+        <w:t>prediction</w:t>
+      </w:r>
+      <w:r>
+        <w:rPr>
+          <w:b w:val="0"/>
+        </w:rPr>
+        <w:t>.</w:t>
+      </w:r>
+    </w:p>
+    <w:p>
+      <w:pPr>
+        <w:spacing w:line="336" w:lineRule="auto" w:after="180"/>
+      </w:pPr>
+      <w:r>
+        <w:rPr>
+          <w:b w:val="0"/>
+        </w:rPr>
+        <w:t xml:space="preserve">Save your workbook </w:t>
+      </w:r>
+      <w:r>
+        <w:rPr>
+          <w:b/>
+        </w:rPr>
+        <w:t>evidence</w:t>
+      </w:r>
+      <w:r>
+        <w:rPr>
+          <w:b w:val="0"/>
+        </w:rPr>
+        <w:t>. At the next review, try a different case before opening your old answer.</w:t>
       </w:r>
     </w:p>
     <w:p>
@@ -3976,11 +6130,28 @@
     </w:p>
     <w:p>
       <w:r>
+        <w:t>Attempt supported questions before using hints or feedback. Review a missing building block, then keep the completed work.</w:t>
+      </w:r>
+    </w:p>
+    <w:p>
+      <w:pPr>
+        <w:spacing w:line="336" w:lineRule="auto" w:after="180"/>
+      </w:pPr>
+      <w:r>
+        <w:rPr>
+          <w:b w:val="0"/>
+        </w:rPr>
         <w:t>Use this supported practice once, in the browser or on paper. Keep the reserved independent assessment for a separate first attempt before teacher feedback.</w:t>
       </w:r>
     </w:p>
     <w:p>
-      <w:r>
+      <w:pPr>
+        <w:spacing w:line="336" w:lineRule="auto" w:after="180"/>
+      </w:pPr>
+      <w:r>
+        <w:rPr>
+          <w:b w:val="0"/>
+        </w:rPr>
         <w:t>Use a quality rubric whose safety gate cannot be traded for attractive formatting.</w:t>
       </w:r>
     </w:p>
@@ -3993,22 +6164,49 @@
       </w:r>
     </w:p>
     <w:p>
-      <w:r>
+      <w:pPr>
+        <w:spacing w:line="336" w:lineRule="auto" w:after="180"/>
+      </w:pPr>
+      <w:r>
+        <w:rPr>
+          <w:b w:val="0"/>
+        </w:rPr>
         <w:t>Which labelled step matches this detail? Reject the answer for unsupported content despite its correct length.</w:t>
       </w:r>
     </w:p>
     <w:p>
-      <w:r>
+      <w:pPr>
+        <w:spacing w:line="336" w:lineRule="auto" w:after="180"/>
+        <w:shd w:fill="F4F9FC"/>
+      </w:pPr>
+      <w:r>
+        <w:rPr>
+          <w:b w:val="0"/>
+        </w:rPr>
         <w:t>1. Check format</w:t>
       </w:r>
     </w:p>
     <w:p>
-      <w:r>
+      <w:pPr>
+        <w:spacing w:line="336" w:lineRule="auto" w:after="180"/>
+        <w:shd w:fill="F4F9FC"/>
+      </w:pPr>
+      <w:r>
+        <w:rPr>
+          <w:b w:val="0"/>
+        </w:rPr>
         <w:t>2. Apply gate</w:t>
       </w:r>
     </w:p>
     <w:p>
-      <w:r>
+      <w:pPr>
+        <w:spacing w:line="336" w:lineRule="auto" w:after="180"/>
+        <w:shd w:fill="F4F9FC"/>
+      </w:pPr>
+      <w:r>
+        <w:rPr>
+          <w:b w:val="0"/>
+        </w:rPr>
         <w:t>3. Check support</w:t>
       </w:r>
     </w:p>
@@ -4046,41 +6244,179 @@
       </w:r>
     </w:p>
     <w:p>
-      <w:r>
+      <w:pPr>
+        <w:pStyle w:val="Heading3"/>
+      </w:pPr>
+      <w:r>
+        <w:t>Hint · try first</w:t>
+      </w:r>
+    </w:p>
+    <w:p>
+      <w:pPr>
+        <w:spacing w:line="336" w:lineRule="auto" w:after="180"/>
+        <w:shd w:fill="F1F6F8"/>
+      </w:pPr>
+      <w:r>
+        <w:rPr>
+          <w:b w:val="0"/>
+        </w:rPr>
         <w:t>Hint if needed: Read the steps in the pictorial case. Match the supplied detail to the stage that performs or records it.</w:t>
       </w:r>
     </w:p>
     <w:p>
-      <w:r>
-        <w:t>After your attempt, compare with the supported explanation: Apply gate Reject the answer for unsupported content despite its correct length. Compare each draft sentence directly with S1. The anchoring claim matches the supplied source; the daily growth claim adds a measurement the source never gives. Two sentences pass the format rule, but unsupported content fails the mandatory evidence gate. Removing that sentence repairs the support defect rather than merely polishing the wording.</w:t>
-      </w:r>
-    </w:p>
-    <w:p>
       <w:pPr>
         <w:pStyle w:val="Heading3"/>
       </w:pPr>
       <w:r>
+        <w:t>Feedback · compare after trying</w:t>
+      </w:r>
+    </w:p>
+    <w:p>
+      <w:pPr>
+        <w:spacing w:line="336" w:lineRule="auto" w:after="180"/>
+        <w:shd w:fill="F1F6FC"/>
+      </w:pPr>
+      <w:r>
+        <w:rPr>
+          <w:b w:val="0"/>
+        </w:rPr>
+        <w:t>After your attempt, compare with the supported explanation: Apply gate Reject the answer for unsupported content despite its correct length. Compare each draft sentence directly with S1.</w:t>
+      </w:r>
+    </w:p>
+    <w:p>
+      <w:pPr>
+        <w:spacing w:line="336" w:lineRule="auto" w:after="180"/>
+        <w:shd w:fill="F1F6FC"/>
+      </w:pPr>
+      <w:r>
+        <w:rPr>
+          <w:b w:val="0"/>
+        </w:rPr>
+        <w:t xml:space="preserve">The </w:t>
+      </w:r>
+      <w:r>
+        <w:rPr>
+          <w:b/>
+        </w:rPr>
+        <w:t>anchor</w:t>
+      </w:r>
+      <w:r>
+        <w:rPr>
+          <w:b w:val="0"/>
+        </w:rPr>
+        <w:t xml:space="preserve">ing claim matches the supplied source; the daily growth claim adds a measurement the source never gives. Two sentences pass the format rule, but unsupported content fails the mandatory </w:t>
+      </w:r>
+      <w:r>
+        <w:rPr>
+          <w:b/>
+        </w:rPr>
+        <w:t>evidence</w:t>
+      </w:r>
+      <w:r>
+        <w:rPr>
+          <w:b w:val="0"/>
+        </w:rPr>
+        <w:t xml:space="preserve"> gate.</w:t>
+      </w:r>
+    </w:p>
+    <w:p>
+      <w:pPr>
+        <w:spacing w:line="336" w:lineRule="auto" w:after="180"/>
+        <w:shd w:fill="F1F6FC"/>
+      </w:pPr>
+      <w:r>
+        <w:rPr>
+          <w:b w:val="0"/>
+        </w:rPr>
+        <w:t>Removing that sentence repairs the support defect rather than merely polishing the wording.</w:t>
+      </w:r>
+    </w:p>
+    <w:p>
+      <w:pPr>
+        <w:pStyle w:val="Heading3"/>
+      </w:pPr>
+      <w:r>
         <w:t>Practice 2: explain the deciding evidence</w:t>
       </w:r>
     </w:p>
     <w:p>
-      <w:r>
+      <w:pPr>
+        <w:pStyle w:val="Heading3"/>
+      </w:pPr>
+      <w:r>
+        <w:t>Changed case · predict first</w:t>
+      </w:r>
+    </w:p>
+    <w:p>
+      <w:pPr>
+        <w:spacing w:line="336" w:lineRule="auto" w:after="180"/>
+        <w:shd w:fill="F5F1FB"/>
+      </w:pPr>
+      <w:r>
+        <w:rPr>
+          <w:b w:val="0"/>
+        </w:rPr>
         <w:t>Changed-case practice: Remove the unsupported sentence while preserving the supported one. Which conclusion is supported by the supplied facts?</w:t>
       </w:r>
     </w:p>
     <w:p>
-      <w:r>
+      <w:pPr>
+        <w:spacing w:line="336" w:lineRule="auto" w:after="180"/>
+        <w:shd w:fill="F4F9FC"/>
+      </w:pPr>
+      <w:r>
+        <w:rPr>
+          <w:b w:val="0"/>
+        </w:rPr>
         <w:t>1. The revised one-sentence answer passes these two declared checks.</w:t>
       </w:r>
     </w:p>
     <w:p>
-      <w:r>
-        <w:t>2. This one example guarantees correct results for every future input.</w:t>
-      </w:r>
-    </w:p>
-    <w:p>
-      <w:r>
-        <w:t>3. We can decide the result without examining the changed input or the procedure.</w:t>
+      <w:pPr>
+        <w:spacing w:line="336" w:lineRule="auto" w:after="180"/>
+        <w:shd w:fill="F4F9FC"/>
+      </w:pPr>
+      <w:r>
+        <w:rPr>
+          <w:b w:val="0"/>
+        </w:rPr>
+        <w:t xml:space="preserve">2. This one example guarantees correct results for every future </w:t>
+      </w:r>
+      <w:r>
+        <w:rPr>
+          <w:b/>
+        </w:rPr>
+        <w:t>input</w:t>
+      </w:r>
+      <w:r>
+        <w:rPr>
+          <w:b w:val="0"/>
+        </w:rPr>
+        <w:t>.</w:t>
+      </w:r>
+    </w:p>
+    <w:p>
+      <w:pPr>
+        <w:spacing w:line="336" w:lineRule="auto" w:after="180"/>
+        <w:shd w:fill="F4F9FC"/>
+      </w:pPr>
+      <w:r>
+        <w:rPr>
+          <w:b w:val="0"/>
+        </w:rPr>
+        <w:t xml:space="preserve">3. We can decide the result without examining the changed </w:t>
+      </w:r>
+      <w:r>
+        <w:rPr>
+          <w:b/>
+        </w:rPr>
+        <w:t>input</w:t>
+      </w:r>
+      <w:r>
+        <w:rPr>
+          <w:b w:val="0"/>
+        </w:rPr>
+        <w:t xml:space="preserve"> or the procedure.</w:t>
       </w:r>
     </w:p>
     <w:p>
@@ -4117,12 +6453,42 @@
       </w:r>
     </w:p>
     <w:p>
-      <w:r>
+      <w:pPr>
+        <w:pStyle w:val="Heading3"/>
+      </w:pPr>
+      <w:r>
+        <w:t>Hint · try first</w:t>
+      </w:r>
+    </w:p>
+    <w:p>
+      <w:pPr>
+        <w:spacing w:line="336" w:lineRule="auto" w:after="180"/>
+        <w:shd w:fill="F1F6F8"/>
+      </w:pPr>
+      <w:r>
+        <w:rPr>
+          <w:b w:val="0"/>
+        </w:rPr>
         <w:t>Hint if needed: Use the changed condition and the deciding step in the pictorial trace. The answer must say what follows from those facts.</w:t>
       </w:r>
     </w:p>
     <w:p>
-      <w:r>
+      <w:pPr>
+        <w:pStyle w:val="Heading3"/>
+      </w:pPr>
+      <w:r>
+        <w:t>Feedback · compare after trying</w:t>
+      </w:r>
+    </w:p>
+    <w:p>
+      <w:pPr>
+        <w:spacing w:line="336" w:lineRule="auto" w:after="180"/>
+        <w:shd w:fill="F1F6FC"/>
+      </w:pPr>
+      <w:r>
+        <w:rPr>
+          <w:b w:val="0"/>
+        </w:rPr>
         <w:t>After your attempt, compare with the supported explanation: The revised one-sentence answer passes these two declared checks. The remaining claim is supported and one sentence is within the maximum.</w:t>
       </w:r>
     </w:p>
@@ -4135,18 +6501,129 @@
       </w:r>
     </w:p>
     <w:p>
-      <w:r>
-        <w:t>Review Prototype a Grounded Assistant (ai-3/24). Goal: Explain the mechanism and terminology of capstone grounded assistant. Short practice: Can PL2 alone support “check the soil daily”? Point to the relevant step in the picture, then write the changed result and the rule or evidence that supports it.. Return to this week and explain what you changed.</w:t>
-      </w:r>
-    </w:p>
-    <w:p>
-      <w:r>
-        <w:t>Review Requests Responses and JSON (ai-3/22). Goal: Parse JSON into Python records. Short practice: Would converting the text silently prove the source count is correct? Point to the relevant step in the picture, then write the changed result and the rule or evidence that supports it.. Return to this week and explain what you changed.</w:t>
-      </w:r>
-    </w:p>
-    <w:p>
-      <w:r>
-        <w:t>Review User Need and AI Contribution (ai-3/19). Goal: Explain the mechanism and terminology of capstone requirements and corpus. Short practice: What non-AI baseline would reveal whether this helper adds value? Point to the relevant step in the picture, then write the changed result and the rule or evidence that supports it.. Return to this week and explain what you changed.</w:t>
+      <w:pPr>
+        <w:spacing w:line="336" w:lineRule="auto" w:after="180"/>
+      </w:pPr>
+      <w:r>
+        <w:rPr>
+          <w:b w:val="0"/>
+        </w:rPr>
+        <w:t xml:space="preserve">Review Prototype a Grounded Assistant (ai-3/24). Goal: Explain the </w:t>
+      </w:r>
+      <w:r>
+        <w:rPr>
+          <w:b/>
+        </w:rPr>
+        <w:t>mechanism</w:t>
+      </w:r>
+      <w:r>
+        <w:rPr>
+          <w:b w:val="0"/>
+        </w:rPr>
+        <w:t xml:space="preserve"> and terminology of capstone grounded assistant. Short practice: Can PL2 alone support “check the soil daily”?</w:t>
+      </w:r>
+    </w:p>
+    <w:p>
+      <w:pPr>
+        <w:spacing w:line="336" w:lineRule="auto" w:after="180"/>
+      </w:pPr>
+      <w:r>
+        <w:rPr>
+          <w:b w:val="0"/>
+        </w:rPr>
+        <w:t xml:space="preserve">Point to the relevant step in the picture, then write the changed result and the rule or </w:t>
+      </w:r>
+      <w:r>
+        <w:rPr>
+          <w:b/>
+        </w:rPr>
+        <w:t>evidence</w:t>
+      </w:r>
+      <w:r>
+        <w:rPr>
+          <w:b w:val="0"/>
+        </w:rPr>
+        <w:t xml:space="preserve"> that supports it.. Return to this week and explain what you changed.</w:t>
+      </w:r>
+    </w:p>
+    <w:p>
+      <w:pPr>
+        <w:spacing w:line="336" w:lineRule="auto" w:after="180"/>
+      </w:pPr>
+      <w:r>
+        <w:rPr>
+          <w:b w:val="0"/>
+        </w:rPr>
+        <w:t>Review Requests Responses and JSON (ai-3/22). Goal: Parse JSON into Python records. Short practice: Would converting the text silently prove the source count is correct?</w:t>
+      </w:r>
+    </w:p>
+    <w:p>
+      <w:pPr>
+        <w:spacing w:line="336" w:lineRule="auto" w:after="180"/>
+      </w:pPr>
+      <w:r>
+        <w:rPr>
+          <w:b w:val="0"/>
+        </w:rPr>
+        <w:t xml:space="preserve">Point to the relevant step in the picture, then write the changed result and the rule or </w:t>
+      </w:r>
+      <w:r>
+        <w:rPr>
+          <w:b/>
+        </w:rPr>
+        <w:t>evidence</w:t>
+      </w:r>
+      <w:r>
+        <w:rPr>
+          <w:b w:val="0"/>
+        </w:rPr>
+        <w:t xml:space="preserve"> that supports it.. Return to this week and explain what you changed.</w:t>
+      </w:r>
+    </w:p>
+    <w:p>
+      <w:pPr>
+        <w:spacing w:line="336" w:lineRule="auto" w:after="180"/>
+      </w:pPr>
+      <w:r>
+        <w:rPr>
+          <w:b w:val="0"/>
+        </w:rPr>
+        <w:t xml:space="preserve">Review User Need and AI Contribution (ai-3/19). Goal: Explain the </w:t>
+      </w:r>
+      <w:r>
+        <w:rPr>
+          <w:b/>
+        </w:rPr>
+        <w:t>mechanism</w:t>
+      </w:r>
+      <w:r>
+        <w:rPr>
+          <w:b w:val="0"/>
+        </w:rPr>
+        <w:t xml:space="preserve"> and terminology of capstone requirements and corpus. Short practice: What non-AI baseline would reveal whether this helper adds value?</w:t>
+      </w:r>
+    </w:p>
+    <w:p>
+      <w:pPr>
+        <w:spacing w:line="336" w:lineRule="auto" w:after="180"/>
+      </w:pPr>
+      <w:r>
+        <w:rPr>
+          <w:b w:val="0"/>
+        </w:rPr>
+        <w:t xml:space="preserve">Point to the relevant step in the picture, then write the changed result and the rule or </w:t>
+      </w:r>
+      <w:r>
+        <w:rPr>
+          <w:b/>
+        </w:rPr>
+        <w:t>evidence</w:t>
+      </w:r>
+      <w:r>
+        <w:rPr>
+          <w:b w:val="0"/>
+        </w:rPr>
+        <w:t xml:space="preserve"> that supports it.. Return to this week and explain what you changed.</w:t>
       </w:r>
     </w:p>
     <w:p>
@@ -4158,8 +6635,765 @@
       </w:r>
     </w:p>
     <w:p>
-      <w:r>
-        <w:t>Use Download completed work in the hosted lesson to export your answers, reflections, practice feedback and code-run evidence. Open the HTML copy to read or print it. Drafts stay in this browser when storage is available; clear drafts on a shared device.</w:t>
+      <w:pPr>
+        <w:spacing w:line="336" w:lineRule="auto" w:after="180"/>
+      </w:pPr>
+      <w:r>
+        <w:rPr>
+          <w:b w:val="0"/>
+        </w:rPr>
+        <w:t xml:space="preserve">Use Download completed work in the hosted lesson to export your answers, reflections, practice feedback and code-run </w:t>
+      </w:r>
+      <w:r>
+        <w:rPr>
+          <w:b/>
+        </w:rPr>
+        <w:t>evidence</w:t>
+      </w:r>
+      <w:r>
+        <w:rPr>
+          <w:b w:val="0"/>
+        </w:rPr>
+        <w:t>. Open the HTML copy to read or print it.</w:t>
+      </w:r>
+    </w:p>
+    <w:p>
+      <w:pPr>
+        <w:spacing w:line="336" w:lineRule="auto" w:after="180"/>
+      </w:pPr>
+      <w:r>
+        <w:rPr>
+          <w:b w:val="0"/>
+        </w:rPr>
+        <w:t>Drafts stay in this browser when storage is available; clear drafts on a shared device.</w:t>
+      </w:r>
+    </w:p>
+    <w:p>
+      <w:pPr>
+        <w:pStyle w:val="Heading1"/>
+      </w:pPr>
+      <w:r>
+        <w:t>18. Visual concept journey</w:t>
+      </w:r>
+    </w:p>
+    <w:p>
+      <w:r>
+        <w:t>Explain each Quality Rubrics graphic using its labels, deciding evidence and relevant limitation.</w:t>
+      </w:r>
+    </w:p>
+    <w:p>
+      <w:pPr>
+        <w:pStyle w:val="Heading3"/>
+      </w:pPr>
+      <w:r>
+        <w:t>01. Quality Rubrics: the case</w:t>
+      </w:r>
+    </w:p>
+    <w:p>
+      <w:r>
+        <w:drawing>
+          <wp:inline xmlns:a="http://schemas.openxmlformats.org/drawingml/2006/main" xmlns:pic="http://schemas.openxmlformats.org/drawingml/2006/picture">
+            <wp:extent cx="5486400" cy="3288792"/>
+            <wp:docPr id="22" name="Picture 22" descr="Use a quality rubric whose safety gate cannot be traded for attractive formatting. Supplied facts: Approved S1 says: “A root anchors a plant in soil.” Rubric: every claim supported by S1, at most two sentences. Draft: “A root anchors a plant in soil. Roots grow exactly 2 cm each day.” All inputs and outcomes in this worked example are invented classroom data; no real model run is claimed."/>
+            <wp:cNvGraphicFramePr>
+              <a:graphicFrameLocks noChangeAspect="1"/>
+            </wp:cNvGraphicFramePr>
+            <a:graphic>
+              <a:graphicData uri="http://schemas.openxmlformats.org/drawingml/2006/picture">
+                <pic:pic>
+                  <pic:nvPicPr>
+                    <pic:cNvPr id="0" name="academy-story-ai-3-25-01.png"/>
+                    <pic:cNvPicPr/>
+                  </pic:nvPicPr>
+                  <pic:blipFill>
+                    <a:blip r:embed="rId29"/>
+                    <a:stretch>
+                      <a:fillRect/>
+                    </a:stretch>
+                  </pic:blipFill>
+                  <pic:spPr>
+                    <a:xfrm>
+                      <a:off x="0" y="0"/>
+                      <a:ext cx="5486400" cy="3288792"/>
+                    </a:xfrm>
+                    <a:prstGeom prst="rect"/>
+                  </pic:spPr>
+                </pic:pic>
+              </a:graphicData>
+            </a:graphic>
+          </wp:inline>
+        </w:drawing>
+      </w:r>
+    </w:p>
+    <w:p>
+      <w:pPr>
+        <w:spacing w:line="336" w:lineRule="auto" w:after="180"/>
+      </w:pPr>
+      <w:r>
+        <w:rPr>
+          <w:b w:val="0"/>
+        </w:rPr>
+        <w:t xml:space="preserve">Use a quality rubric whose safety gate cannot be traded for attractive formatting. Supplied facts: Approved S1 says: “A root </w:t>
+      </w:r>
+      <w:r>
+        <w:rPr>
+          <w:b/>
+        </w:rPr>
+        <w:t>anchor</w:t>
+      </w:r>
+      <w:r>
+        <w:rPr>
+          <w:b w:val="0"/>
+        </w:rPr>
+        <w:t>s a plant in soil.” Rubric: every claim supported by S1, at most two sentences.</w:t>
+      </w:r>
+    </w:p>
+    <w:p>
+      <w:pPr>
+        <w:spacing w:line="336" w:lineRule="auto" w:after="180"/>
+      </w:pPr>
+      <w:r>
+        <w:rPr>
+          <w:b w:val="0"/>
+        </w:rPr>
+        <w:t xml:space="preserve">Draft: “A root </w:t>
+      </w:r>
+      <w:r>
+        <w:rPr>
+          <w:b/>
+        </w:rPr>
+        <w:t>anchor</w:t>
+      </w:r>
+      <w:r>
+        <w:rPr>
+          <w:b w:val="0"/>
+        </w:rPr>
+        <w:t xml:space="preserve">s a plant in soil. Roots grow exactly 2 cm each day.” All </w:t>
+      </w:r>
+      <w:r>
+        <w:rPr>
+          <w:b/>
+        </w:rPr>
+        <w:t>input</w:t>
+      </w:r>
+      <w:r>
+        <w:rPr>
+          <w:b w:val="0"/>
+        </w:rPr>
+        <w:t>s and outcomes in this worked example are invented classroom data; no real model run is claimed.</w:t>
+      </w:r>
+    </w:p>
+    <w:p>
+      <w:pPr>
+        <w:spacing w:line="336" w:lineRule="auto" w:after="180"/>
+        <w:shd w:fill="F5F1FB"/>
+      </w:pPr>
+      <w:r>
+        <w:rPr>
+          <w:b w:val="0"/>
+        </w:rPr>
+        <w:t>Point to the given fact that matters most. Explain why it matters.</w:t>
+      </w:r>
+    </w:p>
+    <w:p>
+      <w:pPr>
+        <w:pStyle w:val="Heading3"/>
+      </w:pPr>
+      <w:r>
+        <w:t>02. Follow the deciding steps</w:t>
+      </w:r>
+    </w:p>
+    <w:p>
+      <w:r>
+        <w:drawing>
+          <wp:inline xmlns:a="http://schemas.openxmlformats.org/drawingml/2006/main" xmlns:pic="http://schemas.openxmlformats.org/drawingml/2006/picture">
+            <wp:extent cx="5486400" cy="3337560"/>
+            <wp:docPr id="23" name="Picture 23" descr="Check support: The anchoring sentence matches S1. The daily 2 cm growth sentence has no supporting evidence in S1. → Check format: Two sentences satisfy the format requirement. → Apply gate: Reject the answer for unsupported content despite its correct length."/>
+            <wp:cNvGraphicFramePr>
+              <a:graphicFrameLocks noChangeAspect="1"/>
+            </wp:cNvGraphicFramePr>
+            <a:graphic>
+              <a:graphicData uri="http://schemas.openxmlformats.org/drawingml/2006/picture">
+                <pic:pic>
+                  <pic:nvPicPr>
+                    <pic:cNvPr id="0" name="academy-story-ai-3-25-02.png"/>
+                    <pic:cNvPicPr/>
+                  </pic:nvPicPr>
+                  <pic:blipFill>
+                    <a:blip r:embed="rId30"/>
+                    <a:stretch>
+                      <a:fillRect/>
+                    </a:stretch>
+                  </pic:blipFill>
+                  <pic:spPr>
+                    <a:xfrm>
+                      <a:off x="0" y="0"/>
+                      <a:ext cx="5486400" cy="3337560"/>
+                    </a:xfrm>
+                    <a:prstGeom prst="rect"/>
+                  </pic:spPr>
+                </pic:pic>
+              </a:graphicData>
+            </a:graphic>
+          </wp:inline>
+        </w:drawing>
+      </w:r>
+    </w:p>
+    <w:p>
+      <w:pPr>
+        <w:spacing w:line="336" w:lineRule="auto" w:after="180"/>
+      </w:pPr>
+      <w:r>
+        <w:rPr>
+          <w:b w:val="0"/>
+        </w:rPr>
+        <w:t xml:space="preserve">Check support: The </w:t>
+      </w:r>
+      <w:r>
+        <w:rPr>
+          <w:b/>
+        </w:rPr>
+        <w:t>anchor</w:t>
+      </w:r>
+      <w:r>
+        <w:rPr>
+          <w:b w:val="0"/>
+        </w:rPr>
+        <w:t>ing sentence matches S1.</w:t>
+      </w:r>
+    </w:p>
+    <w:p>
+      <w:pPr>
+        <w:spacing w:line="336" w:lineRule="auto" w:after="180"/>
+      </w:pPr>
+      <w:r>
+        <w:rPr>
+          <w:b w:val="0"/>
+        </w:rPr>
+        <w:t xml:space="preserve">The daily 2 cm growth sentence has no supporting </w:t>
+      </w:r>
+      <w:r>
+        <w:rPr>
+          <w:b/>
+        </w:rPr>
+        <w:t>evidence</w:t>
+      </w:r>
+      <w:r>
+        <w:rPr>
+          <w:b w:val="0"/>
+        </w:rPr>
+        <w:t xml:space="preserve"> in S1. → Check format: Two sentences satisfy the format requirement. → Apply gate: Reject the answer for unsupported content despite its correct length.</w:t>
+      </w:r>
+    </w:p>
+    <w:p>
+      <w:pPr>
+        <w:spacing w:line="336" w:lineRule="auto" w:after="180"/>
+        <w:shd w:fill="F5F1FB"/>
+      </w:pPr>
+      <w:r>
+        <w:rPr>
+          <w:b w:val="0"/>
+        </w:rPr>
+        <w:t xml:space="preserve">Point to each numbered stage and explain which recorded </w:t>
+      </w:r>
+      <w:r>
+        <w:rPr>
+          <w:b/>
+        </w:rPr>
+        <w:t>input</w:t>
+      </w:r>
+      <w:r>
+        <w:rPr>
+          <w:b w:val="0"/>
+        </w:rPr>
+        <w:t xml:space="preserve"> it uses.</w:t>
+      </w:r>
+    </w:p>
+    <w:p>
+      <w:pPr>
+        <w:pStyle w:val="Heading3"/>
+      </w:pPr>
+      <w:r>
+        <w:t>03. System evaluation sets — evidence trace</w:t>
+      </w:r>
+    </w:p>
+    <w:p>
+      <w:r>
+        <w:drawing>
+          <wp:inline xmlns:a="http://schemas.openxmlformats.org/drawingml/2006/main" xmlns:pic="http://schemas.openxmlformats.org/drawingml/2006/picture">
+            <wp:extent cx="5486400" cy="3145536"/>
+            <wp:docPr id="24" name="Picture 24" descr="System evaluation sets — evidence trace. Ten cases include six answerable and four missing-evidence cases. System answers five answerable correctly and abstains appropriately on three missing cases. | Record case ID, evidence version, expected claims or fallback, permitted actions and scoring rubric. Separate development from final cases. Aggregate metrics only after checking required conditions individually. | Answer correctness 5/6; appropriate fallback 3/4; combined contract passes 8/10 if each case has one required outcome. Different denominators answer different questions."/>
+            <wp:cNvGraphicFramePr>
+              <a:graphicFrameLocks noChangeAspect="1"/>
+            </wp:cNvGraphicFramePr>
+            <a:graphic>
+              <a:graphicData uri="http://schemas.openxmlformats.org/drawingml/2006/picture">
+                <pic:pic>
+                  <pic:nvPicPr>
+                    <pic:cNvPr id="0" name="academy-story-ai-3-25-03.png"/>
+                    <pic:cNvPicPr/>
+                  </pic:nvPicPr>
+                  <pic:blipFill>
+                    <a:blip r:embed="rId31"/>
+                    <a:stretch>
+                      <a:fillRect/>
+                    </a:stretch>
+                  </pic:blipFill>
+                  <pic:spPr>
+                    <a:xfrm>
+                      <a:off x="0" y="0"/>
+                      <a:ext cx="5486400" cy="3145536"/>
+                    </a:xfrm>
+                    <a:prstGeom prst="rect"/>
+                  </pic:spPr>
+                </pic:pic>
+              </a:graphicData>
+            </a:graphic>
+          </wp:inline>
+        </w:drawing>
+      </w:r>
+    </w:p>
+    <w:p>
+      <w:pPr>
+        <w:spacing w:line="336" w:lineRule="auto" w:after="180"/>
+      </w:pPr>
+      <w:r>
+        <w:rPr>
+          <w:b w:val="0"/>
+        </w:rPr>
+        <w:t xml:space="preserve">System evaluation sets — </w:t>
+      </w:r>
+      <w:r>
+        <w:rPr>
+          <w:b/>
+        </w:rPr>
+        <w:t>evidence</w:t>
+      </w:r>
+      <w:r>
+        <w:rPr>
+          <w:b w:val="0"/>
+        </w:rPr>
+        <w:t xml:space="preserve"> trace. Ten cases include six answerable and four missing-</w:t>
+      </w:r>
+      <w:r>
+        <w:rPr>
+          <w:b/>
+        </w:rPr>
+        <w:t>evidence</w:t>
+      </w:r>
+      <w:r>
+        <w:rPr>
+          <w:b w:val="0"/>
+        </w:rPr>
+        <w:t xml:space="preserve"> cases.</w:t>
+      </w:r>
+    </w:p>
+    <w:p>
+      <w:pPr>
+        <w:spacing w:line="336" w:lineRule="auto" w:after="180"/>
+      </w:pPr>
+      <w:r>
+        <w:rPr>
+          <w:b w:val="0"/>
+        </w:rPr>
+        <w:t xml:space="preserve">System answers five answerable correctly and abstains appropriately on three missing cases. | Record case ID, </w:t>
+      </w:r>
+      <w:r>
+        <w:rPr>
+          <w:b/>
+        </w:rPr>
+        <w:t>evidence</w:t>
+      </w:r>
+      <w:r>
+        <w:rPr>
+          <w:b w:val="0"/>
+        </w:rPr>
+        <w:t xml:space="preserve"> version, expected claims or fallback, permitted actions and scoring rubric.</w:t>
+      </w:r>
+    </w:p>
+    <w:p>
+      <w:pPr>
+        <w:spacing w:line="336" w:lineRule="auto" w:after="180"/>
+      </w:pPr>
+      <w:r>
+        <w:rPr>
+          <w:b w:val="0"/>
+        </w:rPr>
+        <w:t>Separate development from final cases.</w:t>
+      </w:r>
+    </w:p>
+    <w:p>
+      <w:pPr>
+        <w:spacing w:line="336" w:lineRule="auto" w:after="180"/>
+      </w:pPr>
+      <w:r>
+        <w:rPr>
+          <w:b w:val="0"/>
+        </w:rPr>
+        <w:t xml:space="preserve">Aggregate metrics only after checking required conditions individually. | Answer correctness 5/6; appropriate fallback 3/4; combined </w:t>
+      </w:r>
+      <w:r>
+        <w:rPr>
+          <w:b/>
+        </w:rPr>
+        <w:t>contract pass</w:t>
+      </w:r>
+      <w:r>
+        <w:rPr>
+          <w:b w:val="0"/>
+        </w:rPr>
+        <w:t>es 8/10 if each case has one required outcome.</w:t>
+      </w:r>
+    </w:p>
+    <w:p>
+      <w:pPr>
+        <w:spacing w:line="336" w:lineRule="auto" w:after="180"/>
+      </w:pPr>
+      <w:r>
+        <w:rPr>
+          <w:b w:val="0"/>
+        </w:rPr>
+        <w:t>Different denominators answer different questions.</w:t>
+      </w:r>
+    </w:p>
+    <w:p>
+      <w:pPr>
+        <w:spacing w:line="336" w:lineRule="auto" w:after="180"/>
+        <w:shd w:fill="F5F1FB"/>
+      </w:pPr>
+      <w:r>
+        <w:rPr>
+          <w:b w:val="0"/>
+        </w:rPr>
+        <w:t>Read the labels and values. Explain the relationship the model shows.</w:t>
+      </w:r>
+    </w:p>
+    <w:p>
+      <w:pPr>
+        <w:pStyle w:val="Heading3"/>
+      </w:pPr>
+      <w:r>
+        <w:t>04. Change one thing. Trace what follows.</w:t>
+      </w:r>
+    </w:p>
+    <w:p>
+      <w:r>
+        <w:drawing>
+          <wp:inline xmlns:a="http://schemas.openxmlformats.org/drawingml/2006/main" xmlns:pic="http://schemas.openxmlformats.org/drawingml/2006/picture">
+            <wp:extent cx="5486400" cy="3026664"/>
+            <wp:docPr id="25" name="Picture 25" descr="Original case: Reject the answer for unsupported content despite its correct length. Changed condition: Remove the unsupported sentence while preserving the supported one. Expected result: The revised one-sentence answer passes these two declared checks. Reason: The remaining claim is supported and one sentence is within the maximum."/>
+            <wp:cNvGraphicFramePr>
+              <a:graphicFrameLocks noChangeAspect="1"/>
+            </wp:cNvGraphicFramePr>
+            <a:graphic>
+              <a:graphicData uri="http://schemas.openxmlformats.org/drawingml/2006/picture">
+                <pic:pic>
+                  <pic:nvPicPr>
+                    <pic:cNvPr id="0" name="academy-story-ai-3-25-04.png"/>
+                    <pic:cNvPicPr/>
+                  </pic:nvPicPr>
+                  <pic:blipFill>
+                    <a:blip r:embed="rId32"/>
+                    <a:stretch>
+                      <a:fillRect/>
+                    </a:stretch>
+                  </pic:blipFill>
+                  <pic:spPr>
+                    <a:xfrm>
+                      <a:off x="0" y="0"/>
+                      <a:ext cx="5486400" cy="3026664"/>
+                    </a:xfrm>
+                    <a:prstGeom prst="rect"/>
+                  </pic:spPr>
+                </pic:pic>
+              </a:graphicData>
+            </a:graphic>
+          </wp:inline>
+        </w:drawing>
+      </w:r>
+    </w:p>
+    <w:p>
+      <w:pPr>
+        <w:spacing w:line="336" w:lineRule="auto" w:after="180"/>
+      </w:pPr>
+      <w:r>
+        <w:rPr>
+          <w:b w:val="0"/>
+        </w:rPr>
+        <w:t>Original case: Reject the answer for unsupported content despite its correct length. Changed condition: Remove the unsupported sentence while preserving the supported one.</w:t>
+      </w:r>
+    </w:p>
+    <w:p>
+      <w:pPr>
+        <w:spacing w:line="336" w:lineRule="auto" w:after="180"/>
+      </w:pPr>
+      <w:r>
+        <w:rPr>
+          <w:b w:val="0"/>
+        </w:rPr>
+        <w:t>Expected result: The revised one-sentence answer passes these two declared checks. Reason: The remaining claim is supported and one sentence is within the maximum.</w:t>
+      </w:r>
+    </w:p>
+    <w:p>
+      <w:pPr>
+        <w:spacing w:line="336" w:lineRule="auto" w:after="180"/>
+        <w:shd w:fill="F5F1FB"/>
+      </w:pPr>
+      <w:r>
+        <w:rPr>
+          <w:b w:val="0"/>
+        </w:rPr>
+        <w:t>Predict before checking the worked changed-case result. Name what changed and what the supplied facts allow you to conclude.</w:t>
+      </w:r>
+    </w:p>
+    <w:p>
+      <w:pPr>
+        <w:pStyle w:val="Heading3"/>
+      </w:pPr>
+      <w:r>
+        <w:t>05. Connect the explanation to its limit</w:t>
+      </w:r>
+    </w:p>
+    <w:p>
+      <w:r>
+        <w:drawing>
+          <wp:inline xmlns:a="http://schemas.openxmlformats.org/drawingml/2006/main" xmlns:pic="http://schemas.openxmlformats.org/drawingml/2006/picture">
+            <wp:extent cx="5486400" cy="2834640"/>
+            <wp:docPr id="26" name="Picture 26" descr="Compare each draft sentence directly with S1. The anchoring claim matches the supplied source; the daily growth claim adds a measurement the source never gives. Two sentences pass the format rule, but unsupported content fails the mandatory evidence gate. Removing that sentence repairs the support defect rather than merely polishing the wording. Limit: Passing this small rubric does not establish readability, completeness or benefit across every pupil and question."/>
+            <wp:cNvGraphicFramePr>
+              <a:graphicFrameLocks noChangeAspect="1"/>
+            </wp:cNvGraphicFramePr>
+            <a:graphic>
+              <a:graphicData uri="http://schemas.openxmlformats.org/drawingml/2006/picture">
+                <pic:pic>
+                  <pic:nvPicPr>
+                    <pic:cNvPr id="0" name="academy-story-ai-3-25-05.png"/>
+                    <pic:cNvPicPr/>
+                  </pic:nvPicPr>
+                  <pic:blipFill>
+                    <a:blip r:embed="rId33"/>
+                    <a:stretch>
+                      <a:fillRect/>
+                    </a:stretch>
+                  </pic:blipFill>
+                  <pic:spPr>
+                    <a:xfrm>
+                      <a:off x="0" y="0"/>
+                      <a:ext cx="5486400" cy="2834640"/>
+                    </a:xfrm>
+                    <a:prstGeom prst="rect"/>
+                  </pic:spPr>
+                </pic:pic>
+              </a:graphicData>
+            </a:graphic>
+          </wp:inline>
+        </w:drawing>
+      </w:r>
+    </w:p>
+    <w:p>
+      <w:pPr>
+        <w:spacing w:line="336" w:lineRule="auto" w:after="180"/>
+      </w:pPr>
+      <w:r>
+        <w:rPr>
+          <w:b w:val="0"/>
+        </w:rPr>
+        <w:t xml:space="preserve">Compare each draft sentence directly with S1. The </w:t>
+      </w:r>
+      <w:r>
+        <w:rPr>
+          <w:b/>
+        </w:rPr>
+        <w:t>anchor</w:t>
+      </w:r>
+      <w:r>
+        <w:rPr>
+          <w:b w:val="0"/>
+        </w:rPr>
+        <w:t>ing claim matches the supplied source; the daily growth claim adds a measurement the source never gives.</w:t>
+      </w:r>
+    </w:p>
+    <w:p>
+      <w:pPr>
+        <w:spacing w:line="336" w:lineRule="auto" w:after="180"/>
+      </w:pPr>
+      <w:r>
+        <w:rPr>
+          <w:b w:val="0"/>
+        </w:rPr>
+        <w:t xml:space="preserve">Two sentences pass the format rule, but unsupported content fails the mandatory </w:t>
+      </w:r>
+      <w:r>
+        <w:rPr>
+          <w:b/>
+        </w:rPr>
+        <w:t>evidence</w:t>
+      </w:r>
+      <w:r>
+        <w:rPr>
+          <w:b w:val="0"/>
+        </w:rPr>
+        <w:t xml:space="preserve"> gate. Removing that sentence repairs the support defect rather than merely polishing the wording.</w:t>
+      </w:r>
+    </w:p>
+    <w:p>
+      <w:pPr>
+        <w:spacing w:line="336" w:lineRule="auto" w:after="180"/>
+      </w:pPr>
+      <w:r>
+        <w:rPr>
+          <w:b w:val="0"/>
+        </w:rPr>
+        <w:t>Limit: Passing this small rubric does not establish readability, completeness or benefit across every pupil and question.</w:t>
+      </w:r>
+    </w:p>
+    <w:p>
+      <w:pPr>
+        <w:spacing w:line="336" w:lineRule="auto" w:after="180"/>
+        <w:shd w:fill="F5F1FB"/>
+      </w:pPr>
+      <w:r>
+        <w:rPr>
+          <w:b w:val="0"/>
+        </w:rPr>
+        <w:t>Explain the case, then point to a limit on the claim.</w:t>
+      </w:r>
+    </w:p>
+    <w:p>
+      <w:pPr>
+        <w:pStyle w:val="Heading3"/>
+      </w:pPr>
+      <w:r>
+        <w:t>06. Make the idea visible in your project</w:t>
+      </w:r>
+    </w:p>
+    <w:p>
+      <w:r>
+        <w:drawing>
+          <wp:inline xmlns:a="http://schemas.openxmlformats.org/drawingml/2006/main" xmlns:pic="http://schemas.openxmlformats.org/drawingml/2006/picture">
+            <wp:extent cx="5486400" cy="3681984"/>
+            <wp:docPr id="27" name="Picture 27" descr="For your Verified Study Buddy, save the input, procedure, observed result and limitation of this check. Label this worked example as practice; use a different, previously unreviewed case when checking independent understanding. Draw your input, deciding step, result and limit. Supported question: Why is “one out of two checks passed” an insufficient release decision? Point to the relevant step in the picture, then write the changed result and the rule or evidence that supports it."/>
+            <wp:cNvGraphicFramePr>
+              <a:graphicFrameLocks noChangeAspect="1"/>
+            </wp:cNvGraphicFramePr>
+            <a:graphic>
+              <a:graphicData uri="http://schemas.openxmlformats.org/drawingml/2006/picture">
+                <pic:pic>
+                  <pic:nvPicPr>
+                    <pic:cNvPr id="0" name="academy-story-ai-3-25-06.png"/>
+                    <pic:cNvPicPr/>
+                  </pic:nvPicPr>
+                  <pic:blipFill>
+                    <a:blip r:embed="rId34"/>
+                    <a:stretch>
+                      <a:fillRect/>
+                    </a:stretch>
+                  </pic:blipFill>
+                  <pic:spPr>
+                    <a:xfrm>
+                      <a:off x="0" y="0"/>
+                      <a:ext cx="5486400" cy="3681984"/>
+                    </a:xfrm>
+                    <a:prstGeom prst="rect"/>
+                  </pic:spPr>
+                </pic:pic>
+              </a:graphicData>
+            </a:graphic>
+          </wp:inline>
+        </w:drawing>
+      </w:r>
+    </w:p>
+    <w:p>
+      <w:pPr>
+        <w:spacing w:line="336" w:lineRule="auto" w:after="180"/>
+      </w:pPr>
+      <w:r>
+        <w:rPr>
+          <w:b w:val="0"/>
+        </w:rPr>
+        <w:t xml:space="preserve">For your Verified Study Buddy, save the </w:t>
+      </w:r>
+      <w:r>
+        <w:rPr>
+          <w:b/>
+        </w:rPr>
+        <w:t>input</w:t>
+      </w:r>
+      <w:r>
+        <w:rPr>
+          <w:b w:val="0"/>
+        </w:rPr>
+        <w:t>, procedure, observed result and limitation of this check.</w:t>
+      </w:r>
+    </w:p>
+    <w:p>
+      <w:pPr>
+        <w:spacing w:line="336" w:lineRule="auto" w:after="180"/>
+      </w:pPr>
+      <w:r>
+        <w:rPr>
+          <w:b w:val="0"/>
+        </w:rPr>
+        <w:t xml:space="preserve">Label this worked example as practice; use a different, previously unreviewed case when checking independent understanding. Draw your </w:t>
+      </w:r>
+      <w:r>
+        <w:rPr>
+          <w:b/>
+        </w:rPr>
+        <w:t>input</w:t>
+      </w:r>
+      <w:r>
+        <w:rPr>
+          <w:b w:val="0"/>
+        </w:rPr>
+        <w:t>, deciding step, result and limit.</w:t>
+      </w:r>
+    </w:p>
+    <w:p>
+      <w:pPr>
+        <w:spacing w:line="336" w:lineRule="auto" w:after="180"/>
+      </w:pPr>
+      <w:r>
+        <w:rPr>
+          <w:b w:val="0"/>
+        </w:rPr>
+        <w:t xml:space="preserve">Supported question: Why is “one out of two checks passed” an insufficient release decision? Point to the relevant step in the picture, then write the changed result and the rule or </w:t>
+      </w:r>
+      <w:r>
+        <w:rPr>
+          <w:b/>
+        </w:rPr>
+        <w:t>evidence</w:t>
+      </w:r>
+      <w:r>
+        <w:rPr>
+          <w:b w:val="0"/>
+        </w:rPr>
+        <w:t xml:space="preserve"> that supports it.</w:t>
+      </w:r>
+    </w:p>
+    <w:p>
+      <w:pPr>
+        <w:spacing w:line="336" w:lineRule="auto" w:after="180"/>
+        <w:shd w:fill="F5F1FB"/>
+      </w:pPr>
+      <w:r>
+        <w:rPr>
+          <w:b w:val="0"/>
+        </w:rPr>
+        <w:t xml:space="preserve">Draw your project trace and justify the deciding step using </w:t>
+      </w:r>
+      <w:r>
+        <w:rPr>
+          <w:b/>
+        </w:rPr>
+        <w:t>evidence</w:t>
+      </w:r>
+      <w:r>
+        <w:rPr>
+          <w:b w:val="0"/>
+        </w:rPr>
+        <w:t>.</w:t>
       </w:r>
     </w:p>
     <w:sectPr>

--- a/downloads/student/ai-3-week-25.docx
+++ b/downloads/student/ai-3-week-25.docx
@@ -25,12 +25,17 @@
         <w:pStyle w:val="Heading1"/>
       </w:pPr>
       <w:r>
-        <w:t>Before you start</w:t>
-      </w:r>
-    </w:p>
-    <w:p>
-      <w:r>
-        <w:t>Week 6: rubric points must represent the intended requirement.</w:t>
+        <w:t>Declare the criteria. Cite the evidence. Apply the gate.</w:t>
+      </w:r>
+    </w:p>
+    <w:p>
+      <w:r>
+        <w:t>Rate outputs by observable dimensions without trading away mandatory factual support.</w:t>
+      </w:r>
+    </w:p>
+    <w:p>
+      <w:r>
+        <w:t>Rubric contract → root draft → three complete outputs → anchor revision → independent seed-coat judgement.</w:t>
       </w:r>
     </w:p>
     <w:p>
@@ -38,12 +43,104 @@
         <w:pStyle w:val="Heading1"/>
       </w:pPr>
       <w:r>
-        <w:t>01. Your mission</w:t>
-      </w:r>
-    </w:p>
-    <w:p>
-      <w:r>
-        <w:t>Start with the target: Explain the mechanism and terminology of system evaluation sets. Try the recall before opening notes.</w:t>
+        <w:t>01. Which quality criterion passed, and which did not?</w:t>
+      </w:r>
+    </w:p>
+    <w:p>
+      <w:r>
+        <w:t>Make each judgement observable instead of hiding failures in a total.</w:t>
+      </w:r>
+    </w:p>
+    <w:p>
+      <w:pPr>
+        <w:pStyle w:val="Heading2"/>
+      </w:pPr>
+      <w:r>
+        <w:t>Your rubric goals</w:t>
+      </w:r>
+    </w:p>
+    <w:p>
+      <w:pPr>
+        <w:spacing w:line="336" w:lineRule="auto" w:after="180"/>
+      </w:pPr>
+      <w:r>
+        <w:rPr>
+          <w:b w:val="0"/>
+        </w:rPr>
+        <w:t>I can judge an output using separate observable rubric criteria.</w:t>
+      </w:r>
+    </w:p>
+    <w:p>
+      <w:pPr>
+        <w:spacing w:line="336" w:lineRule="auto" w:after="180"/>
+      </w:pPr>
+      <w:r>
+        <w:rPr>
+          <w:b w:val="0"/>
+        </w:rPr>
+        <w:t>I can apply mandatory evidence checks before using a total score.</w:t>
+      </w:r>
+    </w:p>
+    <w:p>
+      <w:pPr>
+        <w:spacing w:line="336" w:lineRule="auto" w:after="180"/>
+      </w:pPr>
+      <w:r>
+        <w:rPr>
+          <w:b w:val="0"/>
+        </w:rPr>
+        <w:t>I can explain rating disagreements with source passages and stated anchors.</w:t>
+      </w:r>
+    </w:p>
+    <w:p>
+      <w:pPr>
+        <w:pStyle w:val="Heading2"/>
+      </w:pPr>
+      <w:r>
+        <w:t>Recall evidence and mandatory checks</w:t>
+      </w:r>
+    </w:p>
+    <w:p>
+      <w:pPr>
+        <w:pStyle w:val="ListBullet"/>
+      </w:pPr>
+      <w:r>
+        <w:t>Close your notes first. A rough first answer helps us choose the right starting point; it is not a score for your ability.</w:t>
+      </w:r>
+    </w:p>
+    <w:p>
+      <w:pPr>
+        <w:pStyle w:val="ListBullet"/>
+      </w:pPr>
+      <w:r>
+        <w:t>Recall Examples and Rubrics and Prototype a Grounded Assistant: a polished format cannot compensate for unsupported claims. Name the exact source and stage behind a quality judgement.</w:t>
+      </w:r>
+    </w:p>
+    <w:p>
+      <w:pPr>
+        <w:pStyle w:val="Heading2"/>
+      </w:pPr>
+      <w:r>
+        <w:t>Your end goal</w:t>
+      </w:r>
+    </w:p>
+    <w:p>
+      <w:pPr>
+        <w:spacing w:line="336" w:lineRule="auto" w:after="180"/>
+      </w:pPr>
+      <w:r>
+        <w:rPr>
+          <w:b w:val="0"/>
+        </w:rPr>
+        <w:t>By the end, I can explain quality rubrics using a traced example and a stated limitation.</w:t>
+      </w:r>
+    </w:p>
+    <w:p>
+      <w:pPr>
+        <w:pStyle w:val="Heading2"/>
+      </w:pPr>
+      <w:r>
+        <w:t>Earlier wording, alternatives and picture transcripts · reference / check after trying</w:t>
       </w:r>
     </w:p>
     <w:p>
@@ -56,66 +153,10 @@
     </w:p>
     <w:p>
       <w:pPr>
-        <w:spacing w:line="336" w:lineRule="auto" w:after="180"/>
-      </w:pPr>
-      <w:r>
-        <w:rPr>
-          <w:b w:val="0"/>
-        </w:rPr>
-        <w:t xml:space="preserve">I can explain the </w:t>
-      </w:r>
-      <w:r>
-        <w:rPr>
-          <w:b/>
-        </w:rPr>
-        <w:t>mechanism</w:t>
-      </w:r>
-      <w:r>
-        <w:rPr>
-          <w:b w:val="0"/>
-        </w:rPr>
-        <w:t xml:space="preserve"> and terminology of system evaluation sets.</w:t>
-      </w:r>
-    </w:p>
-    <w:p>
-      <w:pPr>
-        <w:spacing w:line="336" w:lineRule="auto" w:after="180"/>
-      </w:pPr>
-      <w:r>
-        <w:rPr>
-          <w:b w:val="0"/>
-        </w:rPr>
-        <w:t>I can apply the stated procedure to a new case with a traceable result.</w:t>
-      </w:r>
-    </w:p>
-    <w:p>
-      <w:pPr>
-        <w:spacing w:line="336" w:lineRule="auto" w:after="180"/>
-      </w:pPr>
-      <w:r>
-        <w:rPr>
-          <w:b w:val="0"/>
-        </w:rPr>
-        <w:t>I can identify an assumption or limitation and design a revealing follow-up.</w:t>
-      </w:r>
-    </w:p>
-    <w:p>
-      <w:pPr>
         <w:pStyle w:val="Heading3"/>
       </w:pPr>
       <w:r>
         <w:t>Remember before reading</w:t>
-      </w:r>
-    </w:p>
-    <w:p>
-      <w:pPr>
-        <w:spacing w:line="336" w:lineRule="auto" w:after="180"/>
-      </w:pPr>
-      <w:r>
-        <w:rPr>
-          <w:b w:val="0"/>
-        </w:rPr>
-        <w:t>Close your notes first. A rough first answer helps us choose the right starting point; it is not a score for your ability.</w:t>
       </w:r>
     </w:p>
     <w:p>
@@ -238,9 +279,44 @@
       </w:pPr>
       <w:r>
         <w:rPr>
+          <w:b w:val="0"/>
+        </w:rPr>
+        <w:t>CREATOR MISSION</w:t>
+      </w:r>
+    </w:p>
+    <w:p>
+      <w:pPr>
+        <w:spacing w:line="336" w:lineRule="auto" w:after="180"/>
+      </w:pPr>
+      <w:r>
+        <w:rPr>
+          <w:b w:val="0"/>
+        </w:rPr>
+        <w:t xml:space="preserve">Score </w:t>
+      </w:r>
+      <w:r>
+        <w:rPr>
           <w:b/>
         </w:rPr>
-        <w:t>CREATOR MISSION</w:t>
+        <w:t>output</w:t>
+      </w:r>
+      <w:r>
+        <w:rPr>
+          <w:b w:val="0"/>
+        </w:rPr>
+        <w:t xml:space="preserve">s and justify disagreements with </w:t>
+      </w:r>
+      <w:r>
+        <w:rPr>
+          <w:b/>
+        </w:rPr>
+        <w:t>evidence</w:t>
+      </w:r>
+      <w:r>
+        <w:rPr>
+          <w:b w:val="0"/>
+        </w:rPr>
+        <w:t>.</w:t>
       </w:r>
     </w:p>
     <w:p>
@@ -251,31 +327,107 @@
         <w:rPr>
           <w:b w:val="0"/>
         </w:rPr>
-        <w:t xml:space="preserve">Score </w:t>
-      </w:r>
-      <w:r>
-        <w:rPr>
-          <w:b/>
-        </w:rPr>
-        <w:t>output</w:t>
-      </w:r>
+        <w:t>Creator name and date:</w:t>
+      </w:r>
+    </w:p>
+    <w:p>
+      <w:pPr>
+        <w:pStyle w:val="Heading3"/>
+      </w:pPr>
+      <w:r>
+        <w:t>Write or draw your reasoning and evidence.</w:t>
+      </w:r>
+    </w:p>
+    <w:p>
+      <w:r>
+        <w:t>________________________________________________________________</w:t>
+      </w:r>
+    </w:p>
+    <w:p>
+      <w:r>
+        <w:t>________________________________________________________________</w:t>
+      </w:r>
+    </w:p>
+    <w:p>
+      <w:r>
+        <w:t>________________________________________________________________</w:t>
+      </w:r>
+    </w:p>
+    <w:p>
+      <w:r>
+        <w:t>________________________________________________________________</w:t>
+      </w:r>
+    </w:p>
+    <w:p>
+      <w:r>
+        <w:t>________________________________________________________________</w:t>
+      </w:r>
+    </w:p>
+    <w:p>
+      <w:pPr>
+        <w:pStyle w:val="Heading3"/>
+      </w:pPr>
+      <w:r>
+        <w:t>Readiness for the connected explanation</w:t>
+      </w:r>
+    </w:p>
+    <w:p>
+      <w:pPr>
+        <w:pStyle w:val="Heading3"/>
+      </w:pPr>
+      <w:r>
+        <w:t>This week’s end goal</w:t>
+      </w:r>
+    </w:p>
+    <w:p>
+      <w:pPr>
+        <w:pStyle w:val="Heading1"/>
+      </w:pPr>
+      <w:r>
+        <w:t>02. Describe what a rater must point to</w:t>
+      </w:r>
+    </w:p>
+    <w:p>
+      <w:r>
+        <w:t>A criterion needs a source or visible output feature, not a feeling.</w:t>
+      </w:r>
+    </w:p>
+    <w:p>
+      <w:pPr>
+        <w:pStyle w:val="Heading2"/>
+      </w:pPr>
+      <w:r>
+        <w:t>Understand criteria, anchors and gates</w:t>
+      </w:r>
+    </w:p>
+    <w:p>
+      <w:pPr>
+        <w:spacing w:line="336" w:lineRule="auto" w:after="180"/>
+      </w:pPr>
       <w:r>
         <w:rPr>
           <w:b w:val="0"/>
         </w:rPr>
-        <w:t xml:space="preserve">s and justify disagreements with </w:t>
-      </w:r>
-      <w:r>
-        <w:rPr>
-          <w:b/>
-        </w:rPr>
-        <w:t>evidence</w:t>
-      </w:r>
+        <w:t>A rubric defines separate criteria and anchors: observable descriptions for each judgement. Correctness, usefulness, clarity, completeness and action boundaries ask different questions. Choose relevant criteria for the actual task; do not claim to measure every quality with one number. Declare mandatory conditions before seeing outputs.</w:t>
+      </w:r>
+    </w:p>
+    <w:p>
+      <w:pPr>
+        <w:spacing w:line="336" w:lineRule="auto" w:after="180"/>
+      </w:pPr>
       <w:r>
         <w:rPr>
           <w:b w:val="0"/>
         </w:rPr>
-        <w:t>.</w:t>
+        <w:t>A high score for attractive wording cannot compensate for an unsupported factual claim when evidence support is mandatory.</w:t>
+      </w:r>
+    </w:p>
+    <w:p>
+      <w:pPr>
+        <w:pStyle w:val="Heading2"/>
+      </w:pPr>
+      <w:r>
+        <w:t>Earlier wording, alternatives and picture transcripts · reference / check after trying</w:t>
       </w:r>
     </w:p>
     <w:p>
@@ -285,125 +437,6 @@
       <w:r>
         <w:rPr>
           <w:b w:val="0"/>
-        </w:rPr>
-        <w:t>Creator name and date:</w:t>
-      </w:r>
-    </w:p>
-    <w:p>
-      <w:pPr>
-        <w:pStyle w:val="Heading3"/>
-      </w:pPr>
-      <w:r>
-        <w:t>Write or draw your reasoning and evidence.</w:t>
-      </w:r>
-    </w:p>
-    <w:p>
-      <w:r>
-        <w:t>________________________________________________________________</w:t>
-      </w:r>
-    </w:p>
-    <w:p>
-      <w:r>
-        <w:t>________________________________________________________________</w:t>
-      </w:r>
-    </w:p>
-    <w:p>
-      <w:r>
-        <w:t>________________________________________________________________</w:t>
-      </w:r>
-    </w:p>
-    <w:p>
-      <w:r>
-        <w:t>________________________________________________________________</w:t>
-      </w:r>
-    </w:p>
-    <w:p>
-      <w:r>
-        <w:t>________________________________________________________________</w:t>
-      </w:r>
-    </w:p>
-    <w:p>
-      <w:pPr>
-        <w:pStyle w:val="Heading3"/>
-      </w:pPr>
-      <w:r>
-        <w:t>Readiness for the connected explanation</w:t>
-      </w:r>
-    </w:p>
-    <w:p>
-      <w:pPr>
-        <w:spacing w:line="336" w:lineRule="auto" w:after="180"/>
-      </w:pPr>
-      <w:r>
-        <w:rPr>
-          <w:b w:val="0"/>
-        </w:rPr>
-        <w:t xml:space="preserve">Recall Latency cost and resource use. Explain why a recorded result needs its </w:t>
-      </w:r>
-      <w:r>
-        <w:rPr>
-          <w:b/>
-        </w:rPr>
-        <w:t>input</w:t>
-      </w:r>
-      <w:r>
-        <w:rPr>
-          <w:b w:val="0"/>
-        </w:rPr>
-        <w:t xml:space="preserve"> conditions and </w:t>
-      </w:r>
-      <w:r>
-        <w:rPr>
-          <w:b/>
-        </w:rPr>
-        <w:t>evidence</w:t>
-      </w:r>
-      <w:r>
-        <w:rPr>
-          <w:b w:val="0"/>
-        </w:rPr>
-        <w:t xml:space="preserve"> source before it can support a claim.</w:t>
-      </w:r>
-    </w:p>
-    <w:p>
-      <w:pPr>
-        <w:pStyle w:val="Heading3"/>
-      </w:pPr>
-      <w:r>
-        <w:t>This week’s end goal</w:t>
-      </w:r>
-    </w:p>
-    <w:p>
-      <w:pPr>
-        <w:spacing w:line="336" w:lineRule="auto" w:after="180"/>
-      </w:pPr>
-      <w:r>
-        <w:rPr>
-          <w:b w:val="0"/>
-        </w:rPr>
-        <w:t>By the end, I can explain quality rubrics using a traced example and a stated limitation.</w:t>
-      </w:r>
-    </w:p>
-    <w:p>
-      <w:pPr>
-        <w:pStyle w:val="Heading1"/>
-      </w:pPr>
-      <w:r>
-        <w:t>02. Notice the evidence</w:t>
-      </w:r>
-    </w:p>
-    <w:p>
-      <w:r>
-        <w:t>Investigate the supplied Quality Rubrics case. Separate observations, given facts and assumptions before choosing an explanation.</w:t>
-      </w:r>
-    </w:p>
-    <w:p>
-      <w:pPr>
-        <w:spacing w:line="336" w:lineRule="auto" w:after="180"/>
-      </w:pPr>
-      <w:r>
-        <w:rPr>
-          <w:b/>
         </w:rPr>
         <w:t>PICTURE STORY</w:t>
       </w:r>
@@ -480,34 +513,391 @@
     </w:p>
     <w:p>
       <w:pPr>
+        <w:spacing w:line="336" w:lineRule="auto" w:after="180"/>
+      </w:pPr>
+      <w:r>
+        <w:rPr>
+          <w:b w:val="0"/>
+        </w:rPr>
+        <w:t>MYSTERY</w:t>
+      </w:r>
+    </w:p>
+    <w:p>
+      <w:pPr>
+        <w:spacing w:line="336" w:lineRule="auto" w:after="180"/>
+      </w:pPr>
+      <w:r>
+        <w:rPr>
+          <w:b w:val="0"/>
+        </w:rPr>
+        <w:t xml:space="preserve">The learners must use quality rubrics to solve a problem. What information do they have? What decision or calculation do they make? What would count as </w:t>
+      </w:r>
+      <w:r>
+        <w:rPr>
+          <w:b/>
+        </w:rPr>
+        <w:t>evidence</w:t>
+      </w:r>
+      <w:r>
+        <w:rPr>
+          <w:b w:val="0"/>
+        </w:rPr>
+        <w:t xml:space="preserve"> that it worked?</w:t>
+      </w:r>
+    </w:p>
+    <w:p>
+      <w:pPr>
+        <w:spacing w:line="336" w:lineRule="auto" w:after="180"/>
+      </w:pPr>
+      <w:r>
+        <w:rPr>
+          <w:b w:val="0"/>
+        </w:rPr>
+        <w:t xml:space="preserve">Three </w:t>
+      </w:r>
+      <w:r>
+        <w:rPr>
+          <w:b/>
+        </w:rPr>
+        <w:t>observation</w:t>
+      </w:r>
+      <w:r>
+        <w:rPr>
+          <w:b w:val="0"/>
+        </w:rPr>
+        <w:t>s (what you can point to):</w:t>
+      </w:r>
+    </w:p>
+    <w:p>
+      <w:pPr>
         <w:pStyle w:val="Heading3"/>
       </w:pPr>
       <w:r>
-        <w:t>Start with this puzzle</w:t>
+        <w:t>Write or draw your reasoning and evidence.</w:t>
+      </w:r>
+    </w:p>
+    <w:p>
+      <w:r>
+        <w:t>________________________________________________________________</w:t>
+      </w:r>
+    </w:p>
+    <w:p>
+      <w:r>
+        <w:t>________________________________________________________________</w:t>
+      </w:r>
+    </w:p>
+    <w:p>
+      <w:r>
+        <w:t>________________________________________________________________</w:t>
+      </w:r>
+    </w:p>
+    <w:p>
+      <w:r>
+        <w:t>________________________________________________________________</w:t>
+      </w:r>
+    </w:p>
+    <w:p>
+      <w:r>
+        <w:t>________________________________________________________________</w:t>
       </w:r>
     </w:p>
     <w:p>
       <w:pPr>
         <w:spacing w:line="336" w:lineRule="auto" w:after="180"/>
-        <w:shd w:fill="F1F6FC"/>
       </w:pPr>
       <w:r>
         <w:rPr>
           <w:b w:val="0"/>
         </w:rPr>
-        <w:t>MYSTERY</w:t>
+        <w:t xml:space="preserve">My </w:t>
+      </w:r>
+      <w:r>
+        <w:rPr>
+          <w:b/>
+        </w:rPr>
+        <w:t>prediction</w:t>
+      </w:r>
+      <w:r>
+        <w:rPr>
+          <w:b w:val="0"/>
+        </w:rPr>
+        <w:t xml:space="preserve"> and the clue supporting it:</w:t>
+      </w:r>
+    </w:p>
+    <w:p>
+      <w:pPr>
+        <w:pStyle w:val="Heading3"/>
+      </w:pPr>
+      <w:r>
+        <w:t>Write or draw your reasoning and evidence.</w:t>
+      </w:r>
+    </w:p>
+    <w:p>
+      <w:r>
+        <w:t>________________________________________________________________</w:t>
+      </w:r>
+    </w:p>
+    <w:p>
+      <w:r>
+        <w:t>________________________________________________________________</w:t>
+      </w:r>
+    </w:p>
+    <w:p>
+      <w:r>
+        <w:t>________________________________________________________________</w:t>
+      </w:r>
+    </w:p>
+    <w:p>
+      <w:r>
+        <w:t>________________________________________________________________</w:t>
+      </w:r>
+    </w:p>
+    <w:p>
+      <w:r>
+        <w:t>________________________________________________________________</w:t>
+      </w:r>
+    </w:p>
+    <w:p>
+      <w:pPr>
+        <w:pStyle w:val="Heading3"/>
+      </w:pPr>
+      <w:r>
+        <w:t>A closer explanation</w:t>
       </w:r>
     </w:p>
     <w:p>
       <w:pPr>
         <w:spacing w:line="336" w:lineRule="auto" w:after="180"/>
-        <w:shd w:fill="F5F1FB"/>
       </w:pPr>
       <w:r>
         <w:rPr>
           <w:b w:val="0"/>
         </w:rPr>
-        <w:t xml:space="preserve">The learners must use quality rubrics to solve a problem. What information do they have? What decision or calculation do they make? What would count as </w:t>
+        <w:t>A system evaluation set contains cases with expected behaviour and scoring rules. It should cover retrieval, support, fallback and permissions rather than only easy answerable questions.</w:t>
+      </w:r>
+    </w:p>
+    <w:p>
+      <w:pPr>
+        <w:spacing w:line="336" w:lineRule="auto" w:after="180"/>
+      </w:pPr>
+      <w:r>
+        <w:rPr>
+          <w:b w:val="0"/>
+        </w:rPr>
+        <w:t>Begin by writing the question the procedure is intended to answer. Identify the information already supplied, the information it will produce and the information still missing.</w:t>
+      </w:r>
+    </w:p>
+    <w:p>
+      <w:pPr>
+        <w:spacing w:line="336" w:lineRule="auto" w:after="180"/>
+      </w:pPr>
+      <w:r>
+        <w:rPr>
+          <w:b w:val="0"/>
+        </w:rPr>
+        <w:t>These are constructed classroom examples; they do not require live accounts, private records or an external service. Do not treat a plausible explanation as a measured outcome.</w:t>
+      </w:r>
+    </w:p>
+    <w:p>
+      <w:pPr>
+        <w:pStyle w:val="Heading1"/>
+      </w:pPr>
+      <w:r>
+        <w:t>03. Set the scoring contract before reading drafts</w:t>
+      </w:r>
+    </w:p>
+    <w:p>
+      <w:r>
+        <w:t>The small binary rubric deliberately limits its claim.</w:t>
+      </w:r>
+    </w:p>
+    <w:p>
+      <w:pPr>
+        <w:pStyle w:val="Heading2"/>
+      </w:pPr>
+      <w:r>
+        <w:t>Three observable criteria and the release rule</w:t>
+      </w:r>
+    </w:p>
+    <w:tbl>
+      <w:tblPr>
+        <w:tblStyle w:val="LightShading-Accent1"/>
+        <w:tblW w:type="auto" w:w="0"/>
+        <w:tblLook w:firstColumn="1" w:firstRow="1" w:lastColumn="0" w:lastRow="0" w:noHBand="0" w:noVBand="1" w:val="04A0"/>
+      </w:tblPr>
+      <w:tblGrid>
+        <w:gridCol w:w="5112"/>
+        <w:gridCol w:w="5112"/>
+      </w:tblGrid>
+      <w:tr>
+        <w:trPr>
+          <w:tblHeader/>
+        </w:trPr>
+        <w:tc>
+          <w:tcPr>
+            <w:tcW w:type="dxa" w:w="5112"/>
+          </w:tcPr>
+          <w:p>
+            <w:r>
+              <w:t>Current classroom criterion</w:t>
+            </w:r>
+          </w:p>
+        </w:tc>
+        <w:tc>
+          <w:tcPr>
+            <w:tcW w:type="dxa" w:w="5112"/>
+          </w:tcPr>
+          <w:p>
+            <w:r>
+              <w:t>Pass anchor / mandatory decision</w:t>
+            </w:r>
+          </w:p>
+        </w:tc>
+      </w:tr>
+      <w:tr>
+        <w:tc>
+          <w:tcPr>
+            <w:tcW w:type="dxa" w:w="5112"/>
+          </w:tcPr>
+          <w:p>
+            <w:r>
+              <w:t>Source support</w:t>
+            </w:r>
+          </w:p>
+        </w:tc>
+        <w:tc>
+          <w:tcPr>
+            <w:tcW w:type="dxa" w:w="5112"/>
+          </w:tcPr>
+          <w:p>
+            <w:r>
+              <w:t>Every factual claim is entailed by the approved note; mandatory evidence gate</w:t>
+            </w:r>
+          </w:p>
+        </w:tc>
+      </w:tr>
+      <w:tr>
+        <w:tc>
+          <w:tcPr>
+            <w:tcW w:type="dxa" w:w="5112"/>
+          </w:tcPr>
+          <w:p>
+            <w:r>
+              <w:t>Task fit</w:t>
+            </w:r>
+          </w:p>
+        </w:tc>
+        <w:tc>
+          <w:tcPr>
+            <w:tcW w:type="dxa" w:w="5112"/>
+          </w:tcPr>
+          <w:p>
+            <w:r>
+              <w:t>The output answers the asked role question; point to the relevant clause</w:t>
+            </w:r>
+          </w:p>
+        </w:tc>
+      </w:tr>
+      <w:tr>
+        <w:tc>
+          <w:tcPr>
+            <w:tcW w:type="dxa" w:w="5112"/>
+          </w:tcPr>
+          <w:p>
+            <w:r>
+              <w:t>Format</w:t>
+            </w:r>
+          </w:p>
+        </w:tc>
+        <w:tc>
+          <w:tcPr>
+            <w:tcW w:type="dxa" w:w="5112"/>
+          </w:tcPr>
+          <w:p>
+            <w:r>
+              <w:t>At most two sentences; count the supplied full-stop-delimited sentences</w:t>
+            </w:r>
+          </w:p>
+        </w:tc>
+      </w:tr>
+      <w:tr>
+        <w:tc>
+          <w:tcPr>
+            <w:tcW w:type="dxa" w:w="5112"/>
+          </w:tcPr>
+          <w:p>
+            <w:r>
+              <w:t>Release for this exercise</w:t>
+            </w:r>
+          </w:p>
+        </w:tc>
+        <w:tc>
+          <w:tcPr>
+            <w:tcW w:type="dxa" w:w="5112"/>
+          </w:tcPr>
+          <w:p>
+            <w:r>
+              <w:t>All three checks pass; do not replace the gate with a total</w:t>
+            </w:r>
+          </w:p>
+        </w:tc>
+      </w:tr>
+      <w:tr>
+        <w:tc>
+          <w:tcPr>
+            <w:tcW w:type="dxa" w:w="5112"/>
+          </w:tcPr>
+          <w:p>
+            <w:r>
+              <w:t>Not measured</w:t>
+            </w:r>
+          </w:p>
+        </w:tc>
+        <w:tc>
+          <w:tcPr>
+            <w:tcW w:type="dxa" w:w="5112"/>
+          </w:tcPr>
+          <w:p>
+            <w:r>
+              <w:t>Readability across learners, broad safety, completeness for other questions and learning benefit</w:t>
+            </w:r>
+          </w:p>
+        </w:tc>
+      </w:tr>
+    </w:tbl>
+    <w:p>
+      <w:pPr>
+        <w:pStyle w:val="Heading2"/>
+      </w:pPr>
+      <w:r>
+        <w:t>Explain the deciding check</w:t>
+      </w:r>
+    </w:p>
+    <w:p>
+      <w:pPr>
+        <w:pStyle w:val="ListBullet"/>
+      </w:pPr>
+      <w:r>
+        <w:t>Point to the input, the deciding step and the result in this week’s visual. Explain the same step in ordinary words. A picture helps when you can say what each part represents.</w:t>
+      </w:r>
+    </w:p>
+    <w:p>
+      <w:pPr>
+        <w:pStyle w:val="Heading2"/>
+      </w:pPr>
+      <w:r>
+        <w:t>Review · Earlier evaluation-set rules · reference / check after trying</w:t>
+      </w:r>
+    </w:p>
+    <w:p>
+      <w:pPr>
+        <w:spacing w:line="336" w:lineRule="auto" w:after="180"/>
+      </w:pPr>
+      <w:r>
+        <w:rPr>
+          <w:b w:val="0"/>
+        </w:rPr>
+        <w:t xml:space="preserve">Record case ID, </w:t>
       </w:r>
       <w:r>
         <w:rPr>
@@ -519,7 +909,7 @@
         <w:rPr>
           <w:b w:val="0"/>
         </w:rPr>
-        <w:t xml:space="preserve"> that it worked?</w:t>
+        <w:t xml:space="preserve"> version, expected claims or fallback, permitted actions and scoring rubric. Separate development from final cases. Aggregate metrics only after checking required conditions individually.</w:t>
       </w:r>
     </w:p>
     <w:p>
@@ -530,52 +920,19 @@
         <w:rPr>
           <w:b w:val="0"/>
         </w:rPr>
-        <w:t xml:space="preserve">Three </w:t>
+        <w:t xml:space="preserve">Before applying the procedure, write its units, denominator or decision boundary where relevant. A partner should be able to repeat each step using the same </w:t>
       </w:r>
       <w:r>
         <w:rPr>
           <w:b/>
         </w:rPr>
-        <w:t>observation</w:t>
+        <w:t>input</w:t>
       </w:r>
       <w:r>
         <w:rPr>
           <w:b w:val="0"/>
         </w:rPr>
-        <w:t>s (what you can point to):</w:t>
-      </w:r>
-    </w:p>
-    <w:p>
-      <w:pPr>
-        <w:pStyle w:val="Heading3"/>
-      </w:pPr>
-      <w:r>
-        <w:t>Write or draw your reasoning and evidence.</w:t>
-      </w:r>
-    </w:p>
-    <w:p>
-      <w:r>
-        <w:t>________________________________________________________________</w:t>
-      </w:r>
-    </w:p>
-    <w:p>
-      <w:r>
-        <w:t>________________________________________________________________</w:t>
-      </w:r>
-    </w:p>
-    <w:p>
-      <w:r>
-        <w:t>________________________________________________________________</w:t>
-      </w:r>
-    </w:p>
-    <w:p>
-      <w:r>
-        <w:t>________________________________________________________________</w:t>
-      </w:r>
-    </w:p>
-    <w:p>
-      <w:r>
-        <w:t>________________________________________________________________</w:t>
+        <w:t>s.</w:t>
       </w:r>
     </w:p>
     <w:p>
@@ -586,60 +943,27 @@
         <w:rPr>
           <w:b w:val="0"/>
         </w:rPr>
-        <w:t xml:space="preserve">My </w:t>
+        <w:t xml:space="preserve">If a required </w:t>
       </w:r>
       <w:r>
         <w:rPr>
           <w:b/>
         </w:rPr>
-        <w:t>prediction</w:t>
+        <w:t>input</w:t>
       </w:r>
       <w:r>
         <w:rPr>
           <w:b w:val="0"/>
         </w:rPr>
-        <w:t xml:space="preserve"> and the clue supporting it:</w:t>
-      </w:r>
-    </w:p>
-    <w:p>
-      <w:pPr>
-        <w:pStyle w:val="Heading3"/>
-      </w:pPr>
-      <w:r>
-        <w:t>Write or draw your reasoning and evidence.</w:t>
-      </w:r>
-    </w:p>
-    <w:p>
-      <w:r>
-        <w:t>________________________________________________________________</w:t>
-      </w:r>
-    </w:p>
-    <w:p>
-      <w:r>
-        <w:t>________________________________________________________________</w:t>
-      </w:r>
-    </w:p>
-    <w:p>
-      <w:r>
-        <w:t>________________________________________________________________</w:t>
-      </w:r>
-    </w:p>
-    <w:p>
-      <w:r>
-        <w:t>________________________________________________________________</w:t>
-      </w:r>
-    </w:p>
-    <w:p>
-      <w:r>
-        <w:t>________________________________________________________________</w:t>
-      </w:r>
-    </w:p>
-    <w:p>
-      <w:pPr>
-        <w:pStyle w:val="Heading3"/>
-      </w:pPr>
-      <w:r>
-        <w:t>A closer explanation</w:t>
+        <w:t xml:space="preserve"> is absent or violates the stated contract, record that condition explicitly instead of quietly replacing it with a convenient value.</w:t>
+      </w:r>
+    </w:p>
+    <w:p>
+      <w:pPr>
+        <w:pStyle w:val="Heading2"/>
+      </w:pPr>
+      <w:r>
+        <w:t>Earlier wording, alternatives and picture transcripts · reference / check after trying</w:t>
       </w:r>
     </w:p>
     <w:p>
@@ -649,52 +973,6 @@
       <w:r>
         <w:rPr>
           <w:b w:val="0"/>
-        </w:rPr>
-        <w:t>A system evaluation set contains cases with expected behaviour and scoring rules. It should cover retrieval, support, fallback and permissions rather than only easy answerable questions.</w:t>
-      </w:r>
-    </w:p>
-    <w:p>
-      <w:pPr>
-        <w:spacing w:line="336" w:lineRule="auto" w:after="180"/>
-      </w:pPr>
-      <w:r>
-        <w:rPr>
-          <w:b w:val="0"/>
-        </w:rPr>
-        <w:t>Begin by writing the question the procedure is intended to answer. Identify the information already supplied, the information it will produce and the information still missing.</w:t>
-      </w:r>
-    </w:p>
-    <w:p>
-      <w:pPr>
-        <w:spacing w:line="336" w:lineRule="auto" w:after="180"/>
-      </w:pPr>
-      <w:r>
-        <w:rPr>
-          <w:b w:val="0"/>
-        </w:rPr>
-        <w:t>These are constructed classroom examples; they do not require live accounts, private records or an external service. Do not treat a plausible explanation as a measured outcome.</w:t>
-      </w:r>
-    </w:p>
-    <w:p>
-      <w:pPr>
-        <w:pStyle w:val="Heading1"/>
-      </w:pPr>
-      <w:r>
-        <w:t>03. See how it works</w:t>
-      </w:r>
-    </w:p>
-    <w:p>
-      <w:r>
-        <w:t>Follow the mechanism for Quality Rubrics. Connect each labelled input, deciding step and result.</w:t>
-      </w:r>
-    </w:p>
-    <w:p>
-      <w:pPr>
-        <w:spacing w:line="336" w:lineRule="auto" w:after="180"/>
-      </w:pPr>
-      <w:r>
-        <w:rPr>
-          <w:b/>
         </w:rPr>
         <w:t xml:space="preserve">VISUAL </w:t>
       </w:r>
@@ -931,29 +1209,6 @@
       </w:pPr>
       <w:r>
         <w:t>A closer explanation</w:t>
-      </w:r>
-    </w:p>
-    <w:p>
-      <w:pPr>
-        <w:spacing w:line="336" w:lineRule="auto" w:after="180"/>
-      </w:pPr>
-      <w:r>
-        <w:rPr>
-          <w:b w:val="0"/>
-        </w:rPr>
-        <w:t xml:space="preserve">Record case ID, </w:t>
-      </w:r>
-      <w:r>
-        <w:rPr>
-          <w:b/>
-        </w:rPr>
-        <w:t>evidence</w:t>
-      </w:r>
-      <w:r>
-        <w:rPr>
-          <w:b w:val="0"/>
-        </w:rPr>
-        <w:t xml:space="preserve"> version, expected claims or fallback, permitted actions and scoring rubric. Separate development from final cases. Aggregate metrics only after checking required conditions individually.</w:t>
       </w:r>
     </w:p>
     <w:p>
@@ -1050,52 +1305,6 @@
     </w:p>
     <w:p>
       <w:pPr>
-        <w:spacing w:line="336" w:lineRule="auto" w:after="180"/>
-      </w:pPr>
-      <w:r>
-        <w:rPr>
-          <w:b w:val="0"/>
-        </w:rPr>
-        <w:t xml:space="preserve">Before applying the procedure, write its units, denominator or decision boundary where relevant. A partner should be able to repeat each step using the same </w:t>
-      </w:r>
-      <w:r>
-        <w:rPr>
-          <w:b/>
-        </w:rPr>
-        <w:t>input</w:t>
-      </w:r>
-      <w:r>
-        <w:rPr>
-          <w:b w:val="0"/>
-        </w:rPr>
-        <w:t>s.</w:t>
-      </w:r>
-    </w:p>
-    <w:p>
-      <w:pPr>
-        <w:spacing w:line="336" w:lineRule="auto" w:after="180"/>
-      </w:pPr>
-      <w:r>
-        <w:rPr>
-          <w:b w:val="0"/>
-        </w:rPr>
-        <w:t xml:space="preserve">If a required </w:t>
-      </w:r>
-      <w:r>
-        <w:rPr>
-          <w:b/>
-        </w:rPr>
-        <w:t>input</w:t>
-      </w:r>
-      <w:r>
-        <w:rPr>
-          <w:b w:val="0"/>
-        </w:rPr>
-        <w:t xml:space="preserve"> is absent or violates the stated contract, record that condition explicitly instead of quietly replacing it with a convenient value.</w:t>
-      </w:r>
-    </w:p>
-    <w:p>
-      <w:pPr>
         <w:pStyle w:val="Heading3"/>
       </w:pPr>
       <w:r>
@@ -1104,86 +1313,23 @@
     </w:p>
     <w:p>
       <w:pPr>
-        <w:spacing w:line="336" w:lineRule="auto" w:after="180"/>
-      </w:pPr>
-      <w:r>
-        <w:rPr>
-          <w:b w:val="0"/>
-        </w:rPr>
-        <w:t xml:space="preserve">Point to the </w:t>
-      </w:r>
-      <w:r>
-        <w:rPr>
-          <w:b/>
-        </w:rPr>
-        <w:t>input</w:t>
-      </w:r>
-      <w:r>
-        <w:rPr>
-          <w:b w:val="0"/>
-        </w:rPr>
-        <w:t>, the deciding step and the result in this week’s visual. Explain the same step in ordinary words. A picture helps when you can say what each part represents.</w:t>
-      </w:r>
-    </w:p>
-    <w:p>
-      <w:pPr>
         <w:pStyle w:val="Heading1"/>
       </w:pPr>
       <w:r>
-        <w:t>04. Compare the cases</w:t>
-      </w:r>
-    </w:p>
-    <w:p>
-      <w:r>
-        <w:t>Compare the supplied cases for Quality Rubrics. Identify the detail that changes the conclusion.</w:t>
-      </w:r>
-    </w:p>
-    <w:p>
-      <w:pPr>
-        <w:pStyle w:val="Heading3"/>
-      </w:pPr>
-      <w:r>
-        <w:t>The case to investigate</w:t>
-      </w:r>
-    </w:p>
-    <w:p>
-      <w:pPr>
-        <w:spacing w:line="336" w:lineRule="auto" w:after="180"/>
-        <w:shd w:fill="F1F6FC"/>
-      </w:pPr>
-      <w:r>
-        <w:rPr>
-          <w:b w:val="0"/>
-        </w:rPr>
-        <w:t>CASE GALLERY</w:t>
-      </w:r>
-    </w:p>
-    <w:p>
-      <w:pPr>
-        <w:spacing w:line="336" w:lineRule="auto" w:after="180"/>
-      </w:pPr>
-      <w:r>
-        <w:rPr>
-          <w:b w:val="0"/>
-        </w:rPr>
-        <w:t xml:space="preserve">Four Tests, Four Kinds of </w:t>
-      </w:r>
-      <w:r>
-        <w:rPr>
-          <w:b/>
-        </w:rPr>
-        <w:t>Evidence</w:t>
-      </w:r>
-    </w:p>
-    <w:p>
-      <w:pPr>
-        <w:spacing w:line="336" w:lineRule="auto" w:after="180"/>
-      </w:pPr>
-      <w:r>
-        <w:rPr>
-          <w:b w:val="0"/>
-        </w:rPr>
-        <w:t>A system is not understood until it survives more than one comfortable example.</w:t>
+        <w:t>04. Compare criterion evidence with an attractive total</w:t>
+      </w:r>
+    </w:p>
+    <w:p>
+      <w:r>
+        <w:t>A failed mandatory condition needs repair, not more points elsewhere.</w:t>
+      </w:r>
+    </w:p>
+    <w:p>
+      <w:pPr>
+        <w:pStyle w:val="Heading2"/>
+      </w:pPr>
+      <w:r>
+        <w:t>Four pictures with a purpose</w:t>
       </w:r>
     </w:p>
     <w:p>
@@ -1224,6 +1370,11 @@
     </w:p>
     <w:p>
       <w:r>
+        <w:t>Normal case: predict the result and deciding evidence.</w:t>
+      </w:r>
+    </w:p>
+    <w:p>
+      <w:r>
         <w:drawing>
           <wp:inline xmlns:a="http://schemas.openxmlformats.org/drawingml/2006/main" xmlns:pic="http://schemas.openxmlformats.org/drawingml/2006/picture">
             <wp:extent cx="5486400" cy="3200400"/>
@@ -1259,47 +1410,8 @@
       </w:r>
     </w:p>
     <w:p>
-      <w:pPr>
-        <w:pStyle w:val="Heading3"/>
-      </w:pPr>
-      <w:r>
-        <w:t>The normal case</w:t>
-      </w:r>
-    </w:p>
-    <w:p>
-      <w:pPr>
-        <w:spacing w:line="336" w:lineRule="auto" w:after="180"/>
-        <w:shd w:fill="F1F6FC"/>
-      </w:pPr>
-      <w:r>
-        <w:rPr>
-          <w:b w:val="0"/>
-        </w:rPr>
-        <w:t xml:space="preserve">NORMAL CASE: predict and name </w:t>
-      </w:r>
-      <w:r>
-        <w:rPr>
-          <w:b/>
-        </w:rPr>
-        <w:t>evidence</w:t>
-      </w:r>
-      <w:r>
-        <w:rPr>
-          <w:b w:val="0"/>
-        </w:rPr>
-        <w:t xml:space="preserve">.     BOUNDARY CASE: predict and name </w:t>
-      </w:r>
-      <w:r>
-        <w:rPr>
-          <w:b/>
-        </w:rPr>
-        <w:t>evidence</w:t>
-      </w:r>
-      <w:r>
-        <w:rPr>
-          <w:b w:val="0"/>
-        </w:rPr>
-        <w:t>.</w:t>
+      <w:r>
+        <w:t>Boundary case: identify the exact limit.</w:t>
       </w:r>
     </w:p>
     <w:p>
@@ -1340,6 +1452,11 @@
     </w:p>
     <w:p>
       <w:r>
+        <w:t>Missing information: name what must be clarified.</w:t>
+      </w:r>
+    </w:p>
+    <w:p>
+      <w:r>
         <w:drawing>
           <wp:inline xmlns:a="http://schemas.openxmlformats.org/drawingml/2006/main" xmlns:pic="http://schemas.openxmlformats.org/drawingml/2006/picture">
             <wp:extent cx="5486400" cy="3200400"/>
@@ -1375,212 +1492,156 @@
       </w:r>
     </w:p>
     <w:p>
+      <w:r>
+        <w:t>Transfer case: explain which procedure still applies.</w:t>
+      </w:r>
+    </w:p>
+    <w:p>
+      <w:pPr>
+        <w:pStyle w:val="Heading2"/>
+      </w:pPr>
+      <w:r>
+        <w:t>Choose a revealing case</w:t>
+      </w:r>
+    </w:p>
+    <w:p>
+      <w:pPr>
+        <w:pStyle w:val="ListBullet"/>
+      </w:pPr>
+      <w:r>
+        <w:t>Which case is most likely to reveal a hidden assumption? Why?</w:t>
+      </w:r>
+    </w:p>
+    <w:p>
       <w:pPr>
         <w:pStyle w:val="Heading3"/>
       </w:pPr>
       <w:r>
-        <w:t>Check missing information</w:t>
+        <w:t>Write or draw your reasoning and evidence.</w:t>
+      </w:r>
+    </w:p>
+    <w:p>
+      <w:r>
+        <w:t>________________________________________________________________</w:t>
+      </w:r>
+    </w:p>
+    <w:p>
+      <w:r>
+        <w:t>________________________________________________________________</w:t>
+      </w:r>
+    </w:p>
+    <w:p>
+      <w:r>
+        <w:t>________________________________________________________________</w:t>
+      </w:r>
+    </w:p>
+    <w:p>
+      <w:r>
+        <w:t>________________________________________________________________</w:t>
+      </w:r>
+    </w:p>
+    <w:p>
+      <w:r>
+        <w:t>________________________________________________________________</w:t>
+      </w:r>
+    </w:p>
+    <w:p>
+      <w:pPr>
+        <w:pStyle w:val="Heading2"/>
+      </w:pPr>
+      <w:r>
+        <w:t>Predict the supplied changed case</w:t>
+      </w:r>
+    </w:p>
+    <w:p>
+      <w:pPr>
+        <w:pStyle w:val="ListBullet"/>
+      </w:pPr>
+      <w:r>
+        <w:t>Change: Remove the unsupported sentence while preserving the supported one.</w:t>
+      </w:r>
+    </w:p>
+    <w:p>
+      <w:pPr>
+        <w:pStyle w:val="Heading2"/>
+      </w:pPr>
+      <w:r>
+        <w:t>Check after predicting · reference / check after trying</w:t>
       </w:r>
     </w:p>
     <w:p>
       <w:pPr>
         <w:spacing w:line="336" w:lineRule="auto" w:after="180"/>
-        <w:shd w:fill="FFF5E6"/>
-      </w:pPr>
+      </w:pPr>
+      <w:r>
+        <w:rPr>
+          <w:b/>
+        </w:rPr>
+        <w:t>Prediction</w:t>
+      </w:r>
       <w:r>
         <w:rPr>
           <w:b w:val="0"/>
         </w:rPr>
-        <w:t xml:space="preserve">MISSING INFORMATION: predict and name </w:t>
+        <w:t>: The revised one-sentence answer passes these two declared checks.</w:t>
+      </w:r>
+    </w:p>
+    <w:p>
+      <w:pPr>
+        <w:spacing w:line="336" w:lineRule="auto" w:after="180"/>
+      </w:pPr>
+      <w:r>
+        <w:rPr>
+          <w:b w:val="0"/>
+        </w:rPr>
+        <w:t>Reason: The remaining claim is supported and one sentence is within the maximum.</w:t>
+      </w:r>
+    </w:p>
+    <w:p>
+      <w:pPr>
+        <w:pStyle w:val="Heading2"/>
+      </w:pPr>
+      <w:r>
+        <w:t>Earlier wording, alternatives and picture transcripts · reference / check after trying</w:t>
+      </w:r>
+    </w:p>
+    <w:p>
+      <w:pPr>
+        <w:spacing w:line="336" w:lineRule="auto" w:after="180"/>
+      </w:pPr>
+      <w:r>
+        <w:rPr>
+          <w:b w:val="0"/>
+        </w:rPr>
+        <w:t>CASE GALLERY</w:t>
+      </w:r>
+    </w:p>
+    <w:p>
+      <w:pPr>
+        <w:spacing w:line="336" w:lineRule="auto" w:after="180"/>
+      </w:pPr>
+      <w:r>
+        <w:rPr>
+          <w:b w:val="0"/>
+        </w:rPr>
+        <w:t xml:space="preserve">Four Tests, Four Kinds of </w:t>
       </w:r>
       <w:r>
         <w:rPr>
           <w:b/>
         </w:rPr>
-        <w:t>evidence</w:t>
-      </w:r>
+        <w:t>Evidence</w:t>
+      </w:r>
+    </w:p>
+    <w:p>
+      <w:pPr>
+        <w:spacing w:line="336" w:lineRule="auto" w:after="180"/>
+      </w:pPr>
       <w:r>
         <w:rPr>
           <w:b w:val="0"/>
         </w:rPr>
-        <w:t xml:space="preserve">.     TRANSFER CASE: predict and name </w:t>
-      </w:r>
-      <w:r>
-        <w:rPr>
-          <w:b/>
-        </w:rPr>
-        <w:t>evidence</w:t>
-      </w:r>
-      <w:r>
-        <w:rPr>
-          <w:b w:val="0"/>
-        </w:rPr>
-        <w:t>.</w:t>
-      </w:r>
-    </w:p>
-    <w:p>
-      <w:pPr>
-        <w:spacing w:line="336" w:lineRule="auto" w:after="180"/>
-        <w:shd w:fill="F5F1FB"/>
-      </w:pPr>
-      <w:r>
-        <w:rPr>
-          <w:b w:val="0"/>
-        </w:rPr>
-        <w:t>Which case is most likely to reveal a hidden assumption? Why?</w:t>
-      </w:r>
-    </w:p>
-    <w:p>
-      <w:pPr>
-        <w:pStyle w:val="Heading3"/>
-      </w:pPr>
-      <w:r>
-        <w:t>Write or draw your reasoning and evidence.</w:t>
-      </w:r>
-    </w:p>
-    <w:p>
-      <w:r>
-        <w:t>________________________________________________________________</w:t>
-      </w:r>
-    </w:p>
-    <w:p>
-      <w:r>
-        <w:t>________________________________________________________________</w:t>
-      </w:r>
-    </w:p>
-    <w:p>
-      <w:r>
-        <w:t>________________________________________________________________</w:t>
-      </w:r>
-    </w:p>
-    <w:p>
-      <w:r>
-        <w:t>________________________________________________________________</w:t>
-      </w:r>
-    </w:p>
-    <w:p>
-      <w:r>
-        <w:t>________________________________________________________________</w:t>
-      </w:r>
-    </w:p>
-    <w:p>
-      <w:pPr>
-        <w:pStyle w:val="Heading3"/>
-      </w:pPr>
-      <w:r>
-        <w:t>Change one thing in the pictured case</w:t>
-      </w:r>
-    </w:p>
-    <w:p>
-      <w:pPr>
-        <w:pStyle w:val="Heading3"/>
-      </w:pPr>
-      <w:r>
-        <w:t>Change one thing</w:t>
-      </w:r>
-    </w:p>
-    <w:p>
-      <w:pPr>
-        <w:spacing w:line="336" w:lineRule="auto" w:after="180"/>
-        <w:shd w:fill="F5F1FB"/>
-      </w:pPr>
-      <w:r>
-        <w:rPr>
-          <w:b w:val="0"/>
-        </w:rPr>
-        <w:t>Change: Remove the unsupported sentence while preserving the supported one.</w:t>
-      </w:r>
-    </w:p>
-    <w:p>
-      <w:pPr>
-        <w:pStyle w:val="Heading3"/>
-      </w:pPr>
-      <w:r>
-        <w:t>Predicted result</w:t>
-      </w:r>
-    </w:p>
-    <w:p>
-      <w:pPr>
-        <w:spacing w:line="336" w:lineRule="auto" w:after="180"/>
-        <w:shd w:fill="F1F6FC"/>
-      </w:pPr>
-      <w:r>
-        <w:rPr>
-          <w:b/>
-        </w:rPr>
-        <w:t>Prediction</w:t>
-      </w:r>
-      <w:r>
-        <w:rPr>
-          <w:b w:val="0"/>
-        </w:rPr>
-        <w:t>: The revised one-sentence answer passes these two declared checks.</w:t>
-      </w:r>
-    </w:p>
-    <w:p>
-      <w:pPr>
-        <w:pStyle w:val="Heading3"/>
-      </w:pPr>
-      <w:r>
-        <w:t>Why the result follows</w:t>
-      </w:r>
-    </w:p>
-    <w:p>
-      <w:pPr>
-        <w:spacing w:line="336" w:lineRule="auto" w:after="180"/>
-        <w:shd w:fill="F1F6FC"/>
-      </w:pPr>
-      <w:r>
-        <w:rPr>
-          <w:b w:val="0"/>
-        </w:rPr>
-        <w:t>Reason: The remaining claim is supported and one sentence is within the maximum.</w:t>
-      </w:r>
-    </w:p>
-    <w:p>
-      <w:pPr>
-        <w:pStyle w:val="Heading1"/>
-      </w:pPr>
-      <w:r>
-        <w:t>05. Words that unlock the idea</w:t>
-      </w:r>
-    </w:p>
-    <w:p>
-      <w:r>
-        <w:t>Use the vocabulary of Quality Rubrics to explain a concrete decision, rather than only memorising definitions.</w:t>
-      </w:r>
-    </w:p>
-    <w:p>
-      <w:pPr>
-        <w:spacing w:line="336" w:lineRule="auto" w:after="180"/>
-      </w:pPr>
-      <w:r>
-        <w:rPr>
-          <w:b/>
-        </w:rPr>
-        <w:t>VOCABULARY LAB</w:t>
-      </w:r>
-    </w:p>
-    <w:p>
-      <w:pPr>
-        <w:spacing w:line="336" w:lineRule="auto" w:after="180"/>
-      </w:pPr>
-      <w:r>
-        <w:rPr>
-          <w:b w:val="0"/>
-        </w:rPr>
-        <w:t>Words You Can Use to Reason</w:t>
-      </w:r>
-    </w:p>
-    <w:p>
-      <w:pPr>
-        <w:spacing w:line="336" w:lineRule="auto" w:after="180"/>
-      </w:pPr>
-      <w:r>
-        <w:rPr>
-          <w:b w:val="0"/>
-        </w:rPr>
-        <w:t>A definition matters when you can recognize the idea, use it, and contrast it with a near-miss.</w:t>
+        <w:t>A system is not understood until it survives more than one comfortable example.</w:t>
       </w:r>
     </w:p>
     <w:p>
@@ -1588,7 +1649,7 @@
         <w:drawing>
           <wp:inline xmlns:a="http://schemas.openxmlformats.org/drawingml/2006/main" xmlns:pic="http://schemas.openxmlformats.org/drawingml/2006/picture">
             <wp:extent cx="5486400" cy="3200400"/>
-            <wp:docPr id="10" name="Picture 10" descr="Vocabulary badge: dimension"/>
+            <wp:docPr id="10" name="Picture 10" descr="NORMAL CASE illustration"/>
             <wp:cNvGraphicFramePr>
               <a:graphicFrameLocks noChangeAspect="1"/>
             </wp:cNvGraphicFramePr>
@@ -1596,11 +1657,11 @@
               <a:graphicData uri="http://schemas.openxmlformats.org/drawingml/2006/picture">
                 <pic:pic>
                   <pic:nvPicPr>
-                    <pic:cNvPr id="0" name="21c68ccb151860df9a40e3aabc0f921e15db20fd051fb3c36d0019bc76934a70.png"/>
+                    <pic:cNvPr id="0" name="baa081bb74d63b3556ecfd5951cdc8779d64ec1813de34614621c4e969a973f1.png"/>
                     <pic:cNvPicPr/>
                   </pic:nvPicPr>
                   <pic:blipFill>
-                    <a:blip r:embed="rId17"/>
+                    <a:blip r:embed="rId13"/>
                     <a:stretch>
                       <a:fillRect/>
                     </a:stretch>
@@ -1624,7 +1685,7 @@
         <w:drawing>
           <wp:inline xmlns:a="http://schemas.openxmlformats.org/drawingml/2006/main" xmlns:pic="http://schemas.openxmlformats.org/drawingml/2006/picture">
             <wp:extent cx="5486400" cy="3200400"/>
-            <wp:docPr id="11" name="Picture 11" descr="Vocabulary badge: anchor"/>
+            <wp:docPr id="11" name="Picture 11" descr="BOUNDARY CASE illustration"/>
             <wp:cNvGraphicFramePr>
               <a:graphicFrameLocks noChangeAspect="1"/>
             </wp:cNvGraphicFramePr>
@@ -1632,11 +1693,11 @@
               <a:graphicData uri="http://schemas.openxmlformats.org/drawingml/2006/picture">
                 <pic:pic>
                   <pic:nvPicPr>
-                    <pic:cNvPr id="0" name="4c9cb9622c69436283f799486e5a9e6ae4b06938d98af063642988a78bc12375.png"/>
+                    <pic:cNvPr id="0" name="5e6557194a1470352d07b6a509da5d673d81767981996dd1b685f799a5582b76.png"/>
                     <pic:cNvPicPr/>
                   </pic:nvPicPr>
                   <pic:blipFill>
-                    <a:blip r:embed="rId18"/>
+                    <a:blip r:embed="rId14"/>
                     <a:stretch>
                       <a:fillRect/>
                     </a:stretch>
@@ -1656,11 +1717,46 @@
       </w:r>
     </w:p>
     <w:p>
+      <w:pPr>
+        <w:spacing w:line="336" w:lineRule="auto" w:after="180"/>
+      </w:pPr>
+      <w:r>
+        <w:rPr>
+          <w:b w:val="0"/>
+        </w:rPr>
+        <w:t xml:space="preserve">NORMAL CASE: predict and name </w:t>
+      </w:r>
+      <w:r>
+        <w:rPr>
+          <w:b/>
+        </w:rPr>
+        <w:t>evidence</w:t>
+      </w:r>
+      <w:r>
+        <w:rPr>
+          <w:b w:val="0"/>
+        </w:rPr>
+        <w:t xml:space="preserve">.     BOUNDARY CASE: predict and name </w:t>
+      </w:r>
+      <w:r>
+        <w:rPr>
+          <w:b/>
+        </w:rPr>
+        <w:t>evidence</w:t>
+      </w:r>
+      <w:r>
+        <w:rPr>
+          <w:b w:val="0"/>
+        </w:rPr>
+        <w:t>.</w:t>
+      </w:r>
+    </w:p>
+    <w:p>
       <w:r>
         <w:drawing>
           <wp:inline xmlns:a="http://schemas.openxmlformats.org/drawingml/2006/main" xmlns:pic="http://schemas.openxmlformats.org/drawingml/2006/picture">
             <wp:extent cx="5486400" cy="3200400"/>
-            <wp:docPr id="12" name="Picture 12" descr="Vocabulary badge: inter-rater agreement"/>
+            <wp:docPr id="12" name="Picture 12" descr="MISSING INFORMATION illustration"/>
             <wp:cNvGraphicFramePr>
               <a:graphicFrameLocks noChangeAspect="1"/>
             </wp:cNvGraphicFramePr>
@@ -1668,11 +1764,11 @@
               <a:graphicData uri="http://schemas.openxmlformats.org/drawingml/2006/picture">
                 <pic:pic>
                   <pic:nvPicPr>
-                    <pic:cNvPr id="0" name="b947fc078698385b1d9c01218392acd0396b81ded74505ffcbd4bb7b4e2378fd.png"/>
+                    <pic:cNvPr id="0" name="8e1f2e3affdd81449df265675243cda4511c1e88dd8cd9583d4ea42f6083c297.png"/>
                     <pic:cNvPicPr/>
                   </pic:nvPicPr>
                   <pic:blipFill>
-                    <a:blip r:embed="rId19"/>
+                    <a:blip r:embed="rId15"/>
                     <a:stretch>
                       <a:fillRect/>
                     </a:stretch>
@@ -1696,7 +1792,7 @@
         <w:drawing>
           <wp:inline xmlns:a="http://schemas.openxmlformats.org/drawingml/2006/main" xmlns:pic="http://schemas.openxmlformats.org/drawingml/2006/picture">
             <wp:extent cx="5486400" cy="3200400"/>
-            <wp:docPr id="13" name="Picture 13" descr="Vocabulary badge: tradeoff"/>
+            <wp:docPr id="13" name="Picture 13" descr="TRANSFER CASE illustration"/>
             <wp:cNvGraphicFramePr>
               <a:graphicFrameLocks noChangeAspect="1"/>
             </wp:cNvGraphicFramePr>
@@ -1704,11 +1800,11 @@
               <a:graphicData uri="http://schemas.openxmlformats.org/drawingml/2006/picture">
                 <pic:pic>
                   <pic:nvPicPr>
-                    <pic:cNvPr id="0" name="00423e299ebd6a7fc6d75d2f612eb1d70777c6262416d8b6dadeb0ae36fa5856.png"/>
+                    <pic:cNvPr id="0" name="a54f0c40e48e47ca92a4c36ebbc98f08b4a78c72cd385d85b0a5a7f07f558757.png"/>
                     <pic:cNvPicPr/>
                   </pic:nvPicPr>
                   <pic:blipFill>
-                    <a:blip r:embed="rId20"/>
+                    <a:blip r:embed="rId16"/>
                     <a:stretch>
                       <a:fillRect/>
                     </a:stretch>
@@ -1727,294 +1823,68 @@
         </w:drawing>
       </w:r>
     </w:p>
-    <w:tbl>
-      <w:tblPr>
-        <w:tblStyle w:val="LightShading-Accent1"/>
-        <w:tblW w:type="auto" w:w="0"/>
-        <w:tblLook w:firstColumn="1" w:firstRow="1" w:lastColumn="0" w:lastRow="0" w:noHBand="0" w:noVBand="1" w:val="04A0"/>
-      </w:tblPr>
-      <w:tblGrid>
-        <w:gridCol w:w="3408"/>
-        <w:gridCol w:w="3408"/>
-        <w:gridCol w:w="3408"/>
-      </w:tblGrid>
-      <w:tr>
-        <w:trPr>
-          <w:tblHeader/>
-        </w:trPr>
-        <w:tc>
-          <w:tcPr>
-            <w:tcW w:type="dxa" w:w="3408"/>
-          </w:tcPr>
-          <w:p>
-            <w:r>
-              <w:t>Word</w:t>
-            </w:r>
-          </w:p>
-        </w:tc>
-        <w:tc>
-          <w:tcPr>
-            <w:tcW w:type="dxa" w:w="3408"/>
-          </w:tcPr>
-          <w:p>
-            <w:r>
-              <w:t>My own example</w:t>
-            </w:r>
-          </w:p>
-        </w:tc>
-        <w:tc>
-          <w:tcPr>
-            <w:tcW w:type="dxa" w:w="3408"/>
-          </w:tcPr>
-          <w:p>
-            <w:r>
-              <w:t>Not this / boundary</w:t>
-            </w:r>
-          </w:p>
-        </w:tc>
-      </w:tr>
-      <w:tr>
-        <w:tc>
-          <w:tcPr>
-            <w:tcW w:type="dxa" w:w="3408"/>
-          </w:tcPr>
-          <w:p>
-            <w:r>
-              <w:t>dimension</w:t>
-            </w:r>
-          </w:p>
-        </w:tc>
-        <w:tc>
-          <w:tcPr>
-            <w:tcW w:type="dxa" w:w="3408"/>
-          </w:tcPr>
-          <w:p>
-            <w:r>
-              <w:t>One component or axis of a representation, such as one feature in a vector.</w:t>
-            </w:r>
-          </w:p>
-        </w:tc>
-        <w:tc>
-          <w:tcPr>
-            <w:tcW w:type="dxa" w:w="3408"/>
-          </w:tcPr>
-          <w:p>
-            <w:r/>
-          </w:p>
-        </w:tc>
-      </w:tr>
-      <w:tr>
-        <w:tc>
-          <w:tcPr>
-            <w:tcW w:type="dxa" w:w="3408"/>
-          </w:tcPr>
-          <w:p>
-            <w:r>
-              <w:t>anchor</w:t>
-            </w:r>
-          </w:p>
-        </w:tc>
-        <w:tc>
-          <w:tcPr>
-            <w:tcW w:type="dxa" w:w="3408"/>
-          </w:tcPr>
-          <w:p>
-            <w:r>
-              <w:t>A reference example used to make a judgment or scoring standard concrete.</w:t>
-            </w:r>
-          </w:p>
-        </w:tc>
-        <w:tc>
-          <w:tcPr>
-            <w:tcW w:type="dxa" w:w="3408"/>
-          </w:tcPr>
-          <w:p>
-            <w:r/>
-          </w:p>
-        </w:tc>
-      </w:tr>
-      <w:tr>
-        <w:tc>
-          <w:tcPr>
-            <w:tcW w:type="dxa" w:w="3408"/>
-          </w:tcPr>
-          <w:p>
-            <w:r>
-              <w:t>inter-rater agreement</w:t>
-            </w:r>
-          </w:p>
-        </w:tc>
-        <w:tc>
-          <w:tcPr>
-            <w:tcW w:type="dxa" w:w="3408"/>
-          </w:tcPr>
-          <w:p>
-            <w:r>
-              <w:t>The extent to which different labelers give matching judgments on the same cases.</w:t>
-            </w:r>
-          </w:p>
-        </w:tc>
-        <w:tc>
-          <w:tcPr>
-            <w:tcW w:type="dxa" w:w="3408"/>
-          </w:tcPr>
-          <w:p>
-            <w:r/>
-          </w:p>
-        </w:tc>
-      </w:tr>
-      <w:tr>
-        <w:tc>
-          <w:tcPr>
-            <w:tcW w:type="dxa" w:w="3408"/>
-          </w:tcPr>
-          <w:p>
-            <w:r>
-              <w:t>tradeoff</w:t>
-            </w:r>
-          </w:p>
-        </w:tc>
-        <w:tc>
-          <w:tcPr>
-            <w:tcW w:type="dxa" w:w="3408"/>
-          </w:tcPr>
-          <w:p>
-            <w:r>
-              <w:t>A situation where improving one desired property can make another harder to achieve.</w:t>
-            </w:r>
-          </w:p>
-        </w:tc>
-        <w:tc>
-          <w:tcPr>
-            <w:tcW w:type="dxa" w:w="3408"/>
-          </w:tcPr>
-          <w:p>
-            <w:r/>
-          </w:p>
-        </w:tc>
-      </w:tr>
-    </w:tbl>
+    <w:p>
+      <w:pPr>
+        <w:spacing w:line="336" w:lineRule="auto" w:after="180"/>
+      </w:pPr>
+      <w:r>
+        <w:rPr>
+          <w:b w:val="0"/>
+        </w:rPr>
+        <w:t xml:space="preserve">MISSING INFORMATION: predict and name </w:t>
+      </w:r>
+      <w:r>
+        <w:rPr>
+          <w:b/>
+        </w:rPr>
+        <w:t>evidence</w:t>
+      </w:r>
+      <w:r>
+        <w:rPr>
+          <w:b w:val="0"/>
+        </w:rPr>
+        <w:t xml:space="preserve">.     TRANSFER CASE: predict and name </w:t>
+      </w:r>
+      <w:r>
+        <w:rPr>
+          <w:b/>
+        </w:rPr>
+        <w:t>evidence</w:t>
+      </w:r>
+      <w:r>
+        <w:rPr>
+          <w:b w:val="0"/>
+        </w:rPr>
+        <w:t>.</w:t>
+      </w:r>
+    </w:p>
     <w:p>
       <w:pPr>
         <w:pStyle w:val="Heading3"/>
       </w:pPr>
       <w:r>
-        <w:t>Words used in the closer explanation</w:t>
-      </w:r>
-    </w:p>
-    <w:tbl>
-      <w:tblPr>
-        <w:tblStyle w:val="LightShading-Accent1"/>
-        <w:tblW w:type="auto" w:w="0"/>
-        <w:tblLook w:firstColumn="1" w:firstRow="1" w:lastColumn="0" w:lastRow="0" w:noHBand="0" w:noVBand="1" w:val="04A0"/>
-      </w:tblPr>
-      <w:tblGrid>
-        <w:gridCol w:w="5112"/>
-        <w:gridCol w:w="5112"/>
-      </w:tblGrid>
-      <w:tr>
-        <w:trPr>
-          <w:tblHeader/>
-        </w:trPr>
-        <w:tc>
-          <w:tcPr>
-            <w:tcW w:type="dxa" w:w="5112"/>
-          </w:tcPr>
-          <w:p>
-            <w:r>
-              <w:t>Word</w:t>
-            </w:r>
-          </w:p>
-        </w:tc>
-        <w:tc>
-          <w:tcPr>
-            <w:tcW w:type="dxa" w:w="5112"/>
-          </w:tcPr>
-          <w:p>
-            <w:r>
-              <w:t>Meaning</w:t>
-            </w:r>
-          </w:p>
-        </w:tc>
-      </w:tr>
-      <w:tr>
-        <w:tc>
-          <w:tcPr>
-            <w:tcW w:type="dxa" w:w="5112"/>
-          </w:tcPr>
-          <w:p>
-            <w:r>
-              <w:t>Evaluation case</w:t>
-            </w:r>
-          </w:p>
-        </w:tc>
-        <w:tc>
-          <w:tcPr>
-            <w:tcW w:type="dxa" w:w="5112"/>
-          </w:tcPr>
-          <w:p>
-            <w:r>
-              <w:t>An input with evidence and prespecified expected behaviour</w:t>
-            </w:r>
-          </w:p>
-        </w:tc>
-      </w:tr>
-      <w:tr>
-        <w:tc>
-          <w:tcPr>
-            <w:tcW w:type="dxa" w:w="5112"/>
-          </w:tcPr>
-          <w:p>
-            <w:r>
-              <w:t>Coverage</w:t>
-            </w:r>
-          </w:p>
-        </w:tc>
-        <w:tc>
-          <w:tcPr>
-            <w:tcW w:type="dxa" w:w="5112"/>
-          </w:tcPr>
-          <w:p>
-            <w:r>
-              <w:t>Which relevant conditions are represented</w:t>
-            </w:r>
-          </w:p>
-        </w:tc>
-      </w:tr>
-      <w:tr>
-        <w:tc>
-          <w:tcPr>
-            <w:tcW w:type="dxa" w:w="5112"/>
-          </w:tcPr>
-          <w:p>
-            <w:r>
-              <w:t>Contract pass</w:t>
-            </w:r>
-          </w:p>
-        </w:tc>
-        <w:tc>
-          <w:tcPr>
-            <w:tcW w:type="dxa" w:w="5112"/>
-          </w:tcPr>
-          <w:p>
-            <w:r>
-              <w:t>Satisfying the declared requirements for one case</w:t>
-            </w:r>
-          </w:p>
-        </w:tc>
-      </w:tr>
-    </w:tbl>
+        <w:t>Change one thing in the pictured case</w:t>
+      </w:r>
+    </w:p>
     <w:p>
       <w:pPr>
         <w:pStyle w:val="Heading1"/>
       </w:pPr>
       <w:r>
-        <w:t>06. Follow a worked example</w:t>
-      </w:r>
-    </w:p>
-    <w:p>
-      <w:r>
-        <w:t>Follow the worked trace for Quality Rubrics, predict a step, then compare with its explanation.</w:t>
+        <w:t>06. Trace each criterion against S1 and the draft</w:t>
+      </w:r>
+    </w:p>
+    <w:p>
+      <w:r>
+        <w:t>Removing unsupported content repairs the deciding defect.</w:t>
+      </w:r>
+    </w:p>
+    <w:p>
+      <w:pPr>
+        <w:pStyle w:val="Heading2"/>
+      </w:pPr>
+      <w:r>
+        <w:t>Read the complete note, question and draft</w:t>
       </w:r>
     </w:p>
     <w:p>
@@ -2023,15 +1893,44 @@
       </w:pPr>
       <w:r>
         <w:rPr>
+          <w:b w:val="0"/>
+        </w:rPr>
+        <w:t>Use a quality rubric whose safety gate cannot be traded for attractive formatting.</w:t>
+      </w:r>
+    </w:p>
+    <w:p>
+      <w:pPr>
+        <w:spacing w:line="336" w:lineRule="auto" w:after="180"/>
+      </w:pPr>
+      <w:r>
+        <w:rPr>
+          <w:b w:val="0"/>
+        </w:rPr>
+        <w:t xml:space="preserve">Approved S1 says: “A root </w:t>
+      </w:r>
+      <w:r>
+        <w:rPr>
           <w:b/>
         </w:rPr>
-        <w:t xml:space="preserve">WORKED </w:t>
+        <w:t>anchor</w:t>
+      </w:r>
+      <w:r>
+        <w:rPr>
+          <w:b w:val="0"/>
+        </w:rPr>
+        <w:t xml:space="preserve">s a plant in soil.” Rubric: every claim supported by S1, at most two sentences. Draft: “A root </w:t>
       </w:r>
       <w:r>
         <w:rPr>
           <w:b/>
         </w:rPr>
-        <w:t>EVIDENCE</w:t>
+        <w:t>anchor</w:t>
+      </w:r>
+      <w:r>
+        <w:rPr>
+          <w:b w:val="0"/>
+        </w:rPr>
+        <w:t>s a plant in soil. Roots grow exactly 2 cm each day.”</w:t>
       </w:r>
     </w:p>
     <w:p>
@@ -2042,7 +1941,19 @@
         <w:rPr>
           <w:b w:val="0"/>
         </w:rPr>
-        <w:t>Reason Step by Step</w:t>
+        <w:t xml:space="preserve">All </w:t>
+      </w:r>
+      <w:r>
+        <w:rPr>
+          <w:b/>
+        </w:rPr>
+        <w:t>input</w:t>
+      </w:r>
+      <w:r>
+        <w:rPr>
+          <w:b w:val="0"/>
+        </w:rPr>
+        <w:t>s and outcomes in this worked example are invented classroom data; no real model run is claimed.</w:t>
       </w:r>
     </w:p>
     <w:p>
@@ -2053,27 +1964,34 @@
         <w:rPr>
           <w:b w:val="0"/>
         </w:rPr>
-        <w:t xml:space="preserve">Predict first. Then check each step. A correct answer without visible reasoning is incomplete </w:t>
-      </w:r>
-      <w:r>
-        <w:rPr>
-          <w:b/>
-        </w:rPr>
-        <w:t>evidence</w:t>
-      </w:r>
+        <w:t>Current question: what role does a root have according to S1? S1 says only A root anchors a plant in soil. Draft has two sentences: the supported anchoring sentence and Roots grow exactly 2 cm each day. Under the three-criterion rubric, task fit and format pass, but source support fails. The source gives no daily growth measurement.</w:t>
+      </w:r>
+    </w:p>
+    <w:p>
+      <w:pPr>
+        <w:spacing w:line="336" w:lineRule="auto" w:after="180"/>
+      </w:pPr>
       <w:r>
         <w:rPr>
           <w:b w:val="0"/>
         </w:rPr>
-        <w:t>.</w:t>
+        <w:t>This is an evidence-support gate; do not claim that the exercise measures every dimension of safety.</w:t>
+      </w:r>
+    </w:p>
+    <w:p>
+      <w:pPr>
+        <w:pStyle w:val="Heading2"/>
+      </w:pPr>
+      <w:r>
+        <w:t>Trace source support and format</w:t>
       </w:r>
     </w:p>
     <w:p>
       <w:r>
         <w:drawing>
           <wp:inline xmlns:a="http://schemas.openxmlformats.org/drawingml/2006/main" xmlns:pic="http://schemas.openxmlformats.org/drawingml/2006/picture">
-            <wp:extent cx="5486400" cy="2377440"/>
-            <wp:docPr id="14" name="Picture 14" descr="Worked evidence for Quality Rubrics"/>
+            <wp:extent cx="5486400" cy="3337560"/>
+            <wp:docPr id="14" name="Picture 14" descr="Check support: The anchoring sentence matches S1. The daily 2 cm growth sentence has no supporting evidence in S1. → Check format: Two sentences satisfy the format requirement. → Apply gate: Reject the answer for unsupported content despite its correct length."/>
             <wp:cNvGraphicFramePr>
               <a:graphicFrameLocks noChangeAspect="1"/>
             </wp:cNvGraphicFramePr>
@@ -2081,11 +1999,11 @@
               <a:graphicData uri="http://schemas.openxmlformats.org/drawingml/2006/picture">
                 <pic:pic>
                   <pic:nvPicPr>
-                    <pic:cNvPr id="0" name="0ffa897643215e6100ce4babe9b29026ada68289928827c1ecdb73e5c335272a.png"/>
+                    <pic:cNvPr id="0" name="academy-story-ai-3-25-02.png"/>
                     <pic:cNvPicPr/>
                   </pic:nvPicPr>
                   <pic:blipFill>
-                    <a:blip r:embed="rId21"/>
+                    <a:blip r:embed="rId17"/>
                     <a:stretch>
                       <a:fillRect/>
                     </a:stretch>
@@ -2093,451 +2011,7 @@
                   <pic:spPr>
                     <a:xfrm>
                       <a:off x="0" y="0"/>
-                      <a:ext cx="5486400" cy="2377440"/>
-                    </a:xfrm>
-                    <a:prstGeom prst="rect"/>
-                  </pic:spPr>
-                </pic:pic>
-              </a:graphicData>
-            </a:graphic>
-          </wp:inline>
-        </w:drawing>
-      </w:r>
-    </w:p>
-    <w:p>
-      <w:pPr>
-        <w:spacing w:line="336" w:lineRule="auto" w:after="180"/>
-        <w:shd w:fill="F4F9FC"/>
-      </w:pPr>
-      <w:r>
-        <w:rPr>
-          <w:b w:val="0"/>
-        </w:rPr>
-        <w:t xml:space="preserve">1. </w:t>
-      </w:r>
-      <w:r>
-        <w:rPr>
-          <w:b/>
-        </w:rPr>
-        <w:t>Output</w:t>
-      </w:r>
-      <w:r>
-        <w:rPr>
-          <w:b w:val="0"/>
-        </w:rPr>
-        <w:t xml:space="preserve"> is clear and useful but contains one unsupported claim.</w:t>
-      </w:r>
-    </w:p>
-    <w:p>
-      <w:pPr>
-        <w:spacing w:line="336" w:lineRule="auto" w:after="180"/>
-        <w:shd w:fill="F4F9FC"/>
-      </w:pPr>
-      <w:r>
-        <w:rPr>
-          <w:b w:val="0"/>
-        </w:rPr>
-        <w:t>2. Clarity=4 does not cancel correctness=1.</w:t>
-      </w:r>
-    </w:p>
-    <w:p>
-      <w:pPr>
-        <w:spacing w:line="336" w:lineRule="auto" w:after="180"/>
-        <w:shd w:fill="F4F9FC"/>
-      </w:pPr>
-      <w:r>
-        <w:rPr>
-          <w:b w:val="0"/>
-        </w:rPr>
-        <w:t xml:space="preserve">3. Score each </w:t>
-      </w:r>
-      <w:r>
-        <w:rPr>
-          <w:b/>
-        </w:rPr>
-        <w:t>dimension</w:t>
-      </w:r>
-      <w:r>
-        <w:rPr>
-          <w:b w:val="0"/>
-        </w:rPr>
-        <w:t xml:space="preserve"> using observable </w:t>
-      </w:r>
-      <w:r>
-        <w:rPr>
-          <w:b/>
-        </w:rPr>
-        <w:t>anchor</w:t>
-      </w:r>
-      <w:r>
-        <w:rPr>
-          <w:b w:val="0"/>
-        </w:rPr>
-        <w:t>s.</w:t>
-      </w:r>
-    </w:p>
-    <w:p>
-      <w:pPr>
-        <w:spacing w:line="336" w:lineRule="auto" w:after="180"/>
-        <w:shd w:fill="F4F9FC"/>
-      </w:pPr>
-      <w:r>
-        <w:rPr>
-          <w:b w:val="0"/>
-        </w:rPr>
-        <w:t xml:space="preserve">4. Discuss scorer disagreements and refine ambiguous </w:t>
-      </w:r>
-      <w:r>
-        <w:rPr>
-          <w:b/>
-        </w:rPr>
-        <w:t>anchor</w:t>
-      </w:r>
-      <w:r>
-        <w:rPr>
-          <w:b w:val="0"/>
-        </w:rPr>
-        <w:t>s.</w:t>
-      </w:r>
-    </w:p>
-    <w:p>
-      <w:pPr>
-        <w:spacing w:line="336" w:lineRule="auto" w:after="180"/>
-      </w:pPr>
-      <w:r>
-        <w:rPr>
-          <w:b w:val="0"/>
-        </w:rPr>
-        <w:t>Recalculate, retrace, or restate the reasoning in your own representation:</w:t>
-      </w:r>
-    </w:p>
-    <w:p>
-      <w:pPr>
-        <w:pStyle w:val="Heading3"/>
-      </w:pPr>
-      <w:r>
-        <w:t>Write or draw your reasoning and evidence.</w:t>
-      </w:r>
-    </w:p>
-    <w:p>
-      <w:r>
-        <w:t>________________________________________________________________</w:t>
-      </w:r>
-    </w:p>
-    <w:p>
-      <w:r>
-        <w:t>________________________________________________________________</w:t>
-      </w:r>
-    </w:p>
-    <w:p>
-      <w:r>
-        <w:t>________________________________________________________________</w:t>
-      </w:r>
-    </w:p>
-    <w:p>
-      <w:r>
-        <w:t>________________________________________________________________</w:t>
-      </w:r>
-    </w:p>
-    <w:p>
-      <w:r>
-        <w:t>________________________________________________________________</w:t>
-      </w:r>
-    </w:p>
-    <w:p>
-      <w:pPr>
-        <w:spacing w:line="336" w:lineRule="auto" w:after="180"/>
-        <w:shd w:fill="F5F1FB"/>
-      </w:pPr>
-      <w:r>
-        <w:rPr>
-          <w:b w:val="0"/>
-        </w:rPr>
-        <w:t xml:space="preserve">CHECK  Did the </w:t>
-      </w:r>
-      <w:r>
-        <w:rPr>
-          <w:b/>
-        </w:rPr>
-        <w:t>evidence</w:t>
-      </w:r>
-      <w:r>
-        <w:rPr>
-          <w:b w:val="0"/>
-        </w:rPr>
-        <w:t xml:space="preserve"> answer the exact question? Did the total, path, or source record stay consistent?</w:t>
-      </w:r>
-    </w:p>
-    <w:p>
-      <w:pPr>
-        <w:pStyle w:val="Heading3"/>
-      </w:pPr>
-      <w:r>
-        <w:t>A closer explanation</w:t>
-      </w:r>
-    </w:p>
-    <w:p>
-      <w:pPr>
-        <w:spacing w:line="336" w:lineRule="auto" w:after="180"/>
-      </w:pPr>
-      <w:r>
-        <w:rPr>
-          <w:b w:val="0"/>
-        </w:rPr>
-        <w:t>Ten cases include six answerable and four missing-</w:t>
-      </w:r>
-      <w:r>
-        <w:rPr>
-          <w:b/>
-        </w:rPr>
-        <w:t>evidence</w:t>
-      </w:r>
-      <w:r>
-        <w:rPr>
-          <w:b w:val="0"/>
-        </w:rPr>
-        <w:t xml:space="preserve"> cases. System answers five answerable correctly and abstains appropriately on three missing cases.</w:t>
-      </w:r>
-    </w:p>
-    <w:p>
-      <w:pPr>
-        <w:spacing w:line="336" w:lineRule="auto" w:after="180"/>
-      </w:pPr>
-      <w:r>
-        <w:rPr>
-          <w:b w:val="0"/>
-        </w:rPr>
-        <w:t xml:space="preserve">Answer correctness 5/6; appropriate fallback 3/4; combined </w:t>
-      </w:r>
-      <w:r>
-        <w:rPr>
-          <w:b/>
-        </w:rPr>
-        <w:t>contract pass</w:t>
-      </w:r>
-      <w:r>
-        <w:rPr>
-          <w:b w:val="0"/>
-        </w:rPr>
-        <w:t>es 8/10 if each case has one required outcome. Different denominators answer different questions.</w:t>
-      </w:r>
-    </w:p>
-    <w:p>
-      <w:pPr>
-        <w:pStyle w:val="Heading3"/>
-      </w:pPr>
-      <w:r>
-        <w:t>Worked explanation · Quality Rubrics</w:t>
-      </w:r>
-    </w:p>
-    <w:p>
-      <w:pPr>
-        <w:spacing w:line="336" w:lineRule="auto" w:after="180"/>
-        <w:shd w:fill="F1F6FC"/>
-      </w:pPr>
-      <w:r>
-        <w:rPr>
-          <w:b w:val="0"/>
-        </w:rPr>
-        <w:t xml:space="preserve">Compare the intermediate </w:t>
-      </w:r>
-      <w:r>
-        <w:rPr>
-          <w:b/>
-        </w:rPr>
-        <w:t>evidence</w:t>
-      </w:r>
-      <w:r>
-        <w:rPr>
-          <w:b w:val="0"/>
-        </w:rPr>
-        <w:t xml:space="preserve"> with the final statement. Explain why each number or decision follows from the stated </w:t>
-      </w:r>
-      <w:r>
-        <w:rPr>
-          <w:b/>
-        </w:rPr>
-        <w:t>input</w:t>
-      </w:r>
-      <w:r>
-        <w:rPr>
-          <w:b w:val="0"/>
-        </w:rPr>
-        <w:t>s.</w:t>
-      </w:r>
-    </w:p>
-    <w:p>
-      <w:pPr>
-        <w:spacing w:line="336" w:lineRule="auto" w:after="180"/>
-        <w:shd w:fill="F1F6FC"/>
-      </w:pPr>
-      <w:r>
-        <w:rPr>
-          <w:b w:val="0"/>
-        </w:rPr>
-        <w:t xml:space="preserve">The conclusion belongs to this scenario and procedure; changing the </w:t>
-      </w:r>
-      <w:r>
-        <w:rPr>
-          <w:b/>
-        </w:rPr>
-        <w:t>input</w:t>
-      </w:r>
-      <w:r>
-        <w:rPr>
-          <w:b w:val="0"/>
-        </w:rPr>
-        <w:t>s, evaluation population or authority can change what it establishes. Retain the raw record so a later revision can be compared honestly.</w:t>
-      </w:r>
-    </w:p>
-    <w:p>
-      <w:pPr>
-        <w:pStyle w:val="Heading3"/>
-      </w:pPr>
-      <w:r>
-        <w:t>Learn from the worked case</w:t>
-      </w:r>
-    </w:p>
-    <w:p>
-      <w:pPr>
-        <w:spacing w:line="336" w:lineRule="auto" w:after="180"/>
-      </w:pPr>
-      <w:r>
-        <w:rPr>
-          <w:b w:val="0"/>
-        </w:rPr>
-        <w:t>Cover the result before checking it. Say what is given, choose the procedure, and follow one step at a time. Then uncover the result and explain your first mismatch. Ask why a step is allowed, not only what number it produces.</w:t>
-      </w:r>
-    </w:p>
-    <w:p>
-      <w:pPr>
-        <w:pStyle w:val="Heading3"/>
-      </w:pPr>
-      <w:r>
-        <w:t>A pictorial worked case: Quality Rubrics</w:t>
-      </w:r>
-    </w:p>
-    <w:p>
-      <w:pPr>
-        <w:spacing w:line="336" w:lineRule="auto" w:after="180"/>
-      </w:pPr>
-      <w:r>
-        <w:rPr>
-          <w:b w:val="0"/>
-        </w:rPr>
-        <w:t>Use a quality rubric whose safety gate cannot be traded for attractive formatting.</w:t>
-      </w:r>
-    </w:p>
-    <w:p>
-      <w:pPr>
-        <w:pStyle w:val="Heading3"/>
-      </w:pPr>
-      <w:r>
-        <w:t>The facts we will use</w:t>
-      </w:r>
-    </w:p>
-    <w:p>
-      <w:pPr>
-        <w:pStyle w:val="Heading3"/>
-      </w:pPr>
-      <w:r>
-        <w:t>Supplied facts</w:t>
-      </w:r>
-    </w:p>
-    <w:p>
-      <w:pPr>
-        <w:spacing w:line="336" w:lineRule="auto" w:after="180"/>
-        <w:shd w:fill="F1F6FC"/>
-      </w:pPr>
-      <w:r>
-        <w:rPr>
-          <w:b w:val="0"/>
-        </w:rPr>
-        <w:t xml:space="preserve">Approved S1 says: “A root </w:t>
-      </w:r>
-      <w:r>
-        <w:rPr>
-          <w:b/>
-        </w:rPr>
-        <w:t>anchor</w:t>
-      </w:r>
-      <w:r>
-        <w:rPr>
-          <w:b w:val="0"/>
-        </w:rPr>
-        <w:t xml:space="preserve">s a plant in soil.” Rubric: every claim supported by S1, at most two sentences. Draft: “A root </w:t>
-      </w:r>
-      <w:r>
-        <w:rPr>
-          <w:b/>
-        </w:rPr>
-        <w:t>anchor</w:t>
-      </w:r>
-      <w:r>
-        <w:rPr>
-          <w:b w:val="0"/>
-        </w:rPr>
-        <w:t>s a plant in soil. Roots grow exactly 2 cm each day.”</w:t>
-      </w:r>
-    </w:p>
-    <w:p>
-      <w:pPr>
-        <w:pStyle w:val="Heading3"/>
-      </w:pPr>
-      <w:r>
-        <w:t>Supplied facts</w:t>
-      </w:r>
-    </w:p>
-    <w:p>
-      <w:pPr>
-        <w:spacing w:line="336" w:lineRule="auto" w:after="180"/>
-        <w:shd w:fill="F1F6FC"/>
-      </w:pPr>
-      <w:r>
-        <w:rPr>
-          <w:b w:val="0"/>
-        </w:rPr>
-        <w:t xml:space="preserve">All </w:t>
-      </w:r>
-      <w:r>
-        <w:rPr>
-          <w:b/>
-        </w:rPr>
-        <w:t>input</w:t>
-      </w:r>
-      <w:r>
-        <w:rPr>
-          <w:b w:val="0"/>
-        </w:rPr>
-        <w:t>s and outcomes in this worked example are invented classroom data; no real model run is claimed.</w:t>
-      </w:r>
-    </w:p>
-    <w:p>
-      <w:r>
-        <w:drawing>
-          <wp:inline xmlns:a="http://schemas.openxmlformats.org/drawingml/2006/main" xmlns:pic="http://schemas.openxmlformats.org/drawingml/2006/picture">
-            <wp:extent cx="5486400" cy="5225143"/>
-            <wp:docPr id="15" name="Picture 15" descr="Quality Rubrics. Check support: The anchoring sentence matches S1. The daily 2 cm growth sentence has no supporting evidence in S1.. Check format: Two sentences satisfy the format requirement.. Apply gate: Reject the answer for unsupported content despite its correct length."/>
-            <wp:cNvGraphicFramePr>
-              <a:graphicFrameLocks noChangeAspect="1"/>
-            </wp:cNvGraphicFramePr>
-            <a:graphic>
-              <a:graphicData uri="http://schemas.openxmlformats.org/drawingml/2006/picture">
-                <pic:pic>
-                  <pic:nvPicPr>
-                    <pic:cNvPr id="0" name="academy-visual-ai-3-25.png"/>
-                    <pic:cNvPicPr/>
-                  </pic:nvPicPr>
-                  <pic:blipFill>
-                    <a:blip r:embed="rId22"/>
-                    <a:stretch>
-                      <a:fillRect/>
-                    </a:stretch>
-                  </pic:blipFill>
-                  <pic:spPr>
-                    <a:xfrm>
-                      <a:off x="0" y="0"/>
-                      <a:ext cx="5486400" cy="5225143"/>
+                      <a:ext cx="5486400" cy="3337560"/>
                     </a:xfrm>
                     <a:prstGeom prst="rect"/>
                   </pic:spPr>
@@ -2665,9 +2139,584 @@
     </w:p>
     <w:p>
       <w:pPr>
+        <w:spacing w:line="336" w:lineRule="auto" w:after="180"/>
+      </w:pPr>
+      <w:r>
+        <w:rPr>
+          <w:b w:val="0"/>
+        </w:rPr>
+        <w:t xml:space="preserve">Compare each draft sentence directly with S1. The </w:t>
+      </w:r>
+      <w:r>
+        <w:rPr>
+          <w:b/>
+        </w:rPr>
+        <w:t>anchor</w:t>
+      </w:r>
+      <w:r>
+        <w:rPr>
+          <w:b w:val="0"/>
+        </w:rPr>
+        <w:t>ing claim matches the supplied source; the daily growth claim adds a measurement the source never gives.</w:t>
+      </w:r>
+    </w:p>
+    <w:p>
+      <w:pPr>
+        <w:spacing w:line="336" w:lineRule="auto" w:after="180"/>
+      </w:pPr>
+      <w:r>
+        <w:rPr>
+          <w:b w:val="0"/>
+        </w:rPr>
+        <w:t xml:space="preserve">Two sentences pass the format rule, but unsupported content fails the mandatory </w:t>
+      </w:r>
+      <w:r>
+        <w:rPr>
+          <w:b/>
+        </w:rPr>
+        <w:t>evidence</w:t>
+      </w:r>
+      <w:r>
+        <w:rPr>
+          <w:b w:val="0"/>
+        </w:rPr>
+        <w:t xml:space="preserve"> gate. Removing that sentence repairs the support defect rather than merely polishing the wording.</w:t>
+      </w:r>
+    </w:p>
+    <w:p>
+      <w:pPr>
+        <w:pStyle w:val="Heading2"/>
+      </w:pPr>
+      <w:r>
+        <w:t>Predict removing the unsupported sentence</w:t>
+      </w:r>
+    </w:p>
+    <w:p>
+      <w:pPr>
+        <w:pStyle w:val="ListBullet"/>
+      </w:pPr>
+      <w:r>
+        <w:t>Change one thing: Remove the unsupported sentence while preserving the supported one. Predict the result before checking the explanation. What remains the same?</w:t>
+      </w:r>
+    </w:p>
+    <w:p>
+      <w:pPr>
+        <w:pStyle w:val="Heading2"/>
+      </w:pPr>
+      <w:r>
+        <w:t>Check after predicting · reference / check after trying</w:t>
+      </w:r>
+    </w:p>
+    <w:p>
+      <w:r>
+        <w:drawing>
+          <wp:inline xmlns:a="http://schemas.openxmlformats.org/drawingml/2006/main" xmlns:pic="http://schemas.openxmlformats.org/drawingml/2006/picture">
+            <wp:extent cx="5486400" cy="3026664"/>
+            <wp:docPr id="15" name="Picture 15" descr="Original case: Reject the answer for unsupported content despite its correct length. Changed condition: Remove the unsupported sentence while preserving the supported one. Expected result: The revised one-sentence answer passes these two declared checks. Reason: The remaining claim is supported and one sentence is within the maximum."/>
+            <wp:cNvGraphicFramePr>
+              <a:graphicFrameLocks noChangeAspect="1"/>
+            </wp:cNvGraphicFramePr>
+            <a:graphic>
+              <a:graphicData uri="http://schemas.openxmlformats.org/drawingml/2006/picture">
+                <pic:pic>
+                  <pic:nvPicPr>
+                    <pic:cNvPr id="0" name="academy-story-ai-3-25-04.png"/>
+                    <pic:cNvPicPr/>
+                  </pic:nvPicPr>
+                  <pic:blipFill>
+                    <a:blip r:embed="rId18"/>
+                    <a:stretch>
+                      <a:fillRect/>
+                    </a:stretch>
+                  </pic:blipFill>
+                  <pic:spPr>
+                    <a:xfrm>
+                      <a:off x="0" y="0"/>
+                      <a:ext cx="5486400" cy="3026664"/>
+                    </a:xfrm>
+                    <a:prstGeom prst="rect"/>
+                  </pic:spPr>
+                </pic:pic>
+              </a:graphicData>
+            </a:graphic>
+          </wp:inline>
+        </w:drawing>
+      </w:r>
+    </w:p>
+    <w:p>
+      <w:pPr>
+        <w:pStyle w:val="Heading2"/>
+      </w:pPr>
+      <w:r>
+        <w:t>State the small-rubric limit</w:t>
+      </w:r>
+    </w:p>
+    <w:p>
+      <w:pPr>
+        <w:pStyle w:val="ListBullet"/>
+      </w:pPr>
+      <w:r>
+        <w:t>Passing this small rubric does not establish readability, completeness or benefit across every pupil and question.</w:t>
+      </w:r>
+    </w:p>
+    <w:p>
+      <w:pPr>
+        <w:pStyle w:val="ListBullet"/>
+      </w:pPr>
+      <w:r>
+        <w:t>Read the labelled picture: Why is “one out of two checks passed” an insufficient release decision? Point to the relevant step in the picture, then write the changed result and the rule or evidence that supports it.</w:t>
+      </w:r>
+    </w:p>
+    <w:p>
+      <w:pPr>
+        <w:pStyle w:val="Heading2"/>
+      </w:pPr>
+      <w:r>
+        <w:t>Review · Separate evaluation-set fractions · reference / check after trying</w:t>
+      </w:r>
+    </w:p>
+    <w:p>
+      <w:pPr>
+        <w:spacing w:line="336" w:lineRule="auto" w:after="180"/>
+      </w:pPr>
+      <w:r>
+        <w:rPr>
+          <w:b w:val="0"/>
+        </w:rPr>
+        <w:t>Ten cases include six answerable and four missing-</w:t>
+      </w:r>
+      <w:r>
+        <w:rPr>
+          <w:b/>
+        </w:rPr>
+        <w:t>evidence</w:t>
+      </w:r>
+      <w:r>
+        <w:rPr>
+          <w:b w:val="0"/>
+        </w:rPr>
+        <w:t xml:space="preserve"> cases. System answers five answerable correctly and abstains appropriately on three missing cases.</w:t>
+      </w:r>
+    </w:p>
+    <w:p>
+      <w:pPr>
+        <w:spacing w:line="336" w:lineRule="auto" w:after="180"/>
+      </w:pPr>
+      <w:r>
+        <w:rPr>
+          <w:b w:val="0"/>
+        </w:rPr>
+        <w:t xml:space="preserve">Answer correctness 5/6; appropriate fallback 3/4; combined </w:t>
+      </w:r>
+      <w:r>
+        <w:rPr>
+          <w:b/>
+        </w:rPr>
+        <w:t>contract pass</w:t>
+      </w:r>
+      <w:r>
+        <w:rPr>
+          <w:b w:val="0"/>
+        </w:rPr>
+        <w:t>es 8/10 if each case has one required outcome. Different denominators answer different questions.</w:t>
+      </w:r>
+    </w:p>
+    <w:p>
+      <w:pPr>
+        <w:pStyle w:val="Heading2"/>
+      </w:pPr>
+      <w:r>
+        <w:t>Earlier wording, alternatives and picture transcripts · reference / check after trying</w:t>
+      </w:r>
+    </w:p>
+    <w:p>
+      <w:pPr>
+        <w:spacing w:line="336" w:lineRule="auto" w:after="180"/>
+      </w:pPr>
+      <w:r>
+        <w:rPr>
+          <w:b w:val="0"/>
+        </w:rPr>
+        <w:t xml:space="preserve">WORKED </w:t>
+      </w:r>
+      <w:r>
+        <w:rPr>
+          <w:b/>
+        </w:rPr>
+        <w:t>EVIDENCE</w:t>
+      </w:r>
+    </w:p>
+    <w:p>
+      <w:pPr>
+        <w:spacing w:line="336" w:lineRule="auto" w:after="180"/>
+      </w:pPr>
+      <w:r>
+        <w:rPr>
+          <w:b w:val="0"/>
+        </w:rPr>
+        <w:t>Reason Step by Step</w:t>
+      </w:r>
+    </w:p>
+    <w:p>
+      <w:pPr>
+        <w:spacing w:line="336" w:lineRule="auto" w:after="180"/>
+      </w:pPr>
+      <w:r>
+        <w:rPr>
+          <w:b w:val="0"/>
+        </w:rPr>
+        <w:t xml:space="preserve">Predict first. Then check each step. A correct answer without visible reasoning is incomplete </w:t>
+      </w:r>
+      <w:r>
+        <w:rPr>
+          <w:b/>
+        </w:rPr>
+        <w:t>evidence</w:t>
+      </w:r>
+      <w:r>
+        <w:rPr>
+          <w:b w:val="0"/>
+        </w:rPr>
+        <w:t>.</w:t>
+      </w:r>
+    </w:p>
+    <w:p>
+      <w:r>
+        <w:drawing>
+          <wp:inline xmlns:a="http://schemas.openxmlformats.org/drawingml/2006/main" xmlns:pic="http://schemas.openxmlformats.org/drawingml/2006/picture">
+            <wp:extent cx="5486400" cy="2377440"/>
+            <wp:docPr id="16" name="Picture 16" descr="Worked evidence for Quality Rubrics"/>
+            <wp:cNvGraphicFramePr>
+              <a:graphicFrameLocks noChangeAspect="1"/>
+            </wp:cNvGraphicFramePr>
+            <a:graphic>
+              <a:graphicData uri="http://schemas.openxmlformats.org/drawingml/2006/picture">
+                <pic:pic>
+                  <pic:nvPicPr>
+                    <pic:cNvPr id="0" name="0ffa897643215e6100ce4babe9b29026ada68289928827c1ecdb73e5c335272a.png"/>
+                    <pic:cNvPicPr/>
+                  </pic:nvPicPr>
+                  <pic:blipFill>
+                    <a:blip r:embed="rId19"/>
+                    <a:stretch>
+                      <a:fillRect/>
+                    </a:stretch>
+                  </pic:blipFill>
+                  <pic:spPr>
+                    <a:xfrm>
+                      <a:off x="0" y="0"/>
+                      <a:ext cx="5486400" cy="2377440"/>
+                    </a:xfrm>
+                    <a:prstGeom prst="rect"/>
+                  </pic:spPr>
+                </pic:pic>
+              </a:graphicData>
+            </a:graphic>
+          </wp:inline>
+        </w:drawing>
+      </w:r>
+    </w:p>
+    <w:p>
+      <w:pPr>
+        <w:spacing w:line="336" w:lineRule="auto" w:after="180"/>
+      </w:pPr>
+      <w:r>
+        <w:rPr>
+          <w:b w:val="0"/>
+        </w:rPr>
+        <w:t xml:space="preserve">1. </w:t>
+      </w:r>
+      <w:r>
+        <w:rPr>
+          <w:b/>
+        </w:rPr>
+        <w:t>Output</w:t>
+      </w:r>
+      <w:r>
+        <w:rPr>
+          <w:b w:val="0"/>
+        </w:rPr>
+        <w:t xml:space="preserve"> is clear and useful but contains one unsupported claim.</w:t>
+      </w:r>
+    </w:p>
+    <w:p>
+      <w:pPr>
+        <w:spacing w:line="336" w:lineRule="auto" w:after="180"/>
+      </w:pPr>
+      <w:r>
+        <w:rPr>
+          <w:b w:val="0"/>
+        </w:rPr>
+        <w:t>2. Clarity=4 does not cancel correctness=1.</w:t>
+      </w:r>
+    </w:p>
+    <w:p>
+      <w:pPr>
+        <w:spacing w:line="336" w:lineRule="auto" w:after="180"/>
+      </w:pPr>
+      <w:r>
+        <w:rPr>
+          <w:b w:val="0"/>
+        </w:rPr>
+        <w:t xml:space="preserve">3. Score each </w:t>
+      </w:r>
+      <w:r>
+        <w:rPr>
+          <w:b/>
+        </w:rPr>
+        <w:t>dimension</w:t>
+      </w:r>
+      <w:r>
+        <w:rPr>
+          <w:b w:val="0"/>
+        </w:rPr>
+        <w:t xml:space="preserve"> using observable </w:t>
+      </w:r>
+      <w:r>
+        <w:rPr>
+          <w:b/>
+        </w:rPr>
+        <w:t>anchor</w:t>
+      </w:r>
+      <w:r>
+        <w:rPr>
+          <w:b w:val="0"/>
+        </w:rPr>
+        <w:t>s.</w:t>
+      </w:r>
+    </w:p>
+    <w:p>
+      <w:pPr>
+        <w:spacing w:line="336" w:lineRule="auto" w:after="180"/>
+      </w:pPr>
+      <w:r>
+        <w:rPr>
+          <w:b w:val="0"/>
+        </w:rPr>
+        <w:t xml:space="preserve">4. Discuss scorer disagreements and refine ambiguous </w:t>
+      </w:r>
+      <w:r>
+        <w:rPr>
+          <w:b/>
+        </w:rPr>
+        <w:t>anchor</w:t>
+      </w:r>
+      <w:r>
+        <w:rPr>
+          <w:b w:val="0"/>
+        </w:rPr>
+        <w:t>s.</w:t>
+      </w:r>
+    </w:p>
+    <w:p>
+      <w:pPr>
+        <w:spacing w:line="336" w:lineRule="auto" w:after="180"/>
+      </w:pPr>
+      <w:r>
+        <w:rPr>
+          <w:b w:val="0"/>
+        </w:rPr>
+        <w:t>Recalculate, retrace, or restate the reasoning in your own representation:</w:t>
+      </w:r>
+    </w:p>
+    <w:p>
+      <w:pPr>
         <w:pStyle w:val="Heading3"/>
       </w:pPr>
       <w:r>
+        <w:t>Write or draw your reasoning and evidence.</w:t>
+      </w:r>
+    </w:p>
+    <w:p>
+      <w:r>
+        <w:t>________________________________________________________________</w:t>
+      </w:r>
+    </w:p>
+    <w:p>
+      <w:r>
+        <w:t>________________________________________________________________</w:t>
+      </w:r>
+    </w:p>
+    <w:p>
+      <w:r>
+        <w:t>________________________________________________________________</w:t>
+      </w:r>
+    </w:p>
+    <w:p>
+      <w:r>
+        <w:t>________________________________________________________________</w:t>
+      </w:r>
+    </w:p>
+    <w:p>
+      <w:r>
+        <w:t>________________________________________________________________</w:t>
+      </w:r>
+    </w:p>
+    <w:p>
+      <w:pPr>
+        <w:spacing w:line="336" w:lineRule="auto" w:after="180"/>
+      </w:pPr>
+      <w:r>
+        <w:rPr>
+          <w:b w:val="0"/>
+        </w:rPr>
+        <w:t xml:space="preserve">CHECK  Did the </w:t>
+      </w:r>
+      <w:r>
+        <w:rPr>
+          <w:b/>
+        </w:rPr>
+        <w:t>evidence</w:t>
+      </w:r>
+      <w:r>
+        <w:rPr>
+          <w:b w:val="0"/>
+        </w:rPr>
+        <w:t xml:space="preserve"> answer the exact question? Did the total, path, or source record stay consistent?</w:t>
+      </w:r>
+    </w:p>
+    <w:p>
+      <w:pPr>
+        <w:pStyle w:val="Heading3"/>
+      </w:pPr>
+      <w:r>
+        <w:t>A closer explanation</w:t>
+      </w:r>
+    </w:p>
+    <w:p>
+      <w:pPr>
+        <w:spacing w:line="336" w:lineRule="auto" w:after="180"/>
+      </w:pPr>
+      <w:r>
+        <w:rPr>
+          <w:b w:val="0"/>
+        </w:rPr>
+        <w:t xml:space="preserve">Compare the intermediate </w:t>
+      </w:r>
+      <w:r>
+        <w:rPr>
+          <w:b/>
+        </w:rPr>
+        <w:t>evidence</w:t>
+      </w:r>
+      <w:r>
+        <w:rPr>
+          <w:b w:val="0"/>
+        </w:rPr>
+        <w:t xml:space="preserve"> with the final statement. Explain why each number or decision follows from the stated </w:t>
+      </w:r>
+      <w:r>
+        <w:rPr>
+          <w:b/>
+        </w:rPr>
+        <w:t>input</w:t>
+      </w:r>
+      <w:r>
+        <w:rPr>
+          <w:b w:val="0"/>
+        </w:rPr>
+        <w:t>s.</w:t>
+      </w:r>
+    </w:p>
+    <w:p>
+      <w:pPr>
+        <w:spacing w:line="336" w:lineRule="auto" w:after="180"/>
+      </w:pPr>
+      <w:r>
+        <w:rPr>
+          <w:b w:val="0"/>
+        </w:rPr>
+        <w:t xml:space="preserve">The conclusion belongs to this scenario and procedure; changing the </w:t>
+      </w:r>
+      <w:r>
+        <w:rPr>
+          <w:b/>
+        </w:rPr>
+        <w:t>input</w:t>
+      </w:r>
+      <w:r>
+        <w:rPr>
+          <w:b w:val="0"/>
+        </w:rPr>
+        <w:t>s, evaluation population or authority can change what it establishes. Retain the raw record so a later revision can be compared honestly.</w:t>
+      </w:r>
+    </w:p>
+    <w:p>
+      <w:pPr>
+        <w:pStyle w:val="Heading3"/>
+      </w:pPr>
+      <w:r>
+        <w:t>Learn from the worked case</w:t>
+      </w:r>
+    </w:p>
+    <w:p>
+      <w:pPr>
+        <w:spacing w:line="336" w:lineRule="auto" w:after="180"/>
+      </w:pPr>
+      <w:r>
+        <w:rPr>
+          <w:b w:val="0"/>
+        </w:rPr>
+        <w:t>Cover the result before checking it. Say what is given, choose the procedure, and follow one step at a time. Then uncover the result and explain your first mismatch. Ask why a step is allowed, not only what number it produces.</w:t>
+      </w:r>
+    </w:p>
+    <w:p>
+      <w:pPr>
+        <w:pStyle w:val="Heading3"/>
+      </w:pPr>
+      <w:r>
+        <w:t>A pictorial worked case: Quality Rubrics</w:t>
+      </w:r>
+    </w:p>
+    <w:p>
+      <w:pPr>
+        <w:pStyle w:val="Heading3"/>
+      </w:pPr>
+      <w:r>
+        <w:t>The facts we will use</w:t>
+      </w:r>
+    </w:p>
+    <w:p>
+      <w:r>
+        <w:drawing>
+          <wp:inline xmlns:a="http://schemas.openxmlformats.org/drawingml/2006/main" xmlns:pic="http://schemas.openxmlformats.org/drawingml/2006/picture">
+            <wp:extent cx="5486400" cy="5225143"/>
+            <wp:docPr id="17" name="Picture 17" descr="Quality Rubrics. Check support: The anchoring sentence matches S1. The daily 2 cm growth sentence has no supporting evidence in S1.. Check format: Two sentences satisfy the format requirement.. Apply gate: Reject the answer for unsupported content despite its correct length."/>
+            <wp:cNvGraphicFramePr>
+              <a:graphicFrameLocks noChangeAspect="1"/>
+            </wp:cNvGraphicFramePr>
+            <a:graphic>
+              <a:graphicData uri="http://schemas.openxmlformats.org/drawingml/2006/picture">
+                <pic:pic>
+                  <pic:nvPicPr>
+                    <pic:cNvPr id="0" name="academy-visual-ai-3-25.png"/>
+                    <pic:cNvPicPr/>
+                  </pic:nvPicPr>
+                  <pic:blipFill>
+                    <a:blip r:embed="rId20"/>
+                    <a:stretch>
+                      <a:fillRect/>
+                    </a:stretch>
+                  </pic:blipFill>
+                  <pic:spPr>
+                    <a:xfrm>
+                      <a:off x="0" y="0"/>
+                      <a:ext cx="5486400" cy="5225143"/>
+                    </a:xfrm>
+                    <a:prstGeom prst="rect"/>
+                  </pic:spPr>
+                </pic:pic>
+              </a:graphicData>
+            </a:graphic>
+          </wp:inline>
+        </w:drawing>
+      </w:r>
+    </w:p>
+    <w:p>
+      <w:pPr>
+        <w:pStyle w:val="Heading3"/>
+      </w:pPr>
+      <w:r>
         <w:t>Why this result follows</w:t>
       </w:r>
     </w:p>
@@ -2676,162 +2725,93 @@
         <w:pStyle w:val="Heading3"/>
       </w:pPr>
       <w:r>
-        <w:t>Why the result follows</w:t>
+        <w:t>What this example does not establish</w:t>
+      </w:r>
+    </w:p>
+    <w:p>
+      <w:pPr>
+        <w:pStyle w:val="Heading1"/>
+      </w:pPr>
+      <w:r>
+        <w:t>07. Find a point total used to bypass a gate</w:t>
+      </w:r>
+    </w:p>
+    <w:p>
+      <w:r>
+        <w:t>Repair the failed criterion and keep the original draft for comparison.</w:t>
+      </w:r>
+    </w:p>
+    <w:p>
+      <w:pPr>
+        <w:pStyle w:val="Heading2"/>
+      </w:pPr>
+      <w:r>
+        <w:t>Repair the majority-of-checks shortcut</w:t>
       </w:r>
     </w:p>
     <w:p>
       <w:pPr>
         <w:spacing w:line="336" w:lineRule="auto" w:after="180"/>
-        <w:shd w:fill="F1F6FC"/>
       </w:pPr>
       <w:r>
         <w:rPr>
           <w:b w:val="0"/>
         </w:rPr>
-        <w:t xml:space="preserve">Compare each draft sentence directly with S1. The </w:t>
-      </w:r>
-      <w:r>
-        <w:rPr>
-          <w:b/>
-        </w:rPr>
-        <w:t>anchor</w:t>
-      </w:r>
-      <w:r>
-        <w:rPr>
-          <w:b w:val="0"/>
-        </w:rPr>
-        <w:t>ing claim matches the supplied source; the daily growth claim adds a measurement the source never gives.</w:t>
+        <w:t>Claim to repair: Two of three checks passed, so release the answer. The declared rule requires all three, and factual support is mandatory. A count of passed criteria is descriptive; it does not override the release policy. A second shortcut is saying unsupported means false: the growth measurement is not established by S1, so omit or verify it rather than inventing proof that it never happens.</w:t>
+      </w:r>
+    </w:p>
+    <w:p>
+      <w:pPr>
+        <w:pStyle w:val="Heading2"/>
+      </w:pPr>
+      <w:r>
+        <w:t>Design a revealing follow-up</w:t>
+      </w:r>
+    </w:p>
+    <w:p>
+      <w:pPr>
+        <w:pStyle w:val="Heading3"/>
+      </w:pPr>
+      <w:r>
+        <w:t>Exit: propose one revealing change to the worked scenario. State the expected outcome and the evidence that would make you revise your explanation.</w:t>
+      </w:r>
+    </w:p>
+    <w:p>
+      <w:r>
+        <w:t>________________________________________________________________</w:t>
+      </w:r>
+    </w:p>
+    <w:p>
+      <w:r>
+        <w:t>________________________________________________________________</w:t>
+      </w:r>
+    </w:p>
+    <w:p>
+      <w:r>
+        <w:t>________________________________________________________________</w:t>
+      </w:r>
+    </w:p>
+    <w:p>
+      <w:r>
+        <w:t>________________________________________________________________</w:t>
+      </w:r>
+    </w:p>
+    <w:p>
+      <w:r>
+        <w:t>________________________________________________________________</w:t>
+      </w:r>
+    </w:p>
+    <w:p>
+      <w:pPr>
+        <w:pStyle w:val="Heading2"/>
+      </w:pPr>
+      <w:r>
+        <w:t>Earlier wording, alternatives and picture transcripts · reference / check after trying</w:t>
       </w:r>
     </w:p>
     <w:p>
       <w:pPr>
         <w:spacing w:line="336" w:lineRule="auto" w:after="180"/>
-        <w:shd w:fill="F1F6FC"/>
-      </w:pPr>
-      <w:r>
-        <w:rPr>
-          <w:b w:val="0"/>
-        </w:rPr>
-        <w:t xml:space="preserve">Two sentences pass the format rule, but unsupported content fails the mandatory </w:t>
-      </w:r>
-      <w:r>
-        <w:rPr>
-          <w:b/>
-        </w:rPr>
-        <w:t>evidence</w:t>
-      </w:r>
-      <w:r>
-        <w:rPr>
-          <w:b w:val="0"/>
-        </w:rPr>
-        <w:t xml:space="preserve"> gate. Removing that sentence repairs the support defect rather than merely polishing the wording.</w:t>
-      </w:r>
-    </w:p>
-    <w:p>
-      <w:pPr>
-        <w:pStyle w:val="Heading3"/>
-      </w:pPr>
-      <w:r>
-        <w:t>What this example does not establish</w:t>
-      </w:r>
-    </w:p>
-    <w:p>
-      <w:pPr>
-        <w:pStyle w:val="Heading3"/>
-      </w:pPr>
-      <w:r>
-        <w:t>Keep the stated limit</w:t>
-      </w:r>
-    </w:p>
-    <w:p>
-      <w:pPr>
-        <w:spacing w:line="336" w:lineRule="auto" w:after="180"/>
-        <w:shd w:fill="FFF5E6"/>
-      </w:pPr>
-      <w:r>
-        <w:rPr>
-          <w:b w:val="0"/>
-        </w:rPr>
-        <w:t>Passing this small rubric does not establish readability, completeness or benefit across every pupil and question.</w:t>
-      </w:r>
-    </w:p>
-    <w:p>
-      <w:pPr>
-        <w:pStyle w:val="Heading3"/>
-      </w:pPr>
-      <w:r>
-        <w:t>Keep the stated limit</w:t>
-      </w:r>
-    </w:p>
-    <w:p>
-      <w:pPr>
-        <w:spacing w:line="336" w:lineRule="auto" w:after="180"/>
-        <w:shd w:fill="FFF5E6"/>
-      </w:pPr>
-      <w:r>
-        <w:rPr>
-          <w:b w:val="0"/>
-        </w:rPr>
-        <w:t xml:space="preserve">Read the labelled picture: Why is “one out of two checks passed” an insufficient release decision? Point to the relevant step in the picture, then write the changed result and the rule or </w:t>
-      </w:r>
-      <w:r>
-        <w:rPr>
-          <w:b/>
-        </w:rPr>
-        <w:t>evidence</w:t>
-      </w:r>
-      <w:r>
-        <w:rPr>
-          <w:b w:val="0"/>
-        </w:rPr>
-        <w:t xml:space="preserve"> that supports it.</w:t>
-      </w:r>
-    </w:p>
-    <w:p>
-      <w:pPr>
-        <w:pStyle w:val="Heading3"/>
-      </w:pPr>
-      <w:r>
-        <w:t>Keep the stated limit</w:t>
-      </w:r>
-    </w:p>
-    <w:p>
-      <w:pPr>
-        <w:spacing w:line="336" w:lineRule="auto" w:after="180"/>
-        <w:shd w:fill="FFF5E6"/>
-      </w:pPr>
-      <w:r>
-        <w:rPr>
-          <w:b w:val="0"/>
-        </w:rPr>
-        <w:t>Change one thing: Remove the unsupported sentence while preserving the supported one. Predict the result before checking the explanation. What remains the same?</w:t>
-      </w:r>
-    </w:p>
-    <w:p>
-      <w:pPr>
-        <w:pStyle w:val="Heading1"/>
-      </w:pPr>
-      <w:r>
-        <w:t>07. Find and repair a mistake</w:t>
-      </w:r>
-    </w:p>
-    <w:p>
-      <w:r>
-        <w:t>Find the unsupported step in the Quality Rubrics claim and explain a repair using the supplied evidence.</w:t>
-      </w:r>
-    </w:p>
-    <w:p>
-      <w:pPr>
-        <w:pStyle w:val="Heading3"/>
-      </w:pPr>
-      <w:r>
-        <w:t>Find the first error</w:t>
-      </w:r>
-    </w:p>
-    <w:p>
-      <w:pPr>
-        <w:spacing w:line="336" w:lineRule="auto" w:after="180"/>
-        <w:shd w:fill="FFF5E6"/>
       </w:pPr>
       <w:r>
         <w:rPr>
@@ -2879,7 +2859,7 @@
         <w:drawing>
           <wp:inline xmlns:a="http://schemas.openxmlformats.org/drawingml/2006/main" xmlns:pic="http://schemas.openxmlformats.org/drawingml/2006/picture">
             <wp:extent cx="5486400" cy="1901952"/>
-            <wp:docPr id="16" name="Picture 16" descr="Misconception diagnosis for Quality Rubrics"/>
+            <wp:docPr id="18" name="Picture 18" descr="Misconception diagnosis for Quality Rubrics"/>
             <wp:cNvGraphicFramePr>
               <a:graphicFrameLocks noChangeAspect="1"/>
             </wp:cNvGraphicFramePr>
@@ -2891,7 +2871,7 @@
                     <pic:cNvPicPr/>
                   </pic:nvPicPr>
                   <pic:blipFill>
-                    <a:blip r:embed="rId23"/>
+                    <a:blip r:embed="rId21"/>
                     <a:stretch>
                       <a:fillRect/>
                     </a:stretch>
@@ -3123,7 +3103,6 @@
     <w:p>
       <w:pPr>
         <w:spacing w:line="336" w:lineRule="auto" w:after="180"/>
-        <w:shd w:fill="F5F1FB"/>
       </w:pPr>
       <w:r>
         <w:rPr>
@@ -3175,361 +3154,188 @@
     </w:p>
     <w:p>
       <w:pPr>
+        <w:spacing w:line="336" w:lineRule="auto" w:after="180"/>
+      </w:pPr>
+      <w:r>
+        <w:rPr>
+          <w:b w:val="0"/>
+        </w:rPr>
+        <w:t>Complete the supported workbook tasks before attempting W4 independently. Record any hints or help used. After feedback, use the teacher's fresh retry rather than copying the earlier answer.</w:t>
+      </w:r>
+    </w:p>
+    <w:p>
+      <w:pPr>
+        <w:spacing w:line="336" w:lineRule="auto" w:after="180"/>
+      </w:pPr>
+      <w:r>
+        <w:rPr>
+          <w:b w:val="0"/>
+        </w:rPr>
+        <w:t>For a project, select a relevant new case, predict the outcome from the declared rule and preserve the result alongside any revision.</w:t>
+      </w:r>
+    </w:p>
+    <w:p>
+      <w:pPr>
+        <w:pStyle w:val="Heading1"/>
+      </w:pPr>
+      <w:r>
+        <w:t>08. Practise criterion-by-criterion decisions with less help</w:t>
+      </w:r>
+    </w:p>
+    <w:p>
+      <w:r>
+        <w:t>Write evidence before discussing the overall release decision.</w:t>
+      </w:r>
+    </w:p>
+    <w:p>
+      <w:pPr>
+        <w:pStyle w:val="Heading2"/>
+      </w:pPr>
+      <w:r>
+        <w:t>Current task and response</w:t>
+      </w:r>
+    </w:p>
+    <w:p>
+      <w:pPr>
+        <w:pStyle w:val="ListBullet"/>
+      </w:pPr>
+      <w:r>
+        <w:t>Use S1: A root anchors a plant in soil. Question: what role does a root have? Draft: A root anchors a plant in soil. Roots grow exactly 2 cm each day. Apply source support, task fit and at-most-two-sentence format separately, giving evidence for each. Apply the declared all-three release rule, then predict removing only the unsupported sentence.</w:t>
+      </w:r>
+    </w:p>
+    <w:p>
+      <w:pPr>
         <w:pStyle w:val="Heading3"/>
       </w:pPr>
       <w:r>
-        <w:t>Check the claim against the facts</w:t>
+        <w:t>My rubric decisions and evidence</w:t>
+      </w:r>
+    </w:p>
+    <w:p>
+      <w:r>
+        <w:t>________________________________________________________________</w:t>
+      </w:r>
+    </w:p>
+    <w:p>
+      <w:r>
+        <w:t>________________________________________________________________</w:t>
+      </w:r>
+    </w:p>
+    <w:p>
+      <w:r>
+        <w:t>________________________________________________________________</w:t>
+      </w:r>
+    </w:p>
+    <w:p>
+      <w:r>
+        <w:t>________________________________________________________________</w:t>
+      </w:r>
+    </w:p>
+    <w:p>
+      <w:r>
+        <w:t>________________________________________________________________</w:t>
+      </w:r>
+    </w:p>
+    <w:p>
+      <w:pPr>
+        <w:pStyle w:val="Heading2"/>
+      </w:pPr>
+      <w:r>
+        <w:t>Explain the pictured gate</w:t>
+      </w:r>
+    </w:p>
+    <w:p>
+      <w:pPr>
+        <w:pStyle w:val="Heading3"/>
+      </w:pPr>
+      <w:r>
+        <w:t>Explain the picture</w:t>
+      </w:r>
+    </w:p>
+    <w:p>
+      <w:pPr>
+        <w:pStyle w:val="ListBullet"/>
+      </w:pPr>
+      <w:r>
+        <w:t>Why is “one out of two checks passed” an insufficient release decision? Point to the relevant step in the picture, then write the changed result and the rule or evidence that supports it.</w:t>
+      </w:r>
+    </w:p>
+    <w:p>
+      <w:pPr>
+        <w:pStyle w:val="Heading3"/>
+      </w:pPr>
+      <w:r>
+        <w:t>My explanation using a pictured step and the given facts</w:t>
+      </w:r>
+    </w:p>
+    <w:p>
+      <w:r>
+        <w:t>________________________________________________________________</w:t>
+      </w:r>
+    </w:p>
+    <w:p>
+      <w:r>
+        <w:t>________________________________________________________________</w:t>
+      </w:r>
+    </w:p>
+    <w:p>
+      <w:r>
+        <w:t>________________________________________________________________</w:t>
+      </w:r>
+    </w:p>
+    <w:p>
+      <w:r>
+        <w:t>________________________________________________________________</w:t>
+      </w:r>
+    </w:p>
+    <w:p>
+      <w:pPr>
+        <w:pStyle w:val="Heading2"/>
+      </w:pPr>
+      <w:r>
+        <w:t>Keep independent work separate</w:t>
       </w:r>
     </w:p>
     <w:p>
       <w:pPr>
         <w:spacing w:line="336" w:lineRule="auto" w:after="180"/>
-        <w:shd w:fill="FFF5E6"/>
       </w:pPr>
       <w:r>
         <w:rPr>
           <w:b w:val="0"/>
         </w:rPr>
-        <w:t>Complete the supported workbook tasks before attempting W4 independently. Record any hints or help used. After feedback, use the teacher's fresh retry rather than copying the earlier answer.</w:t>
+        <w:t>This is supported practice. Keep the separately named independent case for an attempt before feedback.</w:t>
+      </w:r>
+    </w:p>
+    <w:p>
+      <w:pPr>
+        <w:pStyle w:val="Heading2"/>
+      </w:pPr>
+      <w:r>
+        <w:t>Review · Earlier evaluation-set practice · reference / check after trying</w:t>
       </w:r>
     </w:p>
     <w:p>
       <w:pPr>
         <w:spacing w:line="336" w:lineRule="auto" w:after="180"/>
-        <w:shd w:fill="FFF5E6"/>
       </w:pPr>
       <w:r>
         <w:rPr>
           <w:b w:val="0"/>
         </w:rPr>
-        <w:t>For a project, select a relevant new case, predict the outcome from the declared rule and preserve the result alongside any revision.</w:t>
-      </w:r>
-    </w:p>
-    <w:p>
-      <w:pPr>
-        <w:pStyle w:val="Heading3"/>
-      </w:pPr>
-      <w:r>
-        <w:t>Exit: propose one revealing change to the worked scenario. State the expected outcome and the evidence that would make you revise your explanation.</w:t>
-      </w:r>
-    </w:p>
-    <w:p>
-      <w:r>
-        <w:t>________________________________________________________________</w:t>
-      </w:r>
-    </w:p>
-    <w:p>
-      <w:r>
-        <w:t>________________________________________________________________</w:t>
-      </w:r>
-    </w:p>
-    <w:p>
-      <w:r>
-        <w:t>________________________________________________________________</w:t>
-      </w:r>
-    </w:p>
-    <w:p>
-      <w:r>
-        <w:t>________________________________________________________________</w:t>
-      </w:r>
-    </w:p>
-    <w:p>
-      <w:r>
-        <w:t>________________________________________________________________</w:t>
-      </w:r>
-    </w:p>
-    <w:p>
-      <w:pPr>
-        <w:pStyle w:val="Heading1"/>
-      </w:pPr>
-      <w:r>
-        <w:t>08. Practise together</w:t>
-      </w:r>
-    </w:p>
-    <w:p>
-      <w:r>
-        <w:t>Practise Quality Rubrics with support, then explain the deciding step in your own words.</w:t>
-      </w:r>
-    </w:p>
-    <w:p>
-      <w:pPr>
-        <w:spacing w:line="336" w:lineRule="auto" w:after="180"/>
-      </w:pPr>
+        <w:t xml:space="preserve">Evaluation </w:t>
+      </w:r>
       <w:r>
         <w:rPr>
           <w:b/>
         </w:rPr>
-        <w:t>LOGIC STUDIO</w:t>
-      </w:r>
-    </w:p>
-    <w:p>
-      <w:pPr>
-        <w:spacing w:line="336" w:lineRule="auto" w:after="180"/>
-      </w:pPr>
+        <w:t>coverage</w:t>
+      </w:r>
       <w:r>
         <w:rPr>
           <w:b w:val="0"/>
         </w:rPr>
-        <w:t>Specify Before You Run</w:t>
-      </w:r>
-    </w:p>
-    <w:p>
-      <w:pPr>
-        <w:spacing w:line="336" w:lineRule="auto" w:after="180"/>
-      </w:pPr>
-      <w:r>
-        <w:rPr>
-          <w:b w:val="0"/>
-        </w:rPr>
-        <w:t>Prompts, schemas, retrieval, tool calls, and code are inspectable parts of one AI product.</w:t>
-      </w:r>
-    </w:p>
-    <w:p>
-      <w:r>
-        <w:drawing>
-          <wp:inline xmlns:a="http://schemas.openxmlformats.org/drawingml/2006/main" xmlns:pic="http://schemas.openxmlformats.org/drawingml/2006/picture">
-            <wp:extent cx="5486400" cy="1901952"/>
-            <wp:docPr id="17" name="Picture 17" descr="Logic tracing graphic for Quality Rubrics"/>
-            <wp:cNvGraphicFramePr>
-              <a:graphicFrameLocks noChangeAspect="1"/>
-            </wp:cNvGraphicFramePr>
-            <a:graphic>
-              <a:graphicData uri="http://schemas.openxmlformats.org/drawingml/2006/picture">
-                <pic:pic>
-                  <pic:nvPicPr>
-                    <pic:cNvPr id="0" name="112c89216380e7327670e715cf532346aeed10eee4e4400b610a219e3e4bc9f9.png"/>
-                    <pic:cNvPicPr/>
-                  </pic:nvPicPr>
-                  <pic:blipFill>
-                    <a:blip r:embed="rId24"/>
-                    <a:stretch>
-                      <a:fillRect/>
-                    </a:stretch>
-                  </pic:blipFill>
-                  <pic:spPr>
-                    <a:xfrm>
-                      <a:off x="0" y="0"/>
-                      <a:ext cx="5486400" cy="1901952"/>
-                    </a:xfrm>
-                    <a:prstGeom prst="rect"/>
-                  </pic:spPr>
-                </pic:pic>
-              </a:graphicData>
-            </a:graphic>
-          </wp:inline>
-        </w:drawing>
-      </w:r>
-    </w:p>
-    <w:p>
-      <w:pPr>
-        <w:spacing w:line="336" w:lineRule="auto" w:after="180"/>
-      </w:pPr>
-      <w:r>
-        <w:rPr>
-          <w:b w:val="0"/>
-        </w:rPr>
-        <w:t xml:space="preserve">SET task, audience, constraints, </w:t>
-      </w:r>
-      <w:r>
-        <w:rPr>
-          <w:b/>
-        </w:rPr>
-        <w:t>output</w:t>
-      </w:r>
-      <w:r>
-        <w:rPr>
-          <w:b w:val="0"/>
-        </w:rPr>
-        <w:t>_schema</w:t>
-        <w:br/>
-        <w:t>LOAD approved_context or retrieval_result</w:t>
-        <w:br/>
-        <w:t>CALL model or allowed_tool</w:t>
-        <w:br/>
-        <w:t>VALIDATE fields, claims, citations, and safety</w:t>
-        <w:br/>
-        <w:t xml:space="preserve">IF </w:t>
-      </w:r>
-      <w:r>
-        <w:rPr>
-          <w:b/>
-        </w:rPr>
-        <w:t>evidence</w:t>
-      </w:r>
-      <w:r>
-        <w:rPr>
-          <w:b w:val="0"/>
-        </w:rPr>
-        <w:t xml:space="preserve"> missing: ask, retrieve, or abstain</w:t>
-        <w:br/>
-        <w:t xml:space="preserve">RETURN useful </w:t>
-      </w:r>
-      <w:r>
-        <w:rPr>
-          <w:b/>
-        </w:rPr>
-        <w:t>output</w:t>
-      </w:r>
-      <w:r>
-        <w:rPr>
-          <w:b w:val="0"/>
-        </w:rPr>
-        <w:t xml:space="preserve"> + source trail + limitations</w:t>
-      </w:r>
-    </w:p>
-    <w:p>
-      <w:pPr>
-        <w:spacing w:line="336" w:lineRule="auto" w:after="180"/>
-        <w:shd w:fill="F5F1FB"/>
-      </w:pPr>
-      <w:r>
-        <w:rPr>
-          <w:b w:val="0"/>
-        </w:rPr>
-        <w:t xml:space="preserve">Trace one </w:t>
-      </w:r>
-      <w:r>
-        <w:rPr>
-          <w:b/>
-        </w:rPr>
-        <w:t>input</w:t>
-      </w:r>
-      <w:r>
-        <w:rPr>
-          <w:b w:val="0"/>
-        </w:rPr>
-        <w:t>. Which line changes the state or chooses a path?</w:t>
-      </w:r>
-    </w:p>
-    <w:p>
-      <w:pPr>
-        <w:pStyle w:val="Heading3"/>
-      </w:pPr>
-      <w:r>
-        <w:t>Write or draw your reasoning and evidence.</w:t>
-      </w:r>
-    </w:p>
-    <w:p>
-      <w:r>
-        <w:t>________________________________________________________________</w:t>
-      </w:r>
-    </w:p>
-    <w:p>
-      <w:r>
-        <w:t>________________________________________________________________</w:t>
-      </w:r>
-    </w:p>
-    <w:p>
-      <w:r>
-        <w:t>________________________________________________________________</w:t>
-      </w:r>
-    </w:p>
-    <w:p>
-      <w:r>
-        <w:t>________________________________________________________________</w:t>
-      </w:r>
-    </w:p>
-    <w:p>
-      <w:r>
-        <w:t>________________________________________________________________</w:t>
-      </w:r>
-    </w:p>
-    <w:p>
-      <w:pPr>
-        <w:pStyle w:val="Heading3"/>
-      </w:pPr>
-      <w:r>
-        <w:t>A closer explanation</w:t>
-      </w:r>
-    </w:p>
-    <w:p>
-      <w:pPr>
-        <w:spacing w:line="336" w:lineRule="auto" w:after="180"/>
-      </w:pPr>
-      <w:r>
-        <w:rPr>
-          <w:b w:val="0"/>
-        </w:rPr>
-        <w:t xml:space="preserve">Evaluation </w:t>
-      </w:r>
-      <w:r>
-        <w:rPr>
-          <w:b/>
-        </w:rPr>
-        <w:t>coverage</w:t>
-      </w:r>
-      <w:r>
-        <w:rPr>
-          <w:b w:val="0"/>
-        </w:rPr>
         <w:t xml:space="preserve"> limits the claim; prompts tuned on these cases need new reserved final cases.</w:t>
-      </w:r>
-    </w:p>
-    <w:p>
-      <w:pPr>
-        <w:spacing w:line="336" w:lineRule="auto" w:after="180"/>
-      </w:pPr>
-      <w:r>
-        <w:rPr>
-          <w:b w:val="0"/>
-        </w:rPr>
-        <w:t>A useful check asks what would make the reasoning fail. Distinguish a failure to execute the declared procedure from a weakness in the procedure itself.</w:t>
-      </w:r>
-    </w:p>
-    <w:p>
-      <w:pPr>
-        <w:spacing w:line="336" w:lineRule="auto" w:after="180"/>
-      </w:pPr>
-      <w:r>
-        <w:rPr>
-          <w:b w:val="0"/>
-        </w:rPr>
-        <w:t xml:space="preserve">The first may require a correction; the second requires an explicitly revised method and new </w:t>
-      </w:r>
-      <w:r>
-        <w:rPr>
-          <w:b/>
-        </w:rPr>
-        <w:t>evidence</w:t>
-      </w:r>
-      <w:r>
-        <w:rPr>
-          <w:b w:val="0"/>
-        </w:rPr>
-        <w:t>. Preserve unsuccessful cases so an improved result cannot hide the original problem.</w:t>
-      </w:r>
-    </w:p>
-    <w:p>
-      <w:pPr>
-        <w:pStyle w:val="Heading3"/>
-      </w:pPr>
-      <w:r>
-        <w:t>Guided: restate the worked result, then name the assumption or limitation that prevents a broader conclusion.</w:t>
-      </w:r>
-    </w:p>
-    <w:p>
-      <w:r>
-        <w:t>________________________________________________________________</w:t>
-      </w:r>
-    </w:p>
-    <w:p>
-      <w:r>
-        <w:t>________________________________________________________________</w:t>
-      </w:r>
-    </w:p>
-    <w:p>
-      <w:r>
-        <w:t>________________________________________________________________</w:t>
-      </w:r>
-    </w:p>
-    <w:p>
-      <w:r>
-        <w:t>________________________________________________________________</w:t>
-      </w:r>
-    </w:p>
-    <w:p>
-      <w:r>
-        <w:t>________________________________________________________________</w:t>
       </w:r>
     </w:p>
     <w:p>
@@ -3644,21 +3450,21 @@
     </w:tbl>
     <w:p>
       <w:pPr>
+        <w:pStyle w:val="Heading3"/>
+      </w:pPr>
+      <w:r>
+        <w:t>Check your reasoning</w:t>
+      </w:r>
+    </w:p>
+    <w:p>
+      <w:pPr>
         <w:spacing w:line="336" w:lineRule="auto" w:after="180"/>
       </w:pPr>
       <w:r>
         <w:rPr>
           <w:b w:val="0"/>
         </w:rPr>
-        <w:t>Explain your trace to a partner. Your partner points to one step to check. Swap roles on the next case. Each person writes their own explanation.</w:t>
-      </w:r>
-    </w:p>
-    <w:p>
-      <w:pPr>
-        <w:pStyle w:val="Heading3"/>
-      </w:pPr>
-      <w:r>
-        <w:t>Check your reasoning</w:t>
+        <w:t>Use the worked case for System evaluation sets. Proposed explanation: “The worked result establishes every future case”. Decide whether this explanation is supported.</w:t>
       </w:r>
     </w:p>
     <w:p>
@@ -3669,7 +3475,7 @@
         <w:rPr>
           <w:b w:val="0"/>
         </w:rPr>
-        <w:t>Use the worked case for System evaluation sets. Proposed explanation: “The worked result establishes every future case”. Decide whether this explanation is supported.</w:t>
+        <w:t>Point to the step or supplied fact that decides; explain your repair if needed.</w:t>
       </w:r>
     </w:p>
     <w:p>
@@ -3680,7 +3486,15 @@
         <w:rPr>
           <w:b w:val="0"/>
         </w:rPr>
-        <w:t>Point to the step or supplied fact that decides; explain your repair if needed.</w:t>
+        <w:t>Answer on your own before discussion. If you are unsure, say which step you need help with.</w:t>
+      </w:r>
+    </w:p>
+    <w:p>
+      <w:pPr>
+        <w:pStyle w:val="Heading2"/>
+      </w:pPr>
+      <w:r>
+        <w:t>Earlier wording, alternatives and picture transcripts · reference / check after trying</w:t>
       </w:r>
     </w:p>
     <w:p>
@@ -3691,15 +3505,7 @@
         <w:rPr>
           <w:b w:val="0"/>
         </w:rPr>
-        <w:t>Answer on your own before discussion. If you are unsure, say which step you need help with.</w:t>
-      </w:r>
-    </w:p>
-    <w:p>
-      <w:pPr>
-        <w:pStyle w:val="Heading3"/>
-      </w:pPr>
-      <w:r>
-        <w:t>Explain the picture</w:t>
+        <w:t>LOGIC STUDIO</w:t>
       </w:r>
     </w:p>
     <w:p>
@@ -3710,110 +3516,18 @@
         <w:rPr>
           <w:b w:val="0"/>
         </w:rPr>
-        <w:t xml:space="preserve">Why is “one out of two checks passed” an insufficient release decision? Point to the relevant step in the picture, then write the changed result and the rule or </w:t>
-      </w:r>
-      <w:r>
-        <w:rPr>
-          <w:b/>
-        </w:rPr>
-        <w:t>evidence</w:t>
-      </w:r>
+        <w:t>Specify Before You Run</w:t>
+      </w:r>
+    </w:p>
+    <w:p>
+      <w:pPr>
+        <w:spacing w:line="336" w:lineRule="auto" w:after="180"/>
+      </w:pPr>
       <w:r>
         <w:rPr>
           <w:b w:val="0"/>
         </w:rPr>
-        <w:t xml:space="preserve"> that supports it.</w:t>
-      </w:r>
-    </w:p>
-    <w:p>
-      <w:pPr>
-        <w:pStyle w:val="Heading3"/>
-      </w:pPr>
-      <w:r>
-        <w:t>My explanation using a pictured step and the given facts</w:t>
-      </w:r>
-    </w:p>
-    <w:p>
-      <w:r>
-        <w:t>________________________________________________________________</w:t>
-      </w:r>
-    </w:p>
-    <w:p>
-      <w:r>
-        <w:t>________________________________________________________________</w:t>
-      </w:r>
-    </w:p>
-    <w:p>
-      <w:r>
-        <w:t>________________________________________________________________</w:t>
-      </w:r>
-    </w:p>
-    <w:p>
-      <w:r>
-        <w:t>________________________________________________________________</w:t>
-      </w:r>
-    </w:p>
-    <w:p>
-      <w:pPr>
-        <w:spacing w:line="336" w:lineRule="auto" w:after="180"/>
-      </w:pPr>
-      <w:r>
-        <w:rPr>
-          <w:b w:val="0"/>
-        </w:rPr>
-        <w:t>This is supported practice. Keep the separately named independent case for an attempt before feedback.</w:t>
-      </w:r>
-    </w:p>
-    <w:p>
-      <w:pPr>
-        <w:pStyle w:val="Heading1"/>
-      </w:pPr>
-      <w:r>
-        <w:t>09. Run the investigation</w:t>
-      </w:r>
-    </w:p>
-    <w:p>
-      <w:r>
-        <w:t>Investigate Quality Rubrics. Record the prediction, actual observation or labelled paper trace, explanation and next test separately.</w:t>
-      </w:r>
-    </w:p>
-    <w:p>
-      <w:pPr>
-        <w:spacing w:line="336" w:lineRule="auto" w:after="180"/>
-      </w:pPr>
-      <w:r>
-        <w:rPr>
-          <w:b/>
-        </w:rPr>
-        <w:t>EVIDENCE</w:t>
-      </w:r>
-      <w:r>
-        <w:rPr>
-          <w:b/>
-        </w:rPr>
-        <w:t xml:space="preserve"> LAB</w:t>
-      </w:r>
-    </w:p>
-    <w:p>
-      <w:pPr>
-        <w:spacing w:line="336" w:lineRule="auto" w:after="180"/>
-      </w:pPr>
-      <w:r>
-        <w:rPr>
-          <w:b w:val="0"/>
-        </w:rPr>
-        <w:t>Predict → Test → Record → Explain</w:t>
-      </w:r>
-    </w:p>
-    <w:p>
-      <w:pPr>
-        <w:spacing w:line="336" w:lineRule="auto" w:after="180"/>
-      </w:pPr>
-      <w:r>
-        <w:rPr>
-          <w:b w:val="0"/>
-        </w:rPr>
-        <w:t>Keep expected and actual results separate. Surprises are useful data when recorded honestly.</w:t>
+        <w:t>Prompts, schemas, retrieval, tool calls, and code are inspectable parts of one AI product.</w:t>
       </w:r>
     </w:p>
     <w:p>
@@ -3821,7 +3535,7 @@
         <w:drawing>
           <wp:inline xmlns:a="http://schemas.openxmlformats.org/drawingml/2006/main" xmlns:pic="http://schemas.openxmlformats.org/drawingml/2006/picture">
             <wp:extent cx="5486400" cy="1901952"/>
-            <wp:docPr id="18" name="Picture 18" descr="Evidence lab graphic for Quality Rubrics"/>
+            <wp:docPr id="19" name="Picture 19" descr="Logic tracing graphic for Quality Rubrics"/>
             <wp:cNvGraphicFramePr>
               <a:graphicFrameLocks noChangeAspect="1"/>
             </wp:cNvGraphicFramePr>
@@ -3829,11 +3543,11 @@
               <a:graphicData uri="http://schemas.openxmlformats.org/drawingml/2006/picture">
                 <pic:pic>
                   <pic:nvPicPr>
-                    <pic:cNvPr id="0" name="51adab60f19c9a01b6cfde49021c29e3547897d872d02008e8a9678eb65d5f27.png"/>
+                    <pic:cNvPr id="0" name="112c89216380e7327670e715cf532346aeed10eee4e4400b610a219e3e4bc9f9.png"/>
                     <pic:cNvPicPr/>
                   </pic:nvPicPr>
                   <pic:blipFill>
-                    <a:blip r:embed="rId25"/>
+                    <a:blip r:embed="rId22"/>
                     <a:stretch>
                       <a:fillRect/>
                     </a:stretch>
@@ -3860,7 +3574,7 @@
         <w:rPr>
           <w:b w:val="0"/>
         </w:rPr>
-        <w:t xml:space="preserve">Score three </w:t>
+        <w:t xml:space="preserve">SET task, audience, constraints, </w:t>
       </w:r>
       <w:r>
         <w:rPr>
@@ -3872,43 +3586,330 @@
         <w:rPr>
           <w:b w:val="0"/>
         </w:rPr>
-        <w:t xml:space="preserve">s independently, compare by </w:t>
+        <w:t>_schema</w:t>
+        <w:br/>
+        <w:t>LOAD approved_context or retrieval_result</w:t>
+        <w:br/>
+        <w:t>CALL model or allowed_tool</w:t>
+        <w:br/>
+        <w:t>VALIDATE fields, claims, citations, and safety</w:t>
+        <w:br/>
+        <w:t xml:space="preserve">IF </w:t>
       </w:r>
       <w:r>
         <w:rPr>
           <w:b/>
         </w:rPr>
-        <w:t>dimension</w:t>
+        <w:t>evidence</w:t>
       </w:r>
       <w:r>
         <w:rPr>
           <w:b w:val="0"/>
         </w:rPr>
-        <w:t xml:space="preserve">, cite </w:t>
+        <w:t xml:space="preserve"> missing: ask, retrieve, or abstain</w:t>
+        <w:br/>
+        <w:t xml:space="preserve">RETURN useful </w:t>
       </w:r>
       <w:r>
         <w:rPr>
           <w:b/>
         </w:rPr>
+        <w:t>output</w:t>
+      </w:r>
+      <w:r>
+        <w:rPr>
+          <w:b w:val="0"/>
+        </w:rPr>
+        <w:t xml:space="preserve"> + source trail + limitations</w:t>
+      </w:r>
+    </w:p>
+    <w:p>
+      <w:pPr>
+        <w:spacing w:line="336" w:lineRule="auto" w:after="180"/>
+      </w:pPr>
+      <w:r>
+        <w:rPr>
+          <w:b w:val="0"/>
+        </w:rPr>
+        <w:t xml:space="preserve">Trace one </w:t>
+      </w:r>
+      <w:r>
+        <w:rPr>
+          <w:b/>
+        </w:rPr>
+        <w:t>input</w:t>
+      </w:r>
+      <w:r>
+        <w:rPr>
+          <w:b w:val="0"/>
+        </w:rPr>
+        <w:t>. Which line changes the state or chooses a path?</w:t>
+      </w:r>
+    </w:p>
+    <w:p>
+      <w:pPr>
+        <w:pStyle w:val="Heading3"/>
+      </w:pPr>
+      <w:r>
+        <w:t>Write or draw your reasoning and evidence.</w:t>
+      </w:r>
+    </w:p>
+    <w:p>
+      <w:r>
+        <w:t>________________________________________________________________</w:t>
+      </w:r>
+    </w:p>
+    <w:p>
+      <w:r>
+        <w:t>________________________________________________________________</w:t>
+      </w:r>
+    </w:p>
+    <w:p>
+      <w:r>
+        <w:t>________________________________________________________________</w:t>
+      </w:r>
+    </w:p>
+    <w:p>
+      <w:r>
+        <w:t>________________________________________________________________</w:t>
+      </w:r>
+    </w:p>
+    <w:p>
+      <w:r>
+        <w:t>________________________________________________________________</w:t>
+      </w:r>
+    </w:p>
+    <w:p>
+      <w:pPr>
+        <w:pStyle w:val="Heading3"/>
+      </w:pPr>
+      <w:r>
+        <w:t>A closer explanation</w:t>
+      </w:r>
+    </w:p>
+    <w:p>
+      <w:pPr>
+        <w:spacing w:line="336" w:lineRule="auto" w:after="180"/>
+      </w:pPr>
+      <w:r>
+        <w:rPr>
+          <w:b w:val="0"/>
+        </w:rPr>
+        <w:t>A useful check asks what would make the reasoning fail. Distinguish a failure to execute the declared procedure from a weakness in the procedure itself.</w:t>
+      </w:r>
+    </w:p>
+    <w:p>
+      <w:pPr>
+        <w:spacing w:line="336" w:lineRule="auto" w:after="180"/>
+      </w:pPr>
+      <w:r>
+        <w:rPr>
+          <w:b w:val="0"/>
+        </w:rPr>
+        <w:t xml:space="preserve">The first may require a correction; the second requires an explicitly revised method and new </w:t>
+      </w:r>
+      <w:r>
+        <w:rPr>
+          <w:b/>
+        </w:rPr>
         <w:t>evidence</w:t>
       </w:r>
       <w:r>
         <w:rPr>
           <w:b w:val="0"/>
         </w:rPr>
-        <w:t xml:space="preserve"> for each score, and improve one weak </w:t>
-      </w:r>
-      <w:r>
-        <w:rPr>
-          <w:b/>
-        </w:rPr>
-        <w:t>anchor</w:t>
-      </w:r>
+        <w:t>. Preserve unsuccessful cases so an improved result cannot hide the original problem.</w:t>
+      </w:r>
+    </w:p>
+    <w:p>
+      <w:pPr>
+        <w:pStyle w:val="Heading3"/>
+      </w:pPr>
+      <w:r>
+        <w:t>Guided: restate the worked result, then name the assumption or limitation that prevents a broader conclusion.</w:t>
+      </w:r>
+    </w:p>
+    <w:p>
+      <w:r>
+        <w:t>________________________________________________________________</w:t>
+      </w:r>
+    </w:p>
+    <w:p>
+      <w:r>
+        <w:t>________________________________________________________________</w:t>
+      </w:r>
+    </w:p>
+    <w:p>
+      <w:r>
+        <w:t>________________________________________________________________</w:t>
+      </w:r>
+    </w:p>
+    <w:p>
+      <w:r>
+        <w:t>________________________________________________________________</w:t>
+      </w:r>
+    </w:p>
+    <w:p>
+      <w:r>
+        <w:t>________________________________________________________________</w:t>
+      </w:r>
+    </w:p>
+    <w:p>
+      <w:pPr>
+        <w:spacing w:line="336" w:lineRule="auto" w:after="180"/>
+      </w:pPr>
       <w:r>
         <w:rPr>
           <w:b w:val="0"/>
         </w:rPr>
-        <w:t>.</w:t>
+        <w:t>Explain your trace to a partner. Your partner points to one step to check. Swap roles on the next case. Each person writes their own explanation.</w:t>
+      </w:r>
+    </w:p>
+    <w:p>
+      <w:pPr>
+        <w:pStyle w:val="Heading1"/>
+      </w:pPr>
+      <w:r>
+        <w:t>09. Rate three complete outputs with the same rubric</w:t>
+      </w:r>
+    </w:p>
+    <w:p>
+      <w:r>
+        <w:t>A shared source and question make disagreements inspectable.</w:t>
+      </w:r>
+    </w:p>
+    <w:p>
+      <w:pPr>
+        <w:pStyle w:val="Heading2"/>
+      </w:pPr>
+      <w:r>
+        <w:t>All supplied output cards</w:t>
+      </w:r>
+    </w:p>
+    <w:tbl>
+      <w:tblPr>
+        <w:tblStyle w:val="LightShading-Accent1"/>
+        <w:tblW w:type="auto" w:w="0"/>
+        <w:tblLook w:firstColumn="1" w:firstRow="1" w:lastColumn="0" w:lastRow="0" w:noHBand="0" w:noVBand="1" w:val="04A0"/>
+      </w:tblPr>
+      <w:tblGrid>
+        <w:gridCol w:w="5112"/>
+        <w:gridCol w:w="5112"/>
+      </w:tblGrid>
+      <w:tr>
+        <w:trPr>
+          <w:tblHeader/>
+        </w:trPr>
+        <w:tc>
+          <w:tcPr>
+            <w:tcW w:type="dxa" w:w="5112"/>
+          </w:tcPr>
+          <w:p>
+            <w:r>
+              <w:t>Output for the same root-role question and S1</w:t>
+            </w:r>
+          </w:p>
+        </w:tc>
+        <w:tc>
+          <w:tcPr>
+            <w:tcW w:type="dxa" w:w="5112"/>
+          </w:tcPr>
+          <w:p>
+            <w:r>
+              <w:t>Expected separate checks</w:t>
+            </w:r>
+          </w:p>
+        </w:tc>
+      </w:tr>
+      <w:tr>
+        <w:tc>
+          <w:tcPr>
+            <w:tcW w:type="dxa" w:w="5112"/>
+          </w:tcPr>
+          <w:p>
+            <w:r>
+              <w:t>A · A root anchors a plant in soil. Roots grow exactly 2 cm each day.</w:t>
+            </w:r>
+          </w:p>
+        </w:tc>
+        <w:tc>
+          <w:tcPr>
+            <w:tcW w:type="dxa" w:w="5112"/>
+          </w:tcPr>
+          <w:p>
+            <w:r>
+              <w:t>Support fail; task fit pass; format pass; release no.</w:t>
+            </w:r>
+          </w:p>
+        </w:tc>
+      </w:tr>
+      <w:tr>
+        <w:tc>
+          <w:tcPr>
+            <w:tcW w:type="dxa" w:w="5112"/>
+          </w:tcPr>
+          <w:p>
+            <w:r>
+              <w:t>B · A root anchors a plant in soil.</w:t>
+            </w:r>
+          </w:p>
+        </w:tc>
+        <w:tc>
+          <w:tcPr>
+            <w:tcW w:type="dxa" w:w="5112"/>
+          </w:tcPr>
+          <w:p>
+            <w:r>
+              <w:t>Support pass; task fit pass; format pass; release yes under these three checks.</w:t>
+            </w:r>
+          </w:p>
+        </w:tc>
+      </w:tr>
+      <w:tr>
+        <w:tc>
+          <w:tcPr>
+            <w:tcW w:type="dxa" w:w="5112"/>
+          </w:tcPr>
+          <w:p>
+            <w:r>
+              <w:t>C · A root anchors a plant in soil. A root anchors a plant in soil. A root anchors a plant in soil.</w:t>
+            </w:r>
+          </w:p>
+        </w:tc>
+        <w:tc>
+          <w:tcPr>
+            <w:tcW w:type="dxa" w:w="5112"/>
+          </w:tcPr>
+          <w:p>
+            <w:r>
+              <w:t>Support pass; task fit pass; format fail with three sentences; release no. Repetition can motivate a separately defined clarity criterion.</w:t>
+            </w:r>
+          </w:p>
+        </w:tc>
+      </w:tr>
+    </w:tbl>
+    <w:p>
+      <w:pPr>
+        <w:pStyle w:val="Heading2"/>
+      </w:pPr>
+      <w:r>
+        <w:t>Rate, compare, justify and revise an anchor</w:t>
+      </w:r>
+    </w:p>
+    <w:p>
+      <w:pPr>
+        <w:pStyle w:val="ListNumber"/>
+      </w:pPr>
+      <w:r>
+        <w:t>Rate all three supplied outputs independently before uncovering or discussing expected checks. For every judgement cite an exact output clause, source passage or sentence count. Compare disagreements by dimension, not by total. If an anchor is ambiguous, write a more observable revision, version the rubric and rescore all outputs rather than moving the rule for one preferred draft. These are constructed output cards, not actual model evaluations. Passing B establishes only this small declared contract. Do not claim readability, full safety or learning benefit from these flags. Keep the new seed-coat assessment withheld.</w:t>
+      </w:r>
+    </w:p>
+    <w:p>
+      <w:pPr>
+        <w:pStyle w:val="Heading2"/>
+      </w:pPr>
+      <w:r>
+        <w:t>Keep rating evidence and disagreements</w:t>
       </w:r>
     </w:p>
     <w:tbl>
@@ -4159,7 +4160,6 @@
     <w:p>
       <w:pPr>
         <w:spacing w:line="336" w:lineRule="auto" w:after="180"/>
-        <w:shd w:fill="F5F1FB"/>
       </w:pPr>
       <w:r>
         <w:rPr>
@@ -4203,6 +4203,171 @@
     </w:p>
     <w:p>
       <w:pPr>
+        <w:spacing w:line="336" w:lineRule="auto" w:after="180"/>
+      </w:pPr>
+      <w:r>
+        <w:rPr>
+          <w:b w:val="0"/>
+        </w:rPr>
+        <w:t>Before trying: what do I expect, and why? While trying: which step could first go wrong? Afterwards: what did I actually observe, and what should change? Keep “not run” if you only traced the procedure.</w:t>
+      </w:r>
+    </w:p>
+    <w:p>
+      <w:pPr>
+        <w:pStyle w:val="Heading2"/>
+      </w:pPr>
+      <w:r>
+        <w:t>Earlier wording, alternatives and picture transcripts · reference / check after trying</w:t>
+      </w:r>
+    </w:p>
+    <w:p>
+      <w:pPr>
+        <w:spacing w:line="336" w:lineRule="auto" w:after="180"/>
+      </w:pPr>
+      <w:r>
+        <w:rPr>
+          <w:b/>
+        </w:rPr>
+        <w:t>EVIDENCE</w:t>
+      </w:r>
+      <w:r>
+        <w:rPr>
+          <w:b w:val="0"/>
+        </w:rPr>
+        <w:t xml:space="preserve"> LAB</w:t>
+      </w:r>
+    </w:p>
+    <w:p>
+      <w:pPr>
+        <w:spacing w:line="336" w:lineRule="auto" w:after="180"/>
+      </w:pPr>
+      <w:r>
+        <w:rPr>
+          <w:b w:val="0"/>
+        </w:rPr>
+        <w:t>Predict → Test → Record → Explain</w:t>
+      </w:r>
+    </w:p>
+    <w:p>
+      <w:pPr>
+        <w:spacing w:line="336" w:lineRule="auto" w:after="180"/>
+      </w:pPr>
+      <w:r>
+        <w:rPr>
+          <w:b w:val="0"/>
+        </w:rPr>
+        <w:t>Keep expected and actual results separate. Surprises are useful data when recorded honestly.</w:t>
+      </w:r>
+    </w:p>
+    <w:p>
+      <w:r>
+        <w:drawing>
+          <wp:inline xmlns:a="http://schemas.openxmlformats.org/drawingml/2006/main" xmlns:pic="http://schemas.openxmlformats.org/drawingml/2006/picture">
+            <wp:extent cx="5486400" cy="1901952"/>
+            <wp:docPr id="20" name="Picture 20" descr="Evidence lab graphic for Quality Rubrics"/>
+            <wp:cNvGraphicFramePr>
+              <a:graphicFrameLocks noChangeAspect="1"/>
+            </wp:cNvGraphicFramePr>
+            <a:graphic>
+              <a:graphicData uri="http://schemas.openxmlformats.org/drawingml/2006/picture">
+                <pic:pic>
+                  <pic:nvPicPr>
+                    <pic:cNvPr id="0" name="51adab60f19c9a01b6cfde49021c29e3547897d872d02008e8a9678eb65d5f27.png"/>
+                    <pic:cNvPicPr/>
+                  </pic:nvPicPr>
+                  <pic:blipFill>
+                    <a:blip r:embed="rId23"/>
+                    <a:stretch>
+                      <a:fillRect/>
+                    </a:stretch>
+                  </pic:blipFill>
+                  <pic:spPr>
+                    <a:xfrm>
+                      <a:off x="0" y="0"/>
+                      <a:ext cx="5486400" cy="1901952"/>
+                    </a:xfrm>
+                    <a:prstGeom prst="rect"/>
+                  </pic:spPr>
+                </pic:pic>
+              </a:graphicData>
+            </a:graphic>
+          </wp:inline>
+        </w:drawing>
+      </w:r>
+    </w:p>
+    <w:p>
+      <w:pPr>
+        <w:spacing w:line="336" w:lineRule="auto" w:after="180"/>
+      </w:pPr>
+      <w:r>
+        <w:rPr>
+          <w:b w:val="0"/>
+        </w:rPr>
+        <w:t xml:space="preserve">Use the three supplied root-role drafts and S1 with the declared source-support, task-fit and sentence-limit </w:t>
+      </w:r>
+      <w:r>
+        <w:rPr>
+          <w:b/>
+        </w:rPr>
+        <w:t>anchor</w:t>
+      </w:r>
+      <w:r>
+        <w:rPr>
+          <w:b w:val="0"/>
+        </w:rPr>
+        <w:t xml:space="preserve">s. Rate independently, justify each </w:t>
+      </w:r>
+      <w:r>
+        <w:rPr>
+          <w:b/>
+        </w:rPr>
+        <w:t>dimension</w:t>
+      </w:r>
+      <w:r>
+        <w:rPr>
+          <w:b w:val="0"/>
+        </w:rPr>
+        <w:t xml:space="preserve"> and preserve the mandatory </w:t>
+      </w:r>
+      <w:r>
+        <w:rPr>
+          <w:b/>
+        </w:rPr>
+        <w:t>evidence</w:t>
+      </w:r>
+      <w:r>
+        <w:rPr>
+          <w:b w:val="0"/>
+        </w:rPr>
+        <w:t xml:space="preserve"> gate. Revise ambiguous </w:t>
+      </w:r>
+      <w:r>
+        <w:rPr>
+          <w:b/>
+        </w:rPr>
+        <w:t>anchor</w:t>
+      </w:r>
+      <w:r>
+        <w:rPr>
+          <w:b w:val="0"/>
+        </w:rPr>
+        <w:t xml:space="preserve">s explicitly and rescore all </w:t>
+      </w:r>
+      <w:r>
+        <w:rPr>
+          <w:b/>
+        </w:rPr>
+        <w:t>output</w:t>
+      </w:r>
+      <w:r>
+        <w:rPr>
+          <w:b w:val="0"/>
+        </w:rPr>
+        <w:t>s; do not claim a live model or usability study.</w:t>
+      </w:r>
+    </w:p>
+    <w:p>
+      <w:pPr>
         <w:pStyle w:val="Heading3"/>
       </w:pPr>
       <w:r>
@@ -4211,13 +4376,520 @@
     </w:p>
     <w:p>
       <w:pPr>
+        <w:pStyle w:val="Heading1"/>
+      </w:pPr>
+      <w:r>
+        <w:t>14. Try alone: judge the fresh seed-coat draft</w:t>
+      </w:r>
+    </w:p>
+    <w:p>
+      <w:r>
+        <w:t>Use only C2 and the stated criteria; retain your first attempt before feedback.</w:t>
+      </w:r>
+    </w:p>
+    <w:p>
+      <w:pPr>
+        <w:pStyle w:val="Heading2"/>
+      </w:pPr>
+      <w:r>
+        <w:t>Current independent source, draft and response</w:t>
+      </w:r>
+    </w:p>
+    <w:p>
+      <w:pPr>
+        <w:pStyle w:val="ListBullet"/>
+      </w:pPr>
+      <w:r>
+        <w:t>Approved C2 says: A seed coat protects the seed. Question: what role does the seed coat have? Draft: A seed coat protects the seed. Every seed opens exactly 48 hours later. Use the same three criteria: every factual claim supported by C2, answer the asked role question, at most two sentences. All three are required for release. Give a separate judgement with evidence for each, the release decision and one justified repair.</w:t>
+      </w:r>
+    </w:p>
+    <w:p>
+      <w:pPr>
+        <w:pStyle w:val="Heading3"/>
+      </w:pPr>
+      <w:r>
+        <w:t>My rubric decisions and evidence</w:t>
+      </w:r>
+    </w:p>
+    <w:p>
+      <w:r>
+        <w:t>________________________________________________________________</w:t>
+      </w:r>
+    </w:p>
+    <w:p>
+      <w:r>
+        <w:t>________________________________________________________________</w:t>
+      </w:r>
+    </w:p>
+    <w:p>
+      <w:r>
+        <w:t>________________________________________________________________</w:t>
+      </w:r>
+    </w:p>
+    <w:p>
+      <w:r>
+        <w:t>________________________________________________________________</w:t>
+      </w:r>
+    </w:p>
+    <w:p>
+      <w:r>
+        <w:t>________________________________________________________________</w:t>
+      </w:r>
+    </w:p>
+    <w:p>
+      <w:r>
+        <w:t>________________________________________________________________</w:t>
+      </w:r>
+    </w:p>
+    <w:p>
+      <w:r>
+        <w:t>________________________________________________________________</w:t>
+      </w:r>
+    </w:p>
+    <w:p>
+      <w:pPr>
+        <w:pStyle w:val="Heading2"/>
+      </w:pPr>
+      <w:r>
+        <w:t>Feedback after the first attempt</w:t>
+      </w:r>
+    </w:p>
+    <w:p>
+      <w:pPr>
         <w:spacing w:line="336" w:lineRule="auto" w:after="180"/>
       </w:pPr>
       <w:r>
         <w:rPr>
           <w:b w:val="0"/>
         </w:rPr>
-        <w:t>Before trying: what do I expect, and why? While trying: which step could first go wrong? Afterwards: what did I actually observe, and what should change? Keep “not run” if you only traced the procedure.</w:t>
+        <w:t>Attempt the independent case before hints. Record whether you worked alone, used a hint or followed a model. After feedback, fix the first unsupported step and explain why it changed.</w:t>
+      </w:r>
+    </w:p>
+    <w:p>
+      <w:pPr>
+        <w:spacing w:line="336" w:lineRule="auto" w:after="180"/>
+      </w:pPr>
+      <w:r>
+        <w:rPr>
+          <w:b w:val="0"/>
+        </w:rPr>
+        <w:t>A later check uses a changed case, not a copied answer.</w:t>
+      </w:r>
+    </w:p>
+    <w:p>
+      <w:pPr>
+        <w:pStyle w:val="Heading2"/>
+      </w:pPr>
+      <w:r>
+        <w:t>Review · Earlier evaluation-rate tasks and responses · reference / check after trying</w:t>
+      </w:r>
+    </w:p>
+    <w:p>
+      <w:pPr>
+        <w:pStyle w:val="Heading3"/>
+      </w:pPr>
+      <w:r>
+        <w:t>Independent case: Apply a new case independently</w:t>
+      </w:r>
+    </w:p>
+    <w:p>
+      <w:pPr>
+        <w:spacing w:line="336" w:lineRule="auto" w:after="180"/>
+      </w:pPr>
+      <w:r>
+        <w:rPr>
+          <w:b w:val="0"/>
+        </w:rPr>
+        <w:t>Twelve cases: eight answerable, four unanswerable. Correct answers six; appropriate abstentions two. Compute separate and combined pass rates.</w:t>
+      </w:r>
+    </w:p>
+    <w:p>
+      <w:pPr>
+        <w:pStyle w:val="Heading3"/>
+      </w:pPr>
+      <w:r>
+        <w:t>My independent explanation, trace and limits</w:t>
+      </w:r>
+    </w:p>
+    <w:p>
+      <w:r>
+        <w:t>________________________________________________________________</w:t>
+      </w:r>
+    </w:p>
+    <w:p>
+      <w:r>
+        <w:t>________________________________________________________________</w:t>
+      </w:r>
+    </w:p>
+    <w:p>
+      <w:r>
+        <w:t>________________________________________________________________</w:t>
+      </w:r>
+    </w:p>
+    <w:p>
+      <w:r>
+        <w:t>________________________________________________________________</w:t>
+      </w:r>
+    </w:p>
+    <w:p>
+      <w:r>
+        <w:t>________________________________________________________________</w:t>
+      </w:r>
+    </w:p>
+    <w:p>
+      <w:r>
+        <w:t>________________________________________________________________</w:t>
+      </w:r>
+    </w:p>
+    <w:p>
+      <w:r>
+        <w:t>________________________________________________________________</w:t>
+      </w:r>
+    </w:p>
+    <w:p>
+      <w:pPr>
+        <w:spacing w:line="336" w:lineRule="auto" w:after="180"/>
+      </w:pPr>
+      <w:r>
+        <w:rPr>
+          <w:b w:val="0"/>
+        </w:rPr>
+        <w:t>Attempt this case before feedback. Record any help. Earlier examples below are further practice; a case already practised with feedback cannot establish fresh transfer.</w:t>
+      </w:r>
+    </w:p>
+    <w:p>
+      <w:pPr>
+        <w:pStyle w:val="Heading3"/>
+      </w:pPr>
+      <w:r>
+        <w:t>Week 25 Independent application</w:t>
+      </w:r>
+    </w:p>
+    <w:p>
+      <w:pPr>
+        <w:spacing w:line="336" w:lineRule="auto" w:after="180"/>
+      </w:pPr>
+      <w:r>
+        <w:rPr>
+          <w:b w:val="0"/>
+        </w:rPr>
+        <w:t>Close the worked explanation. Apply the idea to this different question without copying.</w:t>
+      </w:r>
+    </w:p>
+    <w:p>
+      <w:pPr>
+        <w:spacing w:line="336" w:lineRule="auto" w:after="180"/>
+      </w:pPr>
+      <w:r>
+        <w:rPr>
+          <w:b w:val="0"/>
+        </w:rPr>
+        <w:t>Two answers have equally polished language. One has three supported claims; the other has two supported claims and one invented claim. How should a quality rubric distinguish them?</w:t>
+      </w:r>
+    </w:p>
+    <w:p>
+      <w:pPr>
+        <w:spacing w:line="336" w:lineRule="auto" w:after="180"/>
+      </w:pPr>
+      <w:r>
+        <w:rPr>
+          <w:b w:val="0"/>
+        </w:rPr>
+        <w:t xml:space="preserve">My answer, with a trace, calculation or supporting </w:t>
+      </w:r>
+      <w:r>
+        <w:rPr>
+          <w:b/>
+        </w:rPr>
+        <w:t>evidence</w:t>
+      </w:r>
+    </w:p>
+    <w:p>
+      <w:pPr>
+        <w:pStyle w:val="Heading3"/>
+      </w:pPr>
+      <w:r>
+        <w:t>Write or draw your reasoning and evidence.</w:t>
+      </w:r>
+    </w:p>
+    <w:p>
+      <w:r>
+        <w:t>________________________________________________________________</w:t>
+      </w:r>
+    </w:p>
+    <w:p>
+      <w:r>
+        <w:t>________________________________________________________________</w:t>
+      </w:r>
+    </w:p>
+    <w:p>
+      <w:r>
+        <w:t>________________________________________________________________</w:t>
+      </w:r>
+    </w:p>
+    <w:p>
+      <w:r>
+        <w:t>________________________________________________________________</w:t>
+      </w:r>
+    </w:p>
+    <w:p>
+      <w:r>
+        <w:t>________________________________________________________________</w:t>
+      </w:r>
+    </w:p>
+    <w:p>
+      <w:pPr>
+        <w:pStyle w:val="Heading3"/>
+      </w:pPr>
+      <w:r>
+        <w:t>Create and test</w:t>
+      </w:r>
+    </w:p>
+    <w:p>
+      <w:pPr>
+        <w:spacing w:line="336" w:lineRule="auto" w:after="180"/>
+      </w:pPr>
+      <w:r>
+        <w:rPr>
+          <w:b w:val="0"/>
+        </w:rPr>
+        <w:t>Change one relevant detail. Predict the result before testing. Include a boundary or missing-information case when it helps reveal a limit.</w:t>
+      </w:r>
+    </w:p>
+    <w:p>
+      <w:pPr>
+        <w:spacing w:line="336" w:lineRule="auto" w:after="180"/>
+      </w:pPr>
+      <w:r>
+        <w:rPr>
+          <w:b w:val="0"/>
+        </w:rPr>
+        <w:t xml:space="preserve">My changed </w:t>
+      </w:r>
+      <w:r>
+        <w:rPr>
+          <w:b/>
+        </w:rPr>
+        <w:t>input</w:t>
+      </w:r>
+      <w:r>
+        <w:rPr>
+          <w:b w:val="0"/>
+        </w:rPr>
+        <w:t xml:space="preserve"> and expected result</w:t>
+      </w:r>
+    </w:p>
+    <w:p>
+      <w:pPr>
+        <w:pStyle w:val="Heading3"/>
+      </w:pPr>
+      <w:r>
+        <w:t>Write or draw your reasoning and evidence.</w:t>
+      </w:r>
+    </w:p>
+    <w:p>
+      <w:r>
+        <w:t>________________________________________________________________</w:t>
+      </w:r>
+    </w:p>
+    <w:p>
+      <w:r>
+        <w:t>________________________________________________________________</w:t>
+      </w:r>
+    </w:p>
+    <w:p>
+      <w:r>
+        <w:t>________________________________________________________________</w:t>
+      </w:r>
+    </w:p>
+    <w:p>
+      <w:r>
+        <w:t>________________________________________________________________</w:t>
+      </w:r>
+    </w:p>
+    <w:p>
+      <w:r>
+        <w:t>________________________________________________________________</w:t>
+      </w:r>
+    </w:p>
+    <w:p>
+      <w:pPr>
+        <w:pStyle w:val="Heading3"/>
+      </w:pPr>
+      <w:r>
+        <w:t>Connect to your project</w:t>
+      </w:r>
+    </w:p>
+    <w:p>
+      <w:pPr>
+        <w:spacing w:line="336" w:lineRule="auto" w:after="180"/>
+      </w:pPr>
+      <w:r>
+        <w:rPr>
+          <w:b w:val="0"/>
+        </w:rPr>
+        <w:t>Use a five-</w:t>
+      </w:r>
+      <w:r>
+        <w:rPr>
+          <w:b/>
+        </w:rPr>
+        <w:t>dimension</w:t>
+      </w:r>
+      <w:r>
+        <w:rPr>
+          <w:b w:val="0"/>
+        </w:rPr>
+        <w:t xml:space="preserve"> rubric and block release when correctness or safety is below threshold.</w:t>
+      </w:r>
+    </w:p>
+    <w:p>
+      <w:pPr>
+        <w:spacing w:line="336" w:lineRule="auto" w:after="180"/>
+      </w:pPr>
+      <w:r>
+        <w:rPr>
+          <w:b w:val="0"/>
+        </w:rPr>
+        <w:t xml:space="preserve">The </w:t>
+      </w:r>
+      <w:r>
+        <w:rPr>
+          <w:b/>
+        </w:rPr>
+        <w:t>evidence</w:t>
+      </w:r>
+      <w:r>
+        <w:rPr>
+          <w:b w:val="0"/>
+        </w:rPr>
+        <w:t xml:space="preserve"> I will keep</w:t>
+      </w:r>
+    </w:p>
+    <w:p>
+      <w:pPr>
+        <w:pStyle w:val="Heading3"/>
+      </w:pPr>
+      <w:r>
+        <w:t>Write or draw your reasoning and evidence.</w:t>
+      </w:r>
+    </w:p>
+    <w:p>
+      <w:r>
+        <w:t>________________________________________________________________</w:t>
+      </w:r>
+    </w:p>
+    <w:p>
+      <w:r>
+        <w:t>________________________________________________________________</w:t>
+      </w:r>
+    </w:p>
+    <w:p>
+      <w:r>
+        <w:t>________________________________________________________________</w:t>
+      </w:r>
+    </w:p>
+    <w:p>
+      <w:r>
+        <w:t>________________________________________________________________</w:t>
+      </w:r>
+    </w:p>
+    <w:p>
+      <w:r>
+        <w:t>________________________________________________________________</w:t>
+      </w:r>
+    </w:p>
+    <w:p>
+      <w:pPr>
+        <w:spacing w:line="336" w:lineRule="auto" w:after="180"/>
+      </w:pPr>
+      <w:r>
+        <w:rPr>
+          <w:b w:val="0"/>
+        </w:rPr>
+        <w:t xml:space="preserve">Your teacher has the independent answer and scoring criteria. Complete the matching workbook week to keep your practice </w:t>
+      </w:r>
+      <w:r>
+        <w:rPr>
+          <w:b/>
+        </w:rPr>
+        <w:t>evidence</w:t>
+      </w:r>
+      <w:r>
+        <w:rPr>
+          <w:b w:val="0"/>
+        </w:rPr>
+        <w:t xml:space="preserve"> together.</w:t>
+      </w:r>
+    </w:p>
+    <w:p>
+      <w:pPr>
+        <w:pStyle w:val="Heading3"/>
+      </w:pPr>
+      <w:r>
+        <w:t>Transfer practice from the original programme</w:t>
+      </w:r>
+    </w:p>
+    <w:p>
+      <w:pPr>
+        <w:spacing w:line="336" w:lineRule="auto" w:after="180"/>
+      </w:pPr>
+      <w:r>
+        <w:rPr>
+          <w:b w:val="0"/>
+        </w:rPr>
+        <w:t>An answer earns 2 for format, 2 for tone and 0 for source support. It gets 4/6. Is it acceptable for a source-only assistant? Revise the rubric's decision rule.</w:t>
+      </w:r>
+    </w:p>
+    <w:p>
+      <w:pPr>
+        <w:pStyle w:val="Heading3"/>
+      </w:pPr>
+      <w:r>
+        <w:t>Explain the mechanism, evidence and one limit.</w:t>
+      </w:r>
+    </w:p>
+    <w:p>
+      <w:r>
+        <w:t>________________________________________________________________</w:t>
+      </w:r>
+    </w:p>
+    <w:p>
+      <w:r>
+        <w:t>________________________________________________________________</w:t>
+      </w:r>
+    </w:p>
+    <w:p>
+      <w:r>
+        <w:t>________________________________________________________________</w:t>
+      </w:r>
+    </w:p>
+    <w:p>
+      <w:r>
+        <w:t>________________________________________________________________</w:t>
+      </w:r>
+    </w:p>
+    <w:p>
+      <w:r>
+        <w:t>________________________________________________________________</w:t>
+      </w:r>
+    </w:p>
+    <w:p>
+      <w:r>
+        <w:t>________________________________________________________________</w:t>
+      </w:r>
+    </w:p>
+    <w:p>
+      <w:r>
+        <w:t>________________________________________________________________</w:t>
+      </w:r>
+    </w:p>
+    <w:p>
+      <w:pPr>
+        <w:pStyle w:val="Heading3"/>
+      </w:pPr>
+      <w:r>
+        <w:t>Use feedback to improve</w:t>
       </w:r>
     </w:p>
     <w:p>
@@ -4225,12 +4897,20 @@
         <w:pStyle w:val="Heading1"/>
       </w:pPr>
       <w:r>
-        <w:t>10. Build your understanding</w:t>
-      </w:r>
-    </w:p>
-    <w:p>
-      <w:r>
-        <w:t>Move from recall to tracing, diagnosis and transfer in Quality Rubrics. Explain why each step is justified.</w:t>
+        <w:t>11. Keep the project’s quality criteria reviewable</w:t>
+      </w:r>
+    </w:p>
+    <w:p>
+      <w:r>
+        <w:t>Declare the release conditions before looking at preferred outputs.</w:t>
+      </w:r>
+    </w:p>
+    <w:p>
+      <w:pPr>
+        <w:pStyle w:val="Heading2"/>
+      </w:pPr>
+      <w:r>
+        <w:t>This week’s contribution</w:t>
       </w:r>
     </w:p>
     <w:p>
@@ -4239,7 +4919,1056 @@
       </w:pPr>
       <w:r>
         <w:rPr>
+          <w:b w:val="0"/>
+        </w:rPr>
+        <w:t>For the Verified Study Buddy, version the rubric alongside sources and outputs. Separate observable dimensions, define mandatory conditions and record a reason for every judgement. Keep a failed draft and repaired version. If adding clarity or usefulness criteria, supply observable anchors and record human disagreements rather than claiming an automatic score measures user benefit.</w:t>
+      </w:r>
+    </w:p>
+    <w:p>
+      <w:pPr>
+        <w:spacing w:line="336" w:lineRule="auto" w:after="180"/>
+      </w:pPr>
+      <w:r>
+        <w:rPr>
+          <w:b w:val="0"/>
+        </w:rPr>
+        <w:t>Broader quality requires appropriate evidence beyond this lesson’s small rubric.</w:t>
+      </w:r>
+    </w:p>
+    <w:p>
+      <w:pPr>
+        <w:spacing w:line="336" w:lineRule="auto" w:after="180"/>
+      </w:pPr>
+      <w:r>
+        <w:rPr>
+          <w:b w:val="0"/>
+        </w:rPr>
+        <w:t xml:space="preserve">For your Verified Study Buddy, save the </w:t>
+      </w:r>
+      <w:r>
+        <w:rPr>
           <w:b/>
+        </w:rPr>
+        <w:t>input</w:t>
+      </w:r>
+      <w:r>
+        <w:rPr>
+          <w:b w:val="0"/>
+        </w:rPr>
+        <w:t>, procedure, observed result and limitation of this check.</w:t>
+      </w:r>
+    </w:p>
+    <w:p>
+      <w:pPr>
+        <w:spacing w:line="336" w:lineRule="auto" w:after="180"/>
+      </w:pPr>
+      <w:r>
+        <w:rPr>
+          <w:b w:val="0"/>
+        </w:rPr>
+        <w:t>Label this worked example as practice; use a different, previously unreviewed case when checking independent understanding.</w:t>
+      </w:r>
+    </w:p>
+    <w:p>
+      <w:pPr>
+        <w:pStyle w:val="Heading2"/>
+      </w:pPr>
+      <w:r>
+        <w:t>Retain the checkpoint and human choice</w:t>
+      </w:r>
+    </w:p>
+    <w:p>
+      <w:pPr>
+        <w:spacing w:line="336" w:lineRule="auto" w:after="180"/>
+      </w:pPr>
+      <w:r>
+        <w:rPr>
+          <w:b w:val="0"/>
+        </w:rPr>
+        <w:t>THIS WEEK’S CHECKPOINT  Use a five-</w:t>
+      </w:r>
+      <w:r>
+        <w:rPr>
+          <w:b/>
+        </w:rPr>
+        <w:t>dimension</w:t>
+      </w:r>
+      <w:r>
+        <w:rPr>
+          <w:b w:val="0"/>
+        </w:rPr>
+        <w:t xml:space="preserve"> rubric and block release when correctness or safety is below threshold.</w:t>
+      </w:r>
+    </w:p>
+    <w:p>
+      <w:pPr>
+        <w:spacing w:line="336" w:lineRule="auto" w:after="180"/>
+      </w:pPr>
+      <w:r>
+        <w:rPr>
+          <w:b w:val="0"/>
+        </w:rPr>
+        <w:t xml:space="preserve">SYSTEM MAP  Learner need → prompt/schema → approved sources/retrieval → model/tool → structured answer → verification → </w:t>
+      </w:r>
+      <w:r>
+        <w:rPr>
+          <w:b/>
+        </w:rPr>
+        <w:t>human decision</w:t>
+      </w:r>
+    </w:p>
+    <w:p>
+      <w:pPr>
+        <w:spacing w:line="336" w:lineRule="auto" w:after="180"/>
+      </w:pPr>
+      <w:r>
+        <w:rPr>
+          <w:b w:val="0"/>
+        </w:rPr>
+        <w:t>What will you add, change, or verify in the project this week?</w:t>
+      </w:r>
+    </w:p>
+    <w:p>
+      <w:pPr>
+        <w:pStyle w:val="Heading3"/>
+      </w:pPr>
+      <w:r>
+        <w:t>Write or draw your reasoning and evidence.</w:t>
+      </w:r>
+    </w:p>
+    <w:p>
+      <w:r>
+        <w:t>________________________________________________________________</w:t>
+      </w:r>
+    </w:p>
+    <w:p>
+      <w:r>
+        <w:t>________________________________________________________________</w:t>
+      </w:r>
+    </w:p>
+    <w:p>
+      <w:r>
+        <w:t>________________________________________________________________</w:t>
+      </w:r>
+    </w:p>
+    <w:p>
+      <w:r>
+        <w:t>________________________________________________________________</w:t>
+      </w:r>
+    </w:p>
+    <w:p>
+      <w:r>
+        <w:t>________________________________________________________________</w:t>
+      </w:r>
+    </w:p>
+    <w:p>
+      <w:pPr>
+        <w:spacing w:line="336" w:lineRule="auto" w:after="180"/>
+      </w:pPr>
+      <w:r>
+        <w:rPr>
+          <w:b w:val="0"/>
+        </w:rPr>
+        <w:t xml:space="preserve">What should remain under </w:t>
+      </w:r>
+      <w:r>
+        <w:rPr>
+          <w:b/>
+        </w:rPr>
+        <w:t>human control</w:t>
+      </w:r>
+      <w:r>
+        <w:rPr>
+          <w:b w:val="0"/>
+        </w:rPr>
+        <w:t>?</w:t>
+      </w:r>
+    </w:p>
+    <w:p>
+      <w:pPr>
+        <w:pStyle w:val="Heading3"/>
+      </w:pPr>
+      <w:r>
+        <w:t>Write or draw your reasoning and evidence.</w:t>
+      </w:r>
+    </w:p>
+    <w:p>
+      <w:r>
+        <w:t>________________________________________________________________</w:t>
+      </w:r>
+    </w:p>
+    <w:p>
+      <w:r>
+        <w:t>________________________________________________________________</w:t>
+      </w:r>
+    </w:p>
+    <w:p>
+      <w:r>
+        <w:t>________________________________________________________________</w:t>
+      </w:r>
+    </w:p>
+    <w:p>
+      <w:r>
+        <w:t>________________________________________________________________</w:t>
+      </w:r>
+    </w:p>
+    <w:p>
+      <w:r>
+        <w:t>________________________________________________________________</w:t>
+      </w:r>
+    </w:p>
+    <w:p>
+      <w:pPr>
+        <w:spacing w:line="336" w:lineRule="auto" w:after="180"/>
+      </w:pPr>
+      <w:r>
+        <w:rPr>
+          <w:b w:val="0"/>
+        </w:rPr>
+        <w:t xml:space="preserve">RESPONSIBLE DESIGN  Collect only necessary information. Show uncertainty and limits. Never confuse fluent </w:t>
+      </w:r>
+      <w:r>
+        <w:rPr>
+          <w:b/>
+        </w:rPr>
+        <w:t>output</w:t>
+      </w:r>
+      <w:r>
+        <w:rPr>
+          <w:b w:val="0"/>
+        </w:rPr>
+        <w:t xml:space="preserve"> with verified truth.</w:t>
+      </w:r>
+    </w:p>
+    <w:p>
+      <w:pPr>
+        <w:pStyle w:val="Heading2"/>
+      </w:pPr>
+      <w:r>
+        <w:t>Earlier wording, alternatives and picture transcripts · reference / check after trying</w:t>
+      </w:r>
+    </w:p>
+    <w:p>
+      <w:pPr>
+        <w:spacing w:line="336" w:lineRule="auto" w:after="180"/>
+      </w:pPr>
+      <w:r>
+        <w:rPr>
+          <w:b w:val="0"/>
+        </w:rPr>
+        <w:t>CUMULATIVE PROJECT</w:t>
+      </w:r>
+    </w:p>
+    <w:p>
+      <w:pPr>
+        <w:spacing w:line="336" w:lineRule="auto" w:after="180"/>
+      </w:pPr>
+      <w:r>
+        <w:rPr>
+          <w:b w:val="0"/>
+        </w:rPr>
+        <w:t>Verified Study Buddy</w:t>
+      </w:r>
+    </w:p>
+    <w:p>
+      <w:pPr>
+        <w:spacing w:line="336" w:lineRule="auto" w:after="180"/>
+      </w:pPr>
+      <w:r>
+        <w:rPr>
+          <w:b w:val="0"/>
+        </w:rPr>
+        <w:t>Every week adds one inspectable piece. The system must show how it reached a result.</w:t>
+      </w:r>
+    </w:p>
+    <w:p>
+      <w:r>
+        <w:drawing>
+          <wp:inline xmlns:a="http://schemas.openxmlformats.org/drawingml/2006/main" xmlns:pic="http://schemas.openxmlformats.org/drawingml/2006/picture">
+            <wp:extent cx="5486400" cy="1901952"/>
+            <wp:docPr id="21" name="Picture 21" descr="Book recommender connection for Quality Rubrics"/>
+            <wp:cNvGraphicFramePr>
+              <a:graphicFrameLocks noChangeAspect="1"/>
+            </wp:cNvGraphicFramePr>
+            <a:graphic>
+              <a:graphicData uri="http://schemas.openxmlformats.org/drawingml/2006/picture">
+                <pic:pic>
+                  <pic:nvPicPr>
+                    <pic:cNvPr id="0" name="6a09586e934ec5ac352e23f6557c707e80f11f786aa5fe01ff4a216b146bed9d.png"/>
+                    <pic:cNvPicPr/>
+                  </pic:nvPicPr>
+                  <pic:blipFill>
+                    <a:blip r:embed="rId24"/>
+                    <a:stretch>
+                      <a:fillRect/>
+                    </a:stretch>
+                  </pic:blipFill>
+                  <pic:spPr>
+                    <a:xfrm>
+                      <a:off x="0" y="0"/>
+                      <a:ext cx="5486400" cy="1901952"/>
+                    </a:xfrm>
+                    <a:prstGeom prst="rect"/>
+                  </pic:spPr>
+                </pic:pic>
+              </a:graphicData>
+            </a:graphic>
+          </wp:inline>
+        </w:drawing>
+      </w:r>
+    </w:p>
+    <w:p>
+      <w:pPr>
+        <w:pStyle w:val="Heading3"/>
+      </w:pPr>
+      <w:r>
+        <w:t>Evidence for your project</w:t>
+      </w:r>
+    </w:p>
+    <w:p>
+      <w:pPr>
+        <w:pStyle w:val="Heading1"/>
+      </w:pPr>
+      <w:r>
+        <w:t>16. Finish: name the failed criterion and its evidence</w:t>
+      </w:r>
+    </w:p>
+    <w:p>
+      <w:r>
+        <w:t>A count of passed checks cannot replace the declared release rule.</w:t>
+      </w:r>
+    </w:p>
+    <w:p>
+      <w:pPr>
+        <w:pStyle w:val="Heading2"/>
+      </w:pPr>
+      <w:r>
+        <w:t>Explain without notes</w:t>
+      </w:r>
+    </w:p>
+    <w:p>
+      <w:pPr>
+        <w:pStyle w:val="ListBullet"/>
+      </w:pPr>
+      <w:r>
+        <w:t>Close your notes. Explain why separate observable criteria and a mandatory evidence gate can produce a different decision from a total score.</w:t>
+      </w:r>
+    </w:p>
+    <w:p>
+      <w:pPr>
+        <w:pStyle w:val="Heading3"/>
+      </w:pPr>
+      <w:r>
+        <w:t>My deciding step, evidence and one remaining question</w:t>
+      </w:r>
+    </w:p>
+    <w:p>
+      <w:r>
+        <w:t>________________________________________________________________</w:t>
+      </w:r>
+    </w:p>
+    <w:p>
+      <w:r>
+        <w:t>________________________________________________________________</w:t>
+      </w:r>
+    </w:p>
+    <w:p>
+      <w:r>
+        <w:t>________________________________________________________________</w:t>
+      </w:r>
+    </w:p>
+    <w:p>
+      <w:r>
+        <w:t>________________________________________________________________</w:t>
+      </w:r>
+    </w:p>
+    <w:p>
+      <w:r>
+        <w:t>________________________________________________________________</w:t>
+      </w:r>
+    </w:p>
+    <w:p>
+      <w:pPr>
+        <w:pStyle w:val="Heading2"/>
+      </w:pPr>
+      <w:r>
+        <w:t>Plan a changed-case return</w:t>
+      </w:r>
+    </w:p>
+    <w:p>
+      <w:pPr>
+        <w:spacing w:line="336" w:lineRule="auto" w:after="180"/>
+      </w:pPr>
+      <w:r>
+        <w:rPr>
+          <w:b w:val="0"/>
+        </w:rPr>
+        <w:t xml:space="preserve">If you are unsure, return to the worked picture and explain one arrow. If you are ready, change an </w:t>
+      </w:r>
+      <w:r>
+        <w:rPr>
+          <w:b/>
+        </w:rPr>
+        <w:t>input</w:t>
+      </w:r>
+      <w:r>
+        <w:rPr>
+          <w:b w:val="0"/>
+        </w:rPr>
+        <w:t xml:space="preserve"> or assumption and justify your </w:t>
+      </w:r>
+      <w:r>
+        <w:rPr>
+          <w:b/>
+        </w:rPr>
+        <w:t>prediction</w:t>
+      </w:r>
+      <w:r>
+        <w:rPr>
+          <w:b w:val="0"/>
+        </w:rPr>
+        <w:t>.</w:t>
+      </w:r>
+    </w:p>
+    <w:p>
+      <w:pPr>
+        <w:spacing w:line="336" w:lineRule="auto" w:after="180"/>
+      </w:pPr>
+      <w:r>
+        <w:rPr>
+          <w:b w:val="0"/>
+        </w:rPr>
+        <w:t xml:space="preserve">Save your workbook </w:t>
+      </w:r>
+      <w:r>
+        <w:rPr>
+          <w:b/>
+        </w:rPr>
+        <w:t>evidence</w:t>
+      </w:r>
+      <w:r>
+        <w:rPr>
+          <w:b w:val="0"/>
+        </w:rPr>
+        <w:t>. At the next review, try a different case before opening your old answer.</w:t>
+      </w:r>
+    </w:p>
+    <w:p>
+      <w:pPr>
+        <w:pStyle w:val="Heading1"/>
+      </w:pPr>
+      <w:r>
+        <w:t>Reference bank and extra practice</w:t>
+      </w:r>
+    </w:p>
+    <w:p>
+      <w:pPr>
+        <w:pStyle w:val="Heading1"/>
+      </w:pPr>
+      <w:r>
+        <w:t>05. Your quick word guide</w:t>
+      </w:r>
+    </w:p>
+    <w:p>
+      <w:r>
+        <w:t>Use the words to explain a particular step, record or limit.</w:t>
+      </w:r>
+    </w:p>
+    <w:p>
+      <w:pPr>
+        <w:pStyle w:val="Heading2"/>
+      </w:pPr>
+      <w:r>
+        <w:t>Core vocabulary</w:t>
+      </w:r>
+    </w:p>
+    <w:tbl>
+      <w:tblPr>
+        <w:tblStyle w:val="LightShading-Accent1"/>
+        <w:tblW w:type="auto" w:w="0"/>
+        <w:tblLook w:firstColumn="1" w:firstRow="1" w:lastColumn="0" w:lastRow="0" w:noHBand="0" w:noVBand="1" w:val="04A0"/>
+      </w:tblPr>
+      <w:tblGrid>
+        <w:gridCol w:w="3408"/>
+        <w:gridCol w:w="3408"/>
+        <w:gridCol w:w="3408"/>
+      </w:tblGrid>
+      <w:tr>
+        <w:trPr>
+          <w:tblHeader/>
+        </w:trPr>
+        <w:tc>
+          <w:tcPr>
+            <w:tcW w:type="dxa" w:w="3408"/>
+          </w:tcPr>
+          <w:p>
+            <w:r>
+              <w:t>Word</w:t>
+            </w:r>
+          </w:p>
+        </w:tc>
+        <w:tc>
+          <w:tcPr>
+            <w:tcW w:type="dxa" w:w="3408"/>
+          </w:tcPr>
+          <w:p>
+            <w:r>
+              <w:t>My own example</w:t>
+            </w:r>
+          </w:p>
+        </w:tc>
+        <w:tc>
+          <w:tcPr>
+            <w:tcW w:type="dxa" w:w="3408"/>
+          </w:tcPr>
+          <w:p>
+            <w:r>
+              <w:t>Not this / boundary</w:t>
+            </w:r>
+          </w:p>
+        </w:tc>
+      </w:tr>
+      <w:tr>
+        <w:tc>
+          <w:tcPr>
+            <w:tcW w:type="dxa" w:w="3408"/>
+          </w:tcPr>
+          <w:p>
+            <w:r>
+              <w:t>dimension</w:t>
+            </w:r>
+          </w:p>
+        </w:tc>
+        <w:tc>
+          <w:tcPr>
+            <w:tcW w:type="dxa" w:w="3408"/>
+          </w:tcPr>
+          <w:p>
+            <w:r>
+              <w:t>One component or axis of a representation, such as one feature in a vector.</w:t>
+            </w:r>
+          </w:p>
+        </w:tc>
+        <w:tc>
+          <w:tcPr>
+            <w:tcW w:type="dxa" w:w="3408"/>
+          </w:tcPr>
+          <w:p>
+            <w:r/>
+          </w:p>
+        </w:tc>
+      </w:tr>
+      <w:tr>
+        <w:tc>
+          <w:tcPr>
+            <w:tcW w:type="dxa" w:w="3408"/>
+          </w:tcPr>
+          <w:p>
+            <w:r>
+              <w:t>anchor</w:t>
+            </w:r>
+          </w:p>
+        </w:tc>
+        <w:tc>
+          <w:tcPr>
+            <w:tcW w:type="dxa" w:w="3408"/>
+          </w:tcPr>
+          <w:p>
+            <w:r>
+              <w:t>A reference example used to make a judgment or scoring standard concrete.</w:t>
+            </w:r>
+          </w:p>
+        </w:tc>
+        <w:tc>
+          <w:tcPr>
+            <w:tcW w:type="dxa" w:w="3408"/>
+          </w:tcPr>
+          <w:p>
+            <w:r/>
+          </w:p>
+        </w:tc>
+      </w:tr>
+      <w:tr>
+        <w:tc>
+          <w:tcPr>
+            <w:tcW w:type="dxa" w:w="3408"/>
+          </w:tcPr>
+          <w:p>
+            <w:r>
+              <w:t>inter-rater agreement</w:t>
+            </w:r>
+          </w:p>
+        </w:tc>
+        <w:tc>
+          <w:tcPr>
+            <w:tcW w:type="dxa" w:w="3408"/>
+          </w:tcPr>
+          <w:p>
+            <w:r>
+              <w:t>The extent to which different labelers give matching judgments on the same cases.</w:t>
+            </w:r>
+          </w:p>
+        </w:tc>
+        <w:tc>
+          <w:tcPr>
+            <w:tcW w:type="dxa" w:w="3408"/>
+          </w:tcPr>
+          <w:p>
+            <w:r/>
+          </w:p>
+        </w:tc>
+      </w:tr>
+      <w:tr>
+        <w:tc>
+          <w:tcPr>
+            <w:tcW w:type="dxa" w:w="3408"/>
+          </w:tcPr>
+          <w:p>
+            <w:r>
+              <w:t>tradeoff</w:t>
+            </w:r>
+          </w:p>
+        </w:tc>
+        <w:tc>
+          <w:tcPr>
+            <w:tcW w:type="dxa" w:w="3408"/>
+          </w:tcPr>
+          <w:p>
+            <w:r>
+              <w:t>A situation where improving one desired property can make another harder to achieve.</w:t>
+            </w:r>
+          </w:p>
+        </w:tc>
+        <w:tc>
+          <w:tcPr>
+            <w:tcW w:type="dxa" w:w="3408"/>
+          </w:tcPr>
+          <w:p>
+            <w:r/>
+          </w:p>
+        </w:tc>
+      </w:tr>
+    </w:tbl>
+    <w:p>
+      <w:pPr>
+        <w:pStyle w:val="Heading2"/>
+      </w:pPr>
+      <w:r>
+        <w:t>Terms for the connected explanation</w:t>
+      </w:r>
+    </w:p>
+    <w:tbl>
+      <w:tblPr>
+        <w:tblStyle w:val="LightShading-Accent1"/>
+        <w:tblW w:type="auto" w:w="0"/>
+        <w:tblLook w:firstColumn="1" w:firstRow="1" w:lastColumn="0" w:lastRow="0" w:noHBand="0" w:noVBand="1" w:val="04A0"/>
+      </w:tblPr>
+      <w:tblGrid>
+        <w:gridCol w:w="5112"/>
+        <w:gridCol w:w="5112"/>
+      </w:tblGrid>
+      <w:tr>
+        <w:trPr>
+          <w:tblHeader/>
+        </w:trPr>
+        <w:tc>
+          <w:tcPr>
+            <w:tcW w:type="dxa" w:w="5112"/>
+          </w:tcPr>
+          <w:p>
+            <w:r>
+              <w:t>Word</w:t>
+            </w:r>
+          </w:p>
+        </w:tc>
+        <w:tc>
+          <w:tcPr>
+            <w:tcW w:type="dxa" w:w="5112"/>
+          </w:tcPr>
+          <w:p>
+            <w:r>
+              <w:t>Meaning</w:t>
+            </w:r>
+          </w:p>
+        </w:tc>
+      </w:tr>
+      <w:tr>
+        <w:tc>
+          <w:tcPr>
+            <w:tcW w:type="dxa" w:w="5112"/>
+          </w:tcPr>
+          <w:p>
+            <w:r>
+              <w:t>Evaluation case</w:t>
+            </w:r>
+          </w:p>
+        </w:tc>
+        <w:tc>
+          <w:tcPr>
+            <w:tcW w:type="dxa" w:w="5112"/>
+          </w:tcPr>
+          <w:p>
+            <w:r>
+              <w:t>An input with evidence and prespecified expected behaviour</w:t>
+            </w:r>
+          </w:p>
+        </w:tc>
+      </w:tr>
+      <w:tr>
+        <w:tc>
+          <w:tcPr>
+            <w:tcW w:type="dxa" w:w="5112"/>
+          </w:tcPr>
+          <w:p>
+            <w:r>
+              <w:t>Coverage</w:t>
+            </w:r>
+          </w:p>
+        </w:tc>
+        <w:tc>
+          <w:tcPr>
+            <w:tcW w:type="dxa" w:w="5112"/>
+          </w:tcPr>
+          <w:p>
+            <w:r>
+              <w:t>Which relevant conditions are represented</w:t>
+            </w:r>
+          </w:p>
+        </w:tc>
+      </w:tr>
+      <w:tr>
+        <w:tc>
+          <w:tcPr>
+            <w:tcW w:type="dxa" w:w="5112"/>
+          </w:tcPr>
+          <w:p>
+            <w:r>
+              <w:t>Contract pass</w:t>
+            </w:r>
+          </w:p>
+        </w:tc>
+        <w:tc>
+          <w:tcPr>
+            <w:tcW w:type="dxa" w:w="5112"/>
+          </w:tcPr>
+          <w:p>
+            <w:r>
+              <w:t>Satisfying the declared requirements for one case</w:t>
+            </w:r>
+          </w:p>
+        </w:tc>
+      </w:tr>
+    </w:tbl>
+    <w:p>
+      <w:pPr>
+        <w:pStyle w:val="Heading2"/>
+      </w:pPr>
+      <w:r>
+        <w:t>Earlier wording, alternatives and picture transcripts · reference / check after trying</w:t>
+      </w:r>
+    </w:p>
+    <w:p>
+      <w:pPr>
+        <w:spacing w:line="336" w:lineRule="auto" w:after="180"/>
+      </w:pPr>
+      <w:r>
+        <w:rPr>
+          <w:b w:val="0"/>
+        </w:rPr>
+        <w:t>VOCABULARY LAB</w:t>
+      </w:r>
+    </w:p>
+    <w:p>
+      <w:pPr>
+        <w:spacing w:line="336" w:lineRule="auto" w:after="180"/>
+      </w:pPr>
+      <w:r>
+        <w:rPr>
+          <w:b w:val="0"/>
+        </w:rPr>
+        <w:t>Words You Can Use to Reason</w:t>
+      </w:r>
+    </w:p>
+    <w:p>
+      <w:pPr>
+        <w:spacing w:line="336" w:lineRule="auto" w:after="180"/>
+      </w:pPr>
+      <w:r>
+        <w:rPr>
+          <w:b w:val="0"/>
+        </w:rPr>
+        <w:t>A definition matters when you can recognize the idea, use it, and contrast it with a near-miss.</w:t>
+      </w:r>
+    </w:p>
+    <w:p>
+      <w:r>
+        <w:drawing>
+          <wp:inline xmlns:a="http://schemas.openxmlformats.org/drawingml/2006/main" xmlns:pic="http://schemas.openxmlformats.org/drawingml/2006/picture">
+            <wp:extent cx="5486400" cy="3200400"/>
+            <wp:docPr id="22" name="Picture 22" descr="Vocabulary badge: dimension"/>
+            <wp:cNvGraphicFramePr>
+              <a:graphicFrameLocks noChangeAspect="1"/>
+            </wp:cNvGraphicFramePr>
+            <a:graphic>
+              <a:graphicData uri="http://schemas.openxmlformats.org/drawingml/2006/picture">
+                <pic:pic>
+                  <pic:nvPicPr>
+                    <pic:cNvPr id="0" name="21c68ccb151860df9a40e3aabc0f921e15db20fd051fb3c36d0019bc76934a70.png"/>
+                    <pic:cNvPicPr/>
+                  </pic:nvPicPr>
+                  <pic:blipFill>
+                    <a:blip r:embed="rId25"/>
+                    <a:stretch>
+                      <a:fillRect/>
+                    </a:stretch>
+                  </pic:blipFill>
+                  <pic:spPr>
+                    <a:xfrm>
+                      <a:off x="0" y="0"/>
+                      <a:ext cx="5486400" cy="3200400"/>
+                    </a:xfrm>
+                    <a:prstGeom prst="rect"/>
+                  </pic:spPr>
+                </pic:pic>
+              </a:graphicData>
+            </a:graphic>
+          </wp:inline>
+        </w:drawing>
+      </w:r>
+    </w:p>
+    <w:p>
+      <w:r>
+        <w:drawing>
+          <wp:inline xmlns:a="http://schemas.openxmlformats.org/drawingml/2006/main" xmlns:pic="http://schemas.openxmlformats.org/drawingml/2006/picture">
+            <wp:extent cx="5486400" cy="3200400"/>
+            <wp:docPr id="23" name="Picture 23" descr="Vocabulary badge: anchor"/>
+            <wp:cNvGraphicFramePr>
+              <a:graphicFrameLocks noChangeAspect="1"/>
+            </wp:cNvGraphicFramePr>
+            <a:graphic>
+              <a:graphicData uri="http://schemas.openxmlformats.org/drawingml/2006/picture">
+                <pic:pic>
+                  <pic:nvPicPr>
+                    <pic:cNvPr id="0" name="4c9cb9622c69436283f799486e5a9e6ae4b06938d98af063642988a78bc12375.png"/>
+                    <pic:cNvPicPr/>
+                  </pic:nvPicPr>
+                  <pic:blipFill>
+                    <a:blip r:embed="rId26"/>
+                    <a:stretch>
+                      <a:fillRect/>
+                    </a:stretch>
+                  </pic:blipFill>
+                  <pic:spPr>
+                    <a:xfrm>
+                      <a:off x="0" y="0"/>
+                      <a:ext cx="5486400" cy="3200400"/>
+                    </a:xfrm>
+                    <a:prstGeom prst="rect"/>
+                  </pic:spPr>
+                </pic:pic>
+              </a:graphicData>
+            </a:graphic>
+          </wp:inline>
+        </w:drawing>
+      </w:r>
+    </w:p>
+    <w:p>
+      <w:r>
+        <w:drawing>
+          <wp:inline xmlns:a="http://schemas.openxmlformats.org/drawingml/2006/main" xmlns:pic="http://schemas.openxmlformats.org/drawingml/2006/picture">
+            <wp:extent cx="5486400" cy="3200400"/>
+            <wp:docPr id="24" name="Picture 24" descr="Vocabulary badge: inter-rater agreement"/>
+            <wp:cNvGraphicFramePr>
+              <a:graphicFrameLocks noChangeAspect="1"/>
+            </wp:cNvGraphicFramePr>
+            <a:graphic>
+              <a:graphicData uri="http://schemas.openxmlformats.org/drawingml/2006/picture">
+                <pic:pic>
+                  <pic:nvPicPr>
+                    <pic:cNvPr id="0" name="b947fc078698385b1d9c01218392acd0396b81ded74505ffcbd4bb7b4e2378fd.png"/>
+                    <pic:cNvPicPr/>
+                  </pic:nvPicPr>
+                  <pic:blipFill>
+                    <a:blip r:embed="rId27"/>
+                    <a:stretch>
+                      <a:fillRect/>
+                    </a:stretch>
+                  </pic:blipFill>
+                  <pic:spPr>
+                    <a:xfrm>
+                      <a:off x="0" y="0"/>
+                      <a:ext cx="5486400" cy="3200400"/>
+                    </a:xfrm>
+                    <a:prstGeom prst="rect"/>
+                  </pic:spPr>
+                </pic:pic>
+              </a:graphicData>
+            </a:graphic>
+          </wp:inline>
+        </w:drawing>
+      </w:r>
+    </w:p>
+    <w:p>
+      <w:r>
+        <w:drawing>
+          <wp:inline xmlns:a="http://schemas.openxmlformats.org/drawingml/2006/main" xmlns:pic="http://schemas.openxmlformats.org/drawingml/2006/picture">
+            <wp:extent cx="5486400" cy="3200400"/>
+            <wp:docPr id="25" name="Picture 25" descr="Vocabulary badge: tradeoff"/>
+            <wp:cNvGraphicFramePr>
+              <a:graphicFrameLocks noChangeAspect="1"/>
+            </wp:cNvGraphicFramePr>
+            <a:graphic>
+              <a:graphicData uri="http://schemas.openxmlformats.org/drawingml/2006/picture">
+                <pic:pic>
+                  <pic:nvPicPr>
+                    <pic:cNvPr id="0" name="00423e299ebd6a7fc6d75d2f612eb1d70777c6262416d8b6dadeb0ae36fa5856.png"/>
+                    <pic:cNvPicPr/>
+                  </pic:nvPicPr>
+                  <pic:blipFill>
+                    <a:blip r:embed="rId28"/>
+                    <a:stretch>
+                      <a:fillRect/>
+                    </a:stretch>
+                  </pic:blipFill>
+                  <pic:spPr>
+                    <a:xfrm>
+                      <a:off x="0" y="0"/>
+                      <a:ext cx="5486400" cy="3200400"/>
+                    </a:xfrm>
+                    <a:prstGeom prst="rect"/>
+                  </pic:spPr>
+                </pic:pic>
+              </a:graphicData>
+            </a:graphic>
+          </wp:inline>
+        </w:drawing>
+      </w:r>
+    </w:p>
+    <w:p>
+      <w:pPr>
+        <w:pStyle w:val="Heading3"/>
+      </w:pPr>
+      <w:r>
+        <w:t>Words used in the closer explanation</w:t>
+      </w:r>
+    </w:p>
+    <w:p>
+      <w:pPr>
+        <w:pStyle w:val="Heading1"/>
+      </w:pPr>
+      <w:r>
+        <w:t>10. Choose a stronger thinking challenge</w:t>
+      </w:r>
+    </w:p>
+    <w:p>
+      <w:r>
+        <w:t>Choose the next useful challenge rather than treating the whole ladder as compulsory.</w:t>
+      </w:r>
+    </w:p>
+    <w:p>
+      <w:pPr>
+        <w:pStyle w:val="Heading2"/>
+      </w:pPr>
+      <w:r>
+        <w:t>Pick your next step</w:t>
+      </w:r>
+    </w:p>
+    <w:p>
+      <w:pPr>
+        <w:pStyle w:val="ListBullet"/>
+      </w:pPr>
+      <w:r>
+        <w:t>1 • NAME: Define the concept without repeating the textbook.</w:t>
+      </w:r>
+    </w:p>
+    <w:p>
+      <w:pPr>
+        <w:pStyle w:val="ListBullet"/>
+      </w:pPr>
+      <w:r>
+        <w:t>2 • TRACE: Show the information, state, branch, calculation, or evidence path.</w:t>
+      </w:r>
+    </w:p>
+    <w:p>
+      <w:pPr>
+        <w:pStyle w:val="ListBullet"/>
+      </w:pPr>
+      <w:r>
+        <w:t>3 • APPLY: Solve a different example independently.</w:t>
+      </w:r>
+    </w:p>
+    <w:p>
+      <w:pPr>
+        <w:pStyle w:val="ListBullet"/>
+      </w:pPr>
+      <w:r>
+        <w:t>4 • CHALLENGE: Find a boundary case, counterexample, or unfair outcome.</w:t>
+      </w:r>
+    </w:p>
+    <w:p>
+      <w:pPr>
+        <w:pStyle w:val="ListBullet"/>
+      </w:pPr>
+      <w:r>
+        <w:t>5 • EXPLAIN LIMITS: Say when the result should not be trusted or used alone.</w:t>
+      </w:r>
+    </w:p>
+    <w:p>
+      <w:pPr>
+        <w:pStyle w:val="ListBullet"/>
+      </w:pPr>
+      <w:r>
+        <w:t>My strongest evidence of independent understanding:</w:t>
+      </w:r>
+    </w:p>
+    <w:p>
+      <w:pPr>
+        <w:pStyle w:val="Heading3"/>
+      </w:pPr>
+      <w:r>
+        <w:t>Write or draw your reasoning and evidence.</w:t>
+      </w:r>
+    </w:p>
+    <w:p>
+      <w:r>
+        <w:t>________________________________________________________________</w:t>
+      </w:r>
+    </w:p>
+    <w:p>
+      <w:r>
+        <w:t>________________________________________________________________</w:t>
+      </w:r>
+    </w:p>
+    <w:p>
+      <w:r>
+        <w:t>________________________________________________________________</w:t>
+      </w:r>
+    </w:p>
+    <w:p>
+      <w:r>
+        <w:t>________________________________________________________________</w:t>
+      </w:r>
+    </w:p>
+    <w:p>
+      <w:r>
+        <w:t>________________________________________________________________</w:t>
+      </w:r>
+    </w:p>
+    <w:p>
+      <w:pPr>
+        <w:pStyle w:val="Heading2"/>
+      </w:pPr>
+      <w:r>
+        <w:t>Earlier wording, alternatives and picture transcripts · reference / check after trying</w:t>
+      </w:r>
+    </w:p>
+    <w:p>
+      <w:pPr>
+        <w:spacing w:line="336" w:lineRule="auto" w:after="180"/>
+      </w:pPr>
+      <w:r>
+        <w:rPr>
+          <w:b w:val="0"/>
         </w:rPr>
         <w:t>MASTERY</w:t>
       </w:r>
@@ -4283,7 +6012,7 @@
         <w:drawing>
           <wp:inline xmlns:a="http://schemas.openxmlformats.org/drawingml/2006/main" xmlns:pic="http://schemas.openxmlformats.org/drawingml/2006/picture">
             <wp:extent cx="5486400" cy="1719072"/>
-            <wp:docPr id="19" name="Picture 19" descr="Mastery ladder for Quality Rubrics"/>
+            <wp:docPr id="26" name="Picture 26" descr="Mastery ladder for Quality Rubrics"/>
             <wp:cNvGraphicFramePr>
               <a:graphicFrameLocks noChangeAspect="1"/>
             </wp:cNvGraphicFramePr>
@@ -4295,7 +6024,7 @@
                     <pic:cNvPicPr/>
                   </pic:nvPicPr>
                   <pic:blipFill>
-                    <a:blip r:embed="rId26"/>
+                    <a:blip r:embed="rId29"/>
                     <a:stretch>
                       <a:fillRect/>
                     </a:stretch>
@@ -4316,13 +6045,164 @@
     </w:p>
     <w:p>
       <w:pPr>
+        <w:pStyle w:val="Heading1"/>
+      </w:pPr>
+      <w:r>
+        <w:t>12. Reference: check your explanation</w:t>
+      </w:r>
+    </w:p>
+    <w:p>
+      <w:r>
+        <w:t>Use after practice. Judge the new seed-coat draft independently is the selected independent case.</w:t>
+      </w:r>
+    </w:p>
+    <w:p>
+      <w:pPr>
+        <w:pStyle w:val="Heading2"/>
+      </w:pPr>
+      <w:r>
+        <w:t>Check the evidence and its limit</w:t>
+      </w:r>
+    </w:p>
+    <w:p>
+      <w:pPr>
+        <w:pStyle w:val="ListBullet"/>
+      </w:pPr>
+      <w:r>
+        <w:t>1. My fresh example, trace, calculation, or design:</w:t>
+      </w:r>
+    </w:p>
+    <w:p>
+      <w:pPr>
+        <w:pStyle w:val="Heading3"/>
+      </w:pPr>
+      <w:r>
+        <w:t>Write or draw your reasoning and evidence.</w:t>
+      </w:r>
+    </w:p>
+    <w:p>
+      <w:r>
+        <w:t>________________________________________________________________</w:t>
+      </w:r>
+    </w:p>
+    <w:p>
+      <w:r>
+        <w:t>________________________________________________________________</w:t>
+      </w:r>
+    </w:p>
+    <w:p>
+      <w:r>
+        <w:t>________________________________________________________________</w:t>
+      </w:r>
+    </w:p>
+    <w:p>
+      <w:r>
+        <w:t>________________________________________________________________</w:t>
+      </w:r>
+    </w:p>
+    <w:p>
+      <w:r>
+        <w:t>________________________________________________________________</w:t>
+      </w:r>
+    </w:p>
+    <w:p>
+      <w:pPr>
+        <w:pStyle w:val="ListBullet"/>
+      </w:pPr>
+      <w:r>
+        <w:t>2. My evidence that it works (include a boundary or missing-data case):</w:t>
+      </w:r>
+    </w:p>
+    <w:p>
+      <w:pPr>
+        <w:pStyle w:val="Heading3"/>
+      </w:pPr>
+      <w:r>
+        <w:t>Write or draw your reasoning and evidence.</w:t>
+      </w:r>
+    </w:p>
+    <w:p>
+      <w:r>
+        <w:t>________________________________________________________________</w:t>
+      </w:r>
+    </w:p>
+    <w:p>
+      <w:r>
+        <w:t>________________________________________________________________</w:t>
+      </w:r>
+    </w:p>
+    <w:p>
+      <w:r>
+        <w:t>________________________________________________________________</w:t>
+      </w:r>
+    </w:p>
+    <w:p>
+      <w:r>
+        <w:t>________________________________________________________________</w:t>
+      </w:r>
+    </w:p>
+    <w:p>
+      <w:r>
+        <w:t>________________________________________________________________</w:t>
+      </w:r>
+    </w:p>
+    <w:p>
+      <w:pPr>
+        <w:pStyle w:val="ListBullet"/>
+      </w:pPr>
+      <w:r>
+        <w:t>3. One limitation, fairness concern, or situation needing human review:</w:t>
+      </w:r>
+    </w:p>
+    <w:p>
+      <w:pPr>
+        <w:pStyle w:val="Heading2"/>
+      </w:pPr>
+      <w:r>
+        <w:t>Self-check and record</w:t>
+      </w:r>
+    </w:p>
+    <w:p>
+      <w:pPr>
         <w:spacing w:line="336" w:lineRule="auto" w:after="180"/>
       </w:pPr>
       <w:r>
         <w:rPr>
           <w:b w:val="0"/>
         </w:rPr>
-        <w:t>1 • NAME: Define the concept without repeating the textbook.</w:t>
+        <w:t xml:space="preserve">SELF-CHECK  □ I explained the </w:t>
+      </w:r>
+      <w:r>
+        <w:rPr>
+          <w:b/>
+        </w:rPr>
+        <w:t>mechanism</w:t>
+      </w:r>
+      <w:r>
+        <w:rPr>
+          <w:b w:val="0"/>
+        </w:rPr>
+        <w:t xml:space="preserve">  □ I used </w:t>
+      </w:r>
+      <w:r>
+        <w:rPr>
+          <w:b/>
+        </w:rPr>
+        <w:t>evidence</w:t>
+      </w:r>
+      <w:r>
+        <w:rPr>
+          <w:b w:val="0"/>
+        </w:rPr>
+        <w:t xml:space="preserve">  □ I tested a fresh case  □ I named a limitation  □ I can answer ‘why?’</w:t>
+      </w:r>
+    </w:p>
+    <w:p>
+      <w:pPr>
+        <w:pStyle w:val="Heading2"/>
+      </w:pPr>
+      <w:r>
+        <w:t>Earlier wording, alternatives and picture transcripts · reference / check after trying</w:t>
       </w:r>
     </w:p>
     <w:p>
@@ -4333,19 +6213,18 @@
         <w:rPr>
           <w:b w:val="0"/>
         </w:rPr>
-        <w:t xml:space="preserve">2 • TRACE: Show the information, state, branch, calculation, or </w:t>
-      </w:r>
-      <w:r>
-        <w:rPr>
-          <w:b/>
-        </w:rPr>
-        <w:t>evidence</w:t>
-      </w:r>
+        <w:t>INDEPENDENT MASTERY PROOF</w:t>
+      </w:r>
+    </w:p>
+    <w:p>
+      <w:pPr>
+        <w:spacing w:line="336" w:lineRule="auto" w:after="180"/>
+      </w:pPr>
       <w:r>
         <w:rPr>
           <w:b w:val="0"/>
         </w:rPr>
-        <w:t xml:space="preserve"> path.</w:t>
+        <w:t>Checklist for explaining this week’s idea</w:t>
       </w:r>
     </w:p>
     <w:p>
@@ -4356,131 +6235,7 @@
         <w:rPr>
           <w:b w:val="0"/>
         </w:rPr>
-        <w:t>3 • APPLY: Solve a different example independently.</w:t>
-      </w:r>
-    </w:p>
-    <w:p>
-      <w:pPr>
-        <w:spacing w:line="336" w:lineRule="auto" w:after="180"/>
-      </w:pPr>
-      <w:r>
-        <w:rPr>
-          <w:b w:val="0"/>
-        </w:rPr>
-        <w:t>4 • CHALLENGE: Find a boundary case, counterexample, or unfair outcome.</w:t>
-      </w:r>
-    </w:p>
-    <w:p>
-      <w:pPr>
-        <w:spacing w:line="336" w:lineRule="auto" w:after="180"/>
-      </w:pPr>
-      <w:r>
-        <w:rPr>
-          <w:b w:val="0"/>
-        </w:rPr>
-        <w:t>5 • EXPLAIN LIMITS: Say when the result should not be trusted or used alone.</w:t>
-      </w:r>
-    </w:p>
-    <w:p>
-      <w:pPr>
-        <w:spacing w:line="336" w:lineRule="auto" w:after="180"/>
-      </w:pPr>
-      <w:r>
-        <w:rPr>
-          <w:b w:val="0"/>
-        </w:rPr>
-        <w:t xml:space="preserve">My strongest </w:t>
-      </w:r>
-      <w:r>
-        <w:rPr>
-          <w:b/>
-        </w:rPr>
-        <w:t>evidence</w:t>
-      </w:r>
-      <w:r>
-        <w:rPr>
-          <w:b w:val="0"/>
-        </w:rPr>
-        <w:t xml:space="preserve"> of independent understanding:</w:t>
-      </w:r>
-    </w:p>
-    <w:p>
-      <w:pPr>
-        <w:pStyle w:val="Heading3"/>
-      </w:pPr>
-      <w:r>
-        <w:t>Write or draw your reasoning and evidence.</w:t>
-      </w:r>
-    </w:p>
-    <w:p>
-      <w:r>
-        <w:t>________________________________________________________________</w:t>
-      </w:r>
-    </w:p>
-    <w:p>
-      <w:r>
-        <w:t>________________________________________________________________</w:t>
-      </w:r>
-    </w:p>
-    <w:p>
-      <w:r>
-        <w:t>________________________________________________________________</w:t>
-      </w:r>
-    </w:p>
-    <w:p>
-      <w:r>
-        <w:t>________________________________________________________________</w:t>
-      </w:r>
-    </w:p>
-    <w:p>
-      <w:r>
-        <w:t>________________________________________________________________</w:t>
-      </w:r>
-    </w:p>
-    <w:p>
-      <w:pPr>
-        <w:pStyle w:val="Heading1"/>
-      </w:pPr>
-      <w:r>
-        <w:t>11. Connect your project</w:t>
-      </w:r>
-    </w:p>
-    <w:p>
-      <w:r>
-        <w:t>Apply this week’s idea to Verified Study Buddy. Keep an annotated decision and the evidence supporting it.</w:t>
-      </w:r>
-    </w:p>
-    <w:p>
-      <w:pPr>
-        <w:spacing w:line="336" w:lineRule="auto" w:after="180"/>
-      </w:pPr>
-      <w:r>
-        <w:rPr>
-          <w:b/>
-        </w:rPr>
-        <w:t>CUMULATIVE PROJECT</w:t>
-      </w:r>
-    </w:p>
-    <w:p>
-      <w:pPr>
-        <w:spacing w:line="336" w:lineRule="auto" w:after="180"/>
-      </w:pPr>
-      <w:r>
-        <w:rPr>
-          <w:b w:val="0"/>
-        </w:rPr>
-        <w:t>Verified Study Buddy</w:t>
-      </w:r>
-    </w:p>
-    <w:p>
-      <w:pPr>
-        <w:spacing w:line="336" w:lineRule="auto" w:after="180"/>
-      </w:pPr>
-      <w:r>
-        <w:rPr>
-          <w:b w:val="0"/>
-        </w:rPr>
-        <w:t>Every week adds one inspectable piece. The system must show how it reached a result.</w:t>
+        <w:t>Use after practice. Judge the new seed-coat draft independently is the selected independent case.</w:t>
       </w:r>
     </w:p>
     <w:p>
@@ -4488,7 +6243,7 @@
         <w:drawing>
           <wp:inline xmlns:a="http://schemas.openxmlformats.org/drawingml/2006/main" xmlns:pic="http://schemas.openxmlformats.org/drawingml/2006/picture">
             <wp:extent cx="5486400" cy="1901952"/>
-            <wp:docPr id="20" name="Picture 20" descr="Book recommender connection for Quality Rubrics"/>
+            <wp:docPr id="27" name="Picture 27" descr="Independent proof graphic for Quality Rubrics"/>
             <wp:cNvGraphicFramePr>
               <a:graphicFrameLocks noChangeAspect="1"/>
             </wp:cNvGraphicFramePr>
@@ -4496,11 +6251,11 @@
               <a:graphicData uri="http://schemas.openxmlformats.org/drawingml/2006/picture">
                 <pic:pic>
                   <pic:nvPicPr>
-                    <pic:cNvPr id="0" name="6a09586e934ec5ac352e23f6557c707e80f11f786aa5fe01ff4a216b146bed9d.png"/>
+                    <pic:cNvPr id="0" name="4c3259a90e43ecb425aa71f9d1cc4d477eb99ae32a8ef88227a8dd93b57bf724.png"/>
                     <pic:cNvPicPr/>
                   </pic:nvPicPr>
                   <pic:blipFill>
-                    <a:blip r:embed="rId27"/>
+                    <a:blip r:embed="rId30"/>
                     <a:stretch>
                       <a:fillRect/>
                     </a:stretch>
@@ -4527,19 +6282,19 @@
         <w:rPr>
           <w:b w:val="0"/>
         </w:rPr>
-        <w:t>THIS WEEK’S CHECKPOINT  Use a five-</w:t>
+        <w:t xml:space="preserve">EXPLANATION CHECK  Require separate criterion judgements with direct </w:t>
       </w:r>
       <w:r>
         <w:rPr>
           <w:b/>
         </w:rPr>
-        <w:t>dimension</w:t>
+        <w:t>evidence</w:t>
       </w:r>
       <w:r>
         <w:rPr>
           <w:b w:val="0"/>
         </w:rPr>
-        <w:t xml:space="preserve"> rubric and block release when correctness or safety is below threshold.</w:t>
+        <w:t xml:space="preserve"> and the declared release rule.</w:t>
       </w:r>
     </w:p>
     <w:p>
@@ -4547,37 +6302,91 @@
         <w:pStyle w:val="Heading3"/>
       </w:pPr>
       <w:r>
-        <w:t>Trace the system</w:t>
+        <w:t>Write or draw your reasoning and evidence.</w:t>
+      </w:r>
+    </w:p>
+    <w:p>
+      <w:r>
+        <w:t>________________________________________________________________</w:t>
+      </w:r>
+    </w:p>
+    <w:p>
+      <w:r>
+        <w:t>________________________________________________________________</w:t>
+      </w:r>
+    </w:p>
+    <w:p>
+      <w:r>
+        <w:t>________________________________________________________________</w:t>
+      </w:r>
+    </w:p>
+    <w:p>
+      <w:r>
+        <w:t>________________________________________________________________</w:t>
+      </w:r>
+    </w:p>
+    <w:p>
+      <w:r>
+        <w:t>________________________________________________________________</w:t>
+      </w:r>
+    </w:p>
+    <w:p>
+      <w:pPr>
+        <w:pStyle w:val="Heading1"/>
+      </w:pPr>
+      <w:r>
+        <w:t>13. Extra practice: A total can hide a required failure</w:t>
+      </w:r>
+    </w:p>
+    <w:p>
+      <w:r>
+        <w:t>Try the question before opening its worked explanation.</w:t>
+      </w:r>
+    </w:p>
+    <w:p>
+      <w:pPr>
+        <w:pStyle w:val="Heading2"/>
+      </w:pPr>
+      <w:r>
+        <w:t>Read the supplied case and question</w:t>
       </w:r>
     </w:p>
     <w:p>
       <w:pPr>
         <w:spacing w:line="336" w:lineRule="auto" w:after="180"/>
-        <w:shd w:fill="EDF7F3"/>
       </w:pPr>
       <w:r>
         <w:rPr>
           <w:b w:val="0"/>
         </w:rPr>
-        <w:t xml:space="preserve">SYSTEM MAP  Learner need → prompt/schema → approved sources/retrieval → model/tool → structured answer → verification → </w:t>
-      </w:r>
-      <w:r>
-        <w:rPr>
-          <w:b/>
-        </w:rPr>
-        <w:t>human decision</w:t>
+        <w:t>Rubric gives 0–2 each for support, usefulness and safety. Response is useful and safe but unsupported.</w:t>
       </w:r>
     </w:p>
     <w:p>
       <w:pPr>
         <w:spacing w:line="336" w:lineRule="auto" w:after="180"/>
-        <w:shd w:fill="F5F1FB"/>
       </w:pPr>
       <w:r>
         <w:rPr>
           <w:b w:val="0"/>
         </w:rPr>
-        <w:t>What will you add, change, or verify in the project this week?</w:t>
+        <w:t>Why can a total mislead?</w:t>
+      </w:r>
+    </w:p>
+    <w:p>
+      <w:pPr>
+        <w:pStyle w:val="Heading2"/>
+      </w:pPr>
+      <w:r>
+        <w:t>Your explanation</w:t>
+      </w:r>
+    </w:p>
+    <w:p>
+      <w:pPr>
+        <w:pStyle w:val="ListBullet"/>
+      </w:pPr>
+      <w:r>
+        <w:t>Which detail supports the answer, and why does it matter?</w:t>
       </w:r>
     </w:p>
     <w:p>
@@ -4615,618 +6424,21 @@
     </w:p>
     <w:p>
       <w:pPr>
+        <w:pStyle w:val="Heading2"/>
+      </w:pPr>
+      <w:r>
+        <w:t>Check after trying · reference / check after trying</w:t>
+      </w:r>
+    </w:p>
+    <w:p>
+      <w:pPr>
         <w:spacing w:line="336" w:lineRule="auto" w:after="180"/>
-        <w:shd w:fill="F5F1FB"/>
       </w:pPr>
       <w:r>
         <w:rPr>
           <w:b w:val="0"/>
         </w:rPr>
-        <w:t xml:space="preserve">What should remain under </w:t>
-      </w:r>
-      <w:r>
-        <w:rPr>
-          <w:b/>
-        </w:rPr>
-        <w:t>human control</w:t>
-      </w:r>
-      <w:r>
-        <w:rPr>
-          <w:b w:val="0"/>
-        </w:rPr>
-        <w:t>?</w:t>
-      </w:r>
-    </w:p>
-    <w:p>
-      <w:pPr>
-        <w:pStyle w:val="Heading3"/>
-      </w:pPr>
-      <w:r>
-        <w:t>Write or draw your reasoning and evidence.</w:t>
-      </w:r>
-    </w:p>
-    <w:p>
-      <w:r>
-        <w:t>________________________________________________________________</w:t>
-      </w:r>
-    </w:p>
-    <w:p>
-      <w:r>
-        <w:t>________________________________________________________________</w:t>
-      </w:r>
-    </w:p>
-    <w:p>
-      <w:r>
-        <w:t>________________________________________________________________</w:t>
-      </w:r>
-    </w:p>
-    <w:p>
-      <w:r>
-        <w:t>________________________________________________________________</w:t>
-      </w:r>
-    </w:p>
-    <w:p>
-      <w:r>
-        <w:t>________________________________________________________________</w:t>
-      </w:r>
-    </w:p>
-    <w:p>
-      <w:pPr>
-        <w:pStyle w:val="Heading3"/>
-      </w:pPr>
-      <w:r>
-        <w:t>Responsible design</w:t>
-      </w:r>
-    </w:p>
-    <w:p>
-      <w:pPr>
-        <w:spacing w:line="336" w:lineRule="auto" w:after="180"/>
-        <w:shd w:fill="FFF5E6"/>
-      </w:pPr>
-      <w:r>
-        <w:rPr>
-          <w:b w:val="0"/>
-        </w:rPr>
-        <w:t xml:space="preserve">RESPONSIBLE DESIGN  Collect only necessary information. Show uncertainty and limits. Never confuse fluent </w:t>
-      </w:r>
-      <w:r>
-        <w:rPr>
-          <w:b/>
-        </w:rPr>
-        <w:t>output</w:t>
-      </w:r>
-      <w:r>
-        <w:rPr>
-          <w:b w:val="0"/>
-        </w:rPr>
-        <w:t xml:space="preserve"> with verified truth.</w:t>
-      </w:r>
-    </w:p>
-    <w:p>
-      <w:pPr>
-        <w:pStyle w:val="Heading3"/>
-      </w:pPr>
-      <w:r>
-        <w:t>Evidence for your project</w:t>
-      </w:r>
-    </w:p>
-    <w:p>
-      <w:pPr>
-        <w:spacing w:line="336" w:lineRule="auto" w:after="180"/>
-      </w:pPr>
-      <w:r>
-        <w:rPr>
-          <w:b w:val="0"/>
-        </w:rPr>
-        <w:t xml:space="preserve">For your Verified Study Buddy, save the </w:t>
-      </w:r>
-      <w:r>
-        <w:rPr>
-          <w:b/>
-        </w:rPr>
-        <w:t>input</w:t>
-      </w:r>
-      <w:r>
-        <w:rPr>
-          <w:b w:val="0"/>
-        </w:rPr>
-        <w:t>, procedure, observed result and limitation of this check.</w:t>
-      </w:r>
-    </w:p>
-    <w:p>
-      <w:pPr>
-        <w:spacing w:line="336" w:lineRule="auto" w:after="180"/>
-      </w:pPr>
-      <w:r>
-        <w:rPr>
-          <w:b w:val="0"/>
-        </w:rPr>
-        <w:t>Label this worked example as practice; use a different, previously unreviewed case when checking independent understanding.</w:t>
-      </w:r>
-    </w:p>
-    <w:p>
-      <w:pPr>
-        <w:pStyle w:val="Heading1"/>
-      </w:pPr>
-      <w:r>
-        <w:t>12. Show what you know</w:t>
-      </w:r>
-    </w:p>
-    <w:p>
-      <w:r>
-        <w:t>Use a genuinely new case for independent evidence. Previously discussed examples remain practice; use the separately named independent case before feedback.</w:t>
-      </w:r>
-    </w:p>
-    <w:p>
-      <w:pPr>
-        <w:pStyle w:val="Heading3"/>
-      </w:pPr>
-      <w:r>
-        <w:t>Independent evidence</w:t>
-      </w:r>
-    </w:p>
-    <w:p>
-      <w:pPr>
-        <w:spacing w:line="336" w:lineRule="auto" w:after="180"/>
-        <w:shd w:fill="FFF5E6"/>
-      </w:pPr>
-      <w:r>
-        <w:rPr>
-          <w:b w:val="0"/>
-        </w:rPr>
-        <w:t>INDEPENDENT MASTERY PROOF</w:t>
-      </w:r>
-    </w:p>
-    <w:p>
-      <w:pPr>
-        <w:spacing w:line="336" w:lineRule="auto" w:after="180"/>
-      </w:pPr>
-      <w:r>
-        <w:rPr>
-          <w:b w:val="0"/>
-        </w:rPr>
-        <w:t>Explain • Transfer • Test • Defend</w:t>
-      </w:r>
-    </w:p>
-    <w:p>
-      <w:pPr>
-        <w:spacing w:line="336" w:lineRule="auto" w:after="180"/>
-      </w:pPr>
-      <w:r>
-        <w:rPr>
-          <w:b w:val="0"/>
-        </w:rPr>
-        <w:t>Complete this page without copying the worked example. Your reasoning matters more than decoration.</w:t>
-      </w:r>
-    </w:p>
-    <w:p>
-      <w:r>
-        <w:drawing>
-          <wp:inline xmlns:a="http://schemas.openxmlformats.org/drawingml/2006/main" xmlns:pic="http://schemas.openxmlformats.org/drawingml/2006/picture">
-            <wp:extent cx="5486400" cy="1901952"/>
-            <wp:docPr id="21" name="Picture 21" descr="Independent proof graphic for Quality Rubrics"/>
-            <wp:cNvGraphicFramePr>
-              <a:graphicFrameLocks noChangeAspect="1"/>
-            </wp:cNvGraphicFramePr>
-            <a:graphic>
-              <a:graphicData uri="http://schemas.openxmlformats.org/drawingml/2006/picture">
-                <pic:pic>
-                  <pic:nvPicPr>
-                    <pic:cNvPr id="0" name="4c3259a90e43ecb425aa71f9d1cc4d477eb99ae32a8ef88227a8dd93b57bf724.png"/>
-                    <pic:cNvPicPr/>
-                  </pic:nvPicPr>
-                  <pic:blipFill>
-                    <a:blip r:embed="rId28"/>
-                    <a:stretch>
-                      <a:fillRect/>
-                    </a:stretch>
-                  </pic:blipFill>
-                  <pic:spPr>
-                    <a:xfrm>
-                      <a:off x="0" y="0"/>
-                      <a:ext cx="5486400" cy="1901952"/>
-                    </a:xfrm>
-                    <a:prstGeom prst="rect"/>
-                  </pic:spPr>
-                </pic:pic>
-              </a:graphicData>
-            </a:graphic>
-          </wp:inline>
-        </w:drawing>
-      </w:r>
-    </w:p>
-    <w:p>
-      <w:pPr>
-        <w:pStyle w:val="Heading3"/>
-      </w:pPr>
-      <w:r>
-        <w:t>Try a more demanding case</w:t>
-      </w:r>
-    </w:p>
-    <w:p>
-      <w:pPr>
-        <w:spacing w:line="336" w:lineRule="auto" w:after="180"/>
-        <w:shd w:fill="F5F1FB"/>
-      </w:pPr>
-      <w:r>
-        <w:rPr>
-          <w:b w:val="0"/>
-        </w:rPr>
-        <w:t xml:space="preserve">CHALLENGE  Score </w:t>
-      </w:r>
-      <w:r>
-        <w:rPr>
-          <w:b/>
-        </w:rPr>
-        <w:t>output</w:t>
-      </w:r>
-      <w:r>
-        <w:rPr>
-          <w:b w:val="0"/>
-        </w:rPr>
-        <w:t xml:space="preserve">s and justify disagreements with </w:t>
-      </w:r>
-      <w:r>
-        <w:rPr>
-          <w:b/>
-        </w:rPr>
-        <w:t>evidence</w:t>
-      </w:r>
-      <w:r>
-        <w:rPr>
-          <w:b w:val="0"/>
-        </w:rPr>
-        <w:t>.</w:t>
-      </w:r>
-    </w:p>
-    <w:p>
-      <w:pPr>
-        <w:spacing w:line="336" w:lineRule="auto" w:after="180"/>
-        <w:shd w:fill="F4F9FC"/>
-      </w:pPr>
-      <w:r>
-        <w:rPr>
-          <w:b w:val="0"/>
-        </w:rPr>
-        <w:t>1. My fresh example, trace, calculation, or design:</w:t>
-      </w:r>
-    </w:p>
-    <w:p>
-      <w:pPr>
-        <w:pStyle w:val="Heading3"/>
-      </w:pPr>
-      <w:r>
-        <w:t>Write or draw your reasoning and evidence.</w:t>
-      </w:r>
-    </w:p>
-    <w:p>
-      <w:r>
-        <w:t>________________________________________________________________</w:t>
-      </w:r>
-    </w:p>
-    <w:p>
-      <w:r>
-        <w:t>________________________________________________________________</w:t>
-      </w:r>
-    </w:p>
-    <w:p>
-      <w:r>
-        <w:t>________________________________________________________________</w:t>
-      </w:r>
-    </w:p>
-    <w:p>
-      <w:r>
-        <w:t>________________________________________________________________</w:t>
-      </w:r>
-    </w:p>
-    <w:p>
-      <w:r>
-        <w:t>________________________________________________________________</w:t>
-      </w:r>
-    </w:p>
-    <w:p>
-      <w:pPr>
-        <w:spacing w:line="336" w:lineRule="auto" w:after="180"/>
-        <w:shd w:fill="F4F9FC"/>
-      </w:pPr>
-      <w:r>
-        <w:rPr>
-          <w:b w:val="0"/>
-        </w:rPr>
-        <w:t xml:space="preserve">2. My </w:t>
-      </w:r>
-      <w:r>
-        <w:rPr>
-          <w:b/>
-        </w:rPr>
-        <w:t>evidence</w:t>
-      </w:r>
-      <w:r>
-        <w:rPr>
-          <w:b w:val="0"/>
-        </w:rPr>
-        <w:t xml:space="preserve"> that it works (include a boundary or missing-data case):</w:t>
-      </w:r>
-    </w:p>
-    <w:p>
-      <w:pPr>
-        <w:pStyle w:val="Heading3"/>
-      </w:pPr>
-      <w:r>
-        <w:t>Write or draw your reasoning and evidence.</w:t>
-      </w:r>
-    </w:p>
-    <w:p>
-      <w:r>
-        <w:t>________________________________________________________________</w:t>
-      </w:r>
-    </w:p>
-    <w:p>
-      <w:r>
-        <w:t>________________________________________________________________</w:t>
-      </w:r>
-    </w:p>
-    <w:p>
-      <w:r>
-        <w:t>________________________________________________________________</w:t>
-      </w:r>
-    </w:p>
-    <w:p>
-      <w:r>
-        <w:t>________________________________________________________________</w:t>
-      </w:r>
-    </w:p>
-    <w:p>
-      <w:r>
-        <w:t>________________________________________________________________</w:t>
-      </w:r>
-    </w:p>
-    <w:p>
-      <w:pPr>
-        <w:spacing w:line="336" w:lineRule="auto" w:after="180"/>
-        <w:shd w:fill="F4F9FC"/>
-      </w:pPr>
-      <w:r>
-        <w:rPr>
-          <w:b w:val="0"/>
-        </w:rPr>
-        <w:t>3. One limitation, fairness concern, or situation needing human review:</w:t>
-      </w:r>
-    </w:p>
-    <w:p>
-      <w:pPr>
-        <w:pStyle w:val="Heading3"/>
-      </w:pPr>
-      <w:r>
-        <w:t>Write or draw your reasoning and evidence.</w:t>
-      </w:r>
-    </w:p>
-    <w:p>
-      <w:r>
-        <w:t>________________________________________________________________</w:t>
-      </w:r>
-    </w:p>
-    <w:p>
-      <w:r>
-        <w:t>________________________________________________________________</w:t>
-      </w:r>
-    </w:p>
-    <w:p>
-      <w:r>
-        <w:t>________________________________________________________________</w:t>
-      </w:r>
-    </w:p>
-    <w:p>
-      <w:r>
-        <w:t>________________________________________________________________</w:t>
-      </w:r>
-    </w:p>
-    <w:p>
-      <w:r>
-        <w:t>________________________________________________________________</w:t>
-      </w:r>
-    </w:p>
-    <w:p>
-      <w:pPr>
-        <w:pStyle w:val="Heading3"/>
-      </w:pPr>
-      <w:r>
-        <w:t>Check your explanation</w:t>
-      </w:r>
-    </w:p>
-    <w:p>
-      <w:pPr>
-        <w:spacing w:line="336" w:lineRule="auto" w:after="180"/>
-        <w:shd w:fill="F5F1FB"/>
-      </w:pPr>
-      <w:r>
-        <w:rPr>
-          <w:b w:val="0"/>
-        </w:rPr>
-        <w:t xml:space="preserve">SELF-CHECK  □ I explained the </w:t>
-      </w:r>
-      <w:r>
-        <w:rPr>
-          <w:b/>
-        </w:rPr>
-        <w:t>mechanism</w:t>
-      </w:r>
-      <w:r>
-        <w:rPr>
-          <w:b w:val="0"/>
-        </w:rPr>
-        <w:t xml:space="preserve">  □ I used </w:t>
-      </w:r>
-      <w:r>
-        <w:rPr>
-          <w:b/>
-        </w:rPr>
-        <w:t>evidence</w:t>
-      </w:r>
-      <w:r>
-        <w:rPr>
-          <w:b w:val="0"/>
-        </w:rPr>
-        <w:t xml:space="preserve">  □ I tested a fresh case  □ I named a limitation  □ I can answer ‘why?’</w:t>
-      </w:r>
-    </w:p>
-    <w:p>
-      <w:pPr>
-        <w:pStyle w:val="Heading1"/>
-      </w:pPr>
-      <w:r>
-        <w:t>13. Study a complete case</w:t>
-      </w:r>
-    </w:p>
-    <w:p>
-      <w:r>
-        <w:t>Revisit the complete Quality Rubrics case for supported practice. Repeated examples do not become fresh assessments.</w:t>
-      </w:r>
-    </w:p>
-    <w:p>
-      <w:pPr>
-        <w:pStyle w:val="Heading3"/>
-      </w:pPr>
-      <w:r>
-        <w:t>Week 25 Worked case</w:t>
-      </w:r>
-    </w:p>
-    <w:p>
-      <w:pPr>
-        <w:spacing w:line="336" w:lineRule="auto" w:after="180"/>
-      </w:pPr>
-      <w:r>
-        <w:rPr>
-          <w:b w:val="0"/>
-        </w:rPr>
-        <w:t>Use the supplied details to practise the weekly concept before attempting the independent question. This case extends the illustrated lesson.</w:t>
-      </w:r>
-    </w:p>
-    <w:p>
-      <w:pPr>
-        <w:pStyle w:val="Heading3"/>
-      </w:pPr>
-      <w:r>
-        <w:t>The situation</w:t>
-      </w:r>
-    </w:p>
-    <w:p>
-      <w:pPr>
-        <w:spacing w:line="336" w:lineRule="auto" w:after="180"/>
-      </w:pPr>
-      <w:r>
-        <w:rPr>
-          <w:b w:val="0"/>
-        </w:rPr>
-        <w:t>Rubric gives 0–2 each for support, usefulness and safety. Response is useful and safe but unsupported.</w:t>
-      </w:r>
-    </w:p>
-    <w:p>
-      <w:pPr>
-        <w:pStyle w:val="Heading3"/>
-      </w:pPr>
-      <w:r>
-        <w:t>The question</w:t>
-      </w:r>
-    </w:p>
-    <w:p>
-      <w:pPr>
-        <w:spacing w:line="336" w:lineRule="auto" w:after="180"/>
-        <w:shd w:fill="F5F1FB"/>
-      </w:pPr>
-      <w:r>
-        <w:rPr>
-          <w:b w:val="0"/>
-        </w:rPr>
-        <w:t>Why can a total mislead?</w:t>
-      </w:r>
-    </w:p>
-    <w:p>
-      <w:pPr>
-        <w:pStyle w:val="Heading3"/>
-      </w:pPr>
-      <w:r>
-        <w:t>Worked explanation</w:t>
-      </w:r>
-    </w:p>
-    <w:p>
-      <w:pPr>
-        <w:spacing w:line="336" w:lineRule="auto" w:after="180"/>
-      </w:pPr>
-      <w:r>
-        <w:rPr>
-          <w:b w:val="0"/>
-        </w:rPr>
         <w:t>It may get 4/6 while failing essential support. Declare mandatory criteria before testing so other points cannot compensate.</w:t>
-      </w:r>
-    </w:p>
-    <w:p>
-      <w:pPr>
-        <w:pStyle w:val="Heading3"/>
-      </w:pPr>
-      <w:r>
-        <w:t>Explain it in your own words</w:t>
-      </w:r>
-    </w:p>
-    <w:p>
-      <w:pPr>
-        <w:spacing w:line="336" w:lineRule="auto" w:after="180"/>
-        <w:shd w:fill="F5F1FB"/>
-      </w:pPr>
-      <w:r>
-        <w:rPr>
-          <w:b w:val="0"/>
-        </w:rPr>
-        <w:t>Which detail supports the answer, and why does it matter?</w:t>
-      </w:r>
-    </w:p>
-    <w:p>
-      <w:pPr>
-        <w:pStyle w:val="Heading3"/>
-      </w:pPr>
-      <w:r>
-        <w:t>Write or draw your reasoning and evidence.</w:t>
-      </w:r>
-    </w:p>
-    <w:p>
-      <w:r>
-        <w:t>________________________________________________________________</w:t>
-      </w:r>
-    </w:p>
-    <w:p>
-      <w:r>
-        <w:t>________________________________________________________________</w:t>
-      </w:r>
-    </w:p>
-    <w:p>
-      <w:r>
-        <w:t>________________________________________________________________</w:t>
-      </w:r>
-    </w:p>
-    <w:p>
-      <w:r>
-        <w:t>________________________________________________________________</w:t>
-      </w:r>
-    </w:p>
-    <w:p>
-      <w:r>
-        <w:t>________________________________________________________________</w:t>
-      </w:r>
-    </w:p>
-    <w:p>
-      <w:pPr>
-        <w:pStyle w:val="Heading3"/>
-      </w:pPr>
-      <w:r>
-        <w:t>Trace the supplied case visually</w:t>
-      </w:r>
-    </w:p>
-    <w:p>
-      <w:pPr>
-        <w:pStyle w:val="Heading3"/>
-      </w:pPr>
-      <w:r>
-        <w:t>A total can hide a required failure</w:t>
       </w:r>
     </w:p>
     <w:tbl>
@@ -5333,19 +6545,93 @@
     </w:tbl>
     <w:p>
       <w:pPr>
+        <w:pStyle w:val="Heading2"/>
+      </w:pPr>
+      <w:r>
+        <w:t>Earlier wording, alternatives and picture transcripts · reference / check after trying</w:t>
+      </w:r>
+    </w:p>
+    <w:p>
+      <w:pPr>
+        <w:pStyle w:val="Heading3"/>
+      </w:pPr>
+      <w:r>
+        <w:t>Week 25 Worked case</w:t>
+      </w:r>
+    </w:p>
+    <w:p>
+      <w:pPr>
         <w:spacing w:line="336" w:lineRule="auto" w:after="180"/>
       </w:pPr>
       <w:r>
         <w:rPr>
           <w:b w:val="0"/>
         </w:rPr>
+        <w:t>Use the supplied details to practise the weekly concept before attempting the independent question. This case extends the illustrated lesson.</w:t>
+      </w:r>
+    </w:p>
+    <w:p>
+      <w:pPr>
+        <w:pStyle w:val="Heading3"/>
+      </w:pPr>
+      <w:r>
+        <w:t>The situation</w:t>
+      </w:r>
+    </w:p>
+    <w:p>
+      <w:pPr>
+        <w:pStyle w:val="Heading3"/>
+      </w:pPr>
+      <w:r>
+        <w:t>The question</w:t>
+      </w:r>
+    </w:p>
+    <w:p>
+      <w:pPr>
+        <w:pStyle w:val="Heading3"/>
+      </w:pPr>
+      <w:r>
+        <w:t>Worked explanation</w:t>
+      </w:r>
+    </w:p>
+    <w:p>
+      <w:pPr>
+        <w:pStyle w:val="Heading3"/>
+      </w:pPr>
+      <w:r>
+        <w:t>Explain it in your own words</w:t>
+      </w:r>
+    </w:p>
+    <w:p>
+      <w:pPr>
+        <w:pStyle w:val="Heading3"/>
+      </w:pPr>
+      <w:r>
+        <w:t>Trace the supplied case visually</w:t>
+      </w:r>
+    </w:p>
+    <w:p>
+      <w:pPr>
+        <w:pStyle w:val="Heading3"/>
+      </w:pPr>
+      <w:r>
+        <w:t>A total can hide a required failure</w:t>
+      </w:r>
+    </w:p>
+    <w:p>
+      <w:pPr>
+        <w:spacing w:line="336" w:lineRule="auto" w:after="180"/>
+      </w:pPr>
+      <w:r>
+        <w:rPr>
+          <w:b w:val="0"/>
+        </w:rPr>
         <w:t>Rubric gives 0–2 each for support, usefulness and safety. Response is useful and safe but unsupported.</w:t>
       </w:r>
     </w:p>
     <w:p>
       <w:pPr>
         <w:spacing w:line="336" w:lineRule="auto" w:after="180"/>
-        <w:shd w:fill="F5F1FB"/>
       </w:pPr>
       <w:r>
         <w:rPr>
@@ -5370,467 +6656,20 @@
         <w:pStyle w:val="Heading1"/>
       </w:pPr>
       <w:r>
-        <w:t>14. Try a new case independently</w:t>
-      </w:r>
-    </w:p>
-    <w:p>
-      <w:r>
-        <w:t>Attempt the reserved new case before feedback. Record support; the earlier examples below remain additional practice.</w:t>
-      </w:r>
-    </w:p>
-    <w:p>
-      <w:pPr>
-        <w:pStyle w:val="Heading3"/>
-      </w:pPr>
-      <w:r>
-        <w:t>Independent case: Apply a new case independently</w:t>
-      </w:r>
-    </w:p>
-    <w:p>
-      <w:pPr>
-        <w:spacing w:line="336" w:lineRule="auto" w:after="180"/>
-      </w:pPr>
-      <w:r>
-        <w:rPr>
-          <w:b w:val="0"/>
-        </w:rPr>
-        <w:t>Twelve cases: eight answerable, four unanswerable. Correct answers six; appropriate abstentions two. Compute separate and combined pass rates.</w:t>
-      </w:r>
-    </w:p>
-    <w:p>
-      <w:pPr>
-        <w:pStyle w:val="Heading3"/>
-      </w:pPr>
-      <w:r>
-        <w:t>My independent explanation, trace and limits</w:t>
-      </w:r>
-    </w:p>
-    <w:p>
-      <w:r>
-        <w:t>________________________________________________________________</w:t>
-      </w:r>
-    </w:p>
-    <w:p>
-      <w:r>
-        <w:t>________________________________________________________________</w:t>
-      </w:r>
-    </w:p>
-    <w:p>
-      <w:r>
-        <w:t>________________________________________________________________</w:t>
-      </w:r>
-    </w:p>
-    <w:p>
-      <w:r>
-        <w:t>________________________________________________________________</w:t>
-      </w:r>
-    </w:p>
-    <w:p>
-      <w:r>
-        <w:t>________________________________________________________________</w:t>
-      </w:r>
-    </w:p>
-    <w:p>
-      <w:r>
-        <w:t>________________________________________________________________</w:t>
-      </w:r>
-    </w:p>
-    <w:p>
-      <w:r>
-        <w:t>________________________________________________________________</w:t>
-      </w:r>
-    </w:p>
-    <w:p>
-      <w:pPr>
-        <w:spacing w:line="336" w:lineRule="auto" w:after="180"/>
-      </w:pPr>
-      <w:r>
-        <w:rPr>
-          <w:b w:val="0"/>
-        </w:rPr>
-        <w:t>Attempt this case before feedback. Record any help. Earlier examples below are further practice; a case already practised with feedback cannot establish fresh transfer.</w:t>
-      </w:r>
-    </w:p>
-    <w:p>
-      <w:pPr>
-        <w:pStyle w:val="Heading3"/>
-      </w:pPr>
-      <w:r>
-        <w:t>Week 25 Independent application</w:t>
-      </w:r>
-    </w:p>
-    <w:p>
-      <w:pPr>
-        <w:spacing w:line="336" w:lineRule="auto" w:after="180"/>
-      </w:pPr>
-      <w:r>
-        <w:rPr>
-          <w:b w:val="0"/>
-        </w:rPr>
-        <w:t>Close the worked explanation. Apply the idea to this different question without copying.</w:t>
-      </w:r>
-    </w:p>
-    <w:p>
-      <w:pPr>
-        <w:spacing w:line="336" w:lineRule="auto" w:after="180"/>
-        <w:shd w:fill="F5F1FB"/>
-      </w:pPr>
-      <w:r>
-        <w:rPr>
-          <w:b w:val="0"/>
-        </w:rPr>
-        <w:t>Two answers have equally polished language. One has three supported claims; the other has two supported claims and one invented claim. How should a quality rubric distinguish them?</w:t>
-      </w:r>
-    </w:p>
-    <w:p>
-      <w:pPr>
-        <w:spacing w:line="336" w:lineRule="auto" w:after="180"/>
-      </w:pPr>
-      <w:r>
-        <w:rPr>
-          <w:b w:val="0"/>
-        </w:rPr>
-        <w:t xml:space="preserve">My answer, with a trace, calculation or supporting </w:t>
-      </w:r>
-      <w:r>
-        <w:rPr>
-          <w:b/>
-        </w:rPr>
-        <w:t>evidence</w:t>
-      </w:r>
-    </w:p>
-    <w:p>
-      <w:pPr>
-        <w:pStyle w:val="Heading3"/>
-      </w:pPr>
-      <w:r>
-        <w:t>Write or draw your reasoning and evidence.</w:t>
-      </w:r>
-    </w:p>
-    <w:p>
-      <w:r>
-        <w:t>________________________________________________________________</w:t>
-      </w:r>
-    </w:p>
-    <w:p>
-      <w:r>
-        <w:t>________________________________________________________________</w:t>
-      </w:r>
-    </w:p>
-    <w:p>
-      <w:r>
-        <w:t>________________________________________________________________</w:t>
-      </w:r>
-    </w:p>
-    <w:p>
-      <w:r>
-        <w:t>________________________________________________________________</w:t>
-      </w:r>
-    </w:p>
-    <w:p>
-      <w:r>
-        <w:t>________________________________________________________________</w:t>
-      </w:r>
-    </w:p>
-    <w:p>
-      <w:pPr>
-        <w:pStyle w:val="Heading3"/>
-      </w:pPr>
-      <w:r>
-        <w:t>Create and test</w:t>
-      </w:r>
-    </w:p>
-    <w:p>
-      <w:pPr>
-        <w:spacing w:line="336" w:lineRule="auto" w:after="180"/>
-      </w:pPr>
-      <w:r>
-        <w:rPr>
-          <w:b w:val="0"/>
-        </w:rPr>
-        <w:t>Change one relevant detail. Predict the result before testing. Include a boundary or missing-information case when it helps reveal a limit.</w:t>
-      </w:r>
-    </w:p>
-    <w:p>
-      <w:pPr>
-        <w:spacing w:line="336" w:lineRule="auto" w:after="180"/>
-      </w:pPr>
-      <w:r>
-        <w:rPr>
-          <w:b w:val="0"/>
-        </w:rPr>
-        <w:t xml:space="preserve">My changed </w:t>
-      </w:r>
-      <w:r>
-        <w:rPr>
-          <w:b/>
-        </w:rPr>
-        <w:t>input</w:t>
-      </w:r>
-      <w:r>
-        <w:rPr>
-          <w:b w:val="0"/>
-        </w:rPr>
-        <w:t xml:space="preserve"> and expected result</w:t>
-      </w:r>
-    </w:p>
-    <w:p>
-      <w:pPr>
-        <w:pStyle w:val="Heading3"/>
-      </w:pPr>
-      <w:r>
-        <w:t>Write or draw your reasoning and evidence.</w:t>
-      </w:r>
-    </w:p>
-    <w:p>
-      <w:r>
-        <w:t>________________________________________________________________</w:t>
-      </w:r>
-    </w:p>
-    <w:p>
-      <w:r>
-        <w:t>________________________________________________________________</w:t>
-      </w:r>
-    </w:p>
-    <w:p>
-      <w:r>
-        <w:t>________________________________________________________________</w:t>
-      </w:r>
-    </w:p>
-    <w:p>
-      <w:r>
-        <w:t>________________________________________________________________</w:t>
-      </w:r>
-    </w:p>
-    <w:p>
-      <w:r>
-        <w:t>________________________________________________________________</w:t>
-      </w:r>
-    </w:p>
-    <w:p>
-      <w:pPr>
-        <w:pStyle w:val="Heading3"/>
-      </w:pPr>
-      <w:r>
-        <w:t>Connect to your project</w:t>
-      </w:r>
-    </w:p>
-    <w:p>
-      <w:pPr>
-        <w:spacing w:line="336" w:lineRule="auto" w:after="180"/>
-      </w:pPr>
-      <w:r>
-        <w:rPr>
-          <w:b w:val="0"/>
-        </w:rPr>
-        <w:t>Use a five-</w:t>
-      </w:r>
-      <w:r>
-        <w:rPr>
-          <w:b/>
-        </w:rPr>
-        <w:t>dimension</w:t>
-      </w:r>
-      <w:r>
-        <w:rPr>
-          <w:b w:val="0"/>
-        </w:rPr>
-        <w:t xml:space="preserve"> rubric and block release when correctness or safety is below threshold.</w:t>
-      </w:r>
-    </w:p>
-    <w:p>
-      <w:pPr>
-        <w:spacing w:line="336" w:lineRule="auto" w:after="180"/>
-      </w:pPr>
-      <w:r>
-        <w:rPr>
-          <w:b w:val="0"/>
-        </w:rPr>
-        <w:t xml:space="preserve">The </w:t>
-      </w:r>
-      <w:r>
-        <w:rPr>
-          <w:b/>
-        </w:rPr>
-        <w:t>evidence</w:t>
-      </w:r>
-      <w:r>
-        <w:rPr>
-          <w:b w:val="0"/>
-        </w:rPr>
-        <w:t xml:space="preserve"> I will keep</w:t>
-      </w:r>
-    </w:p>
-    <w:p>
-      <w:pPr>
-        <w:pStyle w:val="Heading3"/>
-      </w:pPr>
-      <w:r>
-        <w:t>Write or draw your reasoning and evidence.</w:t>
-      </w:r>
-    </w:p>
-    <w:p>
-      <w:r>
-        <w:t>________________________________________________________________</w:t>
-      </w:r>
-    </w:p>
-    <w:p>
-      <w:r>
-        <w:t>________________________________________________________________</w:t>
-      </w:r>
-    </w:p>
-    <w:p>
-      <w:r>
-        <w:t>________________________________________________________________</w:t>
-      </w:r>
-    </w:p>
-    <w:p>
-      <w:r>
-        <w:t>________________________________________________________________</w:t>
-      </w:r>
-    </w:p>
-    <w:p>
-      <w:r>
-        <w:t>________________________________________________________________</w:t>
-      </w:r>
-    </w:p>
-    <w:p>
-      <w:pPr>
-        <w:spacing w:line="336" w:lineRule="auto" w:after="180"/>
-      </w:pPr>
-      <w:r>
-        <w:rPr>
-          <w:b w:val="0"/>
-        </w:rPr>
-        <w:t xml:space="preserve">Your teacher has the independent answer and scoring criteria. Complete the matching workbook week to keep your practice </w:t>
-      </w:r>
-      <w:r>
-        <w:rPr>
-          <w:b/>
-        </w:rPr>
-        <w:t>evidence</w:t>
-      </w:r>
-      <w:r>
-        <w:rPr>
-          <w:b w:val="0"/>
-        </w:rPr>
-        <w:t xml:space="preserve"> together.</w:t>
-      </w:r>
-    </w:p>
-    <w:p>
-      <w:pPr>
-        <w:pStyle w:val="Heading3"/>
-      </w:pPr>
-      <w:r>
-        <w:t>Transfer practice from the original programme</w:t>
-      </w:r>
-    </w:p>
-    <w:p>
-      <w:pPr>
-        <w:spacing w:line="336" w:lineRule="auto" w:after="180"/>
-      </w:pPr>
-      <w:r>
-        <w:rPr>
-          <w:b w:val="0"/>
-        </w:rPr>
-        <w:t>An answer earns 2 for format, 2 for tone and 0 for source support. It gets 4/6. Is it acceptable for a source-only assistant? Revise the rubric's decision rule.</w:t>
-      </w:r>
-    </w:p>
-    <w:p>
-      <w:pPr>
-        <w:pStyle w:val="Heading3"/>
-      </w:pPr>
-      <w:r>
-        <w:t>Explain the mechanism, evidence and one limit.</w:t>
-      </w:r>
-    </w:p>
-    <w:p>
-      <w:r>
-        <w:t>________________________________________________________________</w:t>
-      </w:r>
-    </w:p>
-    <w:p>
-      <w:r>
-        <w:t>________________________________________________________________</w:t>
-      </w:r>
-    </w:p>
-    <w:p>
-      <w:r>
-        <w:t>________________________________________________________________</w:t>
-      </w:r>
-    </w:p>
-    <w:p>
-      <w:r>
-        <w:t>________________________________________________________________</w:t>
-      </w:r>
-    </w:p>
-    <w:p>
-      <w:r>
-        <w:t>________________________________________________________________</w:t>
-      </w:r>
-    </w:p>
-    <w:p>
-      <w:r>
-        <w:t>________________________________________________________________</w:t>
-      </w:r>
-    </w:p>
-    <w:p>
-      <w:r>
-        <w:t>________________________________________________________________</w:t>
-      </w:r>
-    </w:p>
-    <w:p>
-      <w:pPr>
-        <w:pStyle w:val="Heading3"/>
-      </w:pPr>
-      <w:r>
-        <w:t>Use feedback to improve</w:t>
-      </w:r>
-    </w:p>
-    <w:p>
-      <w:pPr>
-        <w:spacing w:line="336" w:lineRule="auto" w:after="180"/>
-      </w:pPr>
-      <w:r>
-        <w:rPr>
-          <w:b w:val="0"/>
-        </w:rPr>
-        <w:t>Attempt the independent case before hints. Record whether you worked alone, used a hint or followed a model. After feedback, fix the first unsupported step and explain why it changed.</w:t>
-      </w:r>
-    </w:p>
-    <w:p>
-      <w:pPr>
-        <w:spacing w:line="336" w:lineRule="auto" w:after="180"/>
-      </w:pPr>
-      <w:r>
-        <w:rPr>
-          <w:b w:val="0"/>
-        </w:rPr>
-        <w:t>A later check uses a changed case, not a copied answer.</w:t>
-      </w:r>
-    </w:p>
-    <w:p>
-      <w:pPr>
-        <w:pStyle w:val="Heading1"/>
-      </w:pPr>
-      <w:r>
-        <w:t>15. Your lesson route</w:t>
-      </w:r>
-    </w:p>
-    <w:p>
-      <w:r>
-        <w:t>Use this map to navigate Quality Rubrics, connect the goals to tasks and keep one evidence record for each attempt.</w:t>
-      </w:r>
-    </w:p>
-    <w:p>
-      <w:pPr>
-        <w:spacing w:line="336" w:lineRule="auto" w:after="180"/>
-      </w:pPr>
-      <w:r>
-        <w:rPr>
-          <w:b w:val="0"/>
-        </w:rPr>
-        <w:t>Start with this question: Use a quality rubric whose safety gate cannot be traded for attractive formatting.</w:t>
+        <w:t>15. Reference: original lesson checklist</w:t>
+      </w:r>
+    </w:p>
+    <w:p>
+      <w:r>
+        <w:t>Use an additional checklist when it helps inspect your explanation.</w:t>
+      </w:r>
+    </w:p>
+    <w:p>
+      <w:pPr>
+        <w:pStyle w:val="Heading2"/>
+      </w:pPr>
+      <w:r>
+        <w:t>Targets and evidence</w:t>
       </w:r>
     </w:p>
     <w:tbl>
@@ -5937,6 +6776,14 @@
     </w:tbl>
     <w:p>
       <w:pPr>
+        <w:pStyle w:val="Heading2"/>
+      </w:pPr>
+      <w:r>
+        <w:t>Keep your route and first prediction</w:t>
+      </w:r>
+    </w:p>
+    <w:p>
+      <w:pPr>
         <w:spacing w:line="336" w:lineRule="auto" w:after="180"/>
       </w:pPr>
       <w:r>
@@ -5995,15 +6842,268 @@
     </w:p>
     <w:p>
       <w:pPr>
+        <w:pStyle w:val="Heading2"/>
+      </w:pPr>
+      <w:r>
+        <w:t>Earlier wording, alternatives and picture transcripts · reference / check after trying</w:t>
+      </w:r>
+    </w:p>
+    <w:p>
+      <w:pPr>
+        <w:spacing w:line="336" w:lineRule="auto" w:after="180"/>
+      </w:pPr>
+      <w:r>
+        <w:rPr>
+          <w:b w:val="0"/>
+        </w:rPr>
+        <w:t>Start with this question: Use a quality rubric whose safety gate cannot be traded for attractive formatting.</w:t>
+      </w:r>
+    </w:p>
+    <w:p>
+      <w:pPr>
         <w:pStyle w:val="Heading1"/>
       </w:pPr>
       <w:r>
-        <w:t>16. Finish and return</w:t>
-      </w:r>
-    </w:p>
-    <w:p>
-      <w:r>
-        <w:t>Explain Quality Rubrics without notes, identify a remaining question and plan a later check with a changed case.</w:t>
+        <w:t>17. Extra practice: pictures, repair and feedback</w:t>
+      </w:r>
+    </w:p>
+    <w:p>
+      <w:r>
+        <w:t>Attempt each question before opening its explanation. Use one browser or paper copy.</w:t>
+      </w:r>
+    </w:p>
+    <w:p>
+      <w:pPr>
+        <w:pStyle w:val="Heading2"/>
+      </w:pPr>
+      <w:r>
+        <w:t>First supported question</w:t>
+      </w:r>
+    </w:p>
+    <w:p>
+      <w:pPr>
+        <w:pStyle w:val="ListBullet"/>
+      </w:pPr>
+      <w:r>
+        <w:t>Use a quality rubric whose safety gate cannot be traded for attractive formatting.</w:t>
+      </w:r>
+    </w:p>
+    <w:p>
+      <w:pPr>
+        <w:pStyle w:val="Heading3"/>
+      </w:pPr>
+      <w:r>
+        <w:t>Practice 1: explain the deciding evidence</w:t>
+      </w:r>
+    </w:p>
+    <w:p>
+      <w:pPr>
+        <w:pStyle w:val="ListBullet"/>
+      </w:pPr>
+      <w:r>
+        <w:t>Which labelled step matches this detail? Reject the answer for unsupported content despite its correct length.</w:t>
+      </w:r>
+    </w:p>
+    <w:p>
+      <w:pPr>
+        <w:pStyle w:val="ListBullet"/>
+      </w:pPr>
+      <w:r>
+        <w:t>1. Check format</w:t>
+      </w:r>
+    </w:p>
+    <w:p>
+      <w:pPr>
+        <w:pStyle w:val="ListBullet"/>
+      </w:pPr>
+      <w:r>
+        <w:t>2. Apply gate</w:t>
+      </w:r>
+    </w:p>
+    <w:p>
+      <w:pPr>
+        <w:pStyle w:val="ListBullet"/>
+      </w:pPr>
+      <w:r>
+        <w:t>3. Check support</w:t>
+      </w:r>
+    </w:p>
+    <w:p>
+      <w:pPr>
+        <w:pStyle w:val="Heading3"/>
+      </w:pPr>
+      <w:r>
+        <w:t>My selected conclusion, deciding fact and explanation</w:t>
+      </w:r>
+    </w:p>
+    <w:p>
+      <w:r>
+        <w:t>________________________________________________________________</w:t>
+      </w:r>
+    </w:p>
+    <w:p>
+      <w:r>
+        <w:t>________________________________________________________________</w:t>
+      </w:r>
+    </w:p>
+    <w:p>
+      <w:r>
+        <w:t>________________________________________________________________</w:t>
+      </w:r>
+    </w:p>
+    <w:p>
+      <w:r>
+        <w:t>________________________________________________________________</w:t>
+      </w:r>
+    </w:p>
+    <w:p>
+      <w:r>
+        <w:t>________________________________________________________________</w:t>
+      </w:r>
+    </w:p>
+    <w:p>
+      <w:pPr>
+        <w:pStyle w:val="ListBullet"/>
+      </w:pPr>
+      <w:r>
+        <w:t>Hint if needed: Read the steps in the pictorial case. Match the supplied detail to the stage that performs or records it.</w:t>
+      </w:r>
+    </w:p>
+    <w:p>
+      <w:pPr>
+        <w:pStyle w:val="ListBullet"/>
+      </w:pPr>
+      <w:r>
+        <w:t>After your attempt, compare with the supported explanation: Apply gate Reject the answer for unsupported content despite its correct length. Compare each draft sentence directly with S1. The anchoring claim matches the supplied source; the daily growth claim adds a measurement the source never gives. Two sentences pass the format rule, but unsupported content fails the mandatory evidence gate. Removing that sentence repairs the support defect rather than merely polishing the wording.</w:t>
+      </w:r>
+    </w:p>
+    <w:p>
+      <w:pPr>
+        <w:pStyle w:val="Heading2"/>
+      </w:pPr>
+      <w:r>
+        <w:t>Check the first explanation · reference / check after trying</w:t>
+      </w:r>
+    </w:p>
+    <w:p>
+      <w:pPr>
+        <w:pStyle w:val="Heading3"/>
+      </w:pPr>
+      <w:r>
+        <w:t>Practice 2: explain the deciding evidence</w:t>
+      </w:r>
+    </w:p>
+    <w:p>
+      <w:pPr>
+        <w:pStyle w:val="Heading2"/>
+      </w:pPr>
+      <w:r>
+        <w:t>Changed-case question</w:t>
+      </w:r>
+    </w:p>
+    <w:p>
+      <w:pPr>
+        <w:pStyle w:val="ListBullet"/>
+      </w:pPr>
+      <w:r>
+        <w:t>Changed-case practice: Remove the unsupported sentence while preserving the supported one. Which conclusion is supported by the supplied facts?</w:t>
+      </w:r>
+    </w:p>
+    <w:p>
+      <w:pPr>
+        <w:pStyle w:val="ListBullet"/>
+      </w:pPr>
+      <w:r>
+        <w:t>1. The revised one-sentence answer passes these two declared checks.</w:t>
+      </w:r>
+    </w:p>
+    <w:p>
+      <w:pPr>
+        <w:pStyle w:val="ListBullet"/>
+      </w:pPr>
+      <w:r>
+        <w:t>2. This one example guarantees correct results for every future input.</w:t>
+      </w:r>
+    </w:p>
+    <w:p>
+      <w:pPr>
+        <w:pStyle w:val="ListBullet"/>
+      </w:pPr>
+      <w:r>
+        <w:t>3. We can decide the result without examining the changed input or the procedure.</w:t>
+      </w:r>
+    </w:p>
+    <w:p>
+      <w:pPr>
+        <w:pStyle w:val="Heading3"/>
+      </w:pPr>
+      <w:r>
+        <w:t>My selected conclusion, deciding fact and explanation</w:t>
+      </w:r>
+    </w:p>
+    <w:p>
+      <w:r>
+        <w:t>________________________________________________________________</w:t>
+      </w:r>
+    </w:p>
+    <w:p>
+      <w:r>
+        <w:t>________________________________________________________________</w:t>
+      </w:r>
+    </w:p>
+    <w:p>
+      <w:r>
+        <w:t>________________________________________________________________</w:t>
+      </w:r>
+    </w:p>
+    <w:p>
+      <w:r>
+        <w:t>________________________________________________________________</w:t>
+      </w:r>
+    </w:p>
+    <w:p>
+      <w:r>
+        <w:t>________________________________________________________________</w:t>
+      </w:r>
+    </w:p>
+    <w:p>
+      <w:pPr>
+        <w:pStyle w:val="ListBullet"/>
+      </w:pPr>
+      <w:r>
+        <w:t>Hint if needed: Use the changed condition and the deciding step in the pictorial trace. The answer must say what follows from those facts.</w:t>
+      </w:r>
+    </w:p>
+    <w:p>
+      <w:pPr>
+        <w:pStyle w:val="ListBullet"/>
+      </w:pPr>
+      <w:r>
+        <w:t>After your attempt, compare with the supported explanation: The revised one-sentence answer passes these two declared checks. The remaining claim is supported and one sentence is within the maximum.</w:t>
+      </w:r>
+    </w:p>
+    <w:p>
+      <w:pPr>
+        <w:pStyle w:val="Heading2"/>
+      </w:pPr>
+      <w:r>
+        <w:t>Check the changed case · reference / check after trying</w:t>
+      </w:r>
+    </w:p>
+    <w:p>
+      <w:pPr>
+        <w:pStyle w:val="Heading3"/>
+      </w:pPr>
+      <w:r>
+        <w:t>Repair a missing building block</w:t>
+      </w:r>
+    </w:p>
+    <w:p>
+      <w:pPr>
+        <w:pStyle w:val="Heading2"/>
+      </w:pPr>
+      <w:r>
+        <w:t>Repair and save your work</w:t>
       </w:r>
     </w:p>
     <w:p>
@@ -6014,7 +7114,7 @@
         <w:rPr>
           <w:b w:val="0"/>
         </w:rPr>
-        <w:t xml:space="preserve">Close your notes. Explain this goal in your own words: Explain the </w:t>
+        <w:t xml:space="preserve">Review Prototype a Grounded Assistant (ai-3/24). Goal: Explain the </w:t>
       </w:r>
       <w:r>
         <w:rPr>
@@ -6026,7 +7126,163 @@
         <w:rPr>
           <w:b w:val="0"/>
         </w:rPr>
-        <w:t xml:space="preserve"> and terminology of system evaluation sets</w:t>
+        <w:t xml:space="preserve"> and terminology of capstone grounded assistant. Short practice: Can PL2 alone support “check the soil daily”?</w:t>
+      </w:r>
+    </w:p>
+    <w:p>
+      <w:pPr>
+        <w:spacing w:line="336" w:lineRule="auto" w:after="180"/>
+      </w:pPr>
+      <w:r>
+        <w:rPr>
+          <w:b w:val="0"/>
+        </w:rPr>
+        <w:t xml:space="preserve">Point to the relevant step in the picture, then write the changed result and the rule or </w:t>
+      </w:r>
+      <w:r>
+        <w:rPr>
+          <w:b/>
+        </w:rPr>
+        <w:t>evidence</w:t>
+      </w:r>
+      <w:r>
+        <w:rPr>
+          <w:b w:val="0"/>
+        </w:rPr>
+        <w:t xml:space="preserve"> that supports it.. Return to this week and explain what you changed.</w:t>
+      </w:r>
+    </w:p>
+    <w:p>
+      <w:pPr>
+        <w:spacing w:line="336" w:lineRule="auto" w:after="180"/>
+      </w:pPr>
+      <w:r>
+        <w:rPr>
+          <w:b w:val="0"/>
+        </w:rPr>
+        <w:t>Review Requests Responses and JSON (ai-3/22). Goal: Parse JSON into Python records. Short practice: Would converting the text silently prove the source count is correct?</w:t>
+      </w:r>
+    </w:p>
+    <w:p>
+      <w:pPr>
+        <w:spacing w:line="336" w:lineRule="auto" w:after="180"/>
+      </w:pPr>
+      <w:r>
+        <w:rPr>
+          <w:b w:val="0"/>
+        </w:rPr>
+        <w:t xml:space="preserve">Point to the relevant step in the picture, then write the changed result and the rule or </w:t>
+      </w:r>
+      <w:r>
+        <w:rPr>
+          <w:b/>
+        </w:rPr>
+        <w:t>evidence</w:t>
+      </w:r>
+      <w:r>
+        <w:rPr>
+          <w:b w:val="0"/>
+        </w:rPr>
+        <w:t xml:space="preserve"> that supports it.. Return to this week and explain what you changed.</w:t>
+      </w:r>
+    </w:p>
+    <w:p>
+      <w:pPr>
+        <w:spacing w:line="336" w:lineRule="auto" w:after="180"/>
+      </w:pPr>
+      <w:r>
+        <w:rPr>
+          <w:b w:val="0"/>
+        </w:rPr>
+        <w:t xml:space="preserve">Review User Need and AI Contribution (ai-3/19). Goal: Explain the </w:t>
+      </w:r>
+      <w:r>
+        <w:rPr>
+          <w:b/>
+        </w:rPr>
+        <w:t>mechanism</w:t>
+      </w:r>
+      <w:r>
+        <w:rPr>
+          <w:b w:val="0"/>
+        </w:rPr>
+        <w:t xml:space="preserve"> and terminology of capstone requirements and corpus. Short practice: What non-AI baseline would reveal whether this helper adds value?</w:t>
+      </w:r>
+    </w:p>
+    <w:p>
+      <w:pPr>
+        <w:spacing w:line="336" w:lineRule="auto" w:after="180"/>
+      </w:pPr>
+      <w:r>
+        <w:rPr>
+          <w:b w:val="0"/>
+        </w:rPr>
+        <w:t xml:space="preserve">Point to the relevant step in the picture, then write the changed result and the rule or </w:t>
+      </w:r>
+      <w:r>
+        <w:rPr>
+          <w:b/>
+        </w:rPr>
+        <w:t>evidence</w:t>
+      </w:r>
+      <w:r>
+        <w:rPr>
+          <w:b w:val="0"/>
+        </w:rPr>
+        <w:t xml:space="preserve"> that supports it.. Return to this week and explain what you changed.</w:t>
+      </w:r>
+    </w:p>
+    <w:p>
+      <w:pPr>
+        <w:spacing w:line="336" w:lineRule="auto" w:after="180"/>
+      </w:pPr>
+      <w:r>
+        <w:rPr>
+          <w:b w:val="0"/>
+        </w:rPr>
+        <w:t xml:space="preserve">Use Download completed work in the hosted lesson to export your answers, reflections, practice feedback and code-run </w:t>
+      </w:r>
+      <w:r>
+        <w:rPr>
+          <w:b/>
+        </w:rPr>
+        <w:t>evidence</w:t>
+      </w:r>
+      <w:r>
+        <w:rPr>
+          <w:b w:val="0"/>
+        </w:rPr>
+        <w:t>. Open the HTML copy to read or print it.</w:t>
+      </w:r>
+    </w:p>
+    <w:p>
+      <w:pPr>
+        <w:spacing w:line="336" w:lineRule="auto" w:after="180"/>
+      </w:pPr>
+      <w:r>
+        <w:rPr>
+          <w:b w:val="0"/>
+        </w:rPr>
+        <w:t>Drafts stay in this browser when storage is available; clear drafts on a shared device.</w:t>
+      </w:r>
+    </w:p>
+    <w:p>
+      <w:pPr>
+        <w:pStyle w:val="Heading2"/>
+      </w:pPr>
+      <w:r>
+        <w:t>Earlier wording, alternatives and picture transcripts · reference / check after trying</w:t>
+      </w:r>
+    </w:p>
+    <w:p>
+      <w:pPr>
+        <w:spacing w:line="336" w:lineRule="auto" w:after="180"/>
+      </w:pPr>
+      <w:r>
+        <w:rPr>
+          <w:b w:val="0"/>
+        </w:rPr>
+        <w:t>Use this supported practice once, in the browser or on paper. Keep the reserved independent assessment for a separate first attempt before teacher feedback.</w:t>
       </w:r>
     </w:p>
     <w:p>
@@ -6034,90 +7290,7 @@
         <w:pStyle w:val="Heading3"/>
       </w:pPr>
       <w:r>
-        <w:t>My deciding step, evidence and one remaining question</w:t>
-      </w:r>
-    </w:p>
-    <w:p>
-      <w:r>
-        <w:t>________________________________________________________________</w:t>
-      </w:r>
-    </w:p>
-    <w:p>
-      <w:r>
-        <w:t>________________________________________________________________</w:t>
-      </w:r>
-    </w:p>
-    <w:p>
-      <w:r>
-        <w:t>________________________________________________________________</w:t>
-      </w:r>
-    </w:p>
-    <w:p>
-      <w:r>
-        <w:t>________________________________________________________________</w:t>
-      </w:r>
-    </w:p>
-    <w:p>
-      <w:r>
-        <w:t>________________________________________________________________</w:t>
-      </w:r>
-    </w:p>
-    <w:p>
-      <w:pPr>
-        <w:spacing w:line="336" w:lineRule="auto" w:after="180"/>
-      </w:pPr>
-      <w:r>
-        <w:rPr>
-          <w:b w:val="0"/>
-        </w:rPr>
-        <w:t xml:space="preserve">If you are unsure, return to the worked picture and explain one arrow. If you are ready, change an </w:t>
-      </w:r>
-      <w:r>
-        <w:rPr>
-          <w:b/>
-        </w:rPr>
-        <w:t>input</w:t>
-      </w:r>
-      <w:r>
-        <w:rPr>
-          <w:b w:val="0"/>
-        </w:rPr>
-        <w:t xml:space="preserve"> or assumption and justify your </w:t>
-      </w:r>
-      <w:r>
-        <w:rPr>
-          <w:b/>
-        </w:rPr>
-        <w:t>prediction</w:t>
-      </w:r>
-      <w:r>
-        <w:rPr>
-          <w:b w:val="0"/>
-        </w:rPr>
-        <w:t>.</w:t>
-      </w:r>
-    </w:p>
-    <w:p>
-      <w:pPr>
-        <w:spacing w:line="336" w:lineRule="auto" w:after="180"/>
-      </w:pPr>
-      <w:r>
-        <w:rPr>
-          <w:b w:val="0"/>
-        </w:rPr>
-        <w:t xml:space="preserve">Save your workbook </w:t>
-      </w:r>
-      <w:r>
-        <w:rPr>
-          <w:b/>
-        </w:rPr>
-        <w:t>evidence</w:t>
-      </w:r>
-      <w:r>
-        <w:rPr>
-          <w:b w:val="0"/>
-        </w:rPr>
-        <w:t>. At the next review, try a different case before opening your old answer.</w:t>
+        <w:t>Keep your completed work</w:t>
       </w:r>
     </w:p>
     <w:p>
@@ -6125,565 +7298,17 @@
         <w:pStyle w:val="Heading1"/>
       </w:pPr>
       <w:r>
-        <w:t>17. Supported practice, repair and portfolio</w:t>
-      </w:r>
-    </w:p>
-    <w:p>
-      <w:r>
-        <w:t>Attempt supported questions before using hints or feedback. Review a missing building block, then keep the completed work.</w:t>
-      </w:r>
-    </w:p>
-    <w:p>
-      <w:pPr>
-        <w:spacing w:line="336" w:lineRule="auto" w:after="180"/>
-      </w:pPr>
-      <w:r>
-        <w:rPr>
-          <w:b w:val="0"/>
-        </w:rPr>
-        <w:t>Use this supported practice once, in the browser or on paper. Keep the reserved independent assessment for a separate first attempt before teacher feedback.</w:t>
-      </w:r>
-    </w:p>
-    <w:p>
-      <w:pPr>
-        <w:spacing w:line="336" w:lineRule="auto" w:after="180"/>
-      </w:pPr>
-      <w:r>
-        <w:rPr>
-          <w:b w:val="0"/>
-        </w:rPr>
-        <w:t>Use a quality rubric whose safety gate cannot be traded for attractive formatting.</w:t>
-      </w:r>
-    </w:p>
-    <w:p>
-      <w:pPr>
-        <w:pStyle w:val="Heading3"/>
-      </w:pPr>
-      <w:r>
-        <w:t>Practice 1: explain the deciding evidence</w:t>
-      </w:r>
-    </w:p>
-    <w:p>
-      <w:pPr>
-        <w:spacing w:line="336" w:lineRule="auto" w:after="180"/>
-      </w:pPr>
-      <w:r>
-        <w:rPr>
-          <w:b w:val="0"/>
-        </w:rPr>
-        <w:t>Which labelled step matches this detail? Reject the answer for unsupported content despite its correct length.</w:t>
-      </w:r>
-    </w:p>
-    <w:p>
-      <w:pPr>
-        <w:spacing w:line="336" w:lineRule="auto" w:after="180"/>
-        <w:shd w:fill="F4F9FC"/>
-      </w:pPr>
-      <w:r>
-        <w:rPr>
-          <w:b w:val="0"/>
-        </w:rPr>
-        <w:t>1. Check format</w:t>
-      </w:r>
-    </w:p>
-    <w:p>
-      <w:pPr>
-        <w:spacing w:line="336" w:lineRule="auto" w:after="180"/>
-        <w:shd w:fill="F4F9FC"/>
-      </w:pPr>
-      <w:r>
-        <w:rPr>
-          <w:b w:val="0"/>
-        </w:rPr>
-        <w:t>2. Apply gate</w:t>
-      </w:r>
-    </w:p>
-    <w:p>
-      <w:pPr>
-        <w:spacing w:line="336" w:lineRule="auto" w:after="180"/>
-        <w:shd w:fill="F4F9FC"/>
-      </w:pPr>
-      <w:r>
-        <w:rPr>
-          <w:b w:val="0"/>
-        </w:rPr>
-        <w:t>3. Check support</w:t>
-      </w:r>
-    </w:p>
-    <w:p>
-      <w:pPr>
-        <w:pStyle w:val="Heading3"/>
-      </w:pPr>
-      <w:r>
-        <w:t>My selected conclusion, deciding fact and explanation</w:t>
-      </w:r>
-    </w:p>
-    <w:p>
-      <w:r>
-        <w:t>________________________________________________________________</w:t>
-      </w:r>
-    </w:p>
-    <w:p>
-      <w:r>
-        <w:t>________________________________________________________________</w:t>
-      </w:r>
-    </w:p>
-    <w:p>
-      <w:r>
-        <w:t>________________________________________________________________</w:t>
-      </w:r>
-    </w:p>
-    <w:p>
-      <w:r>
-        <w:t>________________________________________________________________</w:t>
-      </w:r>
-    </w:p>
-    <w:p>
-      <w:r>
-        <w:t>________________________________________________________________</w:t>
-      </w:r>
-    </w:p>
-    <w:p>
-      <w:pPr>
-        <w:pStyle w:val="Heading3"/>
-      </w:pPr>
-      <w:r>
-        <w:t>Hint · try first</w:t>
-      </w:r>
-    </w:p>
-    <w:p>
-      <w:pPr>
-        <w:spacing w:line="336" w:lineRule="auto" w:after="180"/>
-        <w:shd w:fill="F1F6F8"/>
-      </w:pPr>
-      <w:r>
-        <w:rPr>
-          <w:b w:val="0"/>
-        </w:rPr>
-        <w:t>Hint if needed: Read the steps in the pictorial case. Match the supplied detail to the stage that performs or records it.</w:t>
-      </w:r>
-    </w:p>
-    <w:p>
-      <w:pPr>
-        <w:pStyle w:val="Heading3"/>
-      </w:pPr>
-      <w:r>
-        <w:t>Feedback · compare after trying</w:t>
-      </w:r>
-    </w:p>
-    <w:p>
-      <w:pPr>
-        <w:spacing w:line="336" w:lineRule="auto" w:after="180"/>
-        <w:shd w:fill="F1F6FC"/>
-      </w:pPr>
-      <w:r>
-        <w:rPr>
-          <w:b w:val="0"/>
-        </w:rPr>
-        <w:t>After your attempt, compare with the supported explanation: Apply gate Reject the answer for unsupported content despite its correct length. Compare each draft sentence directly with S1.</w:t>
-      </w:r>
-    </w:p>
-    <w:p>
-      <w:pPr>
-        <w:spacing w:line="336" w:lineRule="auto" w:after="180"/>
-        <w:shd w:fill="F1F6FC"/>
-      </w:pPr>
-      <w:r>
-        <w:rPr>
-          <w:b w:val="0"/>
-        </w:rPr>
-        <w:t xml:space="preserve">The </w:t>
-      </w:r>
-      <w:r>
-        <w:rPr>
-          <w:b/>
-        </w:rPr>
-        <w:t>anchor</w:t>
-      </w:r>
-      <w:r>
-        <w:rPr>
-          <w:b w:val="0"/>
-        </w:rPr>
-        <w:t xml:space="preserve">ing claim matches the supplied source; the daily growth claim adds a measurement the source never gives. Two sentences pass the format rule, but unsupported content fails the mandatory </w:t>
-      </w:r>
-      <w:r>
-        <w:rPr>
-          <w:b/>
-        </w:rPr>
-        <w:t>evidence</w:t>
-      </w:r>
-      <w:r>
-        <w:rPr>
-          <w:b w:val="0"/>
-        </w:rPr>
-        <w:t xml:space="preserve"> gate.</w:t>
-      </w:r>
-    </w:p>
-    <w:p>
-      <w:pPr>
-        <w:spacing w:line="336" w:lineRule="auto" w:after="180"/>
-        <w:shd w:fill="F1F6FC"/>
-      </w:pPr>
-      <w:r>
-        <w:rPr>
-          <w:b w:val="0"/>
-        </w:rPr>
-        <w:t>Removing that sentence repairs the support defect rather than merely polishing the wording.</w:t>
-      </w:r>
-    </w:p>
-    <w:p>
-      <w:pPr>
-        <w:pStyle w:val="Heading3"/>
-      </w:pPr>
-      <w:r>
-        <w:t>Practice 2: explain the deciding evidence</w:t>
-      </w:r>
-    </w:p>
-    <w:p>
-      <w:pPr>
-        <w:pStyle w:val="Heading3"/>
-      </w:pPr>
-      <w:r>
-        <w:t>Changed case · predict first</w:t>
-      </w:r>
-    </w:p>
-    <w:p>
-      <w:pPr>
-        <w:spacing w:line="336" w:lineRule="auto" w:after="180"/>
-        <w:shd w:fill="F5F1FB"/>
-      </w:pPr>
-      <w:r>
-        <w:rPr>
-          <w:b w:val="0"/>
-        </w:rPr>
-        <w:t>Changed-case practice: Remove the unsupported sentence while preserving the supported one. Which conclusion is supported by the supplied facts?</w:t>
-      </w:r>
-    </w:p>
-    <w:p>
-      <w:pPr>
-        <w:spacing w:line="336" w:lineRule="auto" w:after="180"/>
-        <w:shd w:fill="F4F9FC"/>
-      </w:pPr>
-      <w:r>
-        <w:rPr>
-          <w:b w:val="0"/>
-        </w:rPr>
-        <w:t>1. The revised one-sentence answer passes these two declared checks.</w:t>
-      </w:r>
-    </w:p>
-    <w:p>
-      <w:pPr>
-        <w:spacing w:line="336" w:lineRule="auto" w:after="180"/>
-        <w:shd w:fill="F4F9FC"/>
-      </w:pPr>
-      <w:r>
-        <w:rPr>
-          <w:b w:val="0"/>
-        </w:rPr>
-        <w:t xml:space="preserve">2. This one example guarantees correct results for every future </w:t>
-      </w:r>
-      <w:r>
-        <w:rPr>
-          <w:b/>
-        </w:rPr>
-        <w:t>input</w:t>
-      </w:r>
-      <w:r>
-        <w:rPr>
-          <w:b w:val="0"/>
-        </w:rPr>
-        <w:t>.</w:t>
-      </w:r>
-    </w:p>
-    <w:p>
-      <w:pPr>
-        <w:spacing w:line="336" w:lineRule="auto" w:after="180"/>
-        <w:shd w:fill="F4F9FC"/>
-      </w:pPr>
-      <w:r>
-        <w:rPr>
-          <w:b w:val="0"/>
-        </w:rPr>
-        <w:t xml:space="preserve">3. We can decide the result without examining the changed </w:t>
-      </w:r>
-      <w:r>
-        <w:rPr>
-          <w:b/>
-        </w:rPr>
-        <w:t>input</w:t>
-      </w:r>
-      <w:r>
-        <w:rPr>
-          <w:b w:val="0"/>
-        </w:rPr>
-        <w:t xml:space="preserve"> or the procedure.</w:t>
-      </w:r>
-    </w:p>
-    <w:p>
-      <w:pPr>
-        <w:pStyle w:val="Heading3"/>
-      </w:pPr>
-      <w:r>
-        <w:t>My selected conclusion, deciding fact and explanation</w:t>
-      </w:r>
-    </w:p>
-    <w:p>
-      <w:r>
-        <w:t>________________________________________________________________</w:t>
-      </w:r>
-    </w:p>
-    <w:p>
-      <w:r>
-        <w:t>________________________________________________________________</w:t>
-      </w:r>
-    </w:p>
-    <w:p>
-      <w:r>
-        <w:t>________________________________________________________________</w:t>
-      </w:r>
-    </w:p>
-    <w:p>
-      <w:r>
-        <w:t>________________________________________________________________</w:t>
-      </w:r>
-    </w:p>
-    <w:p>
-      <w:r>
-        <w:t>________________________________________________________________</w:t>
-      </w:r>
-    </w:p>
-    <w:p>
-      <w:pPr>
-        <w:pStyle w:val="Heading3"/>
-      </w:pPr>
-      <w:r>
-        <w:t>Hint · try first</w:t>
-      </w:r>
-    </w:p>
-    <w:p>
-      <w:pPr>
-        <w:spacing w:line="336" w:lineRule="auto" w:after="180"/>
-        <w:shd w:fill="F1F6F8"/>
-      </w:pPr>
-      <w:r>
-        <w:rPr>
-          <w:b w:val="0"/>
-        </w:rPr>
-        <w:t>Hint if needed: Use the changed condition and the deciding step in the pictorial trace. The answer must say what follows from those facts.</w:t>
-      </w:r>
-    </w:p>
-    <w:p>
-      <w:pPr>
-        <w:pStyle w:val="Heading3"/>
-      </w:pPr>
-      <w:r>
-        <w:t>Feedback · compare after trying</w:t>
-      </w:r>
-    </w:p>
-    <w:p>
-      <w:pPr>
-        <w:spacing w:line="336" w:lineRule="auto" w:after="180"/>
-        <w:shd w:fill="F1F6FC"/>
-      </w:pPr>
-      <w:r>
-        <w:rPr>
-          <w:b w:val="0"/>
-        </w:rPr>
-        <w:t>After your attempt, compare with the supported explanation: The revised one-sentence answer passes these two declared checks. The remaining claim is supported and one sentence is within the maximum.</w:t>
-      </w:r>
-    </w:p>
-    <w:p>
-      <w:pPr>
-        <w:pStyle w:val="Heading3"/>
-      </w:pPr>
-      <w:r>
-        <w:t>Repair a missing building block</w:t>
-      </w:r>
-    </w:p>
-    <w:p>
-      <w:pPr>
-        <w:spacing w:line="336" w:lineRule="auto" w:after="180"/>
-      </w:pPr>
-      <w:r>
-        <w:rPr>
-          <w:b w:val="0"/>
-        </w:rPr>
-        <w:t xml:space="preserve">Review Prototype a Grounded Assistant (ai-3/24). Goal: Explain the </w:t>
-      </w:r>
-      <w:r>
-        <w:rPr>
-          <w:b/>
-        </w:rPr>
-        <w:t>mechanism</w:t>
-      </w:r>
-      <w:r>
-        <w:rPr>
-          <w:b w:val="0"/>
-        </w:rPr>
-        <w:t xml:space="preserve"> and terminology of capstone grounded assistant. Short practice: Can PL2 alone support “check the soil daily”?</w:t>
-      </w:r>
-    </w:p>
-    <w:p>
-      <w:pPr>
-        <w:spacing w:line="336" w:lineRule="auto" w:after="180"/>
-      </w:pPr>
-      <w:r>
-        <w:rPr>
-          <w:b w:val="0"/>
-        </w:rPr>
-        <w:t xml:space="preserve">Point to the relevant step in the picture, then write the changed result and the rule or </w:t>
-      </w:r>
-      <w:r>
-        <w:rPr>
-          <w:b/>
-        </w:rPr>
-        <w:t>evidence</w:t>
-      </w:r>
-      <w:r>
-        <w:rPr>
-          <w:b w:val="0"/>
-        </w:rPr>
-        <w:t xml:space="preserve"> that supports it.. Return to this week and explain what you changed.</w:t>
-      </w:r>
-    </w:p>
-    <w:p>
-      <w:pPr>
-        <w:spacing w:line="336" w:lineRule="auto" w:after="180"/>
-      </w:pPr>
-      <w:r>
-        <w:rPr>
-          <w:b w:val="0"/>
-        </w:rPr>
-        <w:t>Review Requests Responses and JSON (ai-3/22). Goal: Parse JSON into Python records. Short practice: Would converting the text silently prove the source count is correct?</w:t>
-      </w:r>
-    </w:p>
-    <w:p>
-      <w:pPr>
-        <w:spacing w:line="336" w:lineRule="auto" w:after="180"/>
-      </w:pPr>
-      <w:r>
-        <w:rPr>
-          <w:b w:val="0"/>
-        </w:rPr>
-        <w:t xml:space="preserve">Point to the relevant step in the picture, then write the changed result and the rule or </w:t>
-      </w:r>
-      <w:r>
-        <w:rPr>
-          <w:b/>
-        </w:rPr>
-        <w:t>evidence</w:t>
-      </w:r>
-      <w:r>
-        <w:rPr>
-          <w:b w:val="0"/>
-        </w:rPr>
-        <w:t xml:space="preserve"> that supports it.. Return to this week and explain what you changed.</w:t>
-      </w:r>
-    </w:p>
-    <w:p>
-      <w:pPr>
-        <w:spacing w:line="336" w:lineRule="auto" w:after="180"/>
-      </w:pPr>
-      <w:r>
-        <w:rPr>
-          <w:b w:val="0"/>
-        </w:rPr>
-        <w:t xml:space="preserve">Review User Need and AI Contribution (ai-3/19). Goal: Explain the </w:t>
-      </w:r>
-      <w:r>
-        <w:rPr>
-          <w:b/>
-        </w:rPr>
-        <w:t>mechanism</w:t>
-      </w:r>
-      <w:r>
-        <w:rPr>
-          <w:b w:val="0"/>
-        </w:rPr>
-        <w:t xml:space="preserve"> and terminology of capstone requirements and corpus. Short practice: What non-AI baseline would reveal whether this helper adds value?</w:t>
-      </w:r>
-    </w:p>
-    <w:p>
-      <w:pPr>
-        <w:spacing w:line="336" w:lineRule="auto" w:after="180"/>
-      </w:pPr>
-      <w:r>
-        <w:rPr>
-          <w:b w:val="0"/>
-        </w:rPr>
-        <w:t xml:space="preserve">Point to the relevant step in the picture, then write the changed result and the rule or </w:t>
-      </w:r>
-      <w:r>
-        <w:rPr>
-          <w:b/>
-        </w:rPr>
-        <w:t>evidence</w:t>
-      </w:r>
-      <w:r>
-        <w:rPr>
-          <w:b w:val="0"/>
-        </w:rPr>
-        <w:t xml:space="preserve"> that supports it.. Return to this week and explain what you changed.</w:t>
-      </w:r>
-    </w:p>
-    <w:p>
-      <w:pPr>
-        <w:pStyle w:val="Heading3"/>
-      </w:pPr>
-      <w:r>
-        <w:t>Keep your completed work</w:t>
-      </w:r>
-    </w:p>
-    <w:p>
-      <w:pPr>
-        <w:spacing w:line="336" w:lineRule="auto" w:after="180"/>
-      </w:pPr>
-      <w:r>
-        <w:rPr>
-          <w:b w:val="0"/>
-        </w:rPr>
-        <w:t xml:space="preserve">Use Download completed work in the hosted lesson to export your answers, reflections, practice feedback and code-run </w:t>
-      </w:r>
-      <w:r>
-        <w:rPr>
-          <w:b/>
-        </w:rPr>
-        <w:t>evidence</w:t>
-      </w:r>
-      <w:r>
-        <w:rPr>
-          <w:b w:val="0"/>
-        </w:rPr>
-        <w:t>. Open the HTML copy to read or print it.</w:t>
-      </w:r>
-    </w:p>
-    <w:p>
-      <w:pPr>
-        <w:spacing w:line="336" w:lineRule="auto" w:after="180"/>
-      </w:pPr>
-      <w:r>
-        <w:rPr>
-          <w:b w:val="0"/>
-        </w:rPr>
-        <w:t>Drafts stay in this browser when storage is available; clear drafts on a shared device.</w:t>
-      </w:r>
-    </w:p>
-    <w:p>
-      <w:pPr>
-        <w:pStyle w:val="Heading1"/>
-      </w:pPr>
-      <w:r>
-        <w:t>18. Visual concept journey</w:t>
-      </w:r>
-    </w:p>
-    <w:p>
-      <w:r>
-        <w:t>Explain each Quality Rubrics graphic using its labels, deciding evidence and relevant limitation.</w:t>
-      </w:r>
-    </w:p>
-    <w:p>
-      <w:pPr>
-        <w:pStyle w:val="Heading3"/>
+        <w:t>18. Reference: the six-picture journey</w:t>
+      </w:r>
+    </w:p>
+    <w:p>
+      <w:r>
+        <w:t>Revisit the picture that serves the current question; key diagrams already sit beside the main explanation.</w:t>
+      </w:r>
+    </w:p>
+    <w:p>
+      <w:pPr>
+        <w:pStyle w:val="Heading2"/>
       </w:pPr>
       <w:r>
         <w:t>01. Quality Rubrics: the case</w:t>
@@ -6694,7 +7319,7 @@
         <w:drawing>
           <wp:inline xmlns:a="http://schemas.openxmlformats.org/drawingml/2006/main" xmlns:pic="http://schemas.openxmlformats.org/drawingml/2006/picture">
             <wp:extent cx="5486400" cy="3288792"/>
-            <wp:docPr id="22" name="Picture 22" descr="Use a quality rubric whose safety gate cannot be traded for attractive formatting. Supplied facts: Approved S1 says: “A root anchors a plant in soil.” Rubric: every claim supported by S1, at most two sentences. Draft: “A root anchors a plant in soil. Roots grow exactly 2 cm each day.” All inputs and outcomes in this worked example are invented classroom data; no real model run is claimed."/>
+            <wp:docPr id="28" name="Picture 28" descr="Use a quality rubric whose safety gate cannot be traded for attractive formatting. Supplied facts: Approved S1 says: “A root anchors a plant in soil.” Rubric: every claim supported by S1, at most two sentences. Draft: “A root anchors a plant in soil. Roots grow exactly 2 cm each day.” All inputs and outcomes in this worked example are invented classroom data; no real model run is claimed."/>
             <wp:cNvGraphicFramePr>
               <a:graphicFrameLocks noChangeAspect="1"/>
             </wp:cNvGraphicFramePr>
@@ -6706,7 +7331,7 @@
                     <pic:cNvPicPr/>
                   </pic:nvPicPr>
                   <pic:blipFill>
-                    <a:blip r:embed="rId29"/>
+                    <a:blip r:embed="rId31"/>
                     <a:stretch>
                       <a:fillRect/>
                     </a:stretch>
@@ -6786,7 +7411,6 @@
     <w:p>
       <w:pPr>
         <w:spacing w:line="336" w:lineRule="auto" w:after="180"/>
-        <w:shd w:fill="F5F1FB"/>
       </w:pPr>
       <w:r>
         <w:rPr>
@@ -6797,7 +7421,7 @@
     </w:p>
     <w:p>
       <w:pPr>
-        <w:pStyle w:val="Heading3"/>
+        <w:pStyle w:val="Heading2"/>
       </w:pPr>
       <w:r>
         <w:t>02. Follow the deciding steps</w:t>
@@ -6808,7 +7432,7 @@
         <w:drawing>
           <wp:inline xmlns:a="http://schemas.openxmlformats.org/drawingml/2006/main" xmlns:pic="http://schemas.openxmlformats.org/drawingml/2006/picture">
             <wp:extent cx="5486400" cy="3337560"/>
-            <wp:docPr id="23" name="Picture 23" descr="Check support: The anchoring sentence matches S1. The daily 2 cm growth sentence has no supporting evidence in S1. → Check format: Two sentences satisfy the format requirement. → Apply gate: Reject the answer for unsupported content despite its correct length."/>
+            <wp:docPr id="29" name="Picture 29" descr="Check support: The anchoring sentence matches S1. The daily 2 cm growth sentence has no supporting evidence in S1. → Check format: Two sentences satisfy the format requirement. → Apply gate: Reject the answer for unsupported content despite its correct length."/>
             <wp:cNvGraphicFramePr>
               <a:graphicFrameLocks noChangeAspect="1"/>
             </wp:cNvGraphicFramePr>
@@ -6820,7 +7444,7 @@
                     <pic:cNvPicPr/>
                   </pic:nvPicPr>
                   <pic:blipFill>
-                    <a:blip r:embed="rId30"/>
+                    <a:blip r:embed="rId17"/>
                     <a:stretch>
                       <a:fillRect/>
                     </a:stretch>
@@ -6888,7 +7512,6 @@
     <w:p>
       <w:pPr>
         <w:spacing w:line="336" w:lineRule="auto" w:after="180"/>
-        <w:shd w:fill="F5F1FB"/>
       </w:pPr>
       <w:r>
         <w:rPr>
@@ -6911,7 +7534,7 @@
     </w:p>
     <w:p>
       <w:pPr>
-        <w:pStyle w:val="Heading3"/>
+        <w:pStyle w:val="Heading2"/>
       </w:pPr>
       <w:r>
         <w:t>03. System evaluation sets — evidence trace</w:t>
@@ -6922,7 +7545,7 @@
         <w:drawing>
           <wp:inline xmlns:a="http://schemas.openxmlformats.org/drawingml/2006/main" xmlns:pic="http://schemas.openxmlformats.org/drawingml/2006/picture">
             <wp:extent cx="5486400" cy="3145536"/>
-            <wp:docPr id="24" name="Picture 24" descr="System evaluation sets — evidence trace. Ten cases include six answerable and four missing-evidence cases. System answers five answerable correctly and abstains appropriately on three missing cases. | Record case ID, evidence version, expected claims or fallback, permitted actions and scoring rubric. Separate development from final cases. Aggregate metrics only after checking required conditions individually. | Answer correctness 5/6; appropriate fallback 3/4; combined contract passes 8/10 if each case has one required outcome. Different denominators answer different questions."/>
+            <wp:docPr id="30" name="Picture 30" descr="System evaluation sets — evidence trace. Ten cases include six answerable and four missing-evidence cases. System answers five answerable correctly and abstains appropriately on three missing cases. | Record case ID, evidence version, expected claims or fallback, permitted actions and scoring rubric. Separate development from final cases. Aggregate metrics only after checking required conditions individually. | Answer correctness 5/6; appropriate fallback 3/4; combined contract passes 8/10 if each case has one required outcome. Different denominators answer different questions."/>
             <wp:cNvGraphicFramePr>
               <a:graphicFrameLocks noChangeAspect="1"/>
             </wp:cNvGraphicFramePr>
@@ -6934,7 +7557,7 @@
                     <pic:cNvPicPr/>
                   </pic:nvPicPr>
                   <pic:blipFill>
-                    <a:blip r:embed="rId31"/>
+                    <a:blip r:embed="rId32"/>
                     <a:stretch>
                       <a:fillRect/>
                     </a:stretch>
@@ -7059,7 +7682,6 @@
     <w:p>
       <w:pPr>
         <w:spacing w:line="336" w:lineRule="auto" w:after="180"/>
-        <w:shd w:fill="F5F1FB"/>
       </w:pPr>
       <w:r>
         <w:rPr>
@@ -7070,7 +7692,7 @@
     </w:p>
     <w:p>
       <w:pPr>
-        <w:pStyle w:val="Heading3"/>
+        <w:pStyle w:val="Heading2"/>
       </w:pPr>
       <w:r>
         <w:t>04. Change one thing. Trace what follows.</w:t>
@@ -7081,7 +7703,7 @@
         <w:drawing>
           <wp:inline xmlns:a="http://schemas.openxmlformats.org/drawingml/2006/main" xmlns:pic="http://schemas.openxmlformats.org/drawingml/2006/picture">
             <wp:extent cx="5486400" cy="3026664"/>
-            <wp:docPr id="25" name="Picture 25" descr="Original case: Reject the answer for unsupported content despite its correct length. Changed condition: Remove the unsupported sentence while preserving the supported one. Expected result: The revised one-sentence answer passes these two declared checks. Reason: The remaining claim is supported and one sentence is within the maximum."/>
+            <wp:docPr id="31" name="Picture 31" descr="Original case: Reject the answer for unsupported content despite its correct length. Changed condition: Remove the unsupported sentence while preserving the supported one. Expected result: The revised one-sentence answer passes these two declared checks. Reason: The remaining claim is supported and one sentence is within the maximum."/>
             <wp:cNvGraphicFramePr>
               <a:graphicFrameLocks noChangeAspect="1"/>
             </wp:cNvGraphicFramePr>
@@ -7093,7 +7715,7 @@
                     <pic:cNvPicPr/>
                   </pic:nvPicPr>
                   <pic:blipFill>
-                    <a:blip r:embed="rId32"/>
+                    <a:blip r:embed="rId18"/>
                     <a:stretch>
                       <a:fillRect/>
                     </a:stretch>
@@ -7137,7 +7759,6 @@
     <w:p>
       <w:pPr>
         <w:spacing w:line="336" w:lineRule="auto" w:after="180"/>
-        <w:shd w:fill="F5F1FB"/>
       </w:pPr>
       <w:r>
         <w:rPr>
@@ -7148,7 +7769,7 @@
     </w:p>
     <w:p>
       <w:pPr>
-        <w:pStyle w:val="Heading3"/>
+        <w:pStyle w:val="Heading2"/>
       </w:pPr>
       <w:r>
         <w:t>05. Connect the explanation to its limit</w:t>
@@ -7159,7 +7780,7 @@
         <w:drawing>
           <wp:inline xmlns:a="http://schemas.openxmlformats.org/drawingml/2006/main" xmlns:pic="http://schemas.openxmlformats.org/drawingml/2006/picture">
             <wp:extent cx="5486400" cy="2834640"/>
-            <wp:docPr id="26" name="Picture 26" descr="Compare each draft sentence directly with S1. The anchoring claim matches the supplied source; the daily growth claim adds a measurement the source never gives. Two sentences pass the format rule, but unsupported content fails the mandatory evidence gate. Removing that sentence repairs the support defect rather than merely polishing the wording. Limit: Passing this small rubric does not establish readability, completeness or benefit across every pupil and question."/>
+            <wp:docPr id="32" name="Picture 32" descr="Compare each draft sentence directly with S1. The anchoring claim matches the supplied source; the daily growth claim adds a measurement the source never gives. Two sentences pass the format rule, but unsupported content fails the mandatory evidence gate. Removing that sentence repairs the support defect rather than merely polishing the wording. Limit: Passing this small rubric does not establish readability, completeness or benefit across every pupil and question."/>
             <wp:cNvGraphicFramePr>
               <a:graphicFrameLocks noChangeAspect="1"/>
             </wp:cNvGraphicFramePr>
@@ -7250,7 +7871,6 @@
     <w:p>
       <w:pPr>
         <w:spacing w:line="336" w:lineRule="auto" w:after="180"/>
-        <w:shd w:fill="F5F1FB"/>
       </w:pPr>
       <w:r>
         <w:rPr>
@@ -7261,7 +7881,7 @@
     </w:p>
     <w:p>
       <w:pPr>
-        <w:pStyle w:val="Heading3"/>
+        <w:pStyle w:val="Heading2"/>
       </w:pPr>
       <w:r>
         <w:t>06. Make the idea visible in your project</w:t>
@@ -7272,7 +7892,7 @@
         <w:drawing>
           <wp:inline xmlns:a="http://schemas.openxmlformats.org/drawingml/2006/main" xmlns:pic="http://schemas.openxmlformats.org/drawingml/2006/picture">
             <wp:extent cx="5486400" cy="3681984"/>
-            <wp:docPr id="27" name="Picture 27" descr="For your Verified Study Buddy, save the input, procedure, observed result and limitation of this check. Label this worked example as practice; use a different, previously unreviewed case when checking independent understanding. Draw your input, deciding step, result and limit. Supported question: Why is “one out of two checks passed” an insufficient release decision? Point to the relevant step in the picture, then write the changed result and the rule or evidence that supports it."/>
+            <wp:docPr id="33" name="Picture 33" descr="For your Verified Study Buddy, save the input, procedure, observed result and limitation of this check. Label this worked example as practice; use a different, previously unreviewed case when checking independent understanding. Draw your input, deciding step, result and limit. Supported question: Why is “one out of two checks passed” an insufficient release decision? Point to the relevant step in the picture, then write the changed result and the rule or evidence that supports it."/>
             <wp:cNvGraphicFramePr>
               <a:graphicFrameLocks noChangeAspect="1"/>
             </wp:cNvGraphicFramePr>
@@ -7375,7 +7995,6 @@
     <w:p>
       <w:pPr>
         <w:spacing w:line="336" w:lineRule="auto" w:after="180"/>
-        <w:shd w:fill="F5F1FB"/>
       </w:pPr>
       <w:r>
         <w:rPr>
@@ -7394,6 +8013,62 @@
           <w:b w:val="0"/>
         </w:rPr>
         <w:t>.</w:t>
+      </w:r>
+    </w:p>
+    <w:p>
+      <w:pPr>
+        <w:pStyle w:val="Heading2"/>
+      </w:pPr>
+      <w:r>
+        <w:t>Earlier wording, alternatives and picture transcripts · reference / check after trying</w:t>
+      </w:r>
+    </w:p>
+    <w:p>
+      <w:pPr>
+        <w:pStyle w:val="Heading3"/>
+      </w:pPr>
+      <w:r>
+        <w:t>01. Quality Rubrics: the case</w:t>
+      </w:r>
+    </w:p>
+    <w:p>
+      <w:pPr>
+        <w:pStyle w:val="Heading3"/>
+      </w:pPr>
+      <w:r>
+        <w:t>02. Follow the deciding steps</w:t>
+      </w:r>
+    </w:p>
+    <w:p>
+      <w:pPr>
+        <w:pStyle w:val="Heading3"/>
+      </w:pPr>
+      <w:r>
+        <w:t>03. System evaluation sets — evidence trace</w:t>
+      </w:r>
+    </w:p>
+    <w:p>
+      <w:pPr>
+        <w:pStyle w:val="Heading3"/>
+      </w:pPr>
+      <w:r>
+        <w:t>04. Change one thing. Trace what follows.</w:t>
+      </w:r>
+    </w:p>
+    <w:p>
+      <w:pPr>
+        <w:pStyle w:val="Heading3"/>
+      </w:pPr>
+      <w:r>
+        <w:t>05. Connect the explanation to its limit</w:t>
+      </w:r>
+    </w:p>
+    <w:p>
+      <w:pPr>
+        <w:pStyle w:val="Heading3"/>
+      </w:pPr>
+      <w:r>
+        <w:t>06. Make the idea visible in your project</w:t>
       </w:r>
     </w:p>
     <w:sectPr>
